--- a/Graduate Work/Преддипломная практика/Отчет по преддипломной практике Речук Дмитрий Максимович 606-22.docx
+++ b/Graduate Work/Преддипломная практика/Отчет по преддипломной практике Речук Дмитрий Максимович 606-22.docx
@@ -1837,7 +1837,6 @@
         <w:jc w:val="both"/>
         <w:rPr>
           <w:rFonts w:ascii="Times New Roman" w:eastAsia="Times New Roman" w:hAnsi="Times New Roman" w:cs="Times New Roman"/>
-          <w:bCs/>
           <w:sz w:val="28"/>
           <w:szCs w:val="28"/>
           <w:lang w:eastAsia="ru-RU"/>
@@ -1846,12 +1845,11 @@
       <w:r>
         <w:rPr>
           <w:rFonts w:ascii="Times New Roman" w:eastAsia="Times New Roman" w:hAnsi="Times New Roman" w:cs="Times New Roman"/>
-          <w:bCs/>
           <w:sz w:val="28"/>
           <w:szCs w:val="28"/>
           <w:lang w:eastAsia="ru-RU"/>
         </w:rPr>
-        <w:t>Сайфутдинов А. В. Сверточные нейронные сети для решения задач компьютерного зрения // Universum: технические науки. - 2023.</w:t>
+        <w:t>Сайфутдинов, А. В. Сверточные нейронные сети для решения задач компьютерного зрения / А. В. Сайфутдинов // Universum: технические науки. – 2023. – № 10 (115). – С. 42–44.</w:t>
       </w:r>
     </w:p>
     <w:p>
@@ -1865,7 +1863,6 @@
         <w:jc w:val="both"/>
         <w:rPr>
           <w:rFonts w:ascii="Times New Roman" w:eastAsia="Times New Roman" w:hAnsi="Times New Roman" w:cs="Times New Roman"/>
-          <w:bCs/>
           <w:sz w:val="28"/>
           <w:szCs w:val="28"/>
           <w:lang w:val="en-US" w:eastAsia="ru-RU"/>
@@ -1874,12 +1871,11 @@
       <w:r>
         <w:rPr>
           <w:rFonts w:ascii="Times New Roman" w:eastAsia="Times New Roman" w:hAnsi="Times New Roman" w:cs="Times New Roman"/>
-          <w:bCs/>
           <w:sz w:val="28"/>
           <w:szCs w:val="28"/>
           <w:lang w:val="en-US" w:eastAsia="ru-RU"/>
         </w:rPr>
-        <w:t>Goodfellow I., Bengio Y., Courville A. Deep Learning. - MIT Press, 2016.</w:t>
+        <w:t>Goodfellow, I. Deep Learning / I. Goodfellow, Y. Bengio, A. Courville. – Cambridge: MIT Press, 2016. – 800 p. – ISBN 978-0-262-03561-3.</w:t>
       </w:r>
     </w:p>
     <w:p>
@@ -1893,7 +1889,6 @@
         <w:jc w:val="both"/>
         <w:rPr>
           <w:rFonts w:ascii="Times New Roman" w:eastAsia="Times New Roman" w:hAnsi="Times New Roman" w:cs="Times New Roman"/>
-          <w:bCs/>
           <w:sz w:val="28"/>
           <w:szCs w:val="28"/>
           <w:lang w:val="en-US" w:eastAsia="ru-RU"/>
@@ -1902,12 +1897,12 @@
       <w:r>
         <w:rPr>
           <w:rFonts w:ascii="Times New Roman" w:eastAsia="Times New Roman" w:hAnsi="Times New Roman" w:cs="Times New Roman"/>
-          <w:bCs/>
           <w:sz w:val="28"/>
           <w:szCs w:val="28"/>
           <w:lang w:val="en-US" w:eastAsia="ru-RU"/>
         </w:rPr>
-        <w:t>Bradski G., Kaehler A. Learning OpenCV. - O'Reilly Media.</w:t>
+        <w:lastRenderedPageBreak/>
+        <w:t>Bradski, G. Learning OpenCV: Computer Vision with the OpenCV Library / G. Bradski, A. Kaehler. – Sebastopol: O'Reilly Media, 2008. – 555 p. – ISBN 978-0-596-51613-0.</w:t>
       </w:r>
     </w:p>
     <w:p>
@@ -1921,7 +1916,6 @@
         <w:jc w:val="both"/>
         <w:rPr>
           <w:rFonts w:ascii="Times New Roman" w:eastAsia="Times New Roman" w:hAnsi="Times New Roman" w:cs="Times New Roman"/>
-          <w:bCs/>
           <w:sz w:val="28"/>
           <w:szCs w:val="28"/>
           <w:lang w:eastAsia="ru-RU"/>
@@ -1930,12 +1924,29 @@
       <w:r>
         <w:rPr>
           <w:rFonts w:ascii="Times New Roman" w:eastAsia="Times New Roman" w:hAnsi="Times New Roman" w:cs="Times New Roman"/>
-          <w:bCs/>
           <w:sz w:val="28"/>
           <w:szCs w:val="28"/>
           <w:lang w:eastAsia="ru-RU"/>
         </w:rPr>
-        <w:t>TensorFlow / [Электронный ресурс]: https://www.tensorflow.org</w:t>
+        <w:t>TensorFlow [Электронный ресурс]: офиц. сайт. – URL: https://www.tensorflow.org (дата обращения: 2</w:t>
+      </w:r>
+      <w:r>
+        <w:rPr>
+          <w:rFonts w:ascii="Times New Roman" w:eastAsia="Times New Roman" w:hAnsi="Times New Roman" w:cs="Times New Roman"/>
+          <w:sz w:val="28"/>
+          <w:szCs w:val="28"/>
+          <w:lang w:eastAsia="ru-RU"/>
+        </w:rPr>
+        <w:t>8</w:t>
+      </w:r>
+      <w:r>
+        <w:rPr>
+          <w:rFonts w:ascii="Times New Roman" w:eastAsia="Times New Roman" w:hAnsi="Times New Roman" w:cs="Times New Roman"/>
+          <w:sz w:val="28"/>
+          <w:szCs w:val="28"/>
+          <w:lang w:eastAsia="ru-RU"/>
+        </w:rPr>
+        <w:t>.04.2026).</w:t>
       </w:r>
     </w:p>
     <w:p>
@@ -1949,7 +1960,6 @@
         <w:jc w:val="both"/>
         <w:rPr>
           <w:rFonts w:ascii="Times New Roman" w:eastAsia="Times New Roman" w:hAnsi="Times New Roman" w:cs="Times New Roman"/>
-          <w:bCs/>
           <w:sz w:val="28"/>
           <w:szCs w:val="28"/>
           <w:lang w:eastAsia="ru-RU"/>
@@ -1958,13 +1968,29 @@
       <w:r>
         <w:rPr>
           <w:rFonts w:ascii="Times New Roman" w:eastAsia="Times New Roman" w:hAnsi="Times New Roman" w:cs="Times New Roman"/>
-          <w:bCs/>
           <w:sz w:val="28"/>
           <w:szCs w:val="28"/>
           <w:lang w:eastAsia="ru-RU"/>
         </w:rPr>
-        <w:lastRenderedPageBreak/>
-        <w:t>OpenCV / [Электронный ресурс]: https://opencv.orga</w:t>
+        <w:t>OpenCV [Электронный ресурс]: офиц. сайт. – URL: https://opencv.org (дата обращения: 2</w:t>
+      </w:r>
+      <w:r>
+        <w:rPr>
+          <w:rFonts w:ascii="Times New Roman" w:eastAsia="Times New Roman" w:hAnsi="Times New Roman" w:cs="Times New Roman"/>
+          <w:sz w:val="28"/>
+          <w:szCs w:val="28"/>
+          <w:lang w:eastAsia="ru-RU"/>
+        </w:rPr>
+        <w:t>8</w:t>
+      </w:r>
+      <w:r>
+        <w:rPr>
+          <w:rFonts w:ascii="Times New Roman" w:eastAsia="Times New Roman" w:hAnsi="Times New Roman" w:cs="Times New Roman"/>
+          <w:sz w:val="28"/>
+          <w:szCs w:val="28"/>
+          <w:lang w:eastAsia="ru-RU"/>
+        </w:rPr>
+        <w:t>.04.2026).</w:t>
       </w:r>
     </w:p>
     <w:p>
@@ -1987,12 +2013,29 @@
       <w:r>
         <w:rPr>
           <w:rFonts w:ascii="Times New Roman" w:eastAsia="Times New Roman" w:hAnsi="Times New Roman" w:cs="Times New Roman"/>
-          <w:bCs/>
           <w:sz w:val="28"/>
           <w:szCs w:val="28"/>
           <w:lang w:eastAsia="ru-RU"/>
         </w:rPr>
-        <w:t>PostgreSQL / [Электронный ресурс]: https://www.postgresql.org</w:t>
+        <w:t>PostgreSQL [Электронный ресурс]: офиц. сайт. – URL: https://www.postgresql.org (дата обращения: 2</w:t>
+      </w:r>
+      <w:r>
+        <w:rPr>
+          <w:rFonts w:ascii="Times New Roman" w:eastAsia="Times New Roman" w:hAnsi="Times New Roman" w:cs="Times New Roman"/>
+          <w:sz w:val="28"/>
+          <w:szCs w:val="28"/>
+          <w:lang w:eastAsia="ru-RU"/>
+        </w:rPr>
+        <w:t>8</w:t>
+      </w:r>
+      <w:r>
+        <w:rPr>
+          <w:rFonts w:ascii="Times New Roman" w:eastAsia="Times New Roman" w:hAnsi="Times New Roman" w:cs="Times New Roman"/>
+          <w:sz w:val="28"/>
+          <w:szCs w:val="28"/>
+          <w:lang w:eastAsia="ru-RU"/>
+        </w:rPr>
+        <w:t>.04.2026).</w:t>
       </w:r>
     </w:p>
     <w:p>
@@ -2455,9 +2498,11 @@
     <w:sdt>
       <w:sdtPr>
         <w:rPr>
-          <w:rFonts w:ascii="Times New Roman" w:hAnsi="Times New Roman" w:cs="Times New Roman"/>
-          <w:sz w:val="28"/>
-          <w:szCs w:val="28"/>
+          <w:rFonts w:ascii="Times New Roman" w:eastAsiaTheme="minorHAnsi" w:hAnsi="Times New Roman" w:cs="Times New Roman"/>
+          <w:color w:val="auto"/>
+          <w:sz w:val="28"/>
+          <w:szCs w:val="28"/>
+          <w:lang w:eastAsia="en-US" w:bidi="he-IL"/>
         </w:rPr>
         <w:id w:val="1591198331"/>
         <w:docPartObj>
@@ -2467,11 +2512,8 @@
       </w:sdtPr>
       <w:sdtEndPr>
         <w:rPr>
-          <w:rFonts w:eastAsiaTheme="minorHAnsi"/>
           <w:b/>
           <w:bCs/>
-          <w:color w:val="auto"/>
-          <w:lang w:eastAsia="en-US" w:bidi="he-IL"/>
         </w:rPr>
       </w:sdtEndPr>
       <w:sdtContent>
@@ -3450,33 +3492,7 @@
                 <w:szCs w:val="28"/>
                 <w:lang w:eastAsia="ru-RU"/>
               </w:rPr>
-              <w:t>3. ПОСТАН</w:t>
-            </w:r>
-            <w:r>
-              <w:rPr>
-                <w:rStyle w:val="af0"/>
-                <w:rFonts w:ascii="Times New Roman" w:eastAsia="Times New Roman" w:hAnsi="Times New Roman" w:cs="Times New Roman"/>
-                <w:b/>
-                <w:bCs/>
-                <w:noProof/>
-                <w:sz w:val="28"/>
-                <w:szCs w:val="28"/>
-                <w:lang w:eastAsia="ru-RU"/>
-              </w:rPr>
-              <w:t>О</w:t>
-            </w:r>
-            <w:r>
-              <w:rPr>
-                <w:rStyle w:val="af0"/>
-                <w:rFonts w:ascii="Times New Roman" w:eastAsia="Times New Roman" w:hAnsi="Times New Roman" w:cs="Times New Roman"/>
-                <w:b/>
-                <w:bCs/>
-                <w:noProof/>
-                <w:sz w:val="28"/>
-                <w:szCs w:val="28"/>
-                <w:lang w:eastAsia="ru-RU"/>
-              </w:rPr>
-              <w:t>ВКА ЗАДАЧИ</w:t>
+              <w:t>3. ПОСТАНОВКА ЗАДАЧИ</w:t>
             </w:r>
             <w:r>
               <w:rPr>
@@ -9259,25 +9275,7 @@
           <w:sz w:val="28"/>
           <w:szCs w:val="28"/>
         </w:rPr>
-        <w:t xml:space="preserve">наличие большого количества библиотек для обработки изображений и машинного обучения (OpenCV, </w:t>
-      </w:r>
-      <w:proofErr w:type="spellStart"/>
-      <w:r>
-        <w:rPr>
-          <w:rFonts w:ascii="Times New Roman" w:hAnsi="Times New Roman" w:cs="Times New Roman"/>
-          <w:sz w:val="28"/>
-          <w:szCs w:val="28"/>
-        </w:rPr>
-        <w:t>NumPy</w:t>
-      </w:r>
-      <w:proofErr w:type="spellEnd"/>
-      <w:r>
-        <w:rPr>
-          <w:rFonts w:ascii="Times New Roman" w:hAnsi="Times New Roman" w:cs="Times New Roman"/>
-          <w:sz w:val="28"/>
-          <w:szCs w:val="28"/>
-        </w:rPr>
-        <w:t xml:space="preserve">, PyTorch, TensorFlow); </w:t>
+        <w:t xml:space="preserve">наличие большого количества библиотек для обработки изображений и машинного обучения (OpenCV, NumPy, PyTorch, TensorFlow); </w:t>
       </w:r>
     </w:p>
     <w:p>
@@ -11504,16 +11502,7 @@
           <w:sz w:val="28"/>
           <w:szCs w:val="28"/>
         </w:rPr>
-        <w:t xml:space="preserve">.4. </w:t>
-      </w:r>
-      <w:r>
-        <w:rPr>
-          <w:rFonts w:ascii="Times New Roman" w:hAnsi="Times New Roman" w:cs="Times New Roman"/>
-          <w:color w:val="auto"/>
-          <w:sz w:val="28"/>
-          <w:szCs w:val="28"/>
-        </w:rPr>
-        <w:t>ER-диаграмма базы данных</w:t>
+        <w:t>.4. ER-диаграмма базы данных</w:t>
       </w:r>
       <w:bookmarkEnd w:id="38"/>
     </w:p>
@@ -11608,23 +11597,7 @@
           <w:sz w:val="28"/>
           <w:szCs w:val="28"/>
         </w:rPr>
-        <w:t xml:space="preserve">Рисунок </w:t>
-      </w:r>
-      <w:r>
-        <w:rPr>
-          <w:rFonts w:ascii="Times New Roman" w:hAnsi="Times New Roman" w:cs="Times New Roman"/>
-          <w:sz w:val="28"/>
-          <w:szCs w:val="28"/>
-        </w:rPr>
-        <w:t>5</w:t>
-      </w:r>
-      <w:r>
-        <w:rPr>
-          <w:rFonts w:ascii="Times New Roman" w:hAnsi="Times New Roman" w:cs="Times New Roman"/>
-          <w:sz w:val="28"/>
-          <w:szCs w:val="28"/>
-        </w:rPr>
-        <w:t>. ER-диаграмма базы данных</w:t>
+        <w:t>Рисунок 5. ER-диаграмма базы данных</w:t>
       </w:r>
     </w:p>
     <w:p>
@@ -13168,16 +13141,7 @@
           <w:sz w:val="28"/>
           <w:szCs w:val="28"/>
         </w:rPr>
-        <w:t>.5.</w:t>
-      </w:r>
-      <w:r>
-        <w:rPr>
-          <w:rFonts w:ascii="Times New Roman" w:hAnsi="Times New Roman" w:cs="Times New Roman"/>
-          <w:color w:val="auto"/>
-          <w:sz w:val="28"/>
-          <w:szCs w:val="28"/>
-        </w:rPr>
-        <w:t xml:space="preserve"> Логическая модель базы данных</w:t>
+        <w:t>.5. Логическая модель базы данных</w:t>
       </w:r>
       <w:bookmarkEnd w:id="39"/>
     </w:p>
@@ -13292,23 +13256,7 @@
           <w:sz w:val="28"/>
           <w:szCs w:val="28"/>
         </w:rPr>
-        <w:t xml:space="preserve">Рисунок </w:t>
-      </w:r>
-      <w:r>
-        <w:rPr>
-          <w:rFonts w:ascii="Times New Roman" w:hAnsi="Times New Roman" w:cs="Times New Roman"/>
-          <w:sz w:val="28"/>
-          <w:szCs w:val="28"/>
-        </w:rPr>
-        <w:t>6</w:t>
-      </w:r>
-      <w:r>
-        <w:rPr>
-          <w:rFonts w:ascii="Times New Roman" w:hAnsi="Times New Roman" w:cs="Times New Roman"/>
-          <w:sz w:val="28"/>
-          <w:szCs w:val="28"/>
-        </w:rPr>
-        <w:t>. Логическая модель базы данных</w:t>
+        <w:t>Рисунок 6. Логическая модель базы данных</w:t>
       </w:r>
     </w:p>
     <w:p>
@@ -14090,6 +14038,95 @@
     </w:lvl>
   </w:abstractNum>
   <w:abstractNum w:abstractNumId="2" w15:restartNumberingAfterBreak="0">
+    <w:nsid w:val="0C4C6792"/>
+    <w:multiLevelType w:val="hybridMultilevel"/>
+    <w:tmpl w:val="1AA46C62"/>
+    <w:lvl w:ilvl="0" w:tplc="ED9C2858">
+      <w:start w:val="1"/>
+      <w:numFmt w:val="decimal"/>
+      <w:lvlText w:val="%1."/>
+      <w:lvlJc w:val="left"/>
+      <w:pPr>
+        <w:ind w:left="748" w:hanging="388"/>
+      </w:pPr>
+      <w:rPr>
+        <w:rFonts w:hint="default"/>
+      </w:rPr>
+    </w:lvl>
+    <w:lvl w:ilvl="1" w:tplc="04190019" w:tentative="1">
+      <w:start w:val="1"/>
+      <w:numFmt w:val="lowerLetter"/>
+      <w:lvlText w:val="%2."/>
+      <w:lvlJc w:val="left"/>
+      <w:pPr>
+        <w:ind w:left="1800" w:hanging="360"/>
+      </w:pPr>
+    </w:lvl>
+    <w:lvl w:ilvl="2" w:tplc="0419001B" w:tentative="1">
+      <w:start w:val="1"/>
+      <w:numFmt w:val="lowerRoman"/>
+      <w:lvlText w:val="%3."/>
+      <w:lvlJc w:val="right"/>
+      <w:pPr>
+        <w:ind w:left="2520" w:hanging="180"/>
+      </w:pPr>
+    </w:lvl>
+    <w:lvl w:ilvl="3" w:tplc="0419000F" w:tentative="1">
+      <w:start w:val="1"/>
+      <w:numFmt w:val="decimal"/>
+      <w:lvlText w:val="%4."/>
+      <w:lvlJc w:val="left"/>
+      <w:pPr>
+        <w:ind w:left="3240" w:hanging="360"/>
+      </w:pPr>
+    </w:lvl>
+    <w:lvl w:ilvl="4" w:tplc="04190019" w:tentative="1">
+      <w:start w:val="1"/>
+      <w:numFmt w:val="lowerLetter"/>
+      <w:lvlText w:val="%5."/>
+      <w:lvlJc w:val="left"/>
+      <w:pPr>
+        <w:ind w:left="3960" w:hanging="360"/>
+      </w:pPr>
+    </w:lvl>
+    <w:lvl w:ilvl="5" w:tplc="0419001B" w:tentative="1">
+      <w:start w:val="1"/>
+      <w:numFmt w:val="lowerRoman"/>
+      <w:lvlText w:val="%6."/>
+      <w:lvlJc w:val="right"/>
+      <w:pPr>
+        <w:ind w:left="4680" w:hanging="180"/>
+      </w:pPr>
+    </w:lvl>
+    <w:lvl w:ilvl="6" w:tplc="0419000F" w:tentative="1">
+      <w:start w:val="1"/>
+      <w:numFmt w:val="decimal"/>
+      <w:lvlText w:val="%7."/>
+      <w:lvlJc w:val="left"/>
+      <w:pPr>
+        <w:ind w:left="5400" w:hanging="360"/>
+      </w:pPr>
+    </w:lvl>
+    <w:lvl w:ilvl="7" w:tplc="04190019" w:tentative="1">
+      <w:start w:val="1"/>
+      <w:numFmt w:val="lowerLetter"/>
+      <w:lvlText w:val="%8."/>
+      <w:lvlJc w:val="left"/>
+      <w:pPr>
+        <w:ind w:left="6120" w:hanging="360"/>
+      </w:pPr>
+    </w:lvl>
+    <w:lvl w:ilvl="8" w:tplc="0419001B" w:tentative="1">
+      <w:start w:val="1"/>
+      <w:numFmt w:val="lowerRoman"/>
+      <w:lvlText w:val="%9."/>
+      <w:lvlJc w:val="right"/>
+      <w:pPr>
+        <w:ind w:left="6840" w:hanging="180"/>
+      </w:pPr>
+    </w:lvl>
+  </w:abstractNum>
+  <w:abstractNum w:abstractNumId="3" w15:restartNumberingAfterBreak="0">
     <w:nsid w:val="128D67F6"/>
     <w:multiLevelType w:val="multilevel"/>
     <w:tmpl w:val="51769F82"/>
@@ -14238,7 +14275,7 @@
       </w:rPr>
     </w:lvl>
   </w:abstractNum>
-  <w:abstractNum w:abstractNumId="3" w15:restartNumberingAfterBreak="0">
+  <w:abstractNum w:abstractNumId="4" w15:restartNumberingAfterBreak="0">
     <w:nsid w:val="1576062E"/>
     <w:multiLevelType w:val="hybridMultilevel"/>
     <w:tmpl w:val="AA5C041E"/>
@@ -14351,7 +14388,7 @@
       </w:rPr>
     </w:lvl>
   </w:abstractNum>
-  <w:abstractNum w:abstractNumId="4" w15:restartNumberingAfterBreak="0">
+  <w:abstractNum w:abstractNumId="5" w15:restartNumberingAfterBreak="0">
     <w:nsid w:val="1F17716B"/>
     <w:multiLevelType w:val="hybridMultilevel"/>
     <w:tmpl w:val="E35E318A"/>
@@ -14464,7 +14501,7 @@
       </w:rPr>
     </w:lvl>
   </w:abstractNum>
-  <w:abstractNum w:abstractNumId="5" w15:restartNumberingAfterBreak="0">
+  <w:abstractNum w:abstractNumId="6" w15:restartNumberingAfterBreak="0">
     <w:nsid w:val="1FED077C"/>
     <w:multiLevelType w:val="multilevel"/>
     <w:tmpl w:val="B02E7D84"/>
@@ -14613,7 +14650,7 @@
       </w:rPr>
     </w:lvl>
   </w:abstractNum>
-  <w:abstractNum w:abstractNumId="6" w15:restartNumberingAfterBreak="0">
+  <w:abstractNum w:abstractNumId="7" w15:restartNumberingAfterBreak="0">
     <w:nsid w:val="24B152CC"/>
     <w:multiLevelType w:val="multilevel"/>
     <w:tmpl w:val="3C34EE36"/>
@@ -14730,7 +14767,7 @@
       </w:pPr>
     </w:lvl>
   </w:abstractNum>
-  <w:abstractNum w:abstractNumId="7" w15:restartNumberingAfterBreak="0">
+  <w:abstractNum w:abstractNumId="8" w15:restartNumberingAfterBreak="0">
     <w:nsid w:val="24FC03D2"/>
     <w:multiLevelType w:val="multilevel"/>
     <w:tmpl w:val="64D6DBFA"/>
@@ -14843,7 +14880,7 @@
       </w:pPr>
     </w:lvl>
   </w:abstractNum>
-  <w:abstractNum w:abstractNumId="8" w15:restartNumberingAfterBreak="0">
+  <w:abstractNum w:abstractNumId="9" w15:restartNumberingAfterBreak="0">
     <w:nsid w:val="28CA033B"/>
     <w:multiLevelType w:val="hybridMultilevel"/>
     <w:tmpl w:val="5AF8320E"/>
@@ -14929,7 +14966,7 @@
       </w:pPr>
     </w:lvl>
   </w:abstractNum>
-  <w:abstractNum w:abstractNumId="9" w15:restartNumberingAfterBreak="0">
+  <w:abstractNum w:abstractNumId="10" w15:restartNumberingAfterBreak="0">
     <w:nsid w:val="2AC44CAC"/>
     <w:multiLevelType w:val="hybridMultilevel"/>
     <w:tmpl w:val="2B7EE050"/>
@@ -15042,7 +15079,7 @@
       </w:rPr>
     </w:lvl>
   </w:abstractNum>
-  <w:abstractNum w:abstractNumId="10" w15:restartNumberingAfterBreak="0">
+  <w:abstractNum w:abstractNumId="11" w15:restartNumberingAfterBreak="0">
     <w:nsid w:val="2CF02475"/>
     <w:multiLevelType w:val="hybridMultilevel"/>
     <w:tmpl w:val="B1C0A140"/>
@@ -15155,7 +15192,7 @@
       </w:rPr>
     </w:lvl>
   </w:abstractNum>
-  <w:abstractNum w:abstractNumId="11" w15:restartNumberingAfterBreak="0">
+  <w:abstractNum w:abstractNumId="12" w15:restartNumberingAfterBreak="0">
     <w:nsid w:val="2FD00A71"/>
     <w:multiLevelType w:val="multilevel"/>
     <w:tmpl w:val="60AC0B10"/>
@@ -15304,7 +15341,7 @@
       </w:rPr>
     </w:lvl>
   </w:abstractNum>
-  <w:abstractNum w:abstractNumId="12" w15:restartNumberingAfterBreak="0">
+  <w:abstractNum w:abstractNumId="13" w15:restartNumberingAfterBreak="0">
     <w:nsid w:val="3432174F"/>
     <w:multiLevelType w:val="multilevel"/>
     <w:tmpl w:val="ED2670B4"/>
@@ -15453,7 +15490,7 @@
       </w:rPr>
     </w:lvl>
   </w:abstractNum>
-  <w:abstractNum w:abstractNumId="13" w15:restartNumberingAfterBreak="0">
+  <w:abstractNum w:abstractNumId="14" w15:restartNumberingAfterBreak="0">
     <w:nsid w:val="383B0132"/>
     <w:multiLevelType w:val="multilevel"/>
     <w:tmpl w:val="0DB084AE"/>
@@ -15566,7 +15603,7 @@
       </w:pPr>
     </w:lvl>
   </w:abstractNum>
-  <w:abstractNum w:abstractNumId="14" w15:restartNumberingAfterBreak="0">
+  <w:abstractNum w:abstractNumId="15" w15:restartNumberingAfterBreak="0">
     <w:nsid w:val="3882140F"/>
     <w:multiLevelType w:val="multilevel"/>
     <w:tmpl w:val="67FA69F4"/>
@@ -15715,7 +15752,7 @@
       </w:rPr>
     </w:lvl>
   </w:abstractNum>
-  <w:abstractNum w:abstractNumId="15" w15:restartNumberingAfterBreak="0">
+  <w:abstractNum w:abstractNumId="16" w15:restartNumberingAfterBreak="0">
     <w:nsid w:val="43037A28"/>
     <w:multiLevelType w:val="hybridMultilevel"/>
     <w:tmpl w:val="2BDC1808"/>
@@ -15828,7 +15865,7 @@
       </w:rPr>
     </w:lvl>
   </w:abstractNum>
-  <w:abstractNum w:abstractNumId="16" w15:restartNumberingAfterBreak="0">
+  <w:abstractNum w:abstractNumId="17" w15:restartNumberingAfterBreak="0">
     <w:nsid w:val="43154210"/>
     <w:multiLevelType w:val="hybridMultilevel"/>
     <w:tmpl w:val="1F5A42B0"/>
@@ -15941,7 +15978,7 @@
       </w:rPr>
     </w:lvl>
   </w:abstractNum>
-  <w:abstractNum w:abstractNumId="17" w15:restartNumberingAfterBreak="0">
+  <w:abstractNum w:abstractNumId="18" w15:restartNumberingAfterBreak="0">
     <w:nsid w:val="45395868"/>
     <w:multiLevelType w:val="hybridMultilevel"/>
     <w:tmpl w:val="96F6011C"/>
@@ -16054,7 +16091,7 @@
       </w:rPr>
     </w:lvl>
   </w:abstractNum>
-  <w:abstractNum w:abstractNumId="18" w15:restartNumberingAfterBreak="0">
+  <w:abstractNum w:abstractNumId="19" w15:restartNumberingAfterBreak="0">
     <w:nsid w:val="47E31C28"/>
     <w:multiLevelType w:val="hybridMultilevel"/>
     <w:tmpl w:val="DBFC0A00"/>
@@ -16167,7 +16204,7 @@
       </w:rPr>
     </w:lvl>
   </w:abstractNum>
-  <w:abstractNum w:abstractNumId="19" w15:restartNumberingAfterBreak="0">
+  <w:abstractNum w:abstractNumId="20" w15:restartNumberingAfterBreak="0">
     <w:nsid w:val="4809445D"/>
     <w:multiLevelType w:val="multilevel"/>
     <w:tmpl w:val="DA6CEB98"/>
@@ -16280,7 +16317,7 @@
       </w:pPr>
     </w:lvl>
   </w:abstractNum>
-  <w:abstractNum w:abstractNumId="20" w15:restartNumberingAfterBreak="0">
+  <w:abstractNum w:abstractNumId="21" w15:restartNumberingAfterBreak="0">
     <w:nsid w:val="49F9073B"/>
     <w:multiLevelType w:val="multilevel"/>
     <w:tmpl w:val="2036FA02"/>
@@ -16393,7 +16430,7 @@
       </w:pPr>
     </w:lvl>
   </w:abstractNum>
-  <w:abstractNum w:abstractNumId="21" w15:restartNumberingAfterBreak="0">
+  <w:abstractNum w:abstractNumId="22" w15:restartNumberingAfterBreak="0">
     <w:nsid w:val="4BE84EBD"/>
     <w:multiLevelType w:val="hybridMultilevel"/>
     <w:tmpl w:val="BB8A2BF4"/>
@@ -16506,7 +16543,7 @@
       </w:rPr>
     </w:lvl>
   </w:abstractNum>
-  <w:abstractNum w:abstractNumId="22" w15:restartNumberingAfterBreak="0">
+  <w:abstractNum w:abstractNumId="23" w15:restartNumberingAfterBreak="0">
     <w:nsid w:val="4C6F11AD"/>
     <w:multiLevelType w:val="hybridMultilevel"/>
     <w:tmpl w:val="B20E302E"/>
@@ -16619,7 +16656,7 @@
       </w:rPr>
     </w:lvl>
   </w:abstractNum>
-  <w:abstractNum w:abstractNumId="23" w15:restartNumberingAfterBreak="0">
+  <w:abstractNum w:abstractNumId="24" w15:restartNumberingAfterBreak="0">
     <w:nsid w:val="4FA41C41"/>
     <w:multiLevelType w:val="multilevel"/>
     <w:tmpl w:val="29A28084"/>
@@ -16732,7 +16769,7 @@
       </w:pPr>
     </w:lvl>
   </w:abstractNum>
-  <w:abstractNum w:abstractNumId="24" w15:restartNumberingAfterBreak="0">
+  <w:abstractNum w:abstractNumId="25" w15:restartNumberingAfterBreak="0">
     <w:nsid w:val="52804CC8"/>
     <w:multiLevelType w:val="multilevel"/>
     <w:tmpl w:val="9AE4C380"/>
@@ -16881,7 +16918,7 @@
       </w:rPr>
     </w:lvl>
   </w:abstractNum>
-  <w:abstractNum w:abstractNumId="25" w15:restartNumberingAfterBreak="0">
+  <w:abstractNum w:abstractNumId="26" w15:restartNumberingAfterBreak="0">
     <w:nsid w:val="57E10A27"/>
     <w:multiLevelType w:val="multilevel"/>
     <w:tmpl w:val="79042F6E"/>
@@ -16994,7 +17031,7 @@
       </w:pPr>
     </w:lvl>
   </w:abstractNum>
-  <w:abstractNum w:abstractNumId="26" w15:restartNumberingAfterBreak="0">
+  <w:abstractNum w:abstractNumId="27" w15:restartNumberingAfterBreak="0">
     <w:nsid w:val="588F3C7C"/>
     <w:multiLevelType w:val="hybridMultilevel"/>
     <w:tmpl w:val="477A7930"/>
@@ -17107,7 +17144,7 @@
       </w:rPr>
     </w:lvl>
   </w:abstractNum>
-  <w:abstractNum w:abstractNumId="27" w15:restartNumberingAfterBreak="0">
+  <w:abstractNum w:abstractNumId="28" w15:restartNumberingAfterBreak="0">
     <w:nsid w:val="5A0E0544"/>
     <w:multiLevelType w:val="multilevel"/>
     <w:tmpl w:val="82DA8ED8"/>
@@ -17256,7 +17293,7 @@
       </w:rPr>
     </w:lvl>
   </w:abstractNum>
-  <w:abstractNum w:abstractNumId="28" w15:restartNumberingAfterBreak="0">
+  <w:abstractNum w:abstractNumId="29" w15:restartNumberingAfterBreak="0">
     <w:nsid w:val="5A720A6B"/>
     <w:multiLevelType w:val="hybridMultilevel"/>
     <w:tmpl w:val="9DCE8F5E"/>
@@ -17369,7 +17406,7 @@
       </w:rPr>
     </w:lvl>
   </w:abstractNum>
-  <w:abstractNum w:abstractNumId="29" w15:restartNumberingAfterBreak="0">
+  <w:abstractNum w:abstractNumId="30" w15:restartNumberingAfterBreak="0">
     <w:nsid w:val="5DEA1D62"/>
     <w:multiLevelType w:val="multilevel"/>
     <w:tmpl w:val="F35CC91C"/>
@@ -17482,7 +17519,7 @@
       </w:pPr>
     </w:lvl>
   </w:abstractNum>
-  <w:abstractNum w:abstractNumId="30" w15:restartNumberingAfterBreak="0">
+  <w:abstractNum w:abstractNumId="31" w15:restartNumberingAfterBreak="0">
     <w:nsid w:val="606602B0"/>
     <w:multiLevelType w:val="multilevel"/>
     <w:tmpl w:val="88AEF486"/>
@@ -17595,7 +17632,7 @@
       </w:pPr>
     </w:lvl>
   </w:abstractNum>
-  <w:abstractNum w:abstractNumId="31" w15:restartNumberingAfterBreak="0">
+  <w:abstractNum w:abstractNumId="32" w15:restartNumberingAfterBreak="0">
     <w:nsid w:val="61DE5EF8"/>
     <w:multiLevelType w:val="hybridMultilevel"/>
     <w:tmpl w:val="471A2508"/>
@@ -17708,7 +17745,7 @@
       </w:rPr>
     </w:lvl>
   </w:abstractNum>
-  <w:abstractNum w:abstractNumId="32" w15:restartNumberingAfterBreak="0">
+  <w:abstractNum w:abstractNumId="33" w15:restartNumberingAfterBreak="0">
     <w:nsid w:val="664D6D78"/>
     <w:multiLevelType w:val="hybridMultilevel"/>
     <w:tmpl w:val="BFC802EE"/>
@@ -17821,7 +17858,7 @@
       </w:rPr>
     </w:lvl>
   </w:abstractNum>
-  <w:abstractNum w:abstractNumId="33" w15:restartNumberingAfterBreak="0">
+  <w:abstractNum w:abstractNumId="34" w15:restartNumberingAfterBreak="0">
     <w:nsid w:val="66D254B2"/>
     <w:multiLevelType w:val="multilevel"/>
     <w:tmpl w:val="D1600E10"/>
@@ -17934,7 +17971,7 @@
       </w:pPr>
     </w:lvl>
   </w:abstractNum>
-  <w:abstractNum w:abstractNumId="34" w15:restartNumberingAfterBreak="0">
+  <w:abstractNum w:abstractNumId="35" w15:restartNumberingAfterBreak="0">
     <w:nsid w:val="68AA21E4"/>
     <w:multiLevelType w:val="hybridMultilevel"/>
     <w:tmpl w:val="ACFE2280"/>
@@ -18047,7 +18084,7 @@
       </w:rPr>
     </w:lvl>
   </w:abstractNum>
-  <w:abstractNum w:abstractNumId="35" w15:restartNumberingAfterBreak="0">
+  <w:abstractNum w:abstractNumId="36" w15:restartNumberingAfterBreak="0">
     <w:nsid w:val="74971639"/>
     <w:multiLevelType w:val="hybridMultilevel"/>
     <w:tmpl w:val="7D607030"/>
@@ -18160,7 +18197,7 @@
       </w:rPr>
     </w:lvl>
   </w:abstractNum>
-  <w:abstractNum w:abstractNumId="36" w15:restartNumberingAfterBreak="0">
+  <w:abstractNum w:abstractNumId="37" w15:restartNumberingAfterBreak="0">
     <w:nsid w:val="74A95746"/>
     <w:multiLevelType w:val="multilevel"/>
     <w:tmpl w:val="B2AACCC4"/>
@@ -18273,7 +18310,7 @@
       </w:pPr>
     </w:lvl>
   </w:abstractNum>
-  <w:abstractNum w:abstractNumId="37" w15:restartNumberingAfterBreak="0">
+  <w:abstractNum w:abstractNumId="38" w15:restartNumberingAfterBreak="0">
     <w:nsid w:val="74ED686F"/>
     <w:multiLevelType w:val="multilevel"/>
     <w:tmpl w:val="797639A8"/>
@@ -18422,7 +18459,7 @@
       </w:rPr>
     </w:lvl>
   </w:abstractNum>
-  <w:abstractNum w:abstractNumId="38" w15:restartNumberingAfterBreak="0">
+  <w:abstractNum w:abstractNumId="39" w15:restartNumberingAfterBreak="0">
     <w:nsid w:val="7B9545DE"/>
     <w:multiLevelType w:val="hybridMultilevel"/>
     <w:tmpl w:val="10389FF2"/>
@@ -18535,7 +18572,7 @@
       </w:rPr>
     </w:lvl>
   </w:abstractNum>
-  <w:abstractNum w:abstractNumId="39" w15:restartNumberingAfterBreak="0">
+  <w:abstractNum w:abstractNumId="40" w15:restartNumberingAfterBreak="0">
     <w:nsid w:val="7CED7606"/>
     <w:multiLevelType w:val="hybridMultilevel"/>
     <w:tmpl w:val="3080EB36"/>
@@ -18622,124 +18659,127 @@
     </w:lvl>
   </w:abstractNum>
   <w:num w:numId="1" w16cid:durableId="1232934128">
-    <w:abstractNumId w:val="39"/>
+    <w:abstractNumId w:val="40"/>
   </w:num>
   <w:num w:numId="2" w16cid:durableId="2104719889">
-    <w:abstractNumId w:val="8"/>
+    <w:abstractNumId w:val="9"/>
   </w:num>
   <w:num w:numId="3" w16cid:durableId="1466853271">
-    <w:abstractNumId w:val="19"/>
+    <w:abstractNumId w:val="20"/>
   </w:num>
   <w:num w:numId="4" w16cid:durableId="1578439095">
-    <w:abstractNumId w:val="23"/>
+    <w:abstractNumId w:val="24"/>
   </w:num>
   <w:num w:numId="5" w16cid:durableId="1218395051">
-    <w:abstractNumId w:val="13"/>
+    <w:abstractNumId w:val="14"/>
   </w:num>
   <w:num w:numId="6" w16cid:durableId="1551066459">
-    <w:abstractNumId w:val="29"/>
+    <w:abstractNumId w:val="30"/>
   </w:num>
   <w:num w:numId="7" w16cid:durableId="1618681183">
     <w:abstractNumId w:val="0"/>
   </w:num>
   <w:num w:numId="8" w16cid:durableId="390931870">
-    <w:abstractNumId w:val="36"/>
+    <w:abstractNumId w:val="37"/>
   </w:num>
   <w:num w:numId="9" w16cid:durableId="678460130">
-    <w:abstractNumId w:val="3"/>
+    <w:abstractNumId w:val="4"/>
   </w:num>
   <w:num w:numId="10" w16cid:durableId="1536776483">
-    <w:abstractNumId w:val="32"/>
+    <w:abstractNumId w:val="33"/>
   </w:num>
   <w:num w:numId="11" w16cid:durableId="671689499">
-    <w:abstractNumId w:val="34"/>
+    <w:abstractNumId w:val="35"/>
   </w:num>
   <w:num w:numId="12" w16cid:durableId="1945267105">
-    <w:abstractNumId w:val="22"/>
+    <w:abstractNumId w:val="23"/>
   </w:num>
   <w:num w:numId="13" w16cid:durableId="1060861301">
-    <w:abstractNumId w:val="28"/>
+    <w:abstractNumId w:val="29"/>
   </w:num>
   <w:num w:numId="14" w16cid:durableId="136537939">
-    <w:abstractNumId w:val="9"/>
+    <w:abstractNumId w:val="10"/>
   </w:num>
   <w:num w:numId="15" w16cid:durableId="1262764987">
-    <w:abstractNumId w:val="4"/>
+    <w:abstractNumId w:val="5"/>
   </w:num>
   <w:num w:numId="16" w16cid:durableId="1716926188">
-    <w:abstractNumId w:val="10"/>
+    <w:abstractNumId w:val="11"/>
   </w:num>
   <w:num w:numId="17" w16cid:durableId="1739207072">
-    <w:abstractNumId w:val="35"/>
+    <w:abstractNumId w:val="36"/>
   </w:num>
   <w:num w:numId="18" w16cid:durableId="1022976409">
     <w:abstractNumId w:val="1"/>
   </w:num>
   <w:num w:numId="19" w16cid:durableId="242687035">
+    <w:abstractNumId w:val="18"/>
+  </w:num>
+  <w:num w:numId="20" w16cid:durableId="1435125379">
+    <w:abstractNumId w:val="25"/>
+  </w:num>
+  <w:num w:numId="21" w16cid:durableId="997077790">
+    <w:abstractNumId w:val="28"/>
+  </w:num>
+  <w:num w:numId="22" w16cid:durableId="436414433">
+    <w:abstractNumId w:val="15"/>
+  </w:num>
+  <w:num w:numId="23" w16cid:durableId="1576040447">
+    <w:abstractNumId w:val="3"/>
+  </w:num>
+  <w:num w:numId="24" w16cid:durableId="1231430952">
+    <w:abstractNumId w:val="6"/>
+  </w:num>
+  <w:num w:numId="25" w16cid:durableId="1105534556">
+    <w:abstractNumId w:val="8"/>
+  </w:num>
+  <w:num w:numId="26" w16cid:durableId="608314037">
+    <w:abstractNumId w:val="38"/>
+  </w:num>
+  <w:num w:numId="27" w16cid:durableId="606423391">
+    <w:abstractNumId w:val="13"/>
+  </w:num>
+  <w:num w:numId="28" w16cid:durableId="2900707">
+    <w:abstractNumId w:val="26"/>
+  </w:num>
+  <w:num w:numId="29" w16cid:durableId="620918524">
+    <w:abstractNumId w:val="31"/>
+  </w:num>
+  <w:num w:numId="30" w16cid:durableId="1553077916">
+    <w:abstractNumId w:val="34"/>
+  </w:num>
+  <w:num w:numId="31" w16cid:durableId="1839031573">
+    <w:abstractNumId w:val="12"/>
+  </w:num>
+  <w:num w:numId="32" w16cid:durableId="567883480">
+    <w:abstractNumId w:val="7"/>
+  </w:num>
+  <w:num w:numId="33" w16cid:durableId="1426225770">
+    <w:abstractNumId w:val="39"/>
+  </w:num>
+  <w:num w:numId="34" w16cid:durableId="526528015">
     <w:abstractNumId w:val="17"/>
   </w:num>
-  <w:num w:numId="20" w16cid:durableId="1435125379">
-    <w:abstractNumId w:val="24"/>
+  <w:num w:numId="35" w16cid:durableId="352998877">
+    <w:abstractNumId w:val="22"/>
   </w:num>
-  <w:num w:numId="21" w16cid:durableId="997077790">
+  <w:num w:numId="36" w16cid:durableId="1893694507">
     <w:abstractNumId w:val="27"/>
   </w:num>
-  <w:num w:numId="22" w16cid:durableId="436414433">
-    <w:abstractNumId w:val="14"/>
+  <w:num w:numId="37" w16cid:durableId="1768036227">
+    <w:abstractNumId w:val="21"/>
   </w:num>
-  <w:num w:numId="23" w16cid:durableId="1576040447">
-    <w:abstractNumId w:val="2"/>
+  <w:num w:numId="38" w16cid:durableId="762839725">
+    <w:abstractNumId w:val="19"/>
   </w:num>
-  <w:num w:numId="24" w16cid:durableId="1231430952">
-    <w:abstractNumId w:val="5"/>
+  <w:num w:numId="39" w16cid:durableId="807284287">
+    <w:abstractNumId w:val="32"/>
   </w:num>
-  <w:num w:numId="25" w16cid:durableId="1105534556">
-    <w:abstractNumId w:val="7"/>
-  </w:num>
-  <w:num w:numId="26" w16cid:durableId="608314037">
-    <w:abstractNumId w:val="37"/>
-  </w:num>
-  <w:num w:numId="27" w16cid:durableId="606423391">
-    <w:abstractNumId w:val="12"/>
-  </w:num>
-  <w:num w:numId="28" w16cid:durableId="2900707">
-    <w:abstractNumId w:val="25"/>
-  </w:num>
-  <w:num w:numId="29" w16cid:durableId="620918524">
-    <w:abstractNumId w:val="30"/>
-  </w:num>
-  <w:num w:numId="30" w16cid:durableId="1553077916">
-    <w:abstractNumId w:val="33"/>
-  </w:num>
-  <w:num w:numId="31" w16cid:durableId="1839031573">
-    <w:abstractNumId w:val="11"/>
-  </w:num>
-  <w:num w:numId="32" w16cid:durableId="567883480">
-    <w:abstractNumId w:val="6"/>
-  </w:num>
-  <w:num w:numId="33" w16cid:durableId="1426225770">
-    <w:abstractNumId w:val="38"/>
-  </w:num>
-  <w:num w:numId="34" w16cid:durableId="526528015">
+  <w:num w:numId="40" w16cid:durableId="1847480229">
     <w:abstractNumId w:val="16"/>
   </w:num>
-  <w:num w:numId="35" w16cid:durableId="352998877">
-    <w:abstractNumId w:val="21"/>
-  </w:num>
-  <w:num w:numId="36" w16cid:durableId="1893694507">
-    <w:abstractNumId w:val="26"/>
-  </w:num>
-  <w:num w:numId="37" w16cid:durableId="1768036227">
-    <w:abstractNumId w:val="20"/>
-  </w:num>
-  <w:num w:numId="38" w16cid:durableId="762839725">
-    <w:abstractNumId w:val="18"/>
-  </w:num>
-  <w:num w:numId="39" w16cid:durableId="807284287">
-    <w:abstractNumId w:val="31"/>
-  </w:num>
-  <w:num w:numId="40" w16cid:durableId="1847480229">
-    <w:abstractNumId w:val="15"/>
+  <w:num w:numId="41" w16cid:durableId="986934850">
+    <w:abstractNumId w:val="2"/>
   </w:num>
   <w:numIdMacAtCleanup w:val="40"/>
 </w:numbering>
@@ -19358,6 +19398,7 @@
   <w:style w:type="character" w:default="1" w:styleId="a0">
     <w:name w:val="Default Paragraph Font"/>
     <w:uiPriority w:val="1"/>
+    <w:semiHidden/>
     <w:unhideWhenUsed/>
   </w:style>
   <w:style w:type="table" w:default="1" w:styleId="a1">

--- a/Graduate Work/Преддипломная практика/Отчет по преддипломной практике Речук Дмитрий Максимович 606-22.docx
+++ b/Graduate Work/Преддипломная практика/Отчет по преддипломной практике Речук Дмитрий Максимович 606-22.docx
@@ -9275,7 +9275,25 @@
           <w:sz w:val="28"/>
           <w:szCs w:val="28"/>
         </w:rPr>
-        <w:t xml:space="preserve">наличие большого количества библиотек для обработки изображений и машинного обучения (OpenCV, NumPy, PyTorch, TensorFlow); </w:t>
+        <w:t xml:space="preserve">наличие большого количества библиотек для обработки изображений и машинного обучения (OpenCV, </w:t>
+      </w:r>
+      <w:proofErr w:type="spellStart"/>
+      <w:r>
+        <w:rPr>
+          <w:rFonts w:ascii="Times New Roman" w:hAnsi="Times New Roman" w:cs="Times New Roman"/>
+          <w:sz w:val="28"/>
+          <w:szCs w:val="28"/>
+        </w:rPr>
+        <w:t>NumPy</w:t>
+      </w:r>
+      <w:proofErr w:type="spellEnd"/>
+      <w:r>
+        <w:rPr>
+          <w:rFonts w:ascii="Times New Roman" w:hAnsi="Times New Roman" w:cs="Times New Roman"/>
+          <w:sz w:val="28"/>
+          <w:szCs w:val="28"/>
+        </w:rPr>
+        <w:t xml:space="preserve">, PyTorch, TensorFlow); </w:t>
       </w:r>
     </w:p>
     <w:p>

--- a/Graduate Work/Преддипломная практика/Отчет по преддипломной практике Речук Дмитрий Максимович 606-22.docx
+++ b/Graduate Work/Преддипломная практика/Отчет по преддипломной практике Речук Дмитрий Максимович 606-22.docx
@@ -2336,6 +2336,7 @@
         </w:rPr>
         <w:t>                 </w:t>
       </w:r>
+      <w:proofErr w:type="gramStart"/>
       <w:r>
         <w:rPr>
           <w:rFonts w:ascii="Times New Roman" w:eastAsia="Times New Roman" w:hAnsi="Times New Roman" w:cs="Times New Roman"/>
@@ -2353,7 +2354,18 @@
           <w:u w:val="single"/>
           <w:lang w:eastAsia="ru-RU"/>
         </w:rPr>
-        <w:t>  Гавриленко Т. В  </w:t>
+        <w:t>  Гавриленко</w:t>
+      </w:r>
+      <w:proofErr w:type="gramEnd"/>
+      <w:r>
+        <w:rPr>
+          <w:rFonts w:ascii="Times New Roman" w:eastAsia="Times New Roman" w:hAnsi="Times New Roman" w:cs="Times New Roman"/>
+          <w:sz w:val="28"/>
+          <w:szCs w:val="28"/>
+          <w:u w:val="single"/>
+          <w:lang w:eastAsia="ru-RU"/>
+        </w:rPr>
+        <w:t xml:space="preserve"> Т. В  </w:t>
       </w:r>
       <w:r>
         <w:rPr>
@@ -2466,11 +2478,8 @@
           <w:r>
             <w:rPr>
               <w:rStyle w:val="ad"/>
-              <w:rFonts w:ascii="Times New Roman" w:hAnsi="Times New Roman" w:cs="Times New Roman"/>
               <w:b/>
               <w:bCs/>
-              <w:sz w:val="28"/>
-              <w:szCs w:val="28"/>
             </w:rPr>
             <w:fldChar w:fldCharType="separate"/>
           </w:r>
@@ -5358,7 +5367,7 @@
           <w:noProof/>
         </w:rPr>
         <w:drawing>
-          <wp:inline distT="0" distB="0" distL="0" distR="0" wp14:anchorId="26B39AA7" wp14:editId="3F9CA8E9">
+          <wp:inline distT="0" distB="0" distL="0" distR="0" wp14:anchorId="26B39AA7" wp14:editId="1D468B64">
             <wp:extent cx="9261231" cy="3249356"/>
             <wp:effectExtent l="0" t="0" r="0" b="0"/>
             <wp:docPr id="1" name="Рисунок 3"/>
@@ -8890,7 +8899,25 @@
           <w:sz w:val="28"/>
           <w:szCs w:val="28"/>
         </w:rPr>
-        <w:t xml:space="preserve">аличие большого количества библиотек для обработки изображений и машинного обучения (OpenCV, NumPy, PyTorch, TensorFlow); </w:t>
+        <w:t xml:space="preserve">аличие большого количества библиотек для обработки изображений и машинного обучения (OpenCV, </w:t>
+      </w:r>
+      <w:proofErr w:type="spellStart"/>
+      <w:r>
+        <w:rPr>
+          <w:rFonts w:ascii="Times New Roman" w:hAnsi="Times New Roman" w:cs="Times New Roman"/>
+          <w:sz w:val="28"/>
+          <w:szCs w:val="28"/>
+        </w:rPr>
+        <w:t>NumPy</w:t>
+      </w:r>
+      <w:proofErr w:type="spellEnd"/>
+      <w:r>
+        <w:rPr>
+          <w:rFonts w:ascii="Times New Roman" w:hAnsi="Times New Roman" w:cs="Times New Roman"/>
+          <w:sz w:val="28"/>
+          <w:szCs w:val="28"/>
+        </w:rPr>
+        <w:t xml:space="preserve">, PyTorch, TensorFlow); </w:t>
       </w:r>
     </w:p>
     <w:p>
@@ -9124,7 +9151,6 @@
         <w:ind w:firstLine="709"/>
         <w:jc w:val="both"/>
       </w:pPr>
-      <w:commentRangeStart w:id="26"/>
       <w:r>
         <w:rPr>
           <w:rFonts w:ascii="Times New Roman" w:hAnsi="Times New Roman" w:cs="Times New Roman"/>
@@ -9225,7 +9251,6 @@
         <w:t>Таким образом, выбранные методы и средства разработки позволяют эффективно реализовать программную часть системы, обеспечивая её надёжность, точность и производительность.</w:t>
       </w:r>
     </w:p>
-    <w:commentRangeEnd w:id="26"/>
     <w:p>
       <w:pPr>
         <w:spacing w:line="360" w:lineRule="auto"/>
@@ -9235,9 +9260,6 @@
           <w:szCs w:val="28"/>
         </w:rPr>
       </w:pPr>
-      <w:r>
-        <w:commentReference w:id="26"/>
-      </w:r>
       <w:r>
         <w:br w:type="page"/>
       </w:r>
@@ -9256,9 +9278,9 @@
           <w:szCs w:val="28"/>
         </w:rPr>
       </w:pPr>
-      <w:bookmarkStart w:id="27" w:name="_Toc198317022"/>
-      <w:bookmarkStart w:id="28" w:name="_Toc197442400"/>
-      <w:bookmarkStart w:id="29" w:name="_Toc228735827"/>
+      <w:bookmarkStart w:id="26" w:name="_Toc198317022"/>
+      <w:bookmarkStart w:id="27" w:name="_Toc197442400"/>
+      <w:bookmarkStart w:id="28" w:name="_Toc228735827"/>
       <w:r>
         <w:rPr>
           <w:rFonts w:ascii="Times New Roman" w:hAnsi="Times New Roman" w:cs="Times New Roman"/>
@@ -9271,9 +9293,9 @@
         <w:lastRenderedPageBreak/>
         <w:t>5. ПРОЕКТИРОВАНИЕ СИСТЕМЫ</w:t>
       </w:r>
+      <w:bookmarkEnd w:id="26"/>
       <w:bookmarkEnd w:id="27"/>
       <w:bookmarkEnd w:id="28"/>
-      <w:bookmarkEnd w:id="29"/>
     </w:p>
     <w:p>
       <w:pPr>
@@ -9362,9 +9384,9 @@
           <w:szCs w:val="28"/>
         </w:rPr>
       </w:pPr>
-      <w:bookmarkStart w:id="30" w:name="_Toc226058174"/>
-      <w:bookmarkStart w:id="31" w:name="_Toc194515458"/>
-      <w:bookmarkStart w:id="32" w:name="_Toc228735828"/>
+      <w:bookmarkStart w:id="29" w:name="_Toc226058174"/>
+      <w:bookmarkStart w:id="30" w:name="_Toc194515458"/>
+      <w:bookmarkStart w:id="31" w:name="_Toc228735828"/>
       <w:r>
         <w:rPr>
           <w:rFonts w:ascii="Times New Roman" w:hAnsi="Times New Roman" w:cs="Times New Roman"/>
@@ -9374,9 +9396,9 @@
         </w:rPr>
         <w:t>5.1. BPMN-диаграмма</w:t>
       </w:r>
+      <w:bookmarkEnd w:id="29"/>
       <w:bookmarkEnd w:id="30"/>
       <w:bookmarkEnd w:id="31"/>
-      <w:bookmarkEnd w:id="32"/>
     </w:p>
     <w:p>
       <w:pPr>
@@ -9464,7 +9486,7 @@
                     </pic:cNvPicPr>
                   </pic:nvPicPr>
                   <pic:blipFill>
-                    <a:blip r:embed="rId13"/>
+                    <a:blip r:embed="rId10"/>
                     <a:stretch>
                       <a:fillRect/>
                     </a:stretch>
@@ -9706,9 +9728,9 @@
           <w:szCs w:val="28"/>
         </w:rPr>
       </w:pPr>
-      <w:bookmarkStart w:id="33" w:name="_Toc226058175"/>
-      <w:bookmarkStart w:id="34" w:name="_Toc194515459"/>
-      <w:bookmarkStart w:id="35" w:name="_Toc228735829"/>
+      <w:bookmarkStart w:id="32" w:name="_Toc226058175"/>
+      <w:bookmarkStart w:id="33" w:name="_Toc194515459"/>
+      <w:bookmarkStart w:id="34" w:name="_Toc228735829"/>
       <w:r>
         <w:rPr>
           <w:rFonts w:ascii="Times New Roman" w:hAnsi="Times New Roman" w:cs="Times New Roman"/>
@@ -9718,9 +9740,9 @@
         </w:rPr>
         <w:t>5.2. Диаграмма IDEF0</w:t>
       </w:r>
+      <w:bookmarkEnd w:id="32"/>
       <w:bookmarkEnd w:id="33"/>
       <w:bookmarkEnd w:id="34"/>
-      <w:bookmarkEnd w:id="35"/>
     </w:p>
     <w:p>
       <w:pPr>
@@ -9808,7 +9830,7 @@
                     </pic:cNvPicPr>
                   </pic:nvPicPr>
                   <pic:blipFill>
-                    <a:blip r:embed="rId14"/>
+                    <a:blip r:embed="rId11"/>
                     <a:stretch>
                       <a:fillRect/>
                     </a:stretch>
@@ -10374,9 +10396,9 @@
           <w:szCs w:val="28"/>
         </w:rPr>
       </w:pPr>
-      <w:bookmarkStart w:id="36" w:name="_Toc226058176"/>
-      <w:bookmarkStart w:id="37" w:name="_Toc194515461"/>
-      <w:bookmarkStart w:id="38" w:name="_Toc228735830"/>
+      <w:bookmarkStart w:id="35" w:name="_Toc226058176"/>
+      <w:bookmarkStart w:id="36" w:name="_Toc194515461"/>
+      <w:bookmarkStart w:id="37" w:name="_Toc228735830"/>
       <w:r>
         <w:rPr>
           <w:rFonts w:ascii="Times New Roman" w:hAnsi="Times New Roman" w:cs="Times New Roman"/>
@@ -10405,9 +10427,9 @@
         </w:rPr>
         <w:t xml:space="preserve"> диаграмма</w:t>
       </w:r>
+      <w:bookmarkEnd w:id="35"/>
       <w:bookmarkEnd w:id="36"/>
       <w:bookmarkEnd w:id="37"/>
-      <w:bookmarkEnd w:id="38"/>
     </w:p>
     <w:p>
       <w:pPr>
@@ -10507,7 +10529,7 @@
                     </pic:cNvPicPr>
                   </pic:nvPicPr>
                   <pic:blipFill>
-                    <a:blip r:embed="rId15"/>
+                    <a:blip r:embed="rId12"/>
                     <a:stretch>
                       <a:fillRect/>
                     </a:stretch>
@@ -11210,7 +11232,7 @@
           <w:szCs w:val="28"/>
         </w:rPr>
       </w:pPr>
-      <w:bookmarkStart w:id="39" w:name="_Toc228735831"/>
+      <w:bookmarkStart w:id="38" w:name="_Toc228735831"/>
       <w:r>
         <w:rPr>
           <w:rFonts w:ascii="Times New Roman" w:hAnsi="Times New Roman" w:cs="Times New Roman"/>
@@ -11220,7 +11242,7 @@
         </w:rPr>
         <w:t>5.4. ER-диаграмма базы данных</w:t>
       </w:r>
-      <w:bookmarkEnd w:id="39"/>
+      <w:bookmarkEnd w:id="38"/>
     </w:p>
     <w:p>
       <w:pPr>
@@ -11306,7 +11328,7 @@
                     </pic:cNvPicPr>
                   </pic:nvPicPr>
                   <pic:blipFill>
-                    <a:blip r:embed="rId16"/>
+                    <a:blip r:embed="rId13"/>
                     <a:stretch>
                       <a:fillRect/>
                     </a:stretch>
@@ -12954,7 +12976,7 @@
           <w:szCs w:val="28"/>
         </w:rPr>
       </w:pPr>
-      <w:bookmarkStart w:id="40" w:name="_Toc228735832"/>
+      <w:bookmarkStart w:id="39" w:name="_Toc228735832"/>
       <w:r>
         <w:rPr>
           <w:rFonts w:ascii="Times New Roman" w:hAnsi="Times New Roman" w:cs="Times New Roman"/>
@@ -12964,7 +12986,7 @@
         </w:rPr>
         <w:t>5.5. Логическая модель базы данных</w:t>
       </w:r>
-      <w:bookmarkEnd w:id="40"/>
+      <w:bookmarkEnd w:id="39"/>
     </w:p>
     <w:p>
       <w:pPr>
@@ -13043,7 +13065,7 @@
                     </pic:cNvPicPr>
                   </pic:nvPicPr>
                   <pic:blipFill>
-                    <a:blip r:embed="rId17"/>
+                    <a:blip r:embed="rId14"/>
                     <a:stretch>
                       <a:fillRect/>
                     </a:stretch>
@@ -13612,9 +13634,9 @@
           <w:szCs w:val="28"/>
         </w:rPr>
       </w:pPr>
-      <w:bookmarkStart w:id="41" w:name="_Toc198317029"/>
-      <w:bookmarkStart w:id="42" w:name="_Toc197442415"/>
-      <w:bookmarkStart w:id="43" w:name="_Toc228735833"/>
+      <w:bookmarkStart w:id="40" w:name="_Toc198317029"/>
+      <w:bookmarkStart w:id="41" w:name="_Toc197442415"/>
+      <w:bookmarkStart w:id="42" w:name="_Toc228735833"/>
       <w:r>
         <w:rPr>
           <w:rFonts w:ascii="Times New Roman" w:hAnsi="Times New Roman" w:cs="Times New Roman"/>
@@ -13627,9 +13649,9 @@
         <w:lastRenderedPageBreak/>
         <w:t>6. ОПИСАНИЕ ПРОГРАММНОГО КОМПЛЕКСА</w:t>
       </w:r>
+      <w:bookmarkEnd w:id="40"/>
       <w:bookmarkEnd w:id="41"/>
       <w:bookmarkEnd w:id="42"/>
-      <w:bookmarkEnd w:id="43"/>
     </w:p>
     <w:p>
       <w:pPr>
@@ -13660,41 +13682,6 @@
     </w:sectPr>
   </w:body>
 </w:document>
-</file>
-
-<file path=word/comments.xml><?xml version="1.0" encoding="utf-8"?>
-<w:comments xmlns:wpc="http://schemas.microsoft.com/office/word/2010/wordprocessingCanvas" xmlns:cx="http://schemas.microsoft.com/office/drawing/2014/chartex" xmlns:cx1="http://schemas.microsoft.com/office/drawing/2015/9/8/chartex" xmlns:cx2="http://schemas.microsoft.com/office/drawing/2015/10/21/chartex" xmlns:cx3="http://schemas.microsoft.com/office/drawing/2016/5/9/chartex" xmlns:cx4="http://schemas.microsoft.com/office/drawing/2016/5/10/chartex" xmlns:cx5="http://schemas.microsoft.com/office/drawing/2016/5/11/chartex" xmlns:cx6="http://schemas.microsoft.com/office/drawing/2016/5/12/chartex" xmlns:cx7="http://schemas.microsoft.com/office/drawing/2016/5/13/chartex" xmlns:cx8="http://schemas.microsoft.com/office/drawing/2016/5/14/chartex" xmlns:mc="http://schemas.openxmlformats.org/markup-compatibility/2006" xmlns:aink="http://schemas.microsoft.com/office/drawing/2016/ink" xmlns:am3d="http://schemas.microsoft.com/office/drawing/2017/model3d" xmlns:o="urn:schemas-microsoft-com:office:office" xmlns:oel="http://schemas.microsoft.com/office/2019/extlst" xmlns:r="http://schemas.openxmlformats.org/officeDocument/2006/relationships" xmlns:m="http://schemas.openxmlformats.org/officeDocument/2006/math" xmlns:v="urn:schemas-microsoft-com:vml" xmlns:wp14="http://schemas.microsoft.com/office/word/2010/wordprocessingDrawing" xmlns:wp="http://schemas.openxmlformats.org/drawingml/2006/wordprocessingDrawing" xmlns:w10="urn:schemas-microsoft-com:office:word" xmlns:w="http://schemas.openxmlformats.org/wordprocessingml/2006/main" xmlns:w14="http://schemas.microsoft.com/office/word/2010/wordml" xmlns:w15="http://schemas.microsoft.com/office/word/2012/wordml" xmlns:w16cex="http://schemas.microsoft.com/office/word/2018/wordml/cex" xmlns:w16cid="http://schemas.microsoft.com/office/word/2016/wordml/cid" xmlns:w16="http://schemas.microsoft.com/office/word/2018/wordml" xmlns:w16sdtdh="http://schemas.microsoft.com/office/word/2020/wordml/sdtdatahash" xmlns:w16se="http://schemas.microsoft.com/office/word/2015/wordml/symex" xmlns:wpg="http://schemas.microsoft.com/office/word/2010/wordprocessingGroup" xmlns:wpi="http://schemas.microsoft.com/office/word/2010/wordprocessingInk" xmlns:wne="http://schemas.microsoft.com/office/word/2006/wordml" xmlns:wps="http://schemas.microsoft.com/office/word/2010/wordprocessingShape" mc:Ignorable="w14 w15 w16se w16cid w16 w16cex w16sdtdh wp14">
-  <w:comment w:id="26" w:author="&lt;анонимный&gt;" w:date="2026-04-29T18:27:00Z" w:initials="">
-    <w:p>
-      <w:pPr>
-        <w:overflowPunct w:val="0"/>
-        <w:spacing w:after="0" w:line="240" w:lineRule="auto"/>
-      </w:pPr>
-      <w:r>
-        <w:rPr>
-          <w:kern w:val="2"/>
-          <w:sz w:val="20"/>
-          <w:szCs w:val="24"/>
-          <w:lang w:bidi="ar-SA"/>
-          <w14:ligatures w14:val="standardContextual"/>
-        </w:rPr>
-        <w:t>Приведите текст в соответствие с требованиями.</w:t>
-      </w:r>
-    </w:p>
-  </w:comment>
-</w:comments>
-</file>
-
-<file path=word/commentsExtended.xml><?xml version="1.0" encoding="utf-8"?>
-<w15:commentsEx xmlns:wpc="http://schemas.microsoft.com/office/word/2010/wordprocessingCanvas" xmlns:cx="http://schemas.microsoft.com/office/drawing/2014/chartex" xmlns:cx1="http://schemas.microsoft.com/office/drawing/2015/9/8/chartex" xmlns:cx2="http://schemas.microsoft.com/office/drawing/2015/10/21/chartex" xmlns:cx3="http://schemas.microsoft.com/office/drawing/2016/5/9/chartex" xmlns:cx4="http://schemas.microsoft.com/office/drawing/2016/5/10/chartex" xmlns:cx5="http://schemas.microsoft.com/office/drawing/2016/5/11/chartex" xmlns:cx6="http://schemas.microsoft.com/office/drawing/2016/5/12/chartex" xmlns:cx7="http://schemas.microsoft.com/office/drawing/2016/5/13/chartex" xmlns:cx8="http://schemas.microsoft.com/office/drawing/2016/5/14/chartex" xmlns:mc="http://schemas.openxmlformats.org/markup-compatibility/2006" xmlns:aink="http://schemas.microsoft.com/office/drawing/2016/ink" xmlns:am3d="http://schemas.microsoft.com/office/drawing/2017/model3d" xmlns:o="urn:schemas-microsoft-com:office:office" xmlns:oel="http://schemas.microsoft.com/office/2019/extlst" xmlns:r="http://schemas.openxmlformats.org/officeDocument/2006/relationships" xmlns:m="http://schemas.openxmlformats.org/officeDocument/2006/math" xmlns:v="urn:schemas-microsoft-com:vml" xmlns:wp14="http://schemas.microsoft.com/office/word/2010/wordprocessingDrawing" xmlns:wp="http://schemas.openxmlformats.org/drawingml/2006/wordprocessingDrawing" xmlns:w10="urn:schemas-microsoft-com:office:word" xmlns:w="http://schemas.openxmlformats.org/wordprocessingml/2006/main" xmlns:w14="http://schemas.microsoft.com/office/word/2010/wordml" xmlns:w15="http://schemas.microsoft.com/office/word/2012/wordml" xmlns:w16cex="http://schemas.microsoft.com/office/word/2018/wordml/cex" xmlns:w16cid="http://schemas.microsoft.com/office/word/2016/wordml/cid" xmlns:w16="http://schemas.microsoft.com/office/word/2018/wordml" xmlns:w16sdtdh="http://schemas.microsoft.com/office/word/2020/wordml/sdtdatahash" xmlns:w16se="http://schemas.microsoft.com/office/word/2015/wordml/symex" xmlns:wpg="http://schemas.microsoft.com/office/word/2010/wordprocessingGroup" xmlns:wpi="http://schemas.microsoft.com/office/word/2010/wordprocessingInk" xmlns:wne="http://schemas.microsoft.com/office/word/2006/wordml" xmlns:wps="http://schemas.microsoft.com/office/word/2010/wordprocessingShape" mc:Ignorable="w14 w15 w16se w16cid w16 w16cex w16sdtdh wp14">
-  <w15:commentEx w15:paraId="7F8066BC" w15:done="0"/>
-</w15:commentsEx>
-</file>
-
-<file path=word/commentsIds.xml><?xml version="1.0" encoding="utf-8"?>
-<w16cid:commentsIds xmlns:wpc="http://schemas.microsoft.com/office/word/2010/wordprocessingCanvas" xmlns:cx="http://schemas.microsoft.com/office/drawing/2014/chartex" xmlns:cx1="http://schemas.microsoft.com/office/drawing/2015/9/8/chartex" xmlns:cx2="http://schemas.microsoft.com/office/drawing/2015/10/21/chartex" xmlns:cx3="http://schemas.microsoft.com/office/drawing/2016/5/9/chartex" xmlns:cx4="http://schemas.microsoft.com/office/drawing/2016/5/10/chartex" xmlns:cx5="http://schemas.microsoft.com/office/drawing/2016/5/11/chartex" xmlns:cx6="http://schemas.microsoft.com/office/drawing/2016/5/12/chartex" xmlns:cx7="http://schemas.microsoft.com/office/drawing/2016/5/13/chartex" xmlns:cx8="http://schemas.microsoft.com/office/drawing/2016/5/14/chartex" xmlns:mc="http://schemas.openxmlformats.org/markup-compatibility/2006" xmlns:aink="http://schemas.microsoft.com/office/drawing/2016/ink" xmlns:am3d="http://schemas.microsoft.com/office/drawing/2017/model3d" xmlns:o="urn:schemas-microsoft-com:office:office" xmlns:oel="http://schemas.microsoft.com/office/2019/extlst" xmlns:r="http://schemas.openxmlformats.org/officeDocument/2006/relationships" xmlns:m="http://schemas.openxmlformats.org/officeDocument/2006/math" xmlns:v="urn:schemas-microsoft-com:vml" xmlns:wp14="http://schemas.microsoft.com/office/word/2010/wordprocessingDrawing" xmlns:wp="http://schemas.openxmlformats.org/drawingml/2006/wordprocessingDrawing" xmlns:w10="urn:schemas-microsoft-com:office:word" xmlns:w="http://schemas.openxmlformats.org/wordprocessingml/2006/main" xmlns:w14="http://schemas.microsoft.com/office/word/2010/wordml" xmlns:w15="http://schemas.microsoft.com/office/word/2012/wordml" xmlns:w16cex="http://schemas.microsoft.com/office/word/2018/wordml/cex" xmlns:w16cid="http://schemas.microsoft.com/office/word/2016/wordml/cid" xmlns:w16="http://schemas.microsoft.com/office/word/2018/wordml" xmlns:w16sdtdh="http://schemas.microsoft.com/office/word/2020/wordml/sdtdatahash" xmlns:w16se="http://schemas.microsoft.com/office/word/2015/wordml/symex" xmlns:wpg="http://schemas.microsoft.com/office/word/2010/wordprocessingGroup" xmlns:wpi="http://schemas.microsoft.com/office/word/2010/wordprocessingInk" xmlns:wne="http://schemas.microsoft.com/office/word/2006/wordml" xmlns:wps="http://schemas.microsoft.com/office/word/2010/wordprocessingShape" mc:Ignorable="w14 w15 w16se w16cid w16 w16cex w16sdtdh wp14">
-  <w16cid:commentId w16cid:paraId="7F8066BC" w16cid:durableId="55ECEBA4"/>
-</w16cid:commentsIds>
 </file>
 
 <file path=word/endnotes.xml><?xml version="1.0" encoding="utf-8"?>

--- a/Graduate Work/Преддипломная практика/Отчет по преддипломной практике Речук Дмитрий Максимович 606-22.docx
+++ b/Graduate Work/Преддипломная практика/Отчет по преддипломной практике Речук Дмитрий Максимович 606-22.docx
@@ -2336,7 +2336,6 @@
         </w:rPr>
         <w:t>                 </w:t>
       </w:r>
-      <w:proofErr w:type="gramStart"/>
       <w:r>
         <w:rPr>
           <w:rFonts w:ascii="Times New Roman" w:eastAsia="Times New Roman" w:hAnsi="Times New Roman" w:cs="Times New Roman"/>
@@ -2354,18 +2353,7 @@
           <w:u w:val="single"/>
           <w:lang w:eastAsia="ru-RU"/>
         </w:rPr>
-        <w:t>  Гавриленко</w:t>
-      </w:r>
-      <w:proofErr w:type="gramEnd"/>
-      <w:r>
-        <w:rPr>
-          <w:rFonts w:ascii="Times New Roman" w:eastAsia="Times New Roman" w:hAnsi="Times New Roman" w:cs="Times New Roman"/>
-          <w:sz w:val="28"/>
-          <w:szCs w:val="28"/>
-          <w:u w:val="single"/>
-          <w:lang w:eastAsia="ru-RU"/>
-        </w:rPr>
-        <w:t xml:space="preserve"> Т. В  </w:t>
+        <w:t>  Гавриленко Т. В  </w:t>
       </w:r>
       <w:r>
         <w:rPr>
@@ -2452,7 +2440,6 @@
               <w:sz w:val="28"/>
               <w:szCs w:val="28"/>
               <w:lang w:eastAsia="ja-JP" w:bidi="ar-SA"/>
-              <w14:ligatures w14:val="standardContextual"/>
             </w:rPr>
           </w:pPr>
           <w:r>
@@ -2580,7 +2567,6 @@
               <w:sz w:val="28"/>
               <w:szCs w:val="28"/>
               <w:lang w:eastAsia="ja-JP" w:bidi="ar-SA"/>
-              <w14:ligatures w14:val="standardContextual"/>
             </w:rPr>
           </w:pPr>
           <w:hyperlink w:anchor="_Toc228735817" w:history="1">
@@ -2680,7 +2666,6 @@
               <w:sz w:val="28"/>
               <w:szCs w:val="28"/>
               <w:lang w:eastAsia="ja-JP" w:bidi="ar-SA"/>
-              <w14:ligatures w14:val="standardContextual"/>
             </w:rPr>
           </w:pPr>
           <w:hyperlink w:anchor="_Toc228735818" w:history="1">
@@ -2778,7 +2763,6 @@
               <w:sz w:val="28"/>
               <w:szCs w:val="28"/>
               <w:lang w:eastAsia="ja-JP" w:bidi="ar-SA"/>
-              <w14:ligatures w14:val="standardContextual"/>
             </w:rPr>
           </w:pPr>
           <w:hyperlink w:anchor="_Toc228735819" w:history="1">
@@ -2877,7 +2861,6 @@
               <w:sz w:val="28"/>
               <w:szCs w:val="28"/>
               <w:lang w:eastAsia="ja-JP" w:bidi="ar-SA"/>
-              <w14:ligatures w14:val="standardContextual"/>
             </w:rPr>
           </w:pPr>
           <w:hyperlink w:anchor="_Toc228735820" w:history="1">
@@ -2976,7 +2959,6 @@
               <w:sz w:val="28"/>
               <w:szCs w:val="28"/>
               <w:lang w:eastAsia="ja-JP" w:bidi="ar-SA"/>
-              <w14:ligatures w14:val="standardContextual"/>
             </w:rPr>
           </w:pPr>
           <w:hyperlink w:anchor="_Toc228735821" w:history="1">
@@ -3077,7 +3059,6 @@
               <w:sz w:val="28"/>
               <w:szCs w:val="28"/>
               <w:lang w:eastAsia="ja-JP" w:bidi="ar-SA"/>
-              <w14:ligatures w14:val="standardContextual"/>
             </w:rPr>
           </w:pPr>
           <w:hyperlink w:anchor="_Toc228735822" w:history="1">
@@ -3175,7 +3156,6 @@
               <w:sz w:val="28"/>
               <w:szCs w:val="28"/>
               <w:lang w:eastAsia="ja-JP" w:bidi="ar-SA"/>
-              <w14:ligatures w14:val="standardContextual"/>
             </w:rPr>
           </w:pPr>
           <w:hyperlink w:anchor="_Toc228735823" w:history="1">
@@ -3273,7 +3253,6 @@
               <w:sz w:val="28"/>
               <w:szCs w:val="28"/>
               <w:lang w:eastAsia="ja-JP" w:bidi="ar-SA"/>
-              <w14:ligatures w14:val="standardContextual"/>
             </w:rPr>
           </w:pPr>
           <w:hyperlink w:anchor="_Toc228735824" w:history="1">
@@ -3371,7 +3350,6 @@
               <w:sz w:val="28"/>
               <w:szCs w:val="28"/>
               <w:lang w:eastAsia="ja-JP" w:bidi="ar-SA"/>
-              <w14:ligatures w14:val="standardContextual"/>
             </w:rPr>
           </w:pPr>
           <w:hyperlink w:anchor="_Toc228735825" w:history="1">
@@ -3472,7 +3450,6 @@
               <w:sz w:val="28"/>
               <w:szCs w:val="28"/>
               <w:lang w:eastAsia="ja-JP" w:bidi="ar-SA"/>
-              <w14:ligatures w14:val="standardContextual"/>
             </w:rPr>
           </w:pPr>
           <w:hyperlink w:anchor="_Toc228735826" w:history="1">
@@ -3573,7 +3550,6 @@
               <w:sz w:val="28"/>
               <w:szCs w:val="28"/>
               <w:lang w:eastAsia="ja-JP" w:bidi="ar-SA"/>
-              <w14:ligatures w14:val="standardContextual"/>
             </w:rPr>
           </w:pPr>
           <w:hyperlink w:anchor="_Toc228735827" w:history="1">
@@ -3673,7 +3649,6 @@
               <w:sz w:val="28"/>
               <w:szCs w:val="28"/>
               <w:lang w:eastAsia="ja-JP" w:bidi="ar-SA"/>
-              <w14:ligatures w14:val="standardContextual"/>
             </w:rPr>
           </w:pPr>
           <w:hyperlink w:anchor="_Toc228735828" w:history="1">
@@ -3771,7 +3746,6 @@
               <w:sz w:val="28"/>
               <w:szCs w:val="28"/>
               <w:lang w:eastAsia="ja-JP" w:bidi="ar-SA"/>
-              <w14:ligatures w14:val="standardContextual"/>
             </w:rPr>
           </w:pPr>
           <w:hyperlink w:anchor="_Toc228735829" w:history="1">
@@ -3869,7 +3843,6 @@
               <w:sz w:val="28"/>
               <w:szCs w:val="28"/>
               <w:lang w:eastAsia="ja-JP" w:bidi="ar-SA"/>
-              <w14:ligatures w14:val="standardContextual"/>
             </w:rPr>
           </w:pPr>
           <w:hyperlink w:anchor="_Toc228735830" w:history="1">
@@ -3988,7 +3961,6 @@
               <w:sz w:val="28"/>
               <w:szCs w:val="28"/>
               <w:lang w:eastAsia="ja-JP" w:bidi="ar-SA"/>
-              <w14:ligatures w14:val="standardContextual"/>
             </w:rPr>
           </w:pPr>
           <w:hyperlink w:anchor="_Toc228735831" w:history="1">
@@ -4086,7 +4058,6 @@
               <w:sz w:val="28"/>
               <w:szCs w:val="28"/>
               <w:lang w:eastAsia="ja-JP" w:bidi="ar-SA"/>
-              <w14:ligatures w14:val="standardContextual"/>
             </w:rPr>
           </w:pPr>
           <w:hyperlink w:anchor="_Toc228735832" w:history="1">
@@ -4184,7 +4155,6 @@
               <w:sz w:val="28"/>
               <w:szCs w:val="28"/>
               <w:lang w:eastAsia="ja-JP" w:bidi="ar-SA"/>
-              <w14:ligatures w14:val="standardContextual"/>
             </w:rPr>
           </w:pPr>
           <w:hyperlink w:anchor="_Toc228735833" w:history="1">
@@ -4785,6 +4755,9 @@
         </w:rPr>
       </w:pPr>
       <w:r>
+        <w:rPr>
+          <w:rFonts w:ascii="Times New Roman" w:hAnsi="Times New Roman" w:cs="Times New Roman"/>
+        </w:rPr>
         <w:br w:type="page"/>
       </w:r>
     </w:p>
@@ -5330,6 +5303,7 @@
         <w:spacing w:after="0" w:line="360" w:lineRule="auto"/>
         <w:jc w:val="both"/>
         <w:rPr>
+          <w:rFonts w:ascii="Times New Roman" w:hAnsi="Times New Roman" w:cs="Times New Roman"/>
           <w:noProof/>
         </w:rPr>
       </w:pPr>
@@ -5339,6 +5313,7 @@
         <w:spacing w:after="0" w:line="360" w:lineRule="auto"/>
         <w:jc w:val="both"/>
         <w:rPr>
+          <w:rFonts w:ascii="Times New Roman" w:hAnsi="Times New Roman" w:cs="Times New Roman"/>
           <w:noProof/>
         </w:rPr>
       </w:pPr>
@@ -5348,6 +5323,7 @@
         <w:spacing w:after="0" w:line="360" w:lineRule="auto"/>
         <w:jc w:val="both"/>
         <w:rPr>
+          <w:rFonts w:ascii="Times New Roman" w:hAnsi="Times New Roman" w:cs="Times New Roman"/>
           <w:noProof/>
         </w:rPr>
       </w:pPr>
@@ -5364,10 +5340,11 @@
       </w:pPr>
       <w:r>
         <w:rPr>
+          <w:rFonts w:ascii="Times New Roman" w:hAnsi="Times New Roman" w:cs="Times New Roman"/>
           <w:noProof/>
         </w:rPr>
         <w:drawing>
-          <wp:inline distT="0" distB="0" distL="0" distR="0" wp14:anchorId="26B39AA7" wp14:editId="1D468B64">
+          <wp:inline distT="0" distB="0" distL="0" distR="0" wp14:anchorId="26B39AA7" wp14:editId="19D3E1DC">
             <wp:extent cx="9261231" cy="3249356"/>
             <wp:effectExtent l="0" t="0" r="0" b="0"/>
             <wp:docPr id="1" name="Рисунок 3"/>
@@ -5665,6 +5642,9 @@
         </w:rPr>
       </w:pPr>
       <w:r>
+        <w:rPr>
+          <w:rFonts w:ascii="Times New Roman" w:hAnsi="Times New Roman" w:cs="Times New Roman"/>
+        </w:rPr>
         <w:br w:type="page"/>
       </w:r>
     </w:p>
@@ -6261,6 +6241,9 @@
         <w:spacing w:after="0" w:line="360" w:lineRule="auto"/>
         <w:ind w:left="0" w:firstLine="709"/>
         <w:jc w:val="both"/>
+        <w:rPr>
+          <w:rFonts w:ascii="Times New Roman" w:hAnsi="Times New Roman" w:cs="Times New Roman"/>
+        </w:rPr>
       </w:pPr>
       <w:r>
         <w:rPr>
@@ -6295,6 +6278,9 @@
         <w:spacing w:after="0" w:line="360" w:lineRule="auto"/>
         <w:ind w:firstLine="709"/>
         <w:jc w:val="both"/>
+        <w:rPr>
+          <w:rFonts w:ascii="Times New Roman" w:hAnsi="Times New Roman" w:cs="Times New Roman"/>
+        </w:rPr>
       </w:pPr>
       <w:r>
         <w:rPr>
@@ -6315,6 +6301,9 @@
         </w:numPr>
         <w:spacing w:after="0" w:line="360" w:lineRule="auto"/>
         <w:jc w:val="both"/>
+        <w:rPr>
+          <w:rFonts w:ascii="Times New Roman" w:hAnsi="Times New Roman" w:cs="Times New Roman"/>
+        </w:rPr>
       </w:pPr>
       <w:r>
         <w:rPr>
@@ -6335,6 +6324,9 @@
         </w:numPr>
         <w:spacing w:after="0" w:line="360" w:lineRule="auto"/>
         <w:jc w:val="both"/>
+        <w:rPr>
+          <w:rFonts w:ascii="Times New Roman" w:hAnsi="Times New Roman" w:cs="Times New Roman"/>
+        </w:rPr>
       </w:pPr>
       <w:r>
         <w:rPr>
@@ -6355,6 +6347,9 @@
         </w:numPr>
         <w:spacing w:after="0" w:line="360" w:lineRule="auto"/>
         <w:jc w:val="both"/>
+        <w:rPr>
+          <w:rFonts w:ascii="Times New Roman" w:hAnsi="Times New Roman" w:cs="Times New Roman"/>
+        </w:rPr>
       </w:pPr>
       <w:r>
         <w:rPr>
@@ -6371,6 +6366,9 @@
         <w:spacing w:after="0" w:line="360" w:lineRule="auto"/>
         <w:ind w:firstLine="709"/>
         <w:jc w:val="both"/>
+        <w:rPr>
+          <w:rFonts w:ascii="Times New Roman" w:hAnsi="Times New Roman" w:cs="Times New Roman"/>
+        </w:rPr>
       </w:pPr>
       <w:r>
         <w:rPr>
@@ -6391,6 +6389,9 @@
         </w:numPr>
         <w:spacing w:after="0" w:line="360" w:lineRule="auto"/>
         <w:jc w:val="both"/>
+        <w:rPr>
+          <w:rFonts w:ascii="Times New Roman" w:hAnsi="Times New Roman" w:cs="Times New Roman"/>
+        </w:rPr>
       </w:pPr>
       <w:r>
         <w:rPr>
@@ -7415,6 +7416,7 @@
     </w:tbl>
     <w:p>
       <w:pPr>
+        <w:spacing w:line="360" w:lineRule="auto"/>
         <w:jc w:val="right"/>
         <w:rPr>
           <w:rFonts w:ascii="Times New Roman" w:hAnsi="Times New Roman" w:cs="Times New Roman"/>
@@ -8113,6 +8115,9 @@
         <w:ind w:left="0" w:firstLine="709"/>
         <w:contextualSpacing w:val="0"/>
         <w:jc w:val="both"/>
+        <w:rPr>
+          <w:rFonts w:ascii="Times New Roman" w:hAnsi="Times New Roman" w:cs="Times New Roman"/>
+        </w:rPr>
       </w:pPr>
       <w:r>
         <w:rPr>
@@ -8134,6 +8139,9 @@
         <w:ind w:left="0" w:firstLine="709"/>
         <w:contextualSpacing w:val="0"/>
         <w:jc w:val="both"/>
+        <w:rPr>
+          <w:rFonts w:ascii="Times New Roman" w:hAnsi="Times New Roman" w:cs="Times New Roman"/>
+        </w:rPr>
       </w:pPr>
       <w:r>
         <w:rPr>
@@ -8155,6 +8163,9 @@
         <w:ind w:left="0" w:firstLine="709"/>
         <w:contextualSpacing w:val="0"/>
         <w:jc w:val="both"/>
+        <w:rPr>
+          <w:rFonts w:ascii="Times New Roman" w:hAnsi="Times New Roman" w:cs="Times New Roman"/>
+        </w:rPr>
       </w:pPr>
       <w:r>
         <w:rPr>
@@ -8176,6 +8187,9 @@
         <w:ind w:left="0" w:firstLine="709"/>
         <w:contextualSpacing w:val="0"/>
         <w:jc w:val="both"/>
+        <w:rPr>
+          <w:rFonts w:ascii="Times New Roman" w:hAnsi="Times New Roman" w:cs="Times New Roman"/>
+        </w:rPr>
       </w:pPr>
       <w:r>
         <w:rPr>
@@ -8197,6 +8211,9 @@
         <w:ind w:left="0" w:firstLine="709"/>
         <w:contextualSpacing w:val="0"/>
         <w:jc w:val="both"/>
+        <w:rPr>
+          <w:rFonts w:ascii="Times New Roman" w:hAnsi="Times New Roman" w:cs="Times New Roman"/>
+        </w:rPr>
       </w:pPr>
       <w:r>
         <w:rPr>
@@ -8218,6 +8235,9 @@
         <w:ind w:left="0" w:firstLine="709"/>
         <w:contextualSpacing w:val="0"/>
         <w:jc w:val="both"/>
+        <w:rPr>
+          <w:rFonts w:ascii="Times New Roman" w:hAnsi="Times New Roman" w:cs="Times New Roman"/>
+        </w:rPr>
       </w:pPr>
       <w:r>
         <w:rPr>
@@ -8233,6 +8253,9 @@
         <w:pStyle w:val="2"/>
         <w:spacing w:before="0" w:after="0" w:line="360" w:lineRule="auto"/>
         <w:ind w:firstLine="709"/>
+        <w:rPr>
+          <w:rFonts w:ascii="Times New Roman" w:hAnsi="Times New Roman" w:cs="Times New Roman"/>
+        </w:rPr>
       </w:pPr>
       <w:bookmarkStart w:id="19" w:name="_Toc226058167"/>
       <w:bookmarkStart w:id="20" w:name="_Toc228735824"/>
@@ -8254,6 +8277,9 @@
         <w:spacing w:after="0" w:line="360" w:lineRule="auto"/>
         <w:ind w:firstLine="709"/>
         <w:jc w:val="both"/>
+        <w:rPr>
+          <w:rFonts w:ascii="Times New Roman" w:hAnsi="Times New Roman" w:cs="Times New Roman"/>
+        </w:rPr>
       </w:pPr>
       <w:r>
         <w:rPr>
@@ -8269,6 +8295,9 @@
         <w:spacing w:after="0" w:line="360" w:lineRule="auto"/>
         <w:ind w:firstLine="709"/>
         <w:jc w:val="both"/>
+        <w:rPr>
+          <w:rFonts w:ascii="Times New Roman" w:hAnsi="Times New Roman" w:cs="Times New Roman"/>
+        </w:rPr>
       </w:pPr>
       <w:r>
         <w:rPr>
@@ -8290,6 +8319,9 @@
         </w:rPr>
       </w:pPr>
       <w:r>
+        <w:rPr>
+          <w:rFonts w:ascii="Times New Roman" w:hAnsi="Times New Roman" w:cs="Times New Roman"/>
+        </w:rPr>
         <w:br w:type="page"/>
       </w:r>
     </w:p>
@@ -8626,6 +8658,9 @@
         </w:rPr>
       </w:pPr>
       <w:r>
+        <w:rPr>
+          <w:rFonts w:ascii="Times New Roman" w:hAnsi="Times New Roman" w:cs="Times New Roman"/>
+        </w:rPr>
         <w:br w:type="page"/>
       </w:r>
     </w:p>
@@ -8723,15 +8758,7 @@
           <w:sz w:val="28"/>
           <w:szCs w:val="28"/>
         </w:rPr>
-        <w:t>Н</w:t>
-      </w:r>
-      <w:r>
-        <w:rPr>
-          <w:rFonts w:ascii="Times New Roman" w:hAnsi="Times New Roman" w:cs="Times New Roman"/>
-          <w:sz w:val="28"/>
-          <w:szCs w:val="28"/>
-        </w:rPr>
-        <w:t xml:space="preserve">аличие развитых инструментов отладки и анализа кода; </w:t>
+        <w:t xml:space="preserve">Наличие развитых инструментов отладки и анализа кода; </w:t>
       </w:r>
     </w:p>
     <w:p>
@@ -8755,15 +8782,7 @@
           <w:sz w:val="28"/>
           <w:szCs w:val="28"/>
         </w:rPr>
-        <w:t>У</w:t>
-      </w:r>
-      <w:r>
-        <w:rPr>
-          <w:rFonts w:ascii="Times New Roman" w:hAnsi="Times New Roman" w:cs="Times New Roman"/>
-          <w:sz w:val="28"/>
-          <w:szCs w:val="28"/>
-        </w:rPr>
-        <w:t xml:space="preserve">добная интеграция с языком C# и платформой .NET; </w:t>
+        <w:t xml:space="preserve">Удобная интеграция с языком C# и платформой .NET; </w:t>
       </w:r>
     </w:p>
     <w:p>
@@ -8787,15 +8806,7 @@
           <w:sz w:val="28"/>
           <w:szCs w:val="28"/>
         </w:rPr>
-        <w:t>Во</w:t>
-      </w:r>
-      <w:r>
-        <w:rPr>
-          <w:rFonts w:ascii="Times New Roman" w:hAnsi="Times New Roman" w:cs="Times New Roman"/>
-          <w:sz w:val="28"/>
-          <w:szCs w:val="28"/>
-        </w:rPr>
-        <w:t xml:space="preserve">зможность разработки пользовательского интерфейса; </w:t>
+        <w:t xml:space="preserve">Возможность разработки пользовательского интерфейса; </w:t>
       </w:r>
     </w:p>
     <w:p>
@@ -8819,15 +8830,7 @@
           <w:sz w:val="28"/>
           <w:szCs w:val="28"/>
         </w:rPr>
-        <w:t>П</w:t>
-      </w:r>
-      <w:r>
-        <w:rPr>
-          <w:rFonts w:ascii="Times New Roman" w:hAnsi="Times New Roman" w:cs="Times New Roman"/>
-          <w:sz w:val="28"/>
-          <w:szCs w:val="28"/>
-        </w:rPr>
-        <w:t xml:space="preserve">оддержка современных стандартов разработки программного обеспечения. </w:t>
+        <w:t xml:space="preserve">Поддержка современных стандартов разработки программного обеспечения. </w:t>
       </w:r>
     </w:p>
     <w:p>
@@ -8891,15 +8894,7 @@
           <w:sz w:val="28"/>
           <w:szCs w:val="28"/>
         </w:rPr>
-        <w:t>Н</w:t>
-      </w:r>
-      <w:r>
-        <w:rPr>
-          <w:rFonts w:ascii="Times New Roman" w:hAnsi="Times New Roman" w:cs="Times New Roman"/>
-          <w:sz w:val="28"/>
-          <w:szCs w:val="28"/>
-        </w:rPr>
-        <w:t xml:space="preserve">аличие большого количества библиотек для обработки изображений и машинного обучения (OpenCV, </w:t>
+        <w:t xml:space="preserve">Наличие большого количества библиотек для обработки изображений и машинного обучения (OpenCV, </w:t>
       </w:r>
       <w:proofErr w:type="spellStart"/>
       <w:r>
@@ -8941,15 +8936,7 @@
           <w:sz w:val="28"/>
           <w:szCs w:val="28"/>
         </w:rPr>
-        <w:t>В</w:t>
-      </w:r>
-      <w:r>
-        <w:rPr>
-          <w:rFonts w:ascii="Times New Roman" w:hAnsi="Times New Roman" w:cs="Times New Roman"/>
-          <w:sz w:val="28"/>
-          <w:szCs w:val="28"/>
-        </w:rPr>
-        <w:t xml:space="preserve">ысокая скорость разработки и удобство тестирования алгоритмов; </w:t>
+        <w:t xml:space="preserve">Высокая скорость разработки и удобство тестирования алгоритмов; </w:t>
       </w:r>
     </w:p>
     <w:p>
@@ -8973,15 +8960,7 @@
           <w:sz w:val="28"/>
           <w:szCs w:val="28"/>
         </w:rPr>
-        <w:t>Ш</w:t>
-      </w:r>
-      <w:r>
-        <w:rPr>
-          <w:rFonts w:ascii="Times New Roman" w:hAnsi="Times New Roman" w:cs="Times New Roman"/>
-          <w:sz w:val="28"/>
-          <w:szCs w:val="28"/>
-        </w:rPr>
-        <w:t xml:space="preserve">ирокое распространение в задачах искусственного интеллекта. </w:t>
+        <w:t xml:space="preserve">Широкое распространение в задачах искусственного интеллекта. </w:t>
       </w:r>
     </w:p>
     <w:p>
@@ -9005,15 +8984,7 @@
           <w:sz w:val="28"/>
           <w:szCs w:val="28"/>
         </w:rPr>
-        <w:t>В</w:t>
-      </w:r>
-      <w:r>
-        <w:rPr>
-          <w:rFonts w:ascii="Times New Roman" w:hAnsi="Times New Roman" w:cs="Times New Roman"/>
-          <w:sz w:val="28"/>
-          <w:szCs w:val="28"/>
-        </w:rPr>
-        <w:t xml:space="preserve"> качестве методов исследования используются:</w:t>
+        <w:t>В качестве методов исследования используются:</w:t>
       </w:r>
     </w:p>
     <w:p>
@@ -9037,15 +9008,7 @@
           <w:sz w:val="28"/>
           <w:szCs w:val="28"/>
         </w:rPr>
-        <w:t>М</w:t>
-      </w:r>
-      <w:r>
-        <w:rPr>
-          <w:rFonts w:ascii="Times New Roman" w:hAnsi="Times New Roman" w:cs="Times New Roman"/>
-          <w:sz w:val="28"/>
-          <w:szCs w:val="28"/>
-        </w:rPr>
-        <w:t xml:space="preserve">етоды компьютерного зрения для обнаружения человека и анализа видеопотока; </w:t>
+        <w:t xml:space="preserve">Методы компьютерного зрения для обнаружения человека и анализа видеопотока; </w:t>
       </w:r>
     </w:p>
     <w:p>
@@ -9069,15 +9032,7 @@
           <w:sz w:val="28"/>
           <w:szCs w:val="28"/>
         </w:rPr>
-        <w:t>М</w:t>
-      </w:r>
-      <w:r>
-        <w:rPr>
-          <w:rFonts w:ascii="Times New Roman" w:hAnsi="Times New Roman" w:cs="Times New Roman"/>
-          <w:sz w:val="28"/>
-          <w:szCs w:val="28"/>
-        </w:rPr>
-        <w:t xml:space="preserve">етоды машинного обучения и искусственных нейронных сетей для распознавания защитного оборудования; </w:t>
+        <w:t xml:space="preserve">Методы машинного обучения и искусственных нейронных сетей для распознавания защитного оборудования; </w:t>
       </w:r>
     </w:p>
     <w:p>
@@ -9102,15 +9057,7 @@
           <w:szCs w:val="28"/>
         </w:rPr>
         <w:lastRenderedPageBreak/>
-        <w:t>М</w:t>
-      </w:r>
-      <w:r>
-        <w:rPr>
-          <w:rFonts w:ascii="Times New Roman" w:hAnsi="Times New Roman" w:cs="Times New Roman"/>
-          <w:sz w:val="28"/>
-          <w:szCs w:val="28"/>
-        </w:rPr>
-        <w:t xml:space="preserve">етоды моделирования и проектирования информационных систем (BPMN, DFD, IDEF0); </w:t>
+        <w:t xml:space="preserve">Методы моделирования и проектирования информационных систем (BPMN, DFD, IDEF0); </w:t>
       </w:r>
     </w:p>
     <w:p>
@@ -9134,15 +9081,7 @@
           <w:sz w:val="28"/>
           <w:szCs w:val="28"/>
         </w:rPr>
-        <w:t>М</w:t>
-      </w:r>
-      <w:r>
-        <w:rPr>
-          <w:rFonts w:ascii="Times New Roman" w:hAnsi="Times New Roman" w:cs="Times New Roman"/>
-          <w:sz w:val="28"/>
-          <w:szCs w:val="28"/>
-        </w:rPr>
-        <w:t xml:space="preserve">етоды анализа данных, поступающих от камер и датчиков. </w:t>
+        <w:t xml:space="preserve">Методы анализа данных, поступающих от камер и датчиков. </w:t>
       </w:r>
     </w:p>
     <w:p>
@@ -9150,6 +9089,9 @@
         <w:spacing w:after="0" w:line="360" w:lineRule="auto"/>
         <w:ind w:firstLine="709"/>
         <w:jc w:val="both"/>
+        <w:rPr>
+          <w:rFonts w:ascii="Times New Roman" w:hAnsi="Times New Roman" w:cs="Times New Roman"/>
+        </w:rPr>
       </w:pPr>
       <w:r>
         <w:rPr>
@@ -9169,6 +9111,9 @@
         </w:numPr>
         <w:spacing w:after="0" w:line="360" w:lineRule="auto"/>
         <w:jc w:val="both"/>
+        <w:rPr>
+          <w:rFonts w:ascii="Times New Roman" w:hAnsi="Times New Roman" w:cs="Times New Roman"/>
+        </w:rPr>
       </w:pPr>
       <w:r>
         <w:rPr>
@@ -9188,6 +9133,9 @@
         </w:numPr>
         <w:spacing w:after="0" w:line="360" w:lineRule="auto"/>
         <w:jc w:val="both"/>
+        <w:rPr>
+          <w:rFonts w:ascii="Times New Roman" w:hAnsi="Times New Roman" w:cs="Times New Roman"/>
+        </w:rPr>
       </w:pPr>
       <w:r>
         <w:rPr>
@@ -9207,6 +9155,9 @@
         </w:numPr>
         <w:spacing w:after="0" w:line="360" w:lineRule="auto"/>
         <w:jc w:val="both"/>
+        <w:rPr>
+          <w:rFonts w:ascii="Times New Roman" w:hAnsi="Times New Roman" w:cs="Times New Roman"/>
+        </w:rPr>
       </w:pPr>
       <w:r>
         <w:rPr>
@@ -9226,6 +9177,9 @@
         </w:numPr>
         <w:spacing w:after="0" w:line="360" w:lineRule="auto"/>
         <w:jc w:val="both"/>
+        <w:rPr>
+          <w:rFonts w:ascii="Times New Roman" w:hAnsi="Times New Roman" w:cs="Times New Roman"/>
+        </w:rPr>
       </w:pPr>
       <w:r>
         <w:rPr>
@@ -9241,6 +9195,9 @@
         <w:spacing w:after="0" w:line="360" w:lineRule="auto"/>
         <w:ind w:firstLine="709"/>
         <w:jc w:val="both"/>
+        <w:rPr>
+          <w:rFonts w:ascii="Times New Roman" w:hAnsi="Times New Roman" w:cs="Times New Roman"/>
+        </w:rPr>
       </w:pPr>
       <w:r>
         <w:rPr>
@@ -9261,6 +9218,9 @@
         </w:rPr>
       </w:pPr>
       <w:r>
+        <w:rPr>
+          <w:rFonts w:ascii="Times New Roman" w:hAnsi="Times New Roman" w:cs="Times New Roman"/>
+        </w:rPr>
         <w:br w:type="page"/>
       </w:r>
     </w:p>
@@ -9466,6 +9426,7 @@
       </w:pPr>
       <w:r>
         <w:rPr>
+          <w:rFonts w:ascii="Times New Roman" w:hAnsi="Times New Roman" w:cs="Times New Roman"/>
           <w:noProof/>
         </w:rPr>
         <w:drawing>
@@ -9810,6 +9771,7 @@
       </w:pPr>
       <w:r>
         <w:rPr>
+          <w:rFonts w:ascii="Times New Roman" w:hAnsi="Times New Roman" w:cs="Times New Roman"/>
           <w:noProof/>
         </w:rPr>
         <w:drawing>
@@ -9857,6 +9819,7 @@
         <w:spacing w:after="0" w:line="360" w:lineRule="auto"/>
         <w:jc w:val="center"/>
         <w:rPr>
+          <w:rFonts w:ascii="Times New Roman" w:hAnsi="Times New Roman" w:cs="Times New Roman"/>
           <w:shd w:val="clear" w:color="auto" w:fill="FFFF00"/>
         </w:rPr>
       </w:pPr>
@@ -10509,6 +10472,7 @@
       </w:pPr>
       <w:r>
         <w:rPr>
+          <w:rFonts w:ascii="Times New Roman" w:hAnsi="Times New Roman" w:cs="Times New Roman"/>
           <w:noProof/>
         </w:rPr>
         <w:drawing>
@@ -10556,6 +10520,7 @@
         <w:spacing w:after="0" w:line="360" w:lineRule="auto"/>
         <w:jc w:val="center"/>
         <w:rPr>
+          <w:rFonts w:ascii="Times New Roman" w:hAnsi="Times New Roman" w:cs="Times New Roman"/>
           <w:shd w:val="clear" w:color="auto" w:fill="FFFF00"/>
         </w:rPr>
       </w:pPr>
@@ -11308,6 +11273,7 @@
       </w:pPr>
       <w:r>
         <w:rPr>
+          <w:rFonts w:ascii="Times New Roman" w:hAnsi="Times New Roman" w:cs="Times New Roman"/>
           <w:noProof/>
         </w:rPr>
         <w:drawing>
@@ -11355,6 +11321,7 @@
         <w:ind w:firstLine="709"/>
         <w:jc w:val="center"/>
         <w:rPr>
+          <w:rFonts w:ascii="Times New Roman" w:hAnsi="Times New Roman" w:cs="Times New Roman"/>
           <w:shd w:val="clear" w:color="auto" w:fill="FFFF00"/>
         </w:rPr>
       </w:pPr>
@@ -11441,6 +11408,7 @@
         <w:spacing w:after="0" w:line="360" w:lineRule="auto"/>
         <w:jc w:val="both"/>
         <w:rPr>
+          <w:rFonts w:ascii="Times New Roman" w:hAnsi="Times New Roman" w:cs="Times New Roman"/>
           <w:shd w:val="clear" w:color="auto" w:fill="FFFF00"/>
         </w:rPr>
       </w:pPr>
@@ -11460,15 +11428,7 @@
           <w:sz w:val="28"/>
           <w:szCs w:val="28"/>
         </w:rPr>
-        <w:t>2</w:t>
-      </w:r>
-      <w:r>
-        <w:rPr>
-          <w:rFonts w:ascii="Times New Roman" w:hAnsi="Times New Roman" w:cs="Times New Roman"/>
-          <w:sz w:val="28"/>
-          <w:szCs w:val="28"/>
-        </w:rPr>
-        <w:t xml:space="preserve"> </w:t>
+        <w:t xml:space="preserve">2 </w:t>
       </w:r>
       <w:r>
         <w:rPr>
@@ -12122,15 +12082,7 @@
           <w:sz w:val="28"/>
           <w:szCs w:val="28"/>
         </w:rPr>
-        <w:t>3</w:t>
-      </w:r>
-      <w:r>
-        <w:rPr>
-          <w:rFonts w:ascii="Times New Roman" w:hAnsi="Times New Roman" w:cs="Times New Roman"/>
-          <w:sz w:val="28"/>
-          <w:szCs w:val="28"/>
-        </w:rPr>
-        <w:t xml:space="preserve"> </w:t>
+        <w:t xml:space="preserve">3 </w:t>
       </w:r>
       <w:r>
         <w:rPr>
@@ -12534,15 +12486,7 @@
           <w:sz w:val="28"/>
           <w:szCs w:val="28"/>
         </w:rPr>
-        <w:t>4</w:t>
-      </w:r>
-      <w:r>
-        <w:rPr>
-          <w:rFonts w:ascii="Times New Roman" w:hAnsi="Times New Roman" w:cs="Times New Roman"/>
-          <w:sz w:val="28"/>
-          <w:szCs w:val="28"/>
-        </w:rPr>
-        <w:t xml:space="preserve"> </w:t>
+        <w:t xml:space="preserve">4 </w:t>
       </w:r>
       <w:r>
         <w:rPr>
@@ -13045,6 +12989,7 @@
       </w:pPr>
       <w:r>
         <w:rPr>
+          <w:rFonts w:ascii="Times New Roman" w:hAnsi="Times New Roman" w:cs="Times New Roman"/>
           <w:noProof/>
         </w:rPr>
         <w:drawing>
@@ -13092,6 +13037,7 @@
         <w:ind w:firstLine="709"/>
         <w:jc w:val="center"/>
         <w:rPr>
+          <w:rFonts w:ascii="Times New Roman" w:hAnsi="Times New Roman" w:cs="Times New Roman"/>
           <w:shd w:val="clear" w:color="auto" w:fill="FF5722"/>
         </w:rPr>
       </w:pPr>
@@ -13406,7 +13352,7 @@
     </w:p>
     <w:p>
       <w:pPr>
-        <w:spacing w:after="0" w:line="240" w:lineRule="auto"/>
+        <w:spacing w:after="0" w:line="360" w:lineRule="auto"/>
         <w:rPr>
           <w:rFonts w:ascii="Times New Roman" w:hAnsi="Times New Roman" w:cs="Times New Roman"/>
           <w:sz w:val="28"/>
@@ -13617,6 +13563,9 @@
         </w:rPr>
       </w:pPr>
       <w:r>
+        <w:rPr>
+          <w:rFonts w:ascii="Times New Roman" w:hAnsi="Times New Roman" w:cs="Times New Roman"/>
+        </w:rPr>
         <w:br w:type="page"/>
       </w:r>
     </w:p>
@@ -13671,6 +13620,618 @@
           <w:szCs w:val="28"/>
         </w:rPr>
         <w:t>После проектирования системы, следующим этапом является разработка программного комплекса. В данной главе содержится подробное описание архитектуры программного комплекса, его содержание, модули и функциональные возможности. В том числе в главе представлена архитектура разработанных нейронных сетей, а также их интеграция в программный комплекс.</w:t>
+      </w:r>
+    </w:p>
+    <w:p>
+      <w:pPr>
+        <w:spacing w:after="0" w:line="360" w:lineRule="auto"/>
+        <w:rPr>
+          <w:rFonts w:ascii="Times New Roman" w:hAnsi="Times New Roman" w:cs="Times New Roman"/>
+          <w:sz w:val="28"/>
+          <w:szCs w:val="28"/>
+        </w:rPr>
+      </w:pPr>
+      <w:r>
+        <w:rPr>
+          <w:rFonts w:ascii="Times New Roman" w:hAnsi="Times New Roman" w:cs="Times New Roman"/>
+          <w:sz w:val="28"/>
+          <w:szCs w:val="28"/>
+        </w:rPr>
+        <w:br w:type="page"/>
+      </w:r>
+    </w:p>
+    <w:p>
+      <w:pPr>
+        <w:pStyle w:val="1"/>
+        <w:spacing w:before="0" w:line="360" w:lineRule="auto"/>
+        <w:jc w:val="center"/>
+        <w:rPr>
+          <w:rFonts w:ascii="Times New Roman" w:hAnsi="Times New Roman" w:cs="Times New Roman"/>
+          <w:b/>
+          <w:bCs/>
+          <w:color w:val="000000" w:themeColor="text1"/>
+          <w:sz w:val="28"/>
+          <w:szCs w:val="28"/>
+        </w:rPr>
+      </w:pPr>
+      <w:r>
+        <w:rPr>
+          <w:rFonts w:ascii="Times New Roman" w:hAnsi="Times New Roman" w:cs="Times New Roman"/>
+          <w:b/>
+          <w:bCs/>
+          <w:color w:val="000000" w:themeColor="text1"/>
+          <w:sz w:val="28"/>
+          <w:szCs w:val="28"/>
+        </w:rPr>
+        <w:lastRenderedPageBreak/>
+        <w:t>7</w:t>
+      </w:r>
+      <w:r>
+        <w:rPr>
+          <w:rFonts w:ascii="Times New Roman" w:hAnsi="Times New Roman" w:cs="Times New Roman"/>
+          <w:b/>
+          <w:bCs/>
+          <w:color w:val="000000" w:themeColor="text1"/>
+          <w:sz w:val="28"/>
+          <w:szCs w:val="28"/>
+        </w:rPr>
+        <w:t>. ПРАКТИЧЕСКАЯ ЗНАЧИМОСТЬ РЕЗУЛЬТАТОВ ИССЛЕДОВАНИЯ</w:t>
+      </w:r>
+    </w:p>
+    <w:p>
+      <w:pPr>
+        <w:spacing w:after="0" w:line="360" w:lineRule="auto"/>
+        <w:ind w:firstLine="709"/>
+        <w:jc w:val="both"/>
+        <w:rPr>
+          <w:rFonts w:ascii="Times New Roman" w:hAnsi="Times New Roman" w:cs="Times New Roman"/>
+          <w:sz w:val="28"/>
+          <w:szCs w:val="28"/>
+        </w:rPr>
+      </w:pPr>
+      <w:r>
+        <w:rPr>
+          <w:rFonts w:ascii="Times New Roman" w:hAnsi="Times New Roman" w:cs="Times New Roman"/>
+          <w:sz w:val="28"/>
+          <w:szCs w:val="28"/>
+        </w:rPr>
+        <w:t>Автоматизация процессов контроля безопасности на производственных объектах является крайне актуальной задачей.</w:t>
+      </w:r>
+      <w:r>
+        <w:rPr>
+          <w:rFonts w:ascii="Times New Roman" w:hAnsi="Times New Roman" w:cs="Times New Roman"/>
+          <w:sz w:val="28"/>
+          <w:szCs w:val="28"/>
+        </w:rPr>
+        <w:t xml:space="preserve"> </w:t>
+      </w:r>
+      <w:r>
+        <w:rPr>
+          <w:rFonts w:ascii="Times New Roman" w:hAnsi="Times New Roman" w:cs="Times New Roman"/>
+          <w:sz w:val="28"/>
+          <w:szCs w:val="28"/>
+        </w:rPr>
+        <w:t>Одной из наиболее важных проблем на предприятиях с повышенным уровнем опасности является своевременное обнаружение присутствия человека в опасной зоне, а также контроль соблюдения требований техники безопасности.</w:t>
+      </w:r>
+    </w:p>
+    <w:p>
+      <w:pPr>
+        <w:spacing w:after="0" w:line="360" w:lineRule="auto"/>
+        <w:ind w:firstLine="709"/>
+        <w:jc w:val="both"/>
+        <w:rPr>
+          <w:rFonts w:ascii="Times New Roman" w:hAnsi="Times New Roman" w:cs="Times New Roman"/>
+          <w:sz w:val="28"/>
+          <w:szCs w:val="28"/>
+        </w:rPr>
+      </w:pPr>
+      <w:r>
+        <w:rPr>
+          <w:rFonts w:ascii="Times New Roman" w:hAnsi="Times New Roman" w:cs="Times New Roman"/>
+          <w:sz w:val="28"/>
+          <w:szCs w:val="28"/>
+        </w:rPr>
+        <w:t>Традиционные методы контроля, основанные на ручном наблюдении операторов и использовании стандартных систем сигнализации, обладают рядом недостатков: высокой зависимостью от человеческого фактора, ограниченной скоростью реагирования и невозможностью комплексного анализа ситуации в реальном времени. В связи с этим исследование и разработка автоматизированных систем контроля с применением методов компьютерного зрения и искусственного интеллекта имеет большое практическое значение для промышленных предприятий, объектов энергетики, строительных площадок и других объектов повышенного риска.</w:t>
+      </w:r>
+    </w:p>
+    <w:p>
+      <w:pPr>
+        <w:spacing w:after="0" w:line="360" w:lineRule="auto"/>
+        <w:ind w:firstLine="709"/>
+        <w:jc w:val="both"/>
+        <w:rPr>
+          <w:rFonts w:ascii="Times New Roman" w:hAnsi="Times New Roman" w:cs="Times New Roman"/>
+          <w:sz w:val="28"/>
+          <w:szCs w:val="28"/>
+        </w:rPr>
+      </w:pPr>
+      <w:r>
+        <w:rPr>
+          <w:rFonts w:ascii="Times New Roman" w:hAnsi="Times New Roman" w:cs="Times New Roman"/>
+          <w:sz w:val="28"/>
+          <w:szCs w:val="28"/>
+        </w:rPr>
+        <w:t>Ключевой особенностью разработанной системы является комплексный подход к контролю безопасности, включающий:</w:t>
+      </w:r>
+    </w:p>
+    <w:p>
+      <w:pPr>
+        <w:pStyle w:val="af2"/>
+        <w:numPr>
+          <w:ilvl w:val="0"/>
+          <w:numId w:val="62"/>
+        </w:numPr>
+        <w:spacing w:after="0" w:line="360" w:lineRule="auto"/>
+        <w:jc w:val="both"/>
+        <w:rPr>
+          <w:rFonts w:ascii="Times New Roman" w:hAnsi="Times New Roman" w:cs="Times New Roman"/>
+          <w:sz w:val="28"/>
+          <w:szCs w:val="28"/>
+        </w:rPr>
+      </w:pPr>
+      <w:r>
+        <w:rPr>
+          <w:rFonts w:ascii="Times New Roman" w:hAnsi="Times New Roman" w:cs="Times New Roman"/>
+          <w:sz w:val="28"/>
+          <w:szCs w:val="28"/>
+        </w:rPr>
+        <w:t>О</w:t>
+      </w:r>
+      <w:r>
+        <w:rPr>
+          <w:rFonts w:ascii="Times New Roman" w:hAnsi="Times New Roman" w:cs="Times New Roman"/>
+          <w:sz w:val="28"/>
+          <w:szCs w:val="28"/>
+        </w:rPr>
+        <w:t>бнаружение человека в опасной зоне;</w:t>
+      </w:r>
+    </w:p>
+    <w:p>
+      <w:pPr>
+        <w:pStyle w:val="af2"/>
+        <w:numPr>
+          <w:ilvl w:val="0"/>
+          <w:numId w:val="62"/>
+        </w:numPr>
+        <w:spacing w:after="0" w:line="360" w:lineRule="auto"/>
+        <w:jc w:val="both"/>
+        <w:rPr>
+          <w:rFonts w:ascii="Times New Roman" w:hAnsi="Times New Roman" w:cs="Times New Roman"/>
+          <w:sz w:val="28"/>
+          <w:szCs w:val="28"/>
+        </w:rPr>
+      </w:pPr>
+      <w:r>
+        <w:rPr>
+          <w:rFonts w:ascii="Times New Roman" w:hAnsi="Times New Roman" w:cs="Times New Roman"/>
+          <w:sz w:val="28"/>
+          <w:szCs w:val="28"/>
+        </w:rPr>
+        <w:t>К</w:t>
+      </w:r>
+      <w:r>
+        <w:rPr>
+          <w:rFonts w:ascii="Times New Roman" w:hAnsi="Times New Roman" w:cs="Times New Roman"/>
+          <w:sz w:val="28"/>
+          <w:szCs w:val="28"/>
+        </w:rPr>
+        <w:t>онтроль прохождения контрольных точек;</w:t>
+      </w:r>
+    </w:p>
+    <w:p>
+      <w:pPr>
+        <w:pStyle w:val="af2"/>
+        <w:numPr>
+          <w:ilvl w:val="0"/>
+          <w:numId w:val="62"/>
+        </w:numPr>
+        <w:spacing w:after="0" w:line="360" w:lineRule="auto"/>
+        <w:jc w:val="both"/>
+        <w:rPr>
+          <w:rFonts w:ascii="Times New Roman" w:hAnsi="Times New Roman" w:cs="Times New Roman"/>
+          <w:sz w:val="28"/>
+          <w:szCs w:val="28"/>
+        </w:rPr>
+      </w:pPr>
+      <w:r>
+        <w:rPr>
+          <w:rFonts w:ascii="Times New Roman" w:hAnsi="Times New Roman" w:cs="Times New Roman"/>
+          <w:sz w:val="28"/>
+          <w:szCs w:val="28"/>
+        </w:rPr>
+        <w:t>Р</w:t>
+      </w:r>
+      <w:r>
+        <w:rPr>
+          <w:rFonts w:ascii="Times New Roman" w:hAnsi="Times New Roman" w:cs="Times New Roman"/>
+          <w:sz w:val="28"/>
+          <w:szCs w:val="28"/>
+        </w:rPr>
+        <w:t>аспознавание защитного оборудования;</w:t>
+      </w:r>
+    </w:p>
+    <w:p>
+      <w:pPr>
+        <w:pStyle w:val="af2"/>
+        <w:numPr>
+          <w:ilvl w:val="0"/>
+          <w:numId w:val="62"/>
+        </w:numPr>
+        <w:spacing w:after="0" w:line="360" w:lineRule="auto"/>
+        <w:jc w:val="both"/>
+        <w:rPr>
+          <w:rFonts w:ascii="Times New Roman" w:hAnsi="Times New Roman" w:cs="Times New Roman"/>
+          <w:sz w:val="28"/>
+          <w:szCs w:val="28"/>
+        </w:rPr>
+      </w:pPr>
+      <w:r>
+        <w:rPr>
+          <w:rFonts w:ascii="Times New Roman" w:hAnsi="Times New Roman" w:cs="Times New Roman"/>
+          <w:sz w:val="28"/>
+          <w:szCs w:val="28"/>
+        </w:rPr>
+        <w:t>Ф</w:t>
+      </w:r>
+      <w:r>
+        <w:rPr>
+          <w:rFonts w:ascii="Times New Roman" w:hAnsi="Times New Roman" w:cs="Times New Roman"/>
+          <w:sz w:val="28"/>
+          <w:szCs w:val="28"/>
+        </w:rPr>
+        <w:t>иксацию событий и хранение информации в базе данных;</w:t>
+      </w:r>
+    </w:p>
+    <w:p>
+      <w:pPr>
+        <w:pStyle w:val="af2"/>
+        <w:numPr>
+          <w:ilvl w:val="0"/>
+          <w:numId w:val="62"/>
+        </w:numPr>
+        <w:spacing w:after="0" w:line="360" w:lineRule="auto"/>
+        <w:jc w:val="both"/>
+        <w:rPr>
+          <w:rFonts w:ascii="Times New Roman" w:hAnsi="Times New Roman" w:cs="Times New Roman"/>
+          <w:sz w:val="28"/>
+          <w:szCs w:val="28"/>
+        </w:rPr>
+      </w:pPr>
+      <w:r>
+        <w:rPr>
+          <w:rFonts w:ascii="Times New Roman" w:hAnsi="Times New Roman" w:cs="Times New Roman"/>
+          <w:sz w:val="28"/>
+          <w:szCs w:val="28"/>
+        </w:rPr>
+        <w:t>А</w:t>
+      </w:r>
+      <w:r>
+        <w:rPr>
+          <w:rFonts w:ascii="Times New Roman" w:hAnsi="Times New Roman" w:cs="Times New Roman"/>
+          <w:sz w:val="28"/>
+          <w:szCs w:val="28"/>
+        </w:rPr>
+        <w:t>втоматический анализ видеопотока с использованием искусственных нейронных сетей.</w:t>
+      </w:r>
+    </w:p>
+    <w:p>
+      <w:pPr>
+        <w:spacing w:after="0" w:line="360" w:lineRule="auto"/>
+        <w:ind w:firstLine="709"/>
+        <w:jc w:val="both"/>
+        <w:rPr>
+          <w:rFonts w:ascii="Times New Roman" w:hAnsi="Times New Roman" w:cs="Times New Roman"/>
+          <w:sz w:val="28"/>
+          <w:szCs w:val="28"/>
+        </w:rPr>
+      </w:pPr>
+      <w:r>
+        <w:rPr>
+          <w:rFonts w:ascii="Times New Roman" w:hAnsi="Times New Roman" w:cs="Times New Roman"/>
+          <w:sz w:val="28"/>
+          <w:szCs w:val="28"/>
+        </w:rPr>
+        <w:t>Как результат работы:</w:t>
+      </w:r>
+    </w:p>
+    <w:p>
+      <w:pPr>
+        <w:pStyle w:val="af2"/>
+        <w:numPr>
+          <w:ilvl w:val="0"/>
+          <w:numId w:val="63"/>
+        </w:numPr>
+        <w:spacing w:after="0" w:line="360" w:lineRule="auto"/>
+        <w:jc w:val="both"/>
+        <w:rPr>
+          <w:rFonts w:ascii="Times New Roman" w:hAnsi="Times New Roman" w:cs="Times New Roman"/>
+          <w:sz w:val="28"/>
+          <w:szCs w:val="28"/>
+        </w:rPr>
+      </w:pPr>
+      <w:r>
+        <w:rPr>
+          <w:rFonts w:ascii="Times New Roman" w:hAnsi="Times New Roman" w:cs="Times New Roman"/>
+          <w:sz w:val="28"/>
+          <w:szCs w:val="28"/>
+        </w:rPr>
+        <w:t>Б</w:t>
+      </w:r>
+      <w:r>
+        <w:rPr>
+          <w:rFonts w:ascii="Times New Roman" w:hAnsi="Times New Roman" w:cs="Times New Roman"/>
+          <w:sz w:val="28"/>
+          <w:szCs w:val="28"/>
+        </w:rPr>
+        <w:t>ыла разработана архитектура автоматизированной системы контроля присутствия человека в опасной зоне;</w:t>
+      </w:r>
+    </w:p>
+    <w:p>
+      <w:pPr>
+        <w:pStyle w:val="af2"/>
+        <w:numPr>
+          <w:ilvl w:val="0"/>
+          <w:numId w:val="63"/>
+        </w:numPr>
+        <w:spacing w:after="0" w:line="360" w:lineRule="auto"/>
+        <w:jc w:val="both"/>
+        <w:rPr>
+          <w:rFonts w:ascii="Times New Roman" w:hAnsi="Times New Roman" w:cs="Times New Roman"/>
+          <w:sz w:val="28"/>
+          <w:szCs w:val="28"/>
+        </w:rPr>
+      </w:pPr>
+      <w:r>
+        <w:rPr>
+          <w:rFonts w:ascii="Times New Roman" w:hAnsi="Times New Roman" w:cs="Times New Roman"/>
+          <w:sz w:val="28"/>
+          <w:szCs w:val="28"/>
+        </w:rPr>
+        <w:t>Р</w:t>
+      </w:r>
+      <w:r>
+        <w:rPr>
+          <w:rFonts w:ascii="Times New Roman" w:hAnsi="Times New Roman" w:cs="Times New Roman"/>
+          <w:sz w:val="28"/>
+          <w:szCs w:val="28"/>
+        </w:rPr>
+        <w:t>еализован модуль обработки видеопотока с применением методов компьютерного зрения;</w:t>
+      </w:r>
+    </w:p>
+    <w:p>
+      <w:pPr>
+        <w:pStyle w:val="af2"/>
+        <w:numPr>
+          <w:ilvl w:val="0"/>
+          <w:numId w:val="63"/>
+        </w:numPr>
+        <w:spacing w:after="0" w:line="360" w:lineRule="auto"/>
+        <w:jc w:val="both"/>
+        <w:rPr>
+          <w:rFonts w:ascii="Times New Roman" w:hAnsi="Times New Roman" w:cs="Times New Roman"/>
+          <w:sz w:val="28"/>
+          <w:szCs w:val="28"/>
+        </w:rPr>
+      </w:pPr>
+      <w:r>
+        <w:rPr>
+          <w:rFonts w:ascii="Times New Roman" w:hAnsi="Times New Roman" w:cs="Times New Roman"/>
+          <w:sz w:val="28"/>
+          <w:szCs w:val="28"/>
+        </w:rPr>
+        <w:t>Р</w:t>
+      </w:r>
+      <w:r>
+        <w:rPr>
+          <w:rFonts w:ascii="Times New Roman" w:hAnsi="Times New Roman" w:cs="Times New Roman"/>
+          <w:sz w:val="28"/>
+          <w:szCs w:val="28"/>
+        </w:rPr>
+        <w:t>азработан механизм контроля прохождения контрольных точек;</w:t>
+      </w:r>
+    </w:p>
+    <w:p>
+      <w:pPr>
+        <w:pStyle w:val="af2"/>
+        <w:numPr>
+          <w:ilvl w:val="0"/>
+          <w:numId w:val="63"/>
+        </w:numPr>
+        <w:spacing w:after="0" w:line="360" w:lineRule="auto"/>
+        <w:jc w:val="both"/>
+        <w:rPr>
+          <w:rFonts w:ascii="Times New Roman" w:hAnsi="Times New Roman" w:cs="Times New Roman"/>
+          <w:sz w:val="28"/>
+          <w:szCs w:val="28"/>
+        </w:rPr>
+      </w:pPr>
+      <w:r>
+        <w:rPr>
+          <w:rFonts w:ascii="Times New Roman" w:hAnsi="Times New Roman" w:cs="Times New Roman"/>
+          <w:sz w:val="28"/>
+          <w:szCs w:val="28"/>
+        </w:rPr>
+        <w:lastRenderedPageBreak/>
+        <w:t>Р</w:t>
+      </w:r>
+      <w:r>
+        <w:rPr>
+          <w:rFonts w:ascii="Times New Roman" w:hAnsi="Times New Roman" w:cs="Times New Roman"/>
+          <w:sz w:val="28"/>
+          <w:szCs w:val="28"/>
+        </w:rPr>
+        <w:t>еализован модуль распознавания защитного оборудования с использованием искусственных нейронных сетей;</w:t>
+      </w:r>
+    </w:p>
+    <w:p>
+      <w:pPr>
+        <w:pStyle w:val="af2"/>
+        <w:numPr>
+          <w:ilvl w:val="0"/>
+          <w:numId w:val="63"/>
+        </w:numPr>
+        <w:spacing w:after="0" w:line="360" w:lineRule="auto"/>
+        <w:jc w:val="both"/>
+        <w:rPr>
+          <w:rFonts w:ascii="Times New Roman" w:hAnsi="Times New Roman" w:cs="Times New Roman"/>
+          <w:sz w:val="28"/>
+          <w:szCs w:val="28"/>
+        </w:rPr>
+      </w:pPr>
+      <w:r>
+        <w:rPr>
+          <w:rFonts w:ascii="Times New Roman" w:hAnsi="Times New Roman" w:cs="Times New Roman"/>
+          <w:sz w:val="28"/>
+          <w:szCs w:val="28"/>
+        </w:rPr>
+        <w:t>Р</w:t>
+      </w:r>
+      <w:r>
+        <w:rPr>
+          <w:rFonts w:ascii="Times New Roman" w:hAnsi="Times New Roman" w:cs="Times New Roman"/>
+          <w:sz w:val="28"/>
+          <w:szCs w:val="28"/>
+        </w:rPr>
+        <w:t>азработан механизм хранения и обработки информации в базе данных PostgreSQL;</w:t>
+      </w:r>
+    </w:p>
+    <w:p>
+      <w:pPr>
+        <w:pStyle w:val="af2"/>
+        <w:numPr>
+          <w:ilvl w:val="0"/>
+          <w:numId w:val="63"/>
+        </w:numPr>
+        <w:spacing w:after="0" w:line="360" w:lineRule="auto"/>
+        <w:jc w:val="both"/>
+        <w:rPr>
+          <w:rFonts w:ascii="Times New Roman" w:hAnsi="Times New Roman" w:cs="Times New Roman"/>
+          <w:sz w:val="28"/>
+          <w:szCs w:val="28"/>
+        </w:rPr>
+      </w:pPr>
+      <w:r>
+        <w:rPr>
+          <w:rFonts w:ascii="Times New Roman" w:hAnsi="Times New Roman" w:cs="Times New Roman"/>
+          <w:sz w:val="28"/>
+          <w:szCs w:val="28"/>
+        </w:rPr>
+        <w:t>В</w:t>
+      </w:r>
+      <w:r>
+        <w:rPr>
+          <w:rFonts w:ascii="Times New Roman" w:hAnsi="Times New Roman" w:cs="Times New Roman"/>
+          <w:sz w:val="28"/>
+          <w:szCs w:val="28"/>
+        </w:rPr>
+        <w:t>ыполнена интеграция всех программных компонентов в единую систему.</w:t>
+      </w:r>
+    </w:p>
+    <w:p>
+      <w:pPr>
+        <w:spacing w:after="0" w:line="360" w:lineRule="auto"/>
+        <w:ind w:firstLine="709"/>
+        <w:jc w:val="both"/>
+        <w:rPr>
+          <w:rFonts w:ascii="Times New Roman" w:hAnsi="Times New Roman" w:cs="Times New Roman"/>
+          <w:sz w:val="28"/>
+          <w:szCs w:val="28"/>
+        </w:rPr>
+      </w:pPr>
+      <w:r>
+        <w:rPr>
+          <w:rFonts w:ascii="Times New Roman" w:hAnsi="Times New Roman" w:cs="Times New Roman"/>
+          <w:sz w:val="28"/>
+          <w:szCs w:val="28"/>
+        </w:rPr>
+        <w:t>Разработанная система позволяет повысить уровень промышленной безопасности, снизить вероятность возникновения аварийных ситуаций и уменьшить влияние человеческого фактора при контроле опасных зон. Использование современных методов искусственного интеллекта и компьютерного зрения обеспечивает возможность дальнейшего масштабирования и внедрения системы на реальных производственных объектах.</w:t>
+      </w:r>
+    </w:p>
+    <w:p>
+      <w:pPr>
+        <w:spacing w:after="0" w:line="240" w:lineRule="auto"/>
+        <w:rPr>
+          <w:rFonts w:ascii="Times New Roman" w:hAnsi="Times New Roman" w:cs="Times New Roman"/>
+          <w:sz w:val="28"/>
+          <w:szCs w:val="28"/>
+        </w:rPr>
+      </w:pPr>
+      <w:r>
+        <w:rPr>
+          <w:rFonts w:ascii="Times New Roman" w:hAnsi="Times New Roman" w:cs="Times New Roman"/>
+          <w:sz w:val="28"/>
+          <w:szCs w:val="28"/>
+        </w:rPr>
+        <w:br w:type="page"/>
+      </w:r>
+    </w:p>
+    <w:p>
+      <w:pPr>
+        <w:pStyle w:val="1"/>
+        <w:spacing w:before="0" w:line="360" w:lineRule="auto"/>
+        <w:jc w:val="center"/>
+        <w:rPr>
+          <w:rFonts w:ascii="Times New Roman" w:hAnsi="Times New Roman" w:cs="Times New Roman"/>
+          <w:b/>
+          <w:bCs/>
+          <w:color w:val="000000" w:themeColor="text1"/>
+          <w:sz w:val="28"/>
+          <w:szCs w:val="28"/>
+        </w:rPr>
+      </w:pPr>
+      <w:r>
+        <w:rPr>
+          <w:rFonts w:ascii="Times New Roman" w:hAnsi="Times New Roman" w:cs="Times New Roman"/>
+          <w:b/>
+          <w:bCs/>
+          <w:color w:val="000000" w:themeColor="text1"/>
+          <w:sz w:val="28"/>
+          <w:szCs w:val="28"/>
+        </w:rPr>
+        <w:lastRenderedPageBreak/>
+        <w:t>8</w:t>
+      </w:r>
+      <w:r>
+        <w:rPr>
+          <w:rFonts w:ascii="Times New Roman" w:hAnsi="Times New Roman" w:cs="Times New Roman"/>
+          <w:b/>
+          <w:bCs/>
+          <w:color w:val="000000" w:themeColor="text1"/>
+          <w:sz w:val="28"/>
+          <w:szCs w:val="28"/>
+        </w:rPr>
+        <w:t xml:space="preserve">. </w:t>
+      </w:r>
+      <w:r>
+        <w:rPr>
+          <w:rFonts w:ascii="Times New Roman" w:hAnsi="Times New Roman" w:cs="Times New Roman"/>
+          <w:b/>
+          <w:bCs/>
+          <w:color w:val="000000" w:themeColor="text1"/>
+          <w:sz w:val="28"/>
+          <w:szCs w:val="28"/>
+        </w:rPr>
+        <w:t>ЗАКЛЮЧЕНИЕ</w:t>
+      </w:r>
+    </w:p>
+    <w:p>
+      <w:pPr>
+        <w:spacing w:line="360" w:lineRule="auto"/>
+        <w:ind w:firstLine="709"/>
+        <w:jc w:val="both"/>
+        <w:rPr>
+          <w:rFonts w:ascii="Times New Roman" w:hAnsi="Times New Roman" w:cs="Times New Roman"/>
+          <w:sz w:val="28"/>
+          <w:szCs w:val="28"/>
+        </w:rPr>
+      </w:pPr>
+      <w:r>
+        <w:rPr>
+          <w:rFonts w:ascii="Times New Roman" w:hAnsi="Times New Roman" w:cs="Times New Roman"/>
+          <w:sz w:val="28"/>
+          <w:szCs w:val="28"/>
+        </w:rPr>
+        <w:t>После проектирования системы, следующим этапом является разработка программного комплекса. В данной главе содержится подробное описание архитектуры программного комплекса, его содержание, модули и функциональные возможности</w:t>
       </w:r>
     </w:p>
     <w:sectPr>
@@ -14414,6 +14975,119 @@
     </w:lvl>
   </w:abstractNum>
   <w:abstractNum w:abstractNumId="5" w15:restartNumberingAfterBreak="0">
+    <w:nsid w:val="1A072960"/>
+    <w:multiLevelType w:val="hybridMultilevel"/>
+    <w:tmpl w:val="161EBF5C"/>
+    <w:lvl w:ilvl="0" w:tplc="04190001">
+      <w:start w:val="1"/>
+      <w:numFmt w:val="bullet"/>
+      <w:lvlText w:val=""/>
+      <w:lvlJc w:val="left"/>
+      <w:pPr>
+        <w:ind w:left="1429" w:hanging="360"/>
+      </w:pPr>
+      <w:rPr>
+        <w:rFonts w:ascii="Symbol" w:hAnsi="Symbol" w:hint="default"/>
+      </w:rPr>
+    </w:lvl>
+    <w:lvl w:ilvl="1" w:tplc="04190003" w:tentative="1">
+      <w:start w:val="1"/>
+      <w:numFmt w:val="bullet"/>
+      <w:lvlText w:val="o"/>
+      <w:lvlJc w:val="left"/>
+      <w:pPr>
+        <w:ind w:left="2149" w:hanging="360"/>
+      </w:pPr>
+      <w:rPr>
+        <w:rFonts w:ascii="Courier New" w:hAnsi="Courier New" w:cs="Courier New" w:hint="default"/>
+      </w:rPr>
+    </w:lvl>
+    <w:lvl w:ilvl="2" w:tplc="04190005" w:tentative="1">
+      <w:start w:val="1"/>
+      <w:numFmt w:val="bullet"/>
+      <w:lvlText w:val=""/>
+      <w:lvlJc w:val="left"/>
+      <w:pPr>
+        <w:ind w:left="2869" w:hanging="360"/>
+      </w:pPr>
+      <w:rPr>
+        <w:rFonts w:ascii="Wingdings" w:hAnsi="Wingdings" w:hint="default"/>
+      </w:rPr>
+    </w:lvl>
+    <w:lvl w:ilvl="3" w:tplc="04190001" w:tentative="1">
+      <w:start w:val="1"/>
+      <w:numFmt w:val="bullet"/>
+      <w:lvlText w:val=""/>
+      <w:lvlJc w:val="left"/>
+      <w:pPr>
+        <w:ind w:left="3589" w:hanging="360"/>
+      </w:pPr>
+      <w:rPr>
+        <w:rFonts w:ascii="Symbol" w:hAnsi="Symbol" w:hint="default"/>
+      </w:rPr>
+    </w:lvl>
+    <w:lvl w:ilvl="4" w:tplc="04190003" w:tentative="1">
+      <w:start w:val="1"/>
+      <w:numFmt w:val="bullet"/>
+      <w:lvlText w:val="o"/>
+      <w:lvlJc w:val="left"/>
+      <w:pPr>
+        <w:ind w:left="4309" w:hanging="360"/>
+      </w:pPr>
+      <w:rPr>
+        <w:rFonts w:ascii="Courier New" w:hAnsi="Courier New" w:cs="Courier New" w:hint="default"/>
+      </w:rPr>
+    </w:lvl>
+    <w:lvl w:ilvl="5" w:tplc="04190005" w:tentative="1">
+      <w:start w:val="1"/>
+      <w:numFmt w:val="bullet"/>
+      <w:lvlText w:val=""/>
+      <w:lvlJc w:val="left"/>
+      <w:pPr>
+        <w:ind w:left="5029" w:hanging="360"/>
+      </w:pPr>
+      <w:rPr>
+        <w:rFonts w:ascii="Wingdings" w:hAnsi="Wingdings" w:hint="default"/>
+      </w:rPr>
+    </w:lvl>
+    <w:lvl w:ilvl="6" w:tplc="04190001" w:tentative="1">
+      <w:start w:val="1"/>
+      <w:numFmt w:val="bullet"/>
+      <w:lvlText w:val=""/>
+      <w:lvlJc w:val="left"/>
+      <w:pPr>
+        <w:ind w:left="5749" w:hanging="360"/>
+      </w:pPr>
+      <w:rPr>
+        <w:rFonts w:ascii="Symbol" w:hAnsi="Symbol" w:hint="default"/>
+      </w:rPr>
+    </w:lvl>
+    <w:lvl w:ilvl="7" w:tplc="04190003" w:tentative="1">
+      <w:start w:val="1"/>
+      <w:numFmt w:val="bullet"/>
+      <w:lvlText w:val="o"/>
+      <w:lvlJc w:val="left"/>
+      <w:pPr>
+        <w:ind w:left="6469" w:hanging="360"/>
+      </w:pPr>
+      <w:rPr>
+        <w:rFonts w:ascii="Courier New" w:hAnsi="Courier New" w:cs="Courier New" w:hint="default"/>
+      </w:rPr>
+    </w:lvl>
+    <w:lvl w:ilvl="8" w:tplc="04190005" w:tentative="1">
+      <w:start w:val="1"/>
+      <w:numFmt w:val="bullet"/>
+      <w:lvlText w:val=""/>
+      <w:lvlJc w:val="left"/>
+      <w:pPr>
+        <w:ind w:left="7189" w:hanging="360"/>
+      </w:pPr>
+      <w:rPr>
+        <w:rFonts w:ascii="Wingdings" w:hAnsi="Wingdings" w:hint="default"/>
+      </w:rPr>
+    </w:lvl>
+  </w:abstractNum>
+  <w:abstractNum w:abstractNumId="6" w15:restartNumberingAfterBreak="0">
     <w:nsid w:val="1B6F331B"/>
     <w:multiLevelType w:val="multilevel"/>
     <w:tmpl w:val="FA90FFD6"/>
@@ -14563,7 +15237,7 @@
       </w:rPr>
     </w:lvl>
   </w:abstractNum>
-  <w:abstractNum w:abstractNumId="6" w15:restartNumberingAfterBreak="0">
+  <w:abstractNum w:abstractNumId="7" w15:restartNumberingAfterBreak="0">
     <w:nsid w:val="1C2C701B"/>
     <w:multiLevelType w:val="multilevel"/>
     <w:tmpl w:val="F8F0DA96"/>
@@ -14703,7 +15377,7 @@
       </w:rPr>
     </w:lvl>
   </w:abstractNum>
-  <w:abstractNum w:abstractNumId="7" w15:restartNumberingAfterBreak="0">
+  <w:abstractNum w:abstractNumId="8" w15:restartNumberingAfterBreak="0">
     <w:nsid w:val="1C343A26"/>
     <w:multiLevelType w:val="multilevel"/>
     <w:tmpl w:val="229C379A"/>
@@ -14843,7 +15517,120 @@
       </w:rPr>
     </w:lvl>
   </w:abstractNum>
-  <w:abstractNum w:abstractNumId="8" w15:restartNumberingAfterBreak="0">
+  <w:abstractNum w:abstractNumId="9" w15:restartNumberingAfterBreak="0">
+    <w:nsid w:val="1D1F6EDC"/>
+    <w:multiLevelType w:val="hybridMultilevel"/>
+    <w:tmpl w:val="5C9C52A6"/>
+    <w:lvl w:ilvl="0" w:tplc="04190001">
+      <w:start w:val="1"/>
+      <w:numFmt w:val="bullet"/>
+      <w:lvlText w:val=""/>
+      <w:lvlJc w:val="left"/>
+      <w:pPr>
+        <w:ind w:left="1429" w:hanging="360"/>
+      </w:pPr>
+      <w:rPr>
+        <w:rFonts w:ascii="Symbol" w:hAnsi="Symbol" w:hint="default"/>
+      </w:rPr>
+    </w:lvl>
+    <w:lvl w:ilvl="1" w:tplc="04190003" w:tentative="1">
+      <w:start w:val="1"/>
+      <w:numFmt w:val="bullet"/>
+      <w:lvlText w:val="o"/>
+      <w:lvlJc w:val="left"/>
+      <w:pPr>
+        <w:ind w:left="2149" w:hanging="360"/>
+      </w:pPr>
+      <w:rPr>
+        <w:rFonts w:ascii="Courier New" w:hAnsi="Courier New" w:cs="Courier New" w:hint="default"/>
+      </w:rPr>
+    </w:lvl>
+    <w:lvl w:ilvl="2" w:tplc="04190005" w:tentative="1">
+      <w:start w:val="1"/>
+      <w:numFmt w:val="bullet"/>
+      <w:lvlText w:val=""/>
+      <w:lvlJc w:val="left"/>
+      <w:pPr>
+        <w:ind w:left="2869" w:hanging="360"/>
+      </w:pPr>
+      <w:rPr>
+        <w:rFonts w:ascii="Wingdings" w:hAnsi="Wingdings" w:hint="default"/>
+      </w:rPr>
+    </w:lvl>
+    <w:lvl w:ilvl="3" w:tplc="04190001" w:tentative="1">
+      <w:start w:val="1"/>
+      <w:numFmt w:val="bullet"/>
+      <w:lvlText w:val=""/>
+      <w:lvlJc w:val="left"/>
+      <w:pPr>
+        <w:ind w:left="3589" w:hanging="360"/>
+      </w:pPr>
+      <w:rPr>
+        <w:rFonts w:ascii="Symbol" w:hAnsi="Symbol" w:hint="default"/>
+      </w:rPr>
+    </w:lvl>
+    <w:lvl w:ilvl="4" w:tplc="04190003" w:tentative="1">
+      <w:start w:val="1"/>
+      <w:numFmt w:val="bullet"/>
+      <w:lvlText w:val="o"/>
+      <w:lvlJc w:val="left"/>
+      <w:pPr>
+        <w:ind w:left="4309" w:hanging="360"/>
+      </w:pPr>
+      <w:rPr>
+        <w:rFonts w:ascii="Courier New" w:hAnsi="Courier New" w:cs="Courier New" w:hint="default"/>
+      </w:rPr>
+    </w:lvl>
+    <w:lvl w:ilvl="5" w:tplc="04190005" w:tentative="1">
+      <w:start w:val="1"/>
+      <w:numFmt w:val="bullet"/>
+      <w:lvlText w:val=""/>
+      <w:lvlJc w:val="left"/>
+      <w:pPr>
+        <w:ind w:left="5029" w:hanging="360"/>
+      </w:pPr>
+      <w:rPr>
+        <w:rFonts w:ascii="Wingdings" w:hAnsi="Wingdings" w:hint="default"/>
+      </w:rPr>
+    </w:lvl>
+    <w:lvl w:ilvl="6" w:tplc="04190001" w:tentative="1">
+      <w:start w:val="1"/>
+      <w:numFmt w:val="bullet"/>
+      <w:lvlText w:val=""/>
+      <w:lvlJc w:val="left"/>
+      <w:pPr>
+        <w:ind w:left="5749" w:hanging="360"/>
+      </w:pPr>
+      <w:rPr>
+        <w:rFonts w:ascii="Symbol" w:hAnsi="Symbol" w:hint="default"/>
+      </w:rPr>
+    </w:lvl>
+    <w:lvl w:ilvl="7" w:tplc="04190003" w:tentative="1">
+      <w:start w:val="1"/>
+      <w:numFmt w:val="bullet"/>
+      <w:lvlText w:val="o"/>
+      <w:lvlJc w:val="left"/>
+      <w:pPr>
+        <w:ind w:left="6469" w:hanging="360"/>
+      </w:pPr>
+      <w:rPr>
+        <w:rFonts w:ascii="Courier New" w:hAnsi="Courier New" w:cs="Courier New" w:hint="default"/>
+      </w:rPr>
+    </w:lvl>
+    <w:lvl w:ilvl="8" w:tplc="04190005" w:tentative="1">
+      <w:start w:val="1"/>
+      <w:numFmt w:val="bullet"/>
+      <w:lvlText w:val=""/>
+      <w:lvlJc w:val="left"/>
+      <w:pPr>
+        <w:ind w:left="7189" w:hanging="360"/>
+      </w:pPr>
+      <w:rPr>
+        <w:rFonts w:ascii="Wingdings" w:hAnsi="Wingdings" w:hint="default"/>
+      </w:rPr>
+    </w:lvl>
+  </w:abstractNum>
+  <w:abstractNum w:abstractNumId="10" w15:restartNumberingAfterBreak="0">
     <w:nsid w:val="1EC40762"/>
     <w:multiLevelType w:val="hybridMultilevel"/>
     <w:tmpl w:val="D69EE232"/>
@@ -14956,7 +15743,7 @@
       </w:rPr>
     </w:lvl>
   </w:abstractNum>
-  <w:abstractNum w:abstractNumId="9" w15:restartNumberingAfterBreak="0">
+  <w:abstractNum w:abstractNumId="11" w15:restartNumberingAfterBreak="0">
     <w:nsid w:val="1ED627D4"/>
     <w:multiLevelType w:val="hybridMultilevel"/>
     <w:tmpl w:val="66E026EC"/>
@@ -15069,7 +15856,7 @@
       </w:rPr>
     </w:lvl>
   </w:abstractNum>
-  <w:abstractNum w:abstractNumId="10" w15:restartNumberingAfterBreak="0">
+  <w:abstractNum w:abstractNumId="12" w15:restartNumberingAfterBreak="0">
     <w:nsid w:val="20D66E7E"/>
     <w:multiLevelType w:val="multilevel"/>
     <w:tmpl w:val="B1EA0110"/>
@@ -15219,7 +16006,7 @@
       </w:rPr>
     </w:lvl>
   </w:abstractNum>
-  <w:abstractNum w:abstractNumId="11" w15:restartNumberingAfterBreak="0">
+  <w:abstractNum w:abstractNumId="13" w15:restartNumberingAfterBreak="0">
     <w:nsid w:val="218C1DC8"/>
     <w:multiLevelType w:val="hybridMultilevel"/>
     <w:tmpl w:val="69A441C2"/>
@@ -15332,7 +16119,7 @@
       </w:rPr>
     </w:lvl>
   </w:abstractNum>
-  <w:abstractNum w:abstractNumId="12" w15:restartNumberingAfterBreak="0">
+  <w:abstractNum w:abstractNumId="14" w15:restartNumberingAfterBreak="0">
     <w:nsid w:val="22FF4BAA"/>
     <w:multiLevelType w:val="multilevel"/>
     <w:tmpl w:val="D92C1FC6"/>
@@ -15472,7 +16259,7 @@
       </w:rPr>
     </w:lvl>
   </w:abstractNum>
-  <w:abstractNum w:abstractNumId="13" w15:restartNumberingAfterBreak="0">
+  <w:abstractNum w:abstractNumId="15" w15:restartNumberingAfterBreak="0">
     <w:nsid w:val="23A52013"/>
     <w:multiLevelType w:val="multilevel"/>
     <w:tmpl w:val="4DA2BCB2"/>
@@ -15612,7 +16399,7 @@
       </w:rPr>
     </w:lvl>
   </w:abstractNum>
-  <w:abstractNum w:abstractNumId="14" w15:restartNumberingAfterBreak="0">
+  <w:abstractNum w:abstractNumId="16" w15:restartNumberingAfterBreak="0">
     <w:nsid w:val="2540452A"/>
     <w:multiLevelType w:val="hybridMultilevel"/>
     <w:tmpl w:val="30768CD4"/>
@@ -15725,7 +16512,7 @@
       </w:rPr>
     </w:lvl>
   </w:abstractNum>
-  <w:abstractNum w:abstractNumId="15" w15:restartNumberingAfterBreak="0">
+  <w:abstractNum w:abstractNumId="17" w15:restartNumberingAfterBreak="0">
     <w:nsid w:val="261D6DB3"/>
     <w:multiLevelType w:val="hybridMultilevel"/>
     <w:tmpl w:val="5E3A6EB6"/>
@@ -15811,7 +16598,7 @@
       </w:pPr>
     </w:lvl>
   </w:abstractNum>
-  <w:abstractNum w:abstractNumId="16" w15:restartNumberingAfterBreak="0">
+  <w:abstractNum w:abstractNumId="18" w15:restartNumberingAfterBreak="0">
     <w:nsid w:val="28B84C58"/>
     <w:multiLevelType w:val="multilevel"/>
     <w:tmpl w:val="32E60B5A"/>
@@ -15924,7 +16711,7 @@
       </w:pPr>
     </w:lvl>
   </w:abstractNum>
-  <w:abstractNum w:abstractNumId="17" w15:restartNumberingAfterBreak="0">
+  <w:abstractNum w:abstractNumId="19" w15:restartNumberingAfterBreak="0">
     <w:nsid w:val="2A34515B"/>
     <w:multiLevelType w:val="multilevel"/>
     <w:tmpl w:val="CE6A641A"/>
@@ -16064,7 +16851,7 @@
       </w:rPr>
     </w:lvl>
   </w:abstractNum>
-  <w:abstractNum w:abstractNumId="18" w15:restartNumberingAfterBreak="0">
+  <w:abstractNum w:abstractNumId="20" w15:restartNumberingAfterBreak="0">
     <w:nsid w:val="2BE660AF"/>
     <w:multiLevelType w:val="multilevel"/>
     <w:tmpl w:val="E0945264"/>
@@ -16204,7 +16991,7 @@
       </w:rPr>
     </w:lvl>
   </w:abstractNum>
-  <w:abstractNum w:abstractNumId="19" w15:restartNumberingAfterBreak="0">
+  <w:abstractNum w:abstractNumId="21" w15:restartNumberingAfterBreak="0">
     <w:nsid w:val="2C44645D"/>
     <w:multiLevelType w:val="multilevel"/>
     <w:tmpl w:val="37FC1E96"/>
@@ -16317,7 +17104,7 @@
       </w:pPr>
     </w:lvl>
   </w:abstractNum>
-  <w:abstractNum w:abstractNumId="20" w15:restartNumberingAfterBreak="0">
+  <w:abstractNum w:abstractNumId="22" w15:restartNumberingAfterBreak="0">
     <w:nsid w:val="2E8614E0"/>
     <w:multiLevelType w:val="multilevel"/>
     <w:tmpl w:val="22A6947A"/>
@@ -16457,7 +17244,7 @@
       </w:rPr>
     </w:lvl>
   </w:abstractNum>
-  <w:abstractNum w:abstractNumId="21" w15:restartNumberingAfterBreak="0">
+  <w:abstractNum w:abstractNumId="23" w15:restartNumberingAfterBreak="0">
     <w:nsid w:val="2ED84249"/>
     <w:multiLevelType w:val="multilevel"/>
     <w:tmpl w:val="4D0AD12A"/>
@@ -16570,7 +17357,7 @@
       </w:pPr>
     </w:lvl>
   </w:abstractNum>
-  <w:abstractNum w:abstractNumId="22" w15:restartNumberingAfterBreak="0">
+  <w:abstractNum w:abstractNumId="24" w15:restartNumberingAfterBreak="0">
     <w:nsid w:val="2FD06E58"/>
     <w:multiLevelType w:val="multilevel"/>
     <w:tmpl w:val="616CD884"/>
@@ -16720,7 +17507,7 @@
       </w:rPr>
     </w:lvl>
   </w:abstractNum>
-  <w:abstractNum w:abstractNumId="23" w15:restartNumberingAfterBreak="0">
+  <w:abstractNum w:abstractNumId="25" w15:restartNumberingAfterBreak="0">
     <w:nsid w:val="30875595"/>
     <w:multiLevelType w:val="multilevel"/>
     <w:tmpl w:val="09706E2E"/>
@@ -16833,7 +17620,7 @@
       </w:pPr>
     </w:lvl>
   </w:abstractNum>
-  <w:abstractNum w:abstractNumId="24" w15:restartNumberingAfterBreak="0">
+  <w:abstractNum w:abstractNumId="26" w15:restartNumberingAfterBreak="0">
     <w:nsid w:val="32233926"/>
     <w:multiLevelType w:val="multilevel"/>
     <w:tmpl w:val="012E7E86"/>
@@ -16975,7 +17762,7 @@
       </w:rPr>
     </w:lvl>
   </w:abstractNum>
-  <w:abstractNum w:abstractNumId="25" w15:restartNumberingAfterBreak="0">
+  <w:abstractNum w:abstractNumId="27" w15:restartNumberingAfterBreak="0">
     <w:nsid w:val="33335788"/>
     <w:multiLevelType w:val="multilevel"/>
     <w:tmpl w:val="53880FB2"/>
@@ -17125,7 +17912,7 @@
       </w:rPr>
     </w:lvl>
   </w:abstractNum>
-  <w:abstractNum w:abstractNumId="26" w15:restartNumberingAfterBreak="0">
+  <w:abstractNum w:abstractNumId="28" w15:restartNumberingAfterBreak="0">
     <w:nsid w:val="33F32B9F"/>
     <w:multiLevelType w:val="hybridMultilevel"/>
     <w:tmpl w:val="69541B26"/>
@@ -17238,7 +18025,7 @@
       </w:rPr>
     </w:lvl>
   </w:abstractNum>
-  <w:abstractNum w:abstractNumId="27" w15:restartNumberingAfterBreak="0">
+  <w:abstractNum w:abstractNumId="29" w15:restartNumberingAfterBreak="0">
     <w:nsid w:val="38DC7E5F"/>
     <w:multiLevelType w:val="hybridMultilevel"/>
     <w:tmpl w:val="AB1E249C"/>
@@ -17351,7 +18138,7 @@
       </w:rPr>
     </w:lvl>
   </w:abstractNum>
-  <w:abstractNum w:abstractNumId="28" w15:restartNumberingAfterBreak="0">
+  <w:abstractNum w:abstractNumId="30" w15:restartNumberingAfterBreak="0">
     <w:nsid w:val="3D937453"/>
     <w:multiLevelType w:val="multilevel"/>
     <w:tmpl w:val="D0DE538C"/>
@@ -17491,7 +18278,7 @@
       </w:rPr>
     </w:lvl>
   </w:abstractNum>
-  <w:abstractNum w:abstractNumId="29" w15:restartNumberingAfterBreak="0">
+  <w:abstractNum w:abstractNumId="31" w15:restartNumberingAfterBreak="0">
     <w:nsid w:val="40F0784B"/>
     <w:multiLevelType w:val="hybridMultilevel"/>
     <w:tmpl w:val="3C5A9DA8"/>
@@ -17604,7 +18391,7 @@
       </w:rPr>
     </w:lvl>
   </w:abstractNum>
-  <w:abstractNum w:abstractNumId="30" w15:restartNumberingAfterBreak="0">
+  <w:abstractNum w:abstractNumId="32" w15:restartNumberingAfterBreak="0">
     <w:nsid w:val="424E751F"/>
     <w:multiLevelType w:val="hybridMultilevel"/>
     <w:tmpl w:val="04AEDBF2"/>
@@ -17717,7 +18504,7 @@
       </w:rPr>
     </w:lvl>
   </w:abstractNum>
-  <w:abstractNum w:abstractNumId="31" w15:restartNumberingAfterBreak="0">
+  <w:abstractNum w:abstractNumId="33" w15:restartNumberingAfterBreak="0">
     <w:nsid w:val="44E95792"/>
     <w:multiLevelType w:val="hybridMultilevel"/>
     <w:tmpl w:val="A588FCC8"/>
@@ -17830,7 +18617,7 @@
       </w:rPr>
     </w:lvl>
   </w:abstractNum>
-  <w:abstractNum w:abstractNumId="32" w15:restartNumberingAfterBreak="0">
+  <w:abstractNum w:abstractNumId="34" w15:restartNumberingAfterBreak="0">
     <w:nsid w:val="4A5F586A"/>
     <w:multiLevelType w:val="multilevel"/>
     <w:tmpl w:val="3766C5C8"/>
@@ -17943,7 +18730,7 @@
       </w:pPr>
     </w:lvl>
   </w:abstractNum>
-  <w:abstractNum w:abstractNumId="33" w15:restartNumberingAfterBreak="0">
+  <w:abstractNum w:abstractNumId="35" w15:restartNumberingAfterBreak="0">
     <w:nsid w:val="4C872EA3"/>
     <w:multiLevelType w:val="multilevel"/>
     <w:tmpl w:val="E1DE982A"/>
@@ -18083,7 +18870,7 @@
       </w:rPr>
     </w:lvl>
   </w:abstractNum>
-  <w:abstractNum w:abstractNumId="34" w15:restartNumberingAfterBreak="0">
+  <w:abstractNum w:abstractNumId="36" w15:restartNumberingAfterBreak="0">
     <w:nsid w:val="4C9547C6"/>
     <w:multiLevelType w:val="hybridMultilevel"/>
     <w:tmpl w:val="53403A22"/>
@@ -18196,7 +18983,7 @@
       </w:rPr>
     </w:lvl>
   </w:abstractNum>
-  <w:abstractNum w:abstractNumId="35" w15:restartNumberingAfterBreak="0">
+  <w:abstractNum w:abstractNumId="37" w15:restartNumberingAfterBreak="0">
     <w:nsid w:val="4ED34314"/>
     <w:multiLevelType w:val="multilevel"/>
     <w:tmpl w:val="2C0AD208"/>
@@ -18309,7 +19096,7 @@
       </w:pPr>
     </w:lvl>
   </w:abstractNum>
-  <w:abstractNum w:abstractNumId="36" w15:restartNumberingAfterBreak="0">
+  <w:abstractNum w:abstractNumId="38" w15:restartNumberingAfterBreak="0">
     <w:nsid w:val="5131127D"/>
     <w:multiLevelType w:val="multilevel"/>
     <w:tmpl w:val="DE40C9B6"/>
@@ -18449,7 +19236,7 @@
       </w:rPr>
     </w:lvl>
   </w:abstractNum>
-  <w:abstractNum w:abstractNumId="37" w15:restartNumberingAfterBreak="0">
+  <w:abstractNum w:abstractNumId="39" w15:restartNumberingAfterBreak="0">
     <w:nsid w:val="52776C1B"/>
     <w:multiLevelType w:val="multilevel"/>
     <w:tmpl w:val="BB589D94"/>
@@ -18599,7 +19386,7 @@
       </w:rPr>
     </w:lvl>
   </w:abstractNum>
-  <w:abstractNum w:abstractNumId="38" w15:restartNumberingAfterBreak="0">
+  <w:abstractNum w:abstractNumId="40" w15:restartNumberingAfterBreak="0">
     <w:nsid w:val="5283391E"/>
     <w:multiLevelType w:val="multilevel"/>
     <w:tmpl w:val="D7B61D88"/>
@@ -18739,7 +19526,7 @@
       </w:rPr>
     </w:lvl>
   </w:abstractNum>
-  <w:abstractNum w:abstractNumId="39" w15:restartNumberingAfterBreak="0">
+  <w:abstractNum w:abstractNumId="41" w15:restartNumberingAfterBreak="0">
     <w:nsid w:val="541B5223"/>
     <w:multiLevelType w:val="multilevel"/>
     <w:tmpl w:val="8D14AB00"/>
@@ -18852,7 +19639,7 @@
       </w:pPr>
     </w:lvl>
   </w:abstractNum>
-  <w:abstractNum w:abstractNumId="40" w15:restartNumberingAfterBreak="0">
+  <w:abstractNum w:abstractNumId="42" w15:restartNumberingAfterBreak="0">
     <w:nsid w:val="552409D9"/>
     <w:multiLevelType w:val="multilevel"/>
     <w:tmpl w:val="02640E18"/>
@@ -18992,7 +19779,7 @@
       </w:rPr>
     </w:lvl>
   </w:abstractNum>
-  <w:abstractNum w:abstractNumId="41" w15:restartNumberingAfterBreak="0">
+  <w:abstractNum w:abstractNumId="43" w15:restartNumberingAfterBreak="0">
     <w:nsid w:val="553928E4"/>
     <w:multiLevelType w:val="multilevel"/>
     <w:tmpl w:val="2E90A1D0"/>
@@ -19142,7 +19929,7 @@
       </w:rPr>
     </w:lvl>
   </w:abstractNum>
-  <w:abstractNum w:abstractNumId="42" w15:restartNumberingAfterBreak="0">
+  <w:abstractNum w:abstractNumId="44" w15:restartNumberingAfterBreak="0">
     <w:nsid w:val="559E52B1"/>
     <w:multiLevelType w:val="multilevel"/>
     <w:tmpl w:val="196CAE60"/>
@@ -19255,7 +20042,7 @@
       </w:pPr>
     </w:lvl>
   </w:abstractNum>
-  <w:abstractNum w:abstractNumId="43" w15:restartNumberingAfterBreak="0">
+  <w:abstractNum w:abstractNumId="45" w15:restartNumberingAfterBreak="0">
     <w:nsid w:val="584805D8"/>
     <w:multiLevelType w:val="multilevel"/>
     <w:tmpl w:val="BB02E350"/>
@@ -19395,7 +20182,7 @@
       </w:rPr>
     </w:lvl>
   </w:abstractNum>
-  <w:abstractNum w:abstractNumId="44" w15:restartNumberingAfterBreak="0">
+  <w:abstractNum w:abstractNumId="46" w15:restartNumberingAfterBreak="0">
     <w:nsid w:val="5901510E"/>
     <w:multiLevelType w:val="multilevel"/>
     <w:tmpl w:val="7A7C49C4"/>
@@ -19535,7 +20322,7 @@
       </w:rPr>
     </w:lvl>
   </w:abstractNum>
-  <w:abstractNum w:abstractNumId="45" w15:restartNumberingAfterBreak="0">
+  <w:abstractNum w:abstractNumId="47" w15:restartNumberingAfterBreak="0">
     <w:nsid w:val="5B8A7D34"/>
     <w:multiLevelType w:val="multilevel"/>
     <w:tmpl w:val="005C0A42"/>
@@ -19675,7 +20462,120 @@
       </w:rPr>
     </w:lvl>
   </w:abstractNum>
-  <w:abstractNum w:abstractNumId="46" w15:restartNumberingAfterBreak="0">
+  <w:abstractNum w:abstractNumId="48" w15:restartNumberingAfterBreak="0">
+    <w:nsid w:val="5BBC7F91"/>
+    <w:multiLevelType w:val="hybridMultilevel"/>
+    <w:tmpl w:val="44CEF1FE"/>
+    <w:lvl w:ilvl="0" w:tplc="04190001">
+      <w:start w:val="1"/>
+      <w:numFmt w:val="bullet"/>
+      <w:lvlText w:val=""/>
+      <w:lvlJc w:val="left"/>
+      <w:pPr>
+        <w:ind w:left="1429" w:hanging="360"/>
+      </w:pPr>
+      <w:rPr>
+        <w:rFonts w:ascii="Symbol" w:hAnsi="Symbol" w:hint="default"/>
+      </w:rPr>
+    </w:lvl>
+    <w:lvl w:ilvl="1" w:tplc="04190003" w:tentative="1">
+      <w:start w:val="1"/>
+      <w:numFmt w:val="bullet"/>
+      <w:lvlText w:val="o"/>
+      <w:lvlJc w:val="left"/>
+      <w:pPr>
+        <w:ind w:left="2149" w:hanging="360"/>
+      </w:pPr>
+      <w:rPr>
+        <w:rFonts w:ascii="Courier New" w:hAnsi="Courier New" w:cs="Courier New" w:hint="default"/>
+      </w:rPr>
+    </w:lvl>
+    <w:lvl w:ilvl="2" w:tplc="04190005" w:tentative="1">
+      <w:start w:val="1"/>
+      <w:numFmt w:val="bullet"/>
+      <w:lvlText w:val=""/>
+      <w:lvlJc w:val="left"/>
+      <w:pPr>
+        <w:ind w:left="2869" w:hanging="360"/>
+      </w:pPr>
+      <w:rPr>
+        <w:rFonts w:ascii="Wingdings" w:hAnsi="Wingdings" w:hint="default"/>
+      </w:rPr>
+    </w:lvl>
+    <w:lvl w:ilvl="3" w:tplc="04190001" w:tentative="1">
+      <w:start w:val="1"/>
+      <w:numFmt w:val="bullet"/>
+      <w:lvlText w:val=""/>
+      <w:lvlJc w:val="left"/>
+      <w:pPr>
+        <w:ind w:left="3589" w:hanging="360"/>
+      </w:pPr>
+      <w:rPr>
+        <w:rFonts w:ascii="Symbol" w:hAnsi="Symbol" w:hint="default"/>
+      </w:rPr>
+    </w:lvl>
+    <w:lvl w:ilvl="4" w:tplc="04190003" w:tentative="1">
+      <w:start w:val="1"/>
+      <w:numFmt w:val="bullet"/>
+      <w:lvlText w:val="o"/>
+      <w:lvlJc w:val="left"/>
+      <w:pPr>
+        <w:ind w:left="4309" w:hanging="360"/>
+      </w:pPr>
+      <w:rPr>
+        <w:rFonts w:ascii="Courier New" w:hAnsi="Courier New" w:cs="Courier New" w:hint="default"/>
+      </w:rPr>
+    </w:lvl>
+    <w:lvl w:ilvl="5" w:tplc="04190005" w:tentative="1">
+      <w:start w:val="1"/>
+      <w:numFmt w:val="bullet"/>
+      <w:lvlText w:val=""/>
+      <w:lvlJc w:val="left"/>
+      <w:pPr>
+        <w:ind w:left="5029" w:hanging="360"/>
+      </w:pPr>
+      <w:rPr>
+        <w:rFonts w:ascii="Wingdings" w:hAnsi="Wingdings" w:hint="default"/>
+      </w:rPr>
+    </w:lvl>
+    <w:lvl w:ilvl="6" w:tplc="04190001" w:tentative="1">
+      <w:start w:val="1"/>
+      <w:numFmt w:val="bullet"/>
+      <w:lvlText w:val=""/>
+      <w:lvlJc w:val="left"/>
+      <w:pPr>
+        <w:ind w:left="5749" w:hanging="360"/>
+      </w:pPr>
+      <w:rPr>
+        <w:rFonts w:ascii="Symbol" w:hAnsi="Symbol" w:hint="default"/>
+      </w:rPr>
+    </w:lvl>
+    <w:lvl w:ilvl="7" w:tplc="04190003" w:tentative="1">
+      <w:start w:val="1"/>
+      <w:numFmt w:val="bullet"/>
+      <w:lvlText w:val="o"/>
+      <w:lvlJc w:val="left"/>
+      <w:pPr>
+        <w:ind w:left="6469" w:hanging="360"/>
+      </w:pPr>
+      <w:rPr>
+        <w:rFonts w:ascii="Courier New" w:hAnsi="Courier New" w:cs="Courier New" w:hint="default"/>
+      </w:rPr>
+    </w:lvl>
+    <w:lvl w:ilvl="8" w:tplc="04190005" w:tentative="1">
+      <w:start w:val="1"/>
+      <w:numFmt w:val="bullet"/>
+      <w:lvlText w:val=""/>
+      <w:lvlJc w:val="left"/>
+      <w:pPr>
+        <w:ind w:left="7189" w:hanging="360"/>
+      </w:pPr>
+      <w:rPr>
+        <w:rFonts w:ascii="Wingdings" w:hAnsi="Wingdings" w:hint="default"/>
+      </w:rPr>
+    </w:lvl>
+  </w:abstractNum>
+  <w:abstractNum w:abstractNumId="49" w15:restartNumberingAfterBreak="0">
     <w:nsid w:val="5CAB633E"/>
     <w:multiLevelType w:val="multilevel"/>
     <w:tmpl w:val="0CAA2410"/>
@@ -19788,7 +20688,7 @@
       </w:pPr>
     </w:lvl>
   </w:abstractNum>
-  <w:abstractNum w:abstractNumId="47" w15:restartNumberingAfterBreak="0">
+  <w:abstractNum w:abstractNumId="50" w15:restartNumberingAfterBreak="0">
     <w:nsid w:val="69F64AF9"/>
     <w:multiLevelType w:val="multilevel"/>
     <w:tmpl w:val="FE34D2EE"/>
@@ -19901,7 +20801,120 @@
       </w:pPr>
     </w:lvl>
   </w:abstractNum>
-  <w:abstractNum w:abstractNumId="48" w15:restartNumberingAfterBreak="0">
+  <w:abstractNum w:abstractNumId="51" w15:restartNumberingAfterBreak="0">
+    <w:nsid w:val="6A074E2A"/>
+    <w:multiLevelType w:val="hybridMultilevel"/>
+    <w:tmpl w:val="EF5C6614"/>
+    <w:lvl w:ilvl="0" w:tplc="04190001">
+      <w:start w:val="1"/>
+      <w:numFmt w:val="bullet"/>
+      <w:lvlText w:val=""/>
+      <w:lvlJc w:val="left"/>
+      <w:pPr>
+        <w:ind w:left="1571" w:hanging="360"/>
+      </w:pPr>
+      <w:rPr>
+        <w:rFonts w:ascii="Symbol" w:hAnsi="Symbol" w:hint="default"/>
+      </w:rPr>
+    </w:lvl>
+    <w:lvl w:ilvl="1" w:tplc="04190003" w:tentative="1">
+      <w:start w:val="1"/>
+      <w:numFmt w:val="bullet"/>
+      <w:lvlText w:val="o"/>
+      <w:lvlJc w:val="left"/>
+      <w:pPr>
+        <w:ind w:left="2291" w:hanging="360"/>
+      </w:pPr>
+      <w:rPr>
+        <w:rFonts w:ascii="Courier New" w:hAnsi="Courier New" w:cs="Courier New" w:hint="default"/>
+      </w:rPr>
+    </w:lvl>
+    <w:lvl w:ilvl="2" w:tplc="04190005" w:tentative="1">
+      <w:start w:val="1"/>
+      <w:numFmt w:val="bullet"/>
+      <w:lvlText w:val=""/>
+      <w:lvlJc w:val="left"/>
+      <w:pPr>
+        <w:ind w:left="3011" w:hanging="360"/>
+      </w:pPr>
+      <w:rPr>
+        <w:rFonts w:ascii="Wingdings" w:hAnsi="Wingdings" w:hint="default"/>
+      </w:rPr>
+    </w:lvl>
+    <w:lvl w:ilvl="3" w:tplc="04190001" w:tentative="1">
+      <w:start w:val="1"/>
+      <w:numFmt w:val="bullet"/>
+      <w:lvlText w:val=""/>
+      <w:lvlJc w:val="left"/>
+      <w:pPr>
+        <w:ind w:left="3731" w:hanging="360"/>
+      </w:pPr>
+      <w:rPr>
+        <w:rFonts w:ascii="Symbol" w:hAnsi="Symbol" w:hint="default"/>
+      </w:rPr>
+    </w:lvl>
+    <w:lvl w:ilvl="4" w:tplc="04190003" w:tentative="1">
+      <w:start w:val="1"/>
+      <w:numFmt w:val="bullet"/>
+      <w:lvlText w:val="o"/>
+      <w:lvlJc w:val="left"/>
+      <w:pPr>
+        <w:ind w:left="4451" w:hanging="360"/>
+      </w:pPr>
+      <w:rPr>
+        <w:rFonts w:ascii="Courier New" w:hAnsi="Courier New" w:cs="Courier New" w:hint="default"/>
+      </w:rPr>
+    </w:lvl>
+    <w:lvl w:ilvl="5" w:tplc="04190005" w:tentative="1">
+      <w:start w:val="1"/>
+      <w:numFmt w:val="bullet"/>
+      <w:lvlText w:val=""/>
+      <w:lvlJc w:val="left"/>
+      <w:pPr>
+        <w:ind w:left="5171" w:hanging="360"/>
+      </w:pPr>
+      <w:rPr>
+        <w:rFonts w:ascii="Wingdings" w:hAnsi="Wingdings" w:hint="default"/>
+      </w:rPr>
+    </w:lvl>
+    <w:lvl w:ilvl="6" w:tplc="04190001" w:tentative="1">
+      <w:start w:val="1"/>
+      <w:numFmt w:val="bullet"/>
+      <w:lvlText w:val=""/>
+      <w:lvlJc w:val="left"/>
+      <w:pPr>
+        <w:ind w:left="5891" w:hanging="360"/>
+      </w:pPr>
+      <w:rPr>
+        <w:rFonts w:ascii="Symbol" w:hAnsi="Symbol" w:hint="default"/>
+      </w:rPr>
+    </w:lvl>
+    <w:lvl w:ilvl="7" w:tplc="04190003" w:tentative="1">
+      <w:start w:val="1"/>
+      <w:numFmt w:val="bullet"/>
+      <w:lvlText w:val="o"/>
+      <w:lvlJc w:val="left"/>
+      <w:pPr>
+        <w:ind w:left="6611" w:hanging="360"/>
+      </w:pPr>
+      <w:rPr>
+        <w:rFonts w:ascii="Courier New" w:hAnsi="Courier New" w:cs="Courier New" w:hint="default"/>
+      </w:rPr>
+    </w:lvl>
+    <w:lvl w:ilvl="8" w:tplc="04190005" w:tentative="1">
+      <w:start w:val="1"/>
+      <w:numFmt w:val="bullet"/>
+      <w:lvlText w:val=""/>
+      <w:lvlJc w:val="left"/>
+      <w:pPr>
+        <w:ind w:left="7331" w:hanging="360"/>
+      </w:pPr>
+      <w:rPr>
+        <w:rFonts w:ascii="Wingdings" w:hAnsi="Wingdings" w:hint="default"/>
+      </w:rPr>
+    </w:lvl>
+  </w:abstractNum>
+  <w:abstractNum w:abstractNumId="52" w15:restartNumberingAfterBreak="0">
     <w:nsid w:val="6C0559CB"/>
     <w:multiLevelType w:val="multilevel"/>
     <w:tmpl w:val="28E2C938"/>
@@ -20041,7 +21054,7 @@
       </w:rPr>
     </w:lvl>
   </w:abstractNum>
-  <w:abstractNum w:abstractNumId="49" w15:restartNumberingAfterBreak="0">
+  <w:abstractNum w:abstractNumId="53" w15:restartNumberingAfterBreak="0">
     <w:nsid w:val="6D4D7E37"/>
     <w:multiLevelType w:val="multilevel"/>
     <w:tmpl w:val="8C92282C"/>
@@ -20154,7 +21167,7 @@
       </w:pPr>
     </w:lvl>
   </w:abstractNum>
-  <w:abstractNum w:abstractNumId="50" w15:restartNumberingAfterBreak="0">
+  <w:abstractNum w:abstractNumId="54" w15:restartNumberingAfterBreak="0">
     <w:nsid w:val="6DBE5A11"/>
     <w:multiLevelType w:val="hybridMultilevel"/>
     <w:tmpl w:val="FBDA75C2"/>
@@ -20267,7 +21280,7 @@
       </w:rPr>
     </w:lvl>
   </w:abstractNum>
-  <w:abstractNum w:abstractNumId="51" w15:restartNumberingAfterBreak="0">
+  <w:abstractNum w:abstractNumId="55" w15:restartNumberingAfterBreak="0">
     <w:nsid w:val="6F8D3540"/>
     <w:multiLevelType w:val="multilevel"/>
     <w:tmpl w:val="22F0D450"/>
@@ -20380,7 +21393,7 @@
       </w:pPr>
     </w:lvl>
   </w:abstractNum>
-  <w:abstractNum w:abstractNumId="52" w15:restartNumberingAfterBreak="0">
+  <w:abstractNum w:abstractNumId="56" w15:restartNumberingAfterBreak="0">
     <w:nsid w:val="70DC70C0"/>
     <w:multiLevelType w:val="hybridMultilevel"/>
     <w:tmpl w:val="7D387592"/>
@@ -20493,7 +21506,7 @@
       </w:rPr>
     </w:lvl>
   </w:abstractNum>
-  <w:abstractNum w:abstractNumId="53" w15:restartNumberingAfterBreak="0">
+  <w:abstractNum w:abstractNumId="57" w15:restartNumberingAfterBreak="0">
     <w:nsid w:val="71260F38"/>
     <w:multiLevelType w:val="multilevel"/>
     <w:tmpl w:val="38BCF608"/>
@@ -20610,7 +21623,7 @@
       </w:pPr>
     </w:lvl>
   </w:abstractNum>
-  <w:abstractNum w:abstractNumId="54" w15:restartNumberingAfterBreak="0">
+  <w:abstractNum w:abstractNumId="58" w15:restartNumberingAfterBreak="0">
     <w:nsid w:val="7197735F"/>
     <w:multiLevelType w:val="multilevel"/>
     <w:tmpl w:val="8EE43866"/>
@@ -20732,7 +21745,7 @@
       </w:pPr>
     </w:lvl>
   </w:abstractNum>
-  <w:abstractNum w:abstractNumId="55" w15:restartNumberingAfterBreak="0">
+  <w:abstractNum w:abstractNumId="59" w15:restartNumberingAfterBreak="0">
     <w:nsid w:val="77AE1ACC"/>
     <w:multiLevelType w:val="multilevel"/>
     <w:tmpl w:val="5F968528"/>
@@ -20845,7 +21858,7 @@
       </w:pPr>
     </w:lvl>
   </w:abstractNum>
-  <w:abstractNum w:abstractNumId="56" w15:restartNumberingAfterBreak="0">
+  <w:abstractNum w:abstractNumId="60" w15:restartNumberingAfterBreak="0">
     <w:nsid w:val="787A2CDD"/>
     <w:multiLevelType w:val="hybridMultilevel"/>
     <w:tmpl w:val="4FD07086"/>
@@ -20960,7 +21973,7 @@
       </w:rPr>
     </w:lvl>
   </w:abstractNum>
-  <w:abstractNum w:abstractNumId="57" w15:restartNumberingAfterBreak="0">
+  <w:abstractNum w:abstractNumId="61" w15:restartNumberingAfterBreak="0">
     <w:nsid w:val="7EE20780"/>
     <w:multiLevelType w:val="multilevel"/>
     <w:tmpl w:val="D69A7F62"/>
@@ -21109,7 +22122,7 @@
       </w:rPr>
     </w:lvl>
   </w:abstractNum>
-  <w:abstractNum w:abstractNumId="58" w15:restartNumberingAfterBreak="0">
+  <w:abstractNum w:abstractNumId="62" w15:restartNumberingAfterBreak="0">
     <w:nsid w:val="7F1776FC"/>
     <w:multiLevelType w:val="multilevel"/>
     <w:tmpl w:val="0534E96C"/>
@@ -21259,181 +22272,193 @@
     </w:lvl>
   </w:abstractNum>
   <w:num w:numId="1" w16cid:durableId="29303762">
+    <w:abstractNumId w:val="37"/>
+  </w:num>
+  <w:num w:numId="2" w16cid:durableId="2011787675">
+    <w:abstractNumId w:val="50"/>
+  </w:num>
+  <w:num w:numId="3" w16cid:durableId="1523858459">
+    <w:abstractNumId w:val="18"/>
+  </w:num>
+  <w:num w:numId="4" w16cid:durableId="1809324148">
+    <w:abstractNumId w:val="44"/>
+  </w:num>
+  <w:num w:numId="5" w16cid:durableId="304818186">
+    <w:abstractNumId w:val="21"/>
+  </w:num>
+  <w:num w:numId="6" w16cid:durableId="147597832">
+    <w:abstractNumId w:val="53"/>
+  </w:num>
+  <w:num w:numId="7" w16cid:durableId="348026808">
+    <w:abstractNumId w:val="34"/>
+  </w:num>
+  <w:num w:numId="8" w16cid:durableId="196241823">
+    <w:abstractNumId w:val="25"/>
+  </w:num>
+  <w:num w:numId="9" w16cid:durableId="493254222">
     <w:abstractNumId w:val="35"/>
   </w:num>
-  <w:num w:numId="2" w16cid:durableId="2011787675">
+  <w:num w:numId="10" w16cid:durableId="967861690">
+    <w:abstractNumId w:val="14"/>
+  </w:num>
+  <w:num w:numId="11" w16cid:durableId="1894191394">
+    <w:abstractNumId w:val="45"/>
+  </w:num>
+  <w:num w:numId="12" w16cid:durableId="1970938493">
+    <w:abstractNumId w:val="38"/>
+  </w:num>
+  <w:num w:numId="13" w16cid:durableId="895092029">
+    <w:abstractNumId w:val="19"/>
+  </w:num>
+  <w:num w:numId="14" w16cid:durableId="483590356">
+    <w:abstractNumId w:val="46"/>
+  </w:num>
+  <w:num w:numId="15" w16cid:durableId="601186862">
     <w:abstractNumId w:val="47"/>
   </w:num>
-  <w:num w:numId="3" w16cid:durableId="1523858459">
-    <w:abstractNumId w:val="16"/>
+  <w:num w:numId="16" w16cid:durableId="1291981566">
+    <w:abstractNumId w:val="7"/>
   </w:num>
-  <w:num w:numId="4" w16cid:durableId="1809324148">
+  <w:num w:numId="17" w16cid:durableId="1172448410">
+    <w:abstractNumId w:val="26"/>
+  </w:num>
+  <w:num w:numId="18" w16cid:durableId="2074502837">
+    <w:abstractNumId w:val="8"/>
+  </w:num>
+  <w:num w:numId="19" w16cid:durableId="725490956">
+    <w:abstractNumId w:val="15"/>
+  </w:num>
+  <w:num w:numId="20" w16cid:durableId="926498700">
+    <w:abstractNumId w:val="43"/>
+  </w:num>
+  <w:num w:numId="21" w16cid:durableId="245380149">
+    <w:abstractNumId w:val="24"/>
+  </w:num>
+  <w:num w:numId="22" w16cid:durableId="409928809">
+    <w:abstractNumId w:val="6"/>
+  </w:num>
+  <w:num w:numId="23" w16cid:durableId="699820587">
+    <w:abstractNumId w:val="39"/>
+  </w:num>
+  <w:num w:numId="24" w16cid:durableId="472600543">
+    <w:abstractNumId w:val="62"/>
+  </w:num>
+  <w:num w:numId="25" w16cid:durableId="297876046">
+    <w:abstractNumId w:val="59"/>
+  </w:num>
+  <w:num w:numId="26" w16cid:durableId="1492409805">
+    <w:abstractNumId w:val="12"/>
+  </w:num>
+  <w:num w:numId="27" w16cid:durableId="67583840">
+    <w:abstractNumId w:val="27"/>
+  </w:num>
+  <w:num w:numId="28" w16cid:durableId="1171333134">
+    <w:abstractNumId w:val="23"/>
+  </w:num>
+  <w:num w:numId="29" w16cid:durableId="393629923">
+    <w:abstractNumId w:val="41"/>
+  </w:num>
+  <w:num w:numId="30" w16cid:durableId="723287071">
+    <w:abstractNumId w:val="55"/>
+  </w:num>
+  <w:num w:numId="31" w16cid:durableId="1935016338">
+    <w:abstractNumId w:val="61"/>
+  </w:num>
+  <w:num w:numId="32" w16cid:durableId="125196762">
+    <w:abstractNumId w:val="57"/>
+  </w:num>
+  <w:num w:numId="33" w16cid:durableId="771557472">
+    <w:abstractNumId w:val="30"/>
+  </w:num>
+  <w:num w:numId="34" w16cid:durableId="702246606">
+    <w:abstractNumId w:val="52"/>
+  </w:num>
+  <w:num w:numId="35" w16cid:durableId="138962012">
+    <w:abstractNumId w:val="20"/>
+  </w:num>
+  <w:num w:numId="36" w16cid:durableId="885525598">
     <w:abstractNumId w:val="42"/>
   </w:num>
-  <w:num w:numId="5" w16cid:durableId="304818186">
-    <w:abstractNumId w:val="19"/>
-  </w:num>
-  <w:num w:numId="6" w16cid:durableId="147597832">
+  <w:num w:numId="37" w16cid:durableId="1253129903">
     <w:abstractNumId w:val="49"/>
   </w:num>
-  <w:num w:numId="7" w16cid:durableId="348026808">
-    <w:abstractNumId w:val="32"/>
-  </w:num>
-  <w:num w:numId="8" w16cid:durableId="196241823">
-    <w:abstractNumId w:val="23"/>
-  </w:num>
-  <w:num w:numId="9" w16cid:durableId="493254222">
-    <w:abstractNumId w:val="33"/>
-  </w:num>
-  <w:num w:numId="10" w16cid:durableId="967861690">
-    <w:abstractNumId w:val="12"/>
-  </w:num>
-  <w:num w:numId="11" w16cid:durableId="1894191394">
-    <w:abstractNumId w:val="43"/>
-  </w:num>
-  <w:num w:numId="12" w16cid:durableId="1970938493">
-    <w:abstractNumId w:val="36"/>
-  </w:num>
-  <w:num w:numId="13" w16cid:durableId="895092029">
-    <w:abstractNumId w:val="17"/>
-  </w:num>
-  <w:num w:numId="14" w16cid:durableId="483590356">
-    <w:abstractNumId w:val="44"/>
-  </w:num>
-  <w:num w:numId="15" w16cid:durableId="601186862">
-    <w:abstractNumId w:val="45"/>
-  </w:num>
-  <w:num w:numId="16" w16cid:durableId="1291981566">
-    <w:abstractNumId w:val="6"/>
-  </w:num>
-  <w:num w:numId="17" w16cid:durableId="1172448410">
-    <w:abstractNumId w:val="24"/>
-  </w:num>
-  <w:num w:numId="18" w16cid:durableId="2074502837">
-    <w:abstractNumId w:val="7"/>
-  </w:num>
-  <w:num w:numId="19" w16cid:durableId="725490956">
-    <w:abstractNumId w:val="13"/>
-  </w:num>
-  <w:num w:numId="20" w16cid:durableId="926498700">
-    <w:abstractNumId w:val="41"/>
-  </w:num>
-  <w:num w:numId="21" w16cid:durableId="245380149">
+  <w:num w:numId="38" w16cid:durableId="1068841071">
     <w:abstractNumId w:val="22"/>
-  </w:num>
-  <w:num w:numId="22" w16cid:durableId="409928809">
-    <w:abstractNumId w:val="5"/>
-  </w:num>
-  <w:num w:numId="23" w16cid:durableId="699820587">
-    <w:abstractNumId w:val="37"/>
-  </w:num>
-  <w:num w:numId="24" w16cid:durableId="472600543">
-    <w:abstractNumId w:val="58"/>
-  </w:num>
-  <w:num w:numId="25" w16cid:durableId="297876046">
-    <w:abstractNumId w:val="55"/>
-  </w:num>
-  <w:num w:numId="26" w16cid:durableId="1492409805">
-    <w:abstractNumId w:val="10"/>
-  </w:num>
-  <w:num w:numId="27" w16cid:durableId="67583840">
-    <w:abstractNumId w:val="25"/>
-  </w:num>
-  <w:num w:numId="28" w16cid:durableId="1171333134">
-    <w:abstractNumId w:val="21"/>
-  </w:num>
-  <w:num w:numId="29" w16cid:durableId="393629923">
-    <w:abstractNumId w:val="39"/>
-  </w:num>
-  <w:num w:numId="30" w16cid:durableId="723287071">
-    <w:abstractNumId w:val="51"/>
-  </w:num>
-  <w:num w:numId="31" w16cid:durableId="1935016338">
-    <w:abstractNumId w:val="57"/>
-  </w:num>
-  <w:num w:numId="32" w16cid:durableId="125196762">
-    <w:abstractNumId w:val="53"/>
-  </w:num>
-  <w:num w:numId="33" w16cid:durableId="771557472">
-    <w:abstractNumId w:val="28"/>
-  </w:num>
-  <w:num w:numId="34" w16cid:durableId="702246606">
-    <w:abstractNumId w:val="48"/>
-  </w:num>
-  <w:num w:numId="35" w16cid:durableId="138962012">
-    <w:abstractNumId w:val="18"/>
-  </w:num>
-  <w:num w:numId="36" w16cid:durableId="885525598">
-    <w:abstractNumId w:val="40"/>
-  </w:num>
-  <w:num w:numId="37" w16cid:durableId="1253129903">
-    <w:abstractNumId w:val="46"/>
-  </w:num>
-  <w:num w:numId="38" w16cid:durableId="1068841071">
-    <w:abstractNumId w:val="20"/>
   </w:num>
   <w:num w:numId="39" w16cid:durableId="2033144635">
     <w:abstractNumId w:val="3"/>
   </w:num>
   <w:num w:numId="40" w16cid:durableId="823739766">
-    <w:abstractNumId w:val="38"/>
+    <w:abstractNumId w:val="40"/>
   </w:num>
   <w:num w:numId="41" w16cid:durableId="1023363179">
-    <w:abstractNumId w:val="54"/>
+    <w:abstractNumId w:val="58"/>
   </w:num>
   <w:num w:numId="42" w16cid:durableId="2086493360">
-    <w:abstractNumId w:val="15"/>
+    <w:abstractNumId w:val="17"/>
   </w:num>
   <w:num w:numId="43" w16cid:durableId="450707668">
-    <w:abstractNumId w:val="31"/>
+    <w:abstractNumId w:val="33"/>
   </w:num>
   <w:num w:numId="44" w16cid:durableId="1395472017">
     <w:abstractNumId w:val="2"/>
   </w:num>
   <w:num w:numId="45" w16cid:durableId="811101082">
-    <w:abstractNumId w:val="29"/>
+    <w:abstractNumId w:val="31"/>
   </w:num>
   <w:num w:numId="46" w16cid:durableId="256408564">
     <w:abstractNumId w:val="1"/>
   </w:num>
   <w:num w:numId="47" w16cid:durableId="1873881206">
-    <w:abstractNumId w:val="52"/>
+    <w:abstractNumId w:val="56"/>
   </w:num>
   <w:num w:numId="48" w16cid:durableId="919874176">
-    <w:abstractNumId w:val="9"/>
+    <w:abstractNumId w:val="11"/>
   </w:num>
   <w:num w:numId="49" w16cid:durableId="1990014450">
-    <w:abstractNumId w:val="26"/>
+    <w:abstractNumId w:val="28"/>
   </w:num>
   <w:num w:numId="50" w16cid:durableId="1184126169">
-    <w:abstractNumId w:val="34"/>
+    <w:abstractNumId w:val="36"/>
   </w:num>
   <w:num w:numId="51" w16cid:durableId="439374462">
     <w:abstractNumId w:val="0"/>
   </w:num>
   <w:num w:numId="52" w16cid:durableId="83649529">
-    <w:abstractNumId w:val="14"/>
+    <w:abstractNumId w:val="16"/>
   </w:num>
   <w:num w:numId="53" w16cid:durableId="178129063">
-    <w:abstractNumId w:val="8"/>
+    <w:abstractNumId w:val="10"/>
   </w:num>
   <w:num w:numId="54" w16cid:durableId="761217216">
-    <w:abstractNumId w:val="27"/>
+    <w:abstractNumId w:val="29"/>
   </w:num>
   <w:num w:numId="55" w16cid:durableId="84886014">
-    <w:abstractNumId w:val="56"/>
+    <w:abstractNumId w:val="60"/>
   </w:num>
   <w:num w:numId="56" w16cid:durableId="17388219">
     <w:abstractNumId w:val="4"/>
   </w:num>
   <w:num w:numId="57" w16cid:durableId="1392004079">
-    <w:abstractNumId w:val="30"/>
+    <w:abstractNumId w:val="32"/>
   </w:num>
   <w:num w:numId="58" w16cid:durableId="1709182969">
-    <w:abstractNumId w:val="50"/>
+    <w:abstractNumId w:val="54"/>
   </w:num>
   <w:num w:numId="59" w16cid:durableId="117720726">
-    <w:abstractNumId w:val="11"/>
+    <w:abstractNumId w:val="13"/>
+  </w:num>
+  <w:num w:numId="60" w16cid:durableId="304355943">
+    <w:abstractNumId w:val="5"/>
+  </w:num>
+  <w:num w:numId="61" w16cid:durableId="1453017244">
+    <w:abstractNumId w:val="48"/>
+  </w:num>
+  <w:num w:numId="62" w16cid:durableId="1502308998">
+    <w:abstractNumId w:val="51"/>
+  </w:num>
+  <w:num w:numId="63" w16cid:durableId="739137922">
+    <w:abstractNumId w:val="9"/>
   </w:num>
 </w:numbering>
 </file>
@@ -21838,7 +22863,7 @@
   <w:style w:type="paragraph" w:default="1" w:styleId="a">
     <w:name w:val="Normal"/>
     <w:qFormat/>
-    <w:rsid w:val="00073EC6"/>
+    <w:rsid w:val="00AF0795"/>
     <w:pPr>
       <w:spacing w:after="160" w:line="259" w:lineRule="auto"/>
     </w:pPr>
@@ -21848,7 +22873,6 @@
       <w:sz w:val="22"/>
       <w:szCs w:val="22"/>
       <w:lang w:bidi="he-IL"/>
-      <w14:ligatures w14:val="none"/>
     </w:rPr>
   </w:style>
   <w:style w:type="paragraph" w:styleId="1">
@@ -22052,7 +23076,6 @@
   <w:style w:type="character" w:default="1" w:styleId="a0">
     <w:name w:val="Default Paragraph Font"/>
     <w:uiPriority w:val="1"/>
-    <w:semiHidden/>
     <w:unhideWhenUsed/>
   </w:style>
   <w:style w:type="table" w:default="1" w:styleId="a1">
@@ -22453,7 +23476,6 @@
       <w:kern w:val="2"/>
       <w:sz w:val="24"/>
       <w:szCs w:val="28"/>
-      <w14:ligatures w14:val="standardContextual"/>
     </w:rPr>
   </w:style>
   <w:style w:type="paragraph" w:customStyle="1" w:styleId="caption1">

--- a/Graduate Work/Преддипломная практика/Отчет по преддипломной практике Речук Дмитрий Максимович 606-22.docx
+++ b/Graduate Work/Преддипломная практика/Отчет по преддипломной практике Речук Дмитрий Максимович 606-22.docx
@@ -3323,7 +3323,7 @@
                 <w:sz w:val="28"/>
                 <w:szCs w:val="28"/>
               </w:rPr>
-              <w:t>16</w:t>
+              <w:t>17</w:t>
             </w:r>
             <w:r>
               <w:rPr>
@@ -5344,7 +5344,7 @@
           <w:noProof/>
         </w:rPr>
         <w:drawing>
-          <wp:inline distT="0" distB="0" distL="0" distR="0" wp14:anchorId="26B39AA7" wp14:editId="19D3E1DC">
+          <wp:inline distT="0" distB="0" distL="0" distR="0" wp14:anchorId="26B39AA7" wp14:editId="555446BE">
             <wp:extent cx="9261231" cy="3249356"/>
             <wp:effectExtent l="0" t="0" r="0" b="0"/>
             <wp:docPr id="1" name="Рисунок 3"/>
@@ -5448,6 +5448,7 @@
       <w:r>
         <w:rPr>
           <w:rFonts w:ascii="Times New Roman" w:hAnsi="Times New Roman" w:cs="Times New Roman"/>
+          <w:noProof/>
           <w:color w:val="auto"/>
           <w:sz w:val="28"/>
         </w:rPr>
@@ -8894,25 +8895,7 @@
           <w:sz w:val="28"/>
           <w:szCs w:val="28"/>
         </w:rPr>
-        <w:t xml:space="preserve">Наличие большого количества библиотек для обработки изображений и машинного обучения (OpenCV, </w:t>
-      </w:r>
-      <w:proofErr w:type="spellStart"/>
-      <w:r>
-        <w:rPr>
-          <w:rFonts w:ascii="Times New Roman" w:hAnsi="Times New Roman" w:cs="Times New Roman"/>
-          <w:sz w:val="28"/>
-          <w:szCs w:val="28"/>
-        </w:rPr>
-        <w:t>NumPy</w:t>
-      </w:r>
-      <w:proofErr w:type="spellEnd"/>
-      <w:r>
-        <w:rPr>
-          <w:rFonts w:ascii="Times New Roman" w:hAnsi="Times New Roman" w:cs="Times New Roman"/>
-          <w:sz w:val="28"/>
-          <w:szCs w:val="28"/>
-        </w:rPr>
-        <w:t xml:space="preserve">, PyTorch, TensorFlow); </w:t>
+        <w:t xml:space="preserve">Наличие большого количества библиотек для обработки изображений и машинного обучения (OpenCV, NumPy, PyTorch, TensorFlow); </w:t>
       </w:r>
     </w:p>
     <w:p>
@@ -13664,18 +13647,7 @@
           <w:szCs w:val="28"/>
         </w:rPr>
         <w:lastRenderedPageBreak/>
-        <w:t>7</w:t>
-      </w:r>
-      <w:r>
-        <w:rPr>
-          <w:rFonts w:ascii="Times New Roman" w:hAnsi="Times New Roman" w:cs="Times New Roman"/>
-          <w:b/>
-          <w:bCs/>
-          <w:color w:val="000000" w:themeColor="text1"/>
-          <w:sz w:val="28"/>
-          <w:szCs w:val="28"/>
-        </w:rPr>
-        <w:t>. ПРАКТИЧЕСКАЯ ЗНАЧИМОСТЬ РЕЗУЛЬТАТОВ ИССЛЕДОВАНИЯ</w:t>
+        <w:t>7. ПРАКТИЧЕСКАЯ ЗНАЧИМОСТЬ РЕЗУЛЬТАТОВ ИССЛЕДОВАНИЯ</w:t>
       </w:r>
     </w:p>
     <w:p>
@@ -13775,15 +13747,7 @@
           <w:sz w:val="28"/>
           <w:szCs w:val="28"/>
         </w:rPr>
-        <w:t>О</w:t>
-      </w:r>
-      <w:r>
-        <w:rPr>
-          <w:rFonts w:ascii="Times New Roman" w:hAnsi="Times New Roman" w:cs="Times New Roman"/>
-          <w:sz w:val="28"/>
-          <w:szCs w:val="28"/>
-        </w:rPr>
-        <w:t>бнаружение человека в опасной зоне;</w:t>
+        <w:t>Обнаружение человека в опасной зоне;</w:t>
       </w:r>
     </w:p>
     <w:p>
@@ -13807,15 +13771,7 @@
           <w:sz w:val="28"/>
           <w:szCs w:val="28"/>
         </w:rPr>
-        <w:t>К</w:t>
-      </w:r>
-      <w:r>
-        <w:rPr>
-          <w:rFonts w:ascii="Times New Roman" w:hAnsi="Times New Roman" w:cs="Times New Roman"/>
-          <w:sz w:val="28"/>
-          <w:szCs w:val="28"/>
-        </w:rPr>
-        <w:t>онтроль прохождения контрольных точек;</w:t>
+        <w:t>Контроль прохождения контрольных точек;</w:t>
       </w:r>
     </w:p>
     <w:p>
@@ -13839,15 +13795,7 @@
           <w:sz w:val="28"/>
           <w:szCs w:val="28"/>
         </w:rPr>
-        <w:t>Р</w:t>
-      </w:r>
-      <w:r>
-        <w:rPr>
-          <w:rFonts w:ascii="Times New Roman" w:hAnsi="Times New Roman" w:cs="Times New Roman"/>
-          <w:sz w:val="28"/>
-          <w:szCs w:val="28"/>
-        </w:rPr>
-        <w:t>аспознавание защитного оборудования;</w:t>
+        <w:t>Распознавание защитного оборудования;</w:t>
       </w:r>
     </w:p>
     <w:p>
@@ -13871,15 +13819,7 @@
           <w:sz w:val="28"/>
           <w:szCs w:val="28"/>
         </w:rPr>
-        <w:t>Ф</w:t>
-      </w:r>
-      <w:r>
-        <w:rPr>
-          <w:rFonts w:ascii="Times New Roman" w:hAnsi="Times New Roman" w:cs="Times New Roman"/>
-          <w:sz w:val="28"/>
-          <w:szCs w:val="28"/>
-        </w:rPr>
-        <w:t>иксацию событий и хранение информации в базе данных;</w:t>
+        <w:t>Фиксацию событий и хранение информации в базе данных;</w:t>
       </w:r>
     </w:p>
     <w:p>
@@ -13903,15 +13843,7 @@
           <w:sz w:val="28"/>
           <w:szCs w:val="28"/>
         </w:rPr>
-        <w:t>А</w:t>
-      </w:r>
-      <w:r>
-        <w:rPr>
-          <w:rFonts w:ascii="Times New Roman" w:hAnsi="Times New Roman" w:cs="Times New Roman"/>
-          <w:sz w:val="28"/>
-          <w:szCs w:val="28"/>
-        </w:rPr>
-        <w:t>втоматический анализ видеопотока с использованием искусственных нейронных сетей.</w:t>
+        <w:t>Автоматический анализ видеопотока с использованием искусственных нейронных сетей.</w:t>
       </w:r>
     </w:p>
     <w:p>
@@ -14189,9 +14121,349 @@
           <w:szCs w:val="28"/>
         </w:rPr>
         <w:lastRenderedPageBreak/>
-        <w:t>8</w:t>
-      </w:r>
-      <w:r>
+        <w:t>ЗАКЛЮЧЕНИЕ</w:t>
+      </w:r>
+    </w:p>
+    <w:p>
+      <w:pPr>
+        <w:spacing w:after="0" w:line="360" w:lineRule="auto"/>
+        <w:ind w:firstLine="709"/>
+        <w:jc w:val="both"/>
+        <w:rPr>
+          <w:rFonts w:ascii="Times New Roman" w:hAnsi="Times New Roman" w:cs="Times New Roman"/>
+          <w:sz w:val="28"/>
+          <w:szCs w:val="28"/>
+        </w:rPr>
+      </w:pPr>
+      <w:r>
+        <w:rPr>
+          <w:rFonts w:ascii="Times New Roman" w:hAnsi="Times New Roman" w:cs="Times New Roman"/>
+          <w:sz w:val="28"/>
+          <w:szCs w:val="28"/>
+        </w:rPr>
+        <w:t>По итогам работы была спроектирована и разработана автоматизированная система обнаружения присутствия человека в опасной зоне с учётом прохождения контрольных точек.</w:t>
+      </w:r>
+    </w:p>
+    <w:p>
+      <w:pPr>
+        <w:spacing w:after="0" w:line="360" w:lineRule="auto"/>
+        <w:ind w:firstLine="709"/>
+        <w:jc w:val="both"/>
+        <w:rPr>
+          <w:rFonts w:ascii="Times New Roman" w:hAnsi="Times New Roman" w:cs="Times New Roman"/>
+          <w:sz w:val="28"/>
+          <w:szCs w:val="28"/>
+        </w:rPr>
+      </w:pPr>
+      <w:r>
+        <w:rPr>
+          <w:rFonts w:ascii="Times New Roman" w:hAnsi="Times New Roman" w:cs="Times New Roman"/>
+          <w:sz w:val="28"/>
+          <w:szCs w:val="28"/>
+        </w:rPr>
+        <w:t>Были выполнены следующие задачи для достижения цели проектирования и разработки системы:</w:t>
+      </w:r>
+    </w:p>
+    <w:p>
+      <w:pPr>
+        <w:pStyle w:val="af2"/>
+        <w:numPr>
+          <w:ilvl w:val="0"/>
+          <w:numId w:val="65"/>
+        </w:numPr>
+        <w:spacing w:after="0" w:line="360" w:lineRule="auto"/>
+        <w:jc w:val="both"/>
+        <w:rPr>
+          <w:rFonts w:ascii="Times New Roman" w:hAnsi="Times New Roman" w:cs="Times New Roman"/>
+          <w:sz w:val="28"/>
+          <w:szCs w:val="28"/>
+        </w:rPr>
+      </w:pPr>
+      <w:r>
+        <w:rPr>
+          <w:rFonts w:ascii="Times New Roman" w:hAnsi="Times New Roman" w:cs="Times New Roman"/>
+          <w:sz w:val="28"/>
+          <w:szCs w:val="28"/>
+        </w:rPr>
+        <w:t xml:space="preserve">Исследована предметная область контроля безопасности в опасных зонах. </w:t>
+      </w:r>
+    </w:p>
+    <w:p>
+      <w:pPr>
+        <w:pStyle w:val="af2"/>
+        <w:numPr>
+          <w:ilvl w:val="0"/>
+          <w:numId w:val="65"/>
+        </w:numPr>
+        <w:spacing w:after="0" w:line="360" w:lineRule="auto"/>
+        <w:jc w:val="both"/>
+        <w:rPr>
+          <w:rFonts w:ascii="Times New Roman" w:hAnsi="Times New Roman" w:cs="Times New Roman"/>
+          <w:sz w:val="28"/>
+          <w:szCs w:val="28"/>
+        </w:rPr>
+      </w:pPr>
+      <w:r>
+        <w:rPr>
+          <w:rFonts w:ascii="Times New Roman" w:hAnsi="Times New Roman" w:cs="Times New Roman"/>
+          <w:sz w:val="28"/>
+          <w:szCs w:val="28"/>
+        </w:rPr>
+        <w:t xml:space="preserve">Изучены современные технологии компьютерного зрения и методы обнаружения объектов. </w:t>
+      </w:r>
+    </w:p>
+    <w:p>
+      <w:pPr>
+        <w:pStyle w:val="af2"/>
+        <w:numPr>
+          <w:ilvl w:val="0"/>
+          <w:numId w:val="65"/>
+        </w:numPr>
+        <w:spacing w:after="0" w:line="360" w:lineRule="auto"/>
+        <w:jc w:val="both"/>
+        <w:rPr>
+          <w:rFonts w:ascii="Times New Roman" w:hAnsi="Times New Roman" w:cs="Times New Roman"/>
+          <w:sz w:val="28"/>
+          <w:szCs w:val="28"/>
+        </w:rPr>
+      </w:pPr>
+      <w:r>
+        <w:rPr>
+          <w:rFonts w:ascii="Times New Roman" w:hAnsi="Times New Roman" w:cs="Times New Roman"/>
+          <w:sz w:val="28"/>
+          <w:szCs w:val="28"/>
+        </w:rPr>
+        <w:t xml:space="preserve">Спроектирована архитектура системы, разработаны BPMN, DFD, IDEF0 диаграммы, ER-диаграмма и логическая модель базы данных. </w:t>
+      </w:r>
+    </w:p>
+    <w:p>
+      <w:pPr>
+        <w:pStyle w:val="af2"/>
+        <w:numPr>
+          <w:ilvl w:val="0"/>
+          <w:numId w:val="65"/>
+        </w:numPr>
+        <w:spacing w:after="0" w:line="360" w:lineRule="auto"/>
+        <w:jc w:val="both"/>
+        <w:rPr>
+          <w:rFonts w:ascii="Times New Roman" w:hAnsi="Times New Roman" w:cs="Times New Roman"/>
+          <w:sz w:val="28"/>
+          <w:szCs w:val="28"/>
+        </w:rPr>
+      </w:pPr>
+      <w:r>
+        <w:rPr>
+          <w:rFonts w:ascii="Times New Roman" w:hAnsi="Times New Roman" w:cs="Times New Roman"/>
+          <w:sz w:val="28"/>
+          <w:szCs w:val="28"/>
+        </w:rPr>
+        <w:t xml:space="preserve">Разработан программный модуль обработки видеопотока с камер наблюдения. </w:t>
+      </w:r>
+    </w:p>
+    <w:p>
+      <w:pPr>
+        <w:pStyle w:val="af2"/>
+        <w:numPr>
+          <w:ilvl w:val="0"/>
+          <w:numId w:val="65"/>
+        </w:numPr>
+        <w:spacing w:after="0" w:line="360" w:lineRule="auto"/>
+        <w:jc w:val="both"/>
+        <w:rPr>
+          <w:rFonts w:ascii="Times New Roman" w:hAnsi="Times New Roman" w:cs="Times New Roman"/>
+          <w:sz w:val="28"/>
+          <w:szCs w:val="28"/>
+        </w:rPr>
+      </w:pPr>
+      <w:r>
+        <w:rPr>
+          <w:rFonts w:ascii="Times New Roman" w:hAnsi="Times New Roman" w:cs="Times New Roman"/>
+          <w:sz w:val="28"/>
+          <w:szCs w:val="28"/>
+        </w:rPr>
+        <w:t xml:space="preserve">Реализованы алгоритмы обнаружения человека в опасной зоне. </w:t>
+      </w:r>
+    </w:p>
+    <w:p>
+      <w:pPr>
+        <w:pStyle w:val="af2"/>
+        <w:numPr>
+          <w:ilvl w:val="0"/>
+          <w:numId w:val="65"/>
+        </w:numPr>
+        <w:spacing w:after="0" w:line="360" w:lineRule="auto"/>
+        <w:jc w:val="both"/>
+        <w:rPr>
+          <w:rFonts w:ascii="Times New Roman" w:hAnsi="Times New Roman" w:cs="Times New Roman"/>
+          <w:sz w:val="28"/>
+          <w:szCs w:val="28"/>
+        </w:rPr>
+      </w:pPr>
+      <w:r>
+        <w:rPr>
+          <w:rFonts w:ascii="Times New Roman" w:hAnsi="Times New Roman" w:cs="Times New Roman"/>
+          <w:sz w:val="28"/>
+          <w:szCs w:val="28"/>
+        </w:rPr>
+        <w:t xml:space="preserve">Разработан механизм контроля прохождения контрольных точек. </w:t>
+      </w:r>
+    </w:p>
+    <w:p>
+      <w:pPr>
+        <w:pStyle w:val="af2"/>
+        <w:numPr>
+          <w:ilvl w:val="0"/>
+          <w:numId w:val="65"/>
+        </w:numPr>
+        <w:spacing w:after="0" w:line="360" w:lineRule="auto"/>
+        <w:jc w:val="both"/>
+        <w:rPr>
+          <w:rFonts w:ascii="Times New Roman" w:hAnsi="Times New Roman" w:cs="Times New Roman"/>
+          <w:sz w:val="28"/>
+          <w:szCs w:val="28"/>
+        </w:rPr>
+      </w:pPr>
+      <w:r>
+        <w:rPr>
+          <w:rFonts w:ascii="Times New Roman" w:hAnsi="Times New Roman" w:cs="Times New Roman"/>
+          <w:sz w:val="28"/>
+          <w:szCs w:val="28"/>
+        </w:rPr>
+        <w:t xml:space="preserve">Реализован модуль распознавания защитного оборудования с использованием искусственных нейронных сетей. </w:t>
+      </w:r>
+    </w:p>
+    <w:p>
+      <w:pPr>
+        <w:pStyle w:val="af2"/>
+        <w:numPr>
+          <w:ilvl w:val="0"/>
+          <w:numId w:val="65"/>
+        </w:numPr>
+        <w:spacing w:after="0" w:line="360" w:lineRule="auto"/>
+        <w:jc w:val="both"/>
+        <w:rPr>
+          <w:rFonts w:ascii="Times New Roman" w:hAnsi="Times New Roman" w:cs="Times New Roman"/>
+          <w:sz w:val="28"/>
+          <w:szCs w:val="28"/>
+        </w:rPr>
+      </w:pPr>
+      <w:r>
+        <w:rPr>
+          <w:rFonts w:ascii="Times New Roman" w:hAnsi="Times New Roman" w:cs="Times New Roman"/>
+          <w:sz w:val="28"/>
+          <w:szCs w:val="28"/>
+        </w:rPr>
+        <w:t xml:space="preserve">Реализован механизм хранения и обработки данных в базе данных PostgreSQL. </w:t>
+      </w:r>
+    </w:p>
+    <w:p>
+      <w:pPr>
+        <w:pStyle w:val="af2"/>
+        <w:numPr>
+          <w:ilvl w:val="0"/>
+          <w:numId w:val="65"/>
+        </w:numPr>
+        <w:spacing w:after="0" w:line="360" w:lineRule="auto"/>
+        <w:jc w:val="both"/>
+        <w:rPr>
+          <w:rFonts w:ascii="Times New Roman" w:hAnsi="Times New Roman" w:cs="Times New Roman"/>
+          <w:sz w:val="28"/>
+          <w:szCs w:val="28"/>
+        </w:rPr>
+      </w:pPr>
+      <w:r>
+        <w:rPr>
+          <w:rFonts w:ascii="Times New Roman" w:hAnsi="Times New Roman" w:cs="Times New Roman"/>
+          <w:sz w:val="28"/>
+          <w:szCs w:val="28"/>
+        </w:rPr>
+        <w:t xml:space="preserve">Проведено тестирование и отладка разработанной системы. </w:t>
+      </w:r>
+    </w:p>
+    <w:p>
+      <w:pPr>
+        <w:spacing w:after="0" w:line="360" w:lineRule="auto"/>
+        <w:ind w:firstLine="709"/>
+        <w:jc w:val="both"/>
+        <w:rPr>
+          <w:rFonts w:ascii="Times New Roman" w:hAnsi="Times New Roman" w:cs="Times New Roman"/>
+          <w:sz w:val="28"/>
+          <w:szCs w:val="28"/>
+        </w:rPr>
+      </w:pPr>
+      <w:r>
+        <w:rPr>
+          <w:rFonts w:ascii="Times New Roman" w:hAnsi="Times New Roman" w:cs="Times New Roman"/>
+          <w:sz w:val="28"/>
+          <w:szCs w:val="28"/>
+        </w:rPr>
+        <w:t>В результате выполнения работы была создана программная система, обеспечивающая автоматизированный контроль присутствия человека в опасной зоне и позволяющая повысить уровень безопасности на объектах с повышенным риском.</w:t>
+      </w:r>
+    </w:p>
+    <w:p>
+      <w:pPr>
+        <w:spacing w:after="0" w:line="360" w:lineRule="auto"/>
+        <w:ind w:firstLine="709"/>
+        <w:jc w:val="both"/>
+        <w:rPr>
+          <w:rFonts w:ascii="Times New Roman" w:hAnsi="Times New Roman" w:cs="Times New Roman"/>
+          <w:sz w:val="28"/>
+          <w:szCs w:val="28"/>
+          <w:lang w:val="en-US"/>
+        </w:rPr>
+      </w:pPr>
+      <w:r>
+        <w:rPr>
+          <w:rFonts w:ascii="Times New Roman" w:hAnsi="Times New Roman" w:cs="Times New Roman"/>
+          <w:sz w:val="28"/>
+          <w:szCs w:val="28"/>
+        </w:rPr>
+        <w:t>Цель и задачи работы можно считать успешно выполненными.</w:t>
+      </w:r>
+      <w:r>
+        <w:rPr>
+          <w:rFonts w:ascii="Times New Roman" w:hAnsi="Times New Roman" w:cs="Times New Roman"/>
+          <w:sz w:val="28"/>
+          <w:szCs w:val="28"/>
+        </w:rPr>
+        <w:br/>
+        <w:t xml:space="preserve">Дальнейшее развитие работы может быть направлено на повышение точности алгоритмов обнаружения, расширение функциональных </w:t>
+      </w:r>
+      <w:r>
+        <w:rPr>
+          <w:rFonts w:ascii="Times New Roman" w:hAnsi="Times New Roman" w:cs="Times New Roman"/>
+          <w:sz w:val="28"/>
+          <w:szCs w:val="28"/>
+        </w:rPr>
+        <w:lastRenderedPageBreak/>
+        <w:t>возможностей системы, а также интеграцию дополнительных средств анализа и мониторинга.</w:t>
+      </w:r>
+    </w:p>
+    <w:p>
+      <w:pPr>
+        <w:spacing w:after="0" w:line="240" w:lineRule="auto"/>
+        <w:rPr>
+          <w:rFonts w:ascii="Times New Roman" w:hAnsi="Times New Roman" w:cs="Times New Roman"/>
+          <w:sz w:val="28"/>
+          <w:szCs w:val="28"/>
+          <w:lang w:val="en-US"/>
+        </w:rPr>
+      </w:pPr>
+      <w:r>
+        <w:rPr>
+          <w:rFonts w:ascii="Times New Roman" w:hAnsi="Times New Roman" w:cs="Times New Roman"/>
+          <w:sz w:val="28"/>
+          <w:szCs w:val="28"/>
+          <w:lang w:val="en-US"/>
+        </w:rPr>
+        <w:br w:type="page"/>
+      </w:r>
+    </w:p>
+    <w:p>
+      <w:pPr>
+        <w:pStyle w:val="1"/>
+        <w:spacing w:before="0" w:line="360" w:lineRule="auto"/>
+        <w:jc w:val="center"/>
         <w:rPr>
           <w:rFonts w:ascii="Times New Roman" w:hAnsi="Times New Roman" w:cs="Times New Roman"/>
           <w:b/>
@@ -14200,8 +14472,7 @@
           <w:sz w:val="28"/>
           <w:szCs w:val="28"/>
         </w:rPr>
-        <w:t xml:space="preserve">. </w:t>
-      </w:r>
+      </w:pPr>
       <w:r>
         <w:rPr>
           <w:rFonts w:ascii="Times New Roman" w:hAnsi="Times New Roman" w:cs="Times New Roman"/>
@@ -14211,12 +14482,13 @@
           <w:sz w:val="28"/>
           <w:szCs w:val="28"/>
         </w:rPr>
-        <w:t>ЗАКЛЮЧЕНИЕ</w:t>
-      </w:r>
-    </w:p>
-    <w:p>
-      <w:pPr>
-        <w:spacing w:line="360" w:lineRule="auto"/>
+        <w:lastRenderedPageBreak/>
+        <w:t>СПИСОК ИСПОЛЬЗОВАННЫХ ИСТОЧНИКОВ</w:t>
+      </w:r>
+    </w:p>
+    <w:p>
+      <w:pPr>
+        <w:spacing w:after="0" w:line="360" w:lineRule="auto"/>
         <w:ind w:firstLine="709"/>
         <w:jc w:val="both"/>
         <w:rPr>
@@ -14231,7 +14503,423 @@
           <w:sz w:val="28"/>
           <w:szCs w:val="28"/>
         </w:rPr>
-        <w:t>После проектирования системы, следующим этапом является разработка программного комплекса. В данной главе содержится подробное описание архитектуры программного комплекса, его содержание, модули и функциональные возможности</w:t>
+        <w:t xml:space="preserve">1. </w:t>
+      </w:r>
+      <w:r>
+        <w:rPr>
+          <w:rFonts w:ascii="Times New Roman" w:hAnsi="Times New Roman" w:cs="Times New Roman"/>
+          <w:sz w:val="28"/>
+          <w:szCs w:val="28"/>
+        </w:rPr>
+        <w:t xml:space="preserve">Гонсалес, Р. Цифровая обработка изображений / Р. Гонсалес, Р. Вудс. – М. : Техносфера, 2012. – 1104 с. </w:t>
+      </w:r>
+    </w:p>
+    <w:p>
+      <w:pPr>
+        <w:spacing w:after="0" w:line="360" w:lineRule="auto"/>
+        <w:ind w:firstLine="709"/>
+        <w:jc w:val="both"/>
+        <w:rPr>
+          <w:rFonts w:ascii="Times New Roman" w:hAnsi="Times New Roman" w:cs="Times New Roman"/>
+          <w:sz w:val="28"/>
+          <w:szCs w:val="28"/>
+          <w:lang w:val="en-US"/>
+        </w:rPr>
+      </w:pPr>
+      <w:r>
+        <w:rPr>
+          <w:rFonts w:ascii="Times New Roman" w:hAnsi="Times New Roman" w:cs="Times New Roman"/>
+          <w:sz w:val="28"/>
+          <w:szCs w:val="28"/>
+          <w:lang w:val="en-US"/>
+        </w:rPr>
+        <w:t xml:space="preserve">2. </w:t>
+      </w:r>
+      <w:r>
+        <w:rPr>
+          <w:rFonts w:ascii="Times New Roman" w:hAnsi="Times New Roman" w:cs="Times New Roman"/>
+          <w:sz w:val="28"/>
+          <w:szCs w:val="28"/>
+          <w:lang w:val="en-US"/>
+        </w:rPr>
+        <w:t xml:space="preserve">Goodfellow, I. Deep Learning / I. Goodfellow, Y. Bengio, A. Courville. – Cambridge : MIT Press, 2016. – 800 p. </w:t>
+      </w:r>
+    </w:p>
+    <w:p>
+      <w:pPr>
+        <w:spacing w:after="0" w:line="360" w:lineRule="auto"/>
+        <w:ind w:firstLine="709"/>
+        <w:jc w:val="both"/>
+        <w:rPr>
+          <w:rFonts w:ascii="Times New Roman" w:hAnsi="Times New Roman" w:cs="Times New Roman"/>
+          <w:sz w:val="28"/>
+          <w:szCs w:val="28"/>
+          <w:lang w:val="en-US"/>
+        </w:rPr>
+      </w:pPr>
+      <w:r>
+        <w:rPr>
+          <w:rFonts w:ascii="Times New Roman" w:hAnsi="Times New Roman" w:cs="Times New Roman"/>
+          <w:sz w:val="28"/>
+          <w:szCs w:val="28"/>
+          <w:lang w:val="en-US"/>
+        </w:rPr>
+        <w:t xml:space="preserve">3. </w:t>
+      </w:r>
+      <w:r>
+        <w:rPr>
+          <w:rFonts w:ascii="Times New Roman" w:hAnsi="Times New Roman" w:cs="Times New Roman"/>
+          <w:sz w:val="28"/>
+          <w:szCs w:val="28"/>
+          <w:lang w:val="en-US"/>
+        </w:rPr>
+        <w:t xml:space="preserve">Bradski, G. Learning OpenCV 4 Computer Vision with Python / G. Bradski, A. Kaehler. – Sebastopol : O’Reilly Media, 2020. – 1024 p. </w:t>
+      </w:r>
+    </w:p>
+    <w:p>
+      <w:pPr>
+        <w:spacing w:after="0" w:line="360" w:lineRule="auto"/>
+        <w:ind w:firstLine="709"/>
+        <w:jc w:val="both"/>
+        <w:rPr>
+          <w:rFonts w:ascii="Times New Roman" w:hAnsi="Times New Roman" w:cs="Times New Roman"/>
+          <w:sz w:val="28"/>
+          <w:szCs w:val="28"/>
+        </w:rPr>
+      </w:pPr>
+      <w:r>
+        <w:rPr>
+          <w:rFonts w:ascii="Times New Roman" w:hAnsi="Times New Roman" w:cs="Times New Roman"/>
+          <w:sz w:val="28"/>
+          <w:szCs w:val="28"/>
+        </w:rPr>
+        <w:t xml:space="preserve">4. </w:t>
+      </w:r>
+      <w:r>
+        <w:rPr>
+          <w:rFonts w:ascii="Times New Roman" w:hAnsi="Times New Roman" w:cs="Times New Roman"/>
+          <w:sz w:val="28"/>
+          <w:szCs w:val="28"/>
+        </w:rPr>
+        <w:t xml:space="preserve">TensorFlow [Электронный ресурс] : офиц. сайт. – URL: TensorFlow (дата обращения: 21.04.2026). </w:t>
+      </w:r>
+    </w:p>
+    <w:p>
+      <w:pPr>
+        <w:spacing w:after="0" w:line="360" w:lineRule="auto"/>
+        <w:ind w:firstLine="709"/>
+        <w:jc w:val="both"/>
+        <w:rPr>
+          <w:rFonts w:ascii="Times New Roman" w:hAnsi="Times New Roman" w:cs="Times New Roman"/>
+          <w:sz w:val="28"/>
+          <w:szCs w:val="28"/>
+        </w:rPr>
+      </w:pPr>
+      <w:r>
+        <w:rPr>
+          <w:rFonts w:ascii="Times New Roman" w:hAnsi="Times New Roman" w:cs="Times New Roman"/>
+          <w:sz w:val="28"/>
+          <w:szCs w:val="28"/>
+        </w:rPr>
+        <w:t xml:space="preserve">5. </w:t>
+      </w:r>
+      <w:r>
+        <w:rPr>
+          <w:rFonts w:ascii="Times New Roman" w:hAnsi="Times New Roman" w:cs="Times New Roman"/>
+          <w:sz w:val="28"/>
+          <w:szCs w:val="28"/>
+        </w:rPr>
+        <w:t xml:space="preserve">OpenCV [Электронный ресурс] : офиц. сайт. – URL: OpenCV (дата обращения: 21.04.2026). </w:t>
+      </w:r>
+    </w:p>
+    <w:p>
+      <w:pPr>
+        <w:spacing w:after="0" w:line="360" w:lineRule="auto"/>
+        <w:ind w:firstLine="709"/>
+        <w:jc w:val="both"/>
+        <w:rPr>
+          <w:rFonts w:ascii="Times New Roman" w:hAnsi="Times New Roman" w:cs="Times New Roman"/>
+          <w:sz w:val="28"/>
+          <w:szCs w:val="28"/>
+        </w:rPr>
+      </w:pPr>
+      <w:r>
+        <w:rPr>
+          <w:rFonts w:ascii="Times New Roman" w:hAnsi="Times New Roman" w:cs="Times New Roman"/>
+          <w:sz w:val="28"/>
+          <w:szCs w:val="28"/>
+        </w:rPr>
+        <w:t xml:space="preserve">6. </w:t>
+      </w:r>
+      <w:r>
+        <w:rPr>
+          <w:rFonts w:ascii="Times New Roman" w:hAnsi="Times New Roman" w:cs="Times New Roman"/>
+          <w:sz w:val="28"/>
+          <w:szCs w:val="28"/>
+        </w:rPr>
+        <w:t xml:space="preserve">PostgreSQL [Электронный ресурс] : офиц. сайт. – URL: PostgreSQL (дата обращения: 21.04.2026). </w:t>
+      </w:r>
+    </w:p>
+    <w:p>
+      <w:pPr>
+        <w:spacing w:after="0" w:line="360" w:lineRule="auto"/>
+        <w:ind w:firstLine="709"/>
+        <w:jc w:val="both"/>
+        <w:rPr>
+          <w:rFonts w:ascii="Times New Roman" w:hAnsi="Times New Roman" w:cs="Times New Roman"/>
+          <w:sz w:val="28"/>
+          <w:szCs w:val="28"/>
+        </w:rPr>
+      </w:pPr>
+      <w:r>
+        <w:rPr>
+          <w:rFonts w:ascii="Times New Roman" w:hAnsi="Times New Roman" w:cs="Times New Roman"/>
+          <w:sz w:val="28"/>
+          <w:szCs w:val="28"/>
+        </w:rPr>
+        <w:t xml:space="preserve">7. </w:t>
+      </w:r>
+      <w:r>
+        <w:rPr>
+          <w:rFonts w:ascii="Times New Roman" w:hAnsi="Times New Roman" w:cs="Times New Roman"/>
+          <w:sz w:val="28"/>
+          <w:szCs w:val="28"/>
+        </w:rPr>
+        <w:t xml:space="preserve">YOLO: Real-Time Object Detection [Электронный ресурс] : офиц. сайт. – URL: YOLO (дата обращения: 21.04.2026). </w:t>
+      </w:r>
+    </w:p>
+    <w:p>
+      <w:pPr>
+        <w:spacing w:after="0" w:line="360" w:lineRule="auto"/>
+        <w:ind w:firstLine="709"/>
+        <w:jc w:val="both"/>
+        <w:rPr>
+          <w:rFonts w:ascii="Times New Roman" w:hAnsi="Times New Roman" w:cs="Times New Roman"/>
+          <w:sz w:val="28"/>
+          <w:szCs w:val="28"/>
+        </w:rPr>
+      </w:pPr>
+      <w:r>
+        <w:rPr>
+          <w:rFonts w:ascii="Times New Roman" w:hAnsi="Times New Roman" w:cs="Times New Roman"/>
+          <w:sz w:val="28"/>
+          <w:szCs w:val="28"/>
+        </w:rPr>
+        <w:t xml:space="preserve">8. </w:t>
+      </w:r>
+      <w:r>
+        <w:rPr>
+          <w:rFonts w:ascii="Times New Roman" w:hAnsi="Times New Roman" w:cs="Times New Roman"/>
+          <w:sz w:val="28"/>
+          <w:szCs w:val="28"/>
+        </w:rPr>
+        <w:t xml:space="preserve">PyTorch [Электронный ресурс] : офиц. сайт. – URL: PyTorch (дата обращения: 21.04.2026). </w:t>
+      </w:r>
+    </w:p>
+    <w:p>
+      <w:pPr>
+        <w:spacing w:after="0" w:line="360" w:lineRule="auto"/>
+        <w:ind w:firstLine="709"/>
+        <w:jc w:val="both"/>
+        <w:rPr>
+          <w:rFonts w:ascii="Times New Roman" w:hAnsi="Times New Roman" w:cs="Times New Roman"/>
+          <w:sz w:val="28"/>
+          <w:szCs w:val="28"/>
+          <w:lang w:val="en-US"/>
+        </w:rPr>
+      </w:pPr>
+      <w:r>
+        <w:rPr>
+          <w:rFonts w:ascii="Times New Roman" w:hAnsi="Times New Roman" w:cs="Times New Roman"/>
+          <w:sz w:val="28"/>
+          <w:szCs w:val="28"/>
+          <w:lang w:val="en-US"/>
+        </w:rPr>
+        <w:t xml:space="preserve">9. </w:t>
+      </w:r>
+      <w:r>
+        <w:rPr>
+          <w:rFonts w:ascii="Times New Roman" w:hAnsi="Times New Roman" w:cs="Times New Roman"/>
+          <w:sz w:val="28"/>
+          <w:szCs w:val="28"/>
+          <w:lang w:val="en-US"/>
+        </w:rPr>
+        <w:t xml:space="preserve">Szeliski, R. Computer Vision: Algorithms and Applications / R. Szeliski. – London : Springer, 2022. – 979 p. </w:t>
+      </w:r>
+    </w:p>
+    <w:p>
+      <w:pPr>
+        <w:spacing w:after="0" w:line="360" w:lineRule="auto"/>
+        <w:ind w:firstLine="709"/>
+        <w:jc w:val="both"/>
+        <w:rPr>
+          <w:rFonts w:ascii="Times New Roman" w:hAnsi="Times New Roman" w:cs="Times New Roman"/>
+          <w:sz w:val="28"/>
+          <w:szCs w:val="28"/>
+          <w:lang w:val="en-US"/>
+        </w:rPr>
+      </w:pPr>
+      <w:r>
+        <w:rPr>
+          <w:rFonts w:ascii="Times New Roman" w:hAnsi="Times New Roman" w:cs="Times New Roman"/>
+          <w:sz w:val="28"/>
+          <w:szCs w:val="28"/>
+          <w:lang w:val="en-US"/>
+        </w:rPr>
+        <w:t xml:space="preserve">10. </w:t>
+      </w:r>
+      <w:r>
+        <w:rPr>
+          <w:rFonts w:ascii="Times New Roman" w:hAnsi="Times New Roman" w:cs="Times New Roman"/>
+          <w:sz w:val="28"/>
+          <w:szCs w:val="28"/>
+          <w:lang w:val="en-US"/>
+        </w:rPr>
+        <w:t xml:space="preserve">Richard, S. Artificial Intelligence: A Modern Approach / S. Richard, P. Norvig. – 4th ed. – Pearson, 2021. – 1136 p. </w:t>
+      </w:r>
+    </w:p>
+    <w:p>
+      <w:pPr>
+        <w:spacing w:after="0" w:line="360" w:lineRule="auto"/>
+        <w:ind w:firstLine="709"/>
+        <w:jc w:val="both"/>
+        <w:rPr>
+          <w:rFonts w:ascii="Times New Roman" w:hAnsi="Times New Roman" w:cs="Times New Roman"/>
+          <w:sz w:val="28"/>
+          <w:szCs w:val="28"/>
+        </w:rPr>
+      </w:pPr>
+      <w:r>
+        <w:rPr>
+          <w:rFonts w:ascii="Times New Roman" w:hAnsi="Times New Roman" w:cs="Times New Roman"/>
+          <w:sz w:val="28"/>
+          <w:szCs w:val="28"/>
+        </w:rPr>
+        <w:t xml:space="preserve">11. </w:t>
+      </w:r>
+      <w:r>
+        <w:rPr>
+          <w:rFonts w:ascii="Times New Roman" w:hAnsi="Times New Roman" w:cs="Times New Roman"/>
+          <w:sz w:val="28"/>
+          <w:szCs w:val="28"/>
+        </w:rPr>
+        <w:t xml:space="preserve">Unity [Электронный ресурс] : офиц. сайт. – URL: Unity (дата обращения: 21.04.2026). </w:t>
+      </w:r>
+    </w:p>
+    <w:p>
+      <w:pPr>
+        <w:spacing w:after="0" w:line="360" w:lineRule="auto"/>
+        <w:ind w:firstLine="709"/>
+        <w:jc w:val="both"/>
+        <w:rPr>
+          <w:rFonts w:ascii="Times New Roman" w:hAnsi="Times New Roman" w:cs="Times New Roman"/>
+          <w:sz w:val="28"/>
+          <w:szCs w:val="28"/>
+        </w:rPr>
+      </w:pPr>
+      <w:r>
+        <w:rPr>
+          <w:rFonts w:ascii="Times New Roman" w:hAnsi="Times New Roman" w:cs="Times New Roman"/>
+          <w:sz w:val="28"/>
+          <w:szCs w:val="28"/>
+        </w:rPr>
+        <w:t xml:space="preserve">12. </w:t>
+      </w:r>
+      <w:r>
+        <w:rPr>
+          <w:rFonts w:ascii="Times New Roman" w:hAnsi="Times New Roman" w:cs="Times New Roman"/>
+          <w:sz w:val="28"/>
+          <w:szCs w:val="28"/>
+        </w:rPr>
+        <w:t xml:space="preserve">Visual Studio 2022 [Электронный ресурс] : офиц. сайт. – URL: Visual Studio 2022 (дата обращения: 21.04.2026). </w:t>
+      </w:r>
+    </w:p>
+    <w:p>
+      <w:pPr>
+        <w:spacing w:after="0" w:line="360" w:lineRule="auto"/>
+        <w:ind w:firstLine="709"/>
+        <w:jc w:val="both"/>
+        <w:rPr>
+          <w:rFonts w:ascii="Times New Roman" w:hAnsi="Times New Roman" w:cs="Times New Roman"/>
+          <w:sz w:val="28"/>
+          <w:szCs w:val="28"/>
+        </w:rPr>
+      </w:pPr>
+      <w:r>
+        <w:rPr>
+          <w:rFonts w:ascii="Times New Roman" w:hAnsi="Times New Roman" w:cs="Times New Roman"/>
+          <w:sz w:val="28"/>
+          <w:szCs w:val="28"/>
+        </w:rPr>
+        <w:t xml:space="preserve">13. </w:t>
+      </w:r>
+      <w:r>
+        <w:rPr>
+          <w:rFonts w:ascii="Times New Roman" w:hAnsi="Times New Roman" w:cs="Times New Roman"/>
+          <w:sz w:val="28"/>
+          <w:szCs w:val="28"/>
+        </w:rPr>
+        <w:t xml:space="preserve">NumPy [Электронный ресурс] : офиц. сайт. – URL: NumPy (дата обращения: 21.04.2026). </w:t>
+      </w:r>
+    </w:p>
+    <w:p>
+      <w:pPr>
+        <w:spacing w:after="0" w:line="360" w:lineRule="auto"/>
+        <w:ind w:firstLine="709"/>
+        <w:jc w:val="both"/>
+        <w:rPr>
+          <w:rFonts w:ascii="Times New Roman" w:hAnsi="Times New Roman" w:cs="Times New Roman"/>
+          <w:sz w:val="28"/>
+          <w:szCs w:val="28"/>
+        </w:rPr>
+      </w:pPr>
+      <w:r>
+        <w:rPr>
+          <w:rFonts w:ascii="Times New Roman" w:hAnsi="Times New Roman" w:cs="Times New Roman"/>
+          <w:sz w:val="28"/>
+          <w:szCs w:val="28"/>
+        </w:rPr>
+        <w:t xml:space="preserve">14. </w:t>
+      </w:r>
+      <w:r>
+        <w:rPr>
+          <w:rFonts w:ascii="Times New Roman" w:hAnsi="Times New Roman" w:cs="Times New Roman"/>
+          <w:sz w:val="28"/>
+          <w:szCs w:val="28"/>
+        </w:rPr>
+        <w:t xml:space="preserve">pandas [Электронный ресурс] : офиц. сайт. – URL: pandas (дата обращения: 21.04.2026). </w:t>
+      </w:r>
+    </w:p>
+    <w:p>
+      <w:pPr>
+        <w:spacing w:after="0" w:line="360" w:lineRule="auto"/>
+        <w:ind w:firstLine="709"/>
+        <w:jc w:val="both"/>
+        <w:rPr>
+          <w:rFonts w:ascii="Times New Roman" w:hAnsi="Times New Roman" w:cs="Times New Roman"/>
+          <w:sz w:val="28"/>
+          <w:szCs w:val="28"/>
+          <w:lang w:val="en-US"/>
+        </w:rPr>
+      </w:pPr>
+      <w:r>
+        <w:rPr>
+          <w:rFonts w:ascii="Times New Roman" w:hAnsi="Times New Roman" w:cs="Times New Roman"/>
+          <w:sz w:val="28"/>
+          <w:szCs w:val="28"/>
+          <w:lang w:val="en-US"/>
+        </w:rPr>
+        <w:lastRenderedPageBreak/>
+        <w:t xml:space="preserve">15. </w:t>
+      </w:r>
+      <w:r>
+        <w:rPr>
+          <w:rFonts w:ascii="Times New Roman" w:hAnsi="Times New Roman" w:cs="Times New Roman"/>
+          <w:sz w:val="28"/>
+          <w:szCs w:val="28"/>
+          <w:lang w:val="en-US"/>
+        </w:rPr>
+        <w:t>Redmon, J. You Only Look Once: Unified, Real-Time Object Detection / J. Redmon, S. Divvala, R. Girshick, A. Farhadi // Proceedings of the IEEE Conference on Computer Vision and Pattern Recognition. – 2016. – P. 779–788.</w:t>
       </w:r>
     </w:p>
     <w:sectPr>
@@ -14862,6 +15550,119 @@
     </w:lvl>
   </w:abstractNum>
   <w:abstractNum w:abstractNumId="4" w15:restartNumberingAfterBreak="0">
+    <w:nsid w:val="138629F0"/>
+    <w:multiLevelType w:val="multilevel"/>
+    <w:tmpl w:val="288AA2E8"/>
+    <w:lvl w:ilvl="0">
+      <w:start w:val="1"/>
+      <w:numFmt w:val="decimal"/>
+      <w:lvlText w:val="%1."/>
+      <w:lvlJc w:val="left"/>
+      <w:pPr>
+        <w:tabs>
+          <w:tab w:val="num" w:pos="720"/>
+        </w:tabs>
+        <w:ind w:left="720" w:hanging="360"/>
+      </w:pPr>
+    </w:lvl>
+    <w:lvl w:ilvl="1" w:tentative="1">
+      <w:start w:val="1"/>
+      <w:numFmt w:val="decimal"/>
+      <w:lvlText w:val="%2."/>
+      <w:lvlJc w:val="left"/>
+      <w:pPr>
+        <w:tabs>
+          <w:tab w:val="num" w:pos="1440"/>
+        </w:tabs>
+        <w:ind w:left="1440" w:hanging="360"/>
+      </w:pPr>
+    </w:lvl>
+    <w:lvl w:ilvl="2" w:tentative="1">
+      <w:start w:val="1"/>
+      <w:numFmt w:val="decimal"/>
+      <w:lvlText w:val="%3."/>
+      <w:lvlJc w:val="left"/>
+      <w:pPr>
+        <w:tabs>
+          <w:tab w:val="num" w:pos="2160"/>
+        </w:tabs>
+        <w:ind w:left="2160" w:hanging="360"/>
+      </w:pPr>
+    </w:lvl>
+    <w:lvl w:ilvl="3" w:tentative="1">
+      <w:start w:val="1"/>
+      <w:numFmt w:val="decimal"/>
+      <w:lvlText w:val="%4."/>
+      <w:lvlJc w:val="left"/>
+      <w:pPr>
+        <w:tabs>
+          <w:tab w:val="num" w:pos="2880"/>
+        </w:tabs>
+        <w:ind w:left="2880" w:hanging="360"/>
+      </w:pPr>
+    </w:lvl>
+    <w:lvl w:ilvl="4" w:tentative="1">
+      <w:start w:val="1"/>
+      <w:numFmt w:val="decimal"/>
+      <w:lvlText w:val="%5."/>
+      <w:lvlJc w:val="left"/>
+      <w:pPr>
+        <w:tabs>
+          <w:tab w:val="num" w:pos="3600"/>
+        </w:tabs>
+        <w:ind w:left="3600" w:hanging="360"/>
+      </w:pPr>
+    </w:lvl>
+    <w:lvl w:ilvl="5" w:tentative="1">
+      <w:start w:val="1"/>
+      <w:numFmt w:val="decimal"/>
+      <w:lvlText w:val="%6."/>
+      <w:lvlJc w:val="left"/>
+      <w:pPr>
+        <w:tabs>
+          <w:tab w:val="num" w:pos="4320"/>
+        </w:tabs>
+        <w:ind w:left="4320" w:hanging="360"/>
+      </w:pPr>
+    </w:lvl>
+    <w:lvl w:ilvl="6" w:tentative="1">
+      <w:start w:val="1"/>
+      <w:numFmt w:val="decimal"/>
+      <w:lvlText w:val="%7."/>
+      <w:lvlJc w:val="left"/>
+      <w:pPr>
+        <w:tabs>
+          <w:tab w:val="num" w:pos="5040"/>
+        </w:tabs>
+        <w:ind w:left="5040" w:hanging="360"/>
+      </w:pPr>
+    </w:lvl>
+    <w:lvl w:ilvl="7" w:tentative="1">
+      <w:start w:val="1"/>
+      <w:numFmt w:val="decimal"/>
+      <w:lvlText w:val="%8."/>
+      <w:lvlJc w:val="left"/>
+      <w:pPr>
+        <w:tabs>
+          <w:tab w:val="num" w:pos="5760"/>
+        </w:tabs>
+        <w:ind w:left="5760" w:hanging="360"/>
+      </w:pPr>
+    </w:lvl>
+    <w:lvl w:ilvl="8" w:tentative="1">
+      <w:start w:val="1"/>
+      <w:numFmt w:val="decimal"/>
+      <w:lvlText w:val="%9."/>
+      <w:lvlJc w:val="left"/>
+      <w:pPr>
+        <w:tabs>
+          <w:tab w:val="num" w:pos="6480"/>
+        </w:tabs>
+        <w:ind w:left="6480" w:hanging="360"/>
+      </w:pPr>
+    </w:lvl>
+  </w:abstractNum>
+  <w:abstractNum w:abstractNumId="5" w15:restartNumberingAfterBreak="0">
     <w:nsid w:val="13FA0E52"/>
     <w:multiLevelType w:val="hybridMultilevel"/>
     <w:tmpl w:val="49E421A0"/>
@@ -14974,7 +15775,7 @@
       </w:rPr>
     </w:lvl>
   </w:abstractNum>
-  <w:abstractNum w:abstractNumId="5" w15:restartNumberingAfterBreak="0">
+  <w:abstractNum w:abstractNumId="6" w15:restartNumberingAfterBreak="0">
     <w:nsid w:val="1A072960"/>
     <w:multiLevelType w:val="hybridMultilevel"/>
     <w:tmpl w:val="161EBF5C"/>
@@ -15087,7 +15888,7 @@
       </w:rPr>
     </w:lvl>
   </w:abstractNum>
-  <w:abstractNum w:abstractNumId="6" w15:restartNumberingAfterBreak="0">
+  <w:abstractNum w:abstractNumId="7" w15:restartNumberingAfterBreak="0">
     <w:nsid w:val="1B6F331B"/>
     <w:multiLevelType w:val="multilevel"/>
     <w:tmpl w:val="FA90FFD6"/>
@@ -15237,7 +16038,7 @@
       </w:rPr>
     </w:lvl>
   </w:abstractNum>
-  <w:abstractNum w:abstractNumId="7" w15:restartNumberingAfterBreak="0">
+  <w:abstractNum w:abstractNumId="8" w15:restartNumberingAfterBreak="0">
     <w:nsid w:val="1C2C701B"/>
     <w:multiLevelType w:val="multilevel"/>
     <w:tmpl w:val="F8F0DA96"/>
@@ -15377,7 +16178,7 @@
       </w:rPr>
     </w:lvl>
   </w:abstractNum>
-  <w:abstractNum w:abstractNumId="8" w15:restartNumberingAfterBreak="0">
+  <w:abstractNum w:abstractNumId="9" w15:restartNumberingAfterBreak="0">
     <w:nsid w:val="1C343A26"/>
     <w:multiLevelType w:val="multilevel"/>
     <w:tmpl w:val="229C379A"/>
@@ -15517,7 +16318,7 @@
       </w:rPr>
     </w:lvl>
   </w:abstractNum>
-  <w:abstractNum w:abstractNumId="9" w15:restartNumberingAfterBreak="0">
+  <w:abstractNum w:abstractNumId="10" w15:restartNumberingAfterBreak="0">
     <w:nsid w:val="1D1F6EDC"/>
     <w:multiLevelType w:val="hybridMultilevel"/>
     <w:tmpl w:val="5C9C52A6"/>
@@ -15630,7 +16431,7 @@
       </w:rPr>
     </w:lvl>
   </w:abstractNum>
-  <w:abstractNum w:abstractNumId="10" w15:restartNumberingAfterBreak="0">
+  <w:abstractNum w:abstractNumId="11" w15:restartNumberingAfterBreak="0">
     <w:nsid w:val="1EC40762"/>
     <w:multiLevelType w:val="hybridMultilevel"/>
     <w:tmpl w:val="D69EE232"/>
@@ -15743,7 +16544,7 @@
       </w:rPr>
     </w:lvl>
   </w:abstractNum>
-  <w:abstractNum w:abstractNumId="11" w15:restartNumberingAfterBreak="0">
+  <w:abstractNum w:abstractNumId="12" w15:restartNumberingAfterBreak="0">
     <w:nsid w:val="1ED627D4"/>
     <w:multiLevelType w:val="hybridMultilevel"/>
     <w:tmpl w:val="66E026EC"/>
@@ -15856,7 +16657,7 @@
       </w:rPr>
     </w:lvl>
   </w:abstractNum>
-  <w:abstractNum w:abstractNumId="12" w15:restartNumberingAfterBreak="0">
+  <w:abstractNum w:abstractNumId="13" w15:restartNumberingAfterBreak="0">
     <w:nsid w:val="20D66E7E"/>
     <w:multiLevelType w:val="multilevel"/>
     <w:tmpl w:val="B1EA0110"/>
@@ -16006,7 +16807,7 @@
       </w:rPr>
     </w:lvl>
   </w:abstractNum>
-  <w:abstractNum w:abstractNumId="13" w15:restartNumberingAfterBreak="0">
+  <w:abstractNum w:abstractNumId="14" w15:restartNumberingAfterBreak="0">
     <w:nsid w:val="218C1DC8"/>
     <w:multiLevelType w:val="hybridMultilevel"/>
     <w:tmpl w:val="69A441C2"/>
@@ -16119,7 +16920,7 @@
       </w:rPr>
     </w:lvl>
   </w:abstractNum>
-  <w:abstractNum w:abstractNumId="14" w15:restartNumberingAfterBreak="0">
+  <w:abstractNum w:abstractNumId="15" w15:restartNumberingAfterBreak="0">
     <w:nsid w:val="22FF4BAA"/>
     <w:multiLevelType w:val="multilevel"/>
     <w:tmpl w:val="D92C1FC6"/>
@@ -16259,7 +17060,7 @@
       </w:rPr>
     </w:lvl>
   </w:abstractNum>
-  <w:abstractNum w:abstractNumId="15" w15:restartNumberingAfterBreak="0">
+  <w:abstractNum w:abstractNumId="16" w15:restartNumberingAfterBreak="0">
     <w:nsid w:val="23A52013"/>
     <w:multiLevelType w:val="multilevel"/>
     <w:tmpl w:val="4DA2BCB2"/>
@@ -16399,7 +17200,7 @@
       </w:rPr>
     </w:lvl>
   </w:abstractNum>
-  <w:abstractNum w:abstractNumId="16" w15:restartNumberingAfterBreak="0">
+  <w:abstractNum w:abstractNumId="17" w15:restartNumberingAfterBreak="0">
     <w:nsid w:val="2540452A"/>
     <w:multiLevelType w:val="hybridMultilevel"/>
     <w:tmpl w:val="30768CD4"/>
@@ -16512,7 +17313,93 @@
       </w:rPr>
     </w:lvl>
   </w:abstractNum>
-  <w:abstractNum w:abstractNumId="17" w15:restartNumberingAfterBreak="0">
+  <w:abstractNum w:abstractNumId="18" w15:restartNumberingAfterBreak="0">
+    <w:nsid w:val="25706502"/>
+    <w:multiLevelType w:val="hybridMultilevel"/>
+    <w:tmpl w:val="A1468CE8"/>
+    <w:lvl w:ilvl="0" w:tplc="0419000F">
+      <w:start w:val="1"/>
+      <w:numFmt w:val="decimal"/>
+      <w:lvlText w:val="%1."/>
+      <w:lvlJc w:val="left"/>
+      <w:pPr>
+        <w:ind w:left="1429" w:hanging="360"/>
+      </w:pPr>
+    </w:lvl>
+    <w:lvl w:ilvl="1" w:tplc="04190019" w:tentative="1">
+      <w:start w:val="1"/>
+      <w:numFmt w:val="lowerLetter"/>
+      <w:lvlText w:val="%2."/>
+      <w:lvlJc w:val="left"/>
+      <w:pPr>
+        <w:ind w:left="2149" w:hanging="360"/>
+      </w:pPr>
+    </w:lvl>
+    <w:lvl w:ilvl="2" w:tplc="0419001B" w:tentative="1">
+      <w:start w:val="1"/>
+      <w:numFmt w:val="lowerRoman"/>
+      <w:lvlText w:val="%3."/>
+      <w:lvlJc w:val="right"/>
+      <w:pPr>
+        <w:ind w:left="2869" w:hanging="180"/>
+      </w:pPr>
+    </w:lvl>
+    <w:lvl w:ilvl="3" w:tplc="0419000F" w:tentative="1">
+      <w:start w:val="1"/>
+      <w:numFmt w:val="decimal"/>
+      <w:lvlText w:val="%4."/>
+      <w:lvlJc w:val="left"/>
+      <w:pPr>
+        <w:ind w:left="3589" w:hanging="360"/>
+      </w:pPr>
+    </w:lvl>
+    <w:lvl w:ilvl="4" w:tplc="04190019" w:tentative="1">
+      <w:start w:val="1"/>
+      <w:numFmt w:val="lowerLetter"/>
+      <w:lvlText w:val="%5."/>
+      <w:lvlJc w:val="left"/>
+      <w:pPr>
+        <w:ind w:left="4309" w:hanging="360"/>
+      </w:pPr>
+    </w:lvl>
+    <w:lvl w:ilvl="5" w:tplc="0419001B" w:tentative="1">
+      <w:start w:val="1"/>
+      <w:numFmt w:val="lowerRoman"/>
+      <w:lvlText w:val="%6."/>
+      <w:lvlJc w:val="right"/>
+      <w:pPr>
+        <w:ind w:left="5029" w:hanging="180"/>
+      </w:pPr>
+    </w:lvl>
+    <w:lvl w:ilvl="6" w:tplc="0419000F" w:tentative="1">
+      <w:start w:val="1"/>
+      <w:numFmt w:val="decimal"/>
+      <w:lvlText w:val="%7."/>
+      <w:lvlJc w:val="left"/>
+      <w:pPr>
+        <w:ind w:left="5749" w:hanging="360"/>
+      </w:pPr>
+    </w:lvl>
+    <w:lvl w:ilvl="7" w:tplc="04190019" w:tentative="1">
+      <w:start w:val="1"/>
+      <w:numFmt w:val="lowerLetter"/>
+      <w:lvlText w:val="%8."/>
+      <w:lvlJc w:val="left"/>
+      <w:pPr>
+        <w:ind w:left="6469" w:hanging="360"/>
+      </w:pPr>
+    </w:lvl>
+    <w:lvl w:ilvl="8" w:tplc="0419001B" w:tentative="1">
+      <w:start w:val="1"/>
+      <w:numFmt w:val="lowerRoman"/>
+      <w:lvlText w:val="%9."/>
+      <w:lvlJc w:val="right"/>
+      <w:pPr>
+        <w:ind w:left="7189" w:hanging="180"/>
+      </w:pPr>
+    </w:lvl>
+  </w:abstractNum>
+  <w:abstractNum w:abstractNumId="19" w15:restartNumberingAfterBreak="0">
     <w:nsid w:val="261D6DB3"/>
     <w:multiLevelType w:val="hybridMultilevel"/>
     <w:tmpl w:val="5E3A6EB6"/>
@@ -16598,7 +17485,7 @@
       </w:pPr>
     </w:lvl>
   </w:abstractNum>
-  <w:abstractNum w:abstractNumId="18" w15:restartNumberingAfterBreak="0">
+  <w:abstractNum w:abstractNumId="20" w15:restartNumberingAfterBreak="0">
     <w:nsid w:val="28B84C58"/>
     <w:multiLevelType w:val="multilevel"/>
     <w:tmpl w:val="32E60B5A"/>
@@ -16711,7 +17598,7 @@
       </w:pPr>
     </w:lvl>
   </w:abstractNum>
-  <w:abstractNum w:abstractNumId="19" w15:restartNumberingAfterBreak="0">
+  <w:abstractNum w:abstractNumId="21" w15:restartNumberingAfterBreak="0">
     <w:nsid w:val="2A34515B"/>
     <w:multiLevelType w:val="multilevel"/>
     <w:tmpl w:val="CE6A641A"/>
@@ -16851,7 +17738,7 @@
       </w:rPr>
     </w:lvl>
   </w:abstractNum>
-  <w:abstractNum w:abstractNumId="20" w15:restartNumberingAfterBreak="0">
+  <w:abstractNum w:abstractNumId="22" w15:restartNumberingAfterBreak="0">
     <w:nsid w:val="2BE660AF"/>
     <w:multiLevelType w:val="multilevel"/>
     <w:tmpl w:val="E0945264"/>
@@ -16991,7 +17878,7 @@
       </w:rPr>
     </w:lvl>
   </w:abstractNum>
-  <w:abstractNum w:abstractNumId="21" w15:restartNumberingAfterBreak="0">
+  <w:abstractNum w:abstractNumId="23" w15:restartNumberingAfterBreak="0">
     <w:nsid w:val="2C44645D"/>
     <w:multiLevelType w:val="multilevel"/>
     <w:tmpl w:val="37FC1E96"/>
@@ -17104,7 +17991,7 @@
       </w:pPr>
     </w:lvl>
   </w:abstractNum>
-  <w:abstractNum w:abstractNumId="22" w15:restartNumberingAfterBreak="0">
+  <w:abstractNum w:abstractNumId="24" w15:restartNumberingAfterBreak="0">
     <w:nsid w:val="2E8614E0"/>
     <w:multiLevelType w:val="multilevel"/>
     <w:tmpl w:val="22A6947A"/>
@@ -17244,7 +18131,7 @@
       </w:rPr>
     </w:lvl>
   </w:abstractNum>
-  <w:abstractNum w:abstractNumId="23" w15:restartNumberingAfterBreak="0">
+  <w:abstractNum w:abstractNumId="25" w15:restartNumberingAfterBreak="0">
     <w:nsid w:val="2ED84249"/>
     <w:multiLevelType w:val="multilevel"/>
     <w:tmpl w:val="4D0AD12A"/>
@@ -17357,7 +18244,7 @@
       </w:pPr>
     </w:lvl>
   </w:abstractNum>
-  <w:abstractNum w:abstractNumId="24" w15:restartNumberingAfterBreak="0">
+  <w:abstractNum w:abstractNumId="26" w15:restartNumberingAfterBreak="0">
     <w:nsid w:val="2FD06E58"/>
     <w:multiLevelType w:val="multilevel"/>
     <w:tmpl w:val="616CD884"/>
@@ -17507,7 +18394,7 @@
       </w:rPr>
     </w:lvl>
   </w:abstractNum>
-  <w:abstractNum w:abstractNumId="25" w15:restartNumberingAfterBreak="0">
+  <w:abstractNum w:abstractNumId="27" w15:restartNumberingAfterBreak="0">
     <w:nsid w:val="30875595"/>
     <w:multiLevelType w:val="multilevel"/>
     <w:tmpl w:val="09706E2E"/>
@@ -17620,7 +18507,7 @@
       </w:pPr>
     </w:lvl>
   </w:abstractNum>
-  <w:abstractNum w:abstractNumId="26" w15:restartNumberingAfterBreak="0">
+  <w:abstractNum w:abstractNumId="28" w15:restartNumberingAfterBreak="0">
     <w:nsid w:val="32233926"/>
     <w:multiLevelType w:val="multilevel"/>
     <w:tmpl w:val="012E7E86"/>
@@ -17762,7 +18649,7 @@
       </w:rPr>
     </w:lvl>
   </w:abstractNum>
-  <w:abstractNum w:abstractNumId="27" w15:restartNumberingAfterBreak="0">
+  <w:abstractNum w:abstractNumId="29" w15:restartNumberingAfterBreak="0">
     <w:nsid w:val="33335788"/>
     <w:multiLevelType w:val="multilevel"/>
     <w:tmpl w:val="53880FB2"/>
@@ -17912,7 +18799,7 @@
       </w:rPr>
     </w:lvl>
   </w:abstractNum>
-  <w:abstractNum w:abstractNumId="28" w15:restartNumberingAfterBreak="0">
+  <w:abstractNum w:abstractNumId="30" w15:restartNumberingAfterBreak="0">
     <w:nsid w:val="33F32B9F"/>
     <w:multiLevelType w:val="hybridMultilevel"/>
     <w:tmpl w:val="69541B26"/>
@@ -18025,7 +18912,7 @@
       </w:rPr>
     </w:lvl>
   </w:abstractNum>
-  <w:abstractNum w:abstractNumId="29" w15:restartNumberingAfterBreak="0">
+  <w:abstractNum w:abstractNumId="31" w15:restartNumberingAfterBreak="0">
     <w:nsid w:val="38DC7E5F"/>
     <w:multiLevelType w:val="hybridMultilevel"/>
     <w:tmpl w:val="AB1E249C"/>
@@ -18138,7 +19025,7 @@
       </w:rPr>
     </w:lvl>
   </w:abstractNum>
-  <w:abstractNum w:abstractNumId="30" w15:restartNumberingAfterBreak="0">
+  <w:abstractNum w:abstractNumId="32" w15:restartNumberingAfterBreak="0">
     <w:nsid w:val="3D937453"/>
     <w:multiLevelType w:val="multilevel"/>
     <w:tmpl w:val="D0DE538C"/>
@@ -18278,7 +19165,7 @@
       </w:rPr>
     </w:lvl>
   </w:abstractNum>
-  <w:abstractNum w:abstractNumId="31" w15:restartNumberingAfterBreak="0">
+  <w:abstractNum w:abstractNumId="33" w15:restartNumberingAfterBreak="0">
     <w:nsid w:val="40F0784B"/>
     <w:multiLevelType w:val="hybridMultilevel"/>
     <w:tmpl w:val="3C5A9DA8"/>
@@ -18391,7 +19278,7 @@
       </w:rPr>
     </w:lvl>
   </w:abstractNum>
-  <w:abstractNum w:abstractNumId="32" w15:restartNumberingAfterBreak="0">
+  <w:abstractNum w:abstractNumId="34" w15:restartNumberingAfterBreak="0">
     <w:nsid w:val="424E751F"/>
     <w:multiLevelType w:val="hybridMultilevel"/>
     <w:tmpl w:val="04AEDBF2"/>
@@ -18504,7 +19391,7 @@
       </w:rPr>
     </w:lvl>
   </w:abstractNum>
-  <w:abstractNum w:abstractNumId="33" w15:restartNumberingAfterBreak="0">
+  <w:abstractNum w:abstractNumId="35" w15:restartNumberingAfterBreak="0">
     <w:nsid w:val="44E95792"/>
     <w:multiLevelType w:val="hybridMultilevel"/>
     <w:tmpl w:val="A588FCC8"/>
@@ -18617,7 +19504,7 @@
       </w:rPr>
     </w:lvl>
   </w:abstractNum>
-  <w:abstractNum w:abstractNumId="34" w15:restartNumberingAfterBreak="0">
+  <w:abstractNum w:abstractNumId="36" w15:restartNumberingAfterBreak="0">
     <w:nsid w:val="4A5F586A"/>
     <w:multiLevelType w:val="multilevel"/>
     <w:tmpl w:val="3766C5C8"/>
@@ -18730,7 +19617,7 @@
       </w:pPr>
     </w:lvl>
   </w:abstractNum>
-  <w:abstractNum w:abstractNumId="35" w15:restartNumberingAfterBreak="0">
+  <w:abstractNum w:abstractNumId="37" w15:restartNumberingAfterBreak="0">
     <w:nsid w:val="4C872EA3"/>
     <w:multiLevelType w:val="multilevel"/>
     <w:tmpl w:val="E1DE982A"/>
@@ -18870,7 +19757,7 @@
       </w:rPr>
     </w:lvl>
   </w:abstractNum>
-  <w:abstractNum w:abstractNumId="36" w15:restartNumberingAfterBreak="0">
+  <w:abstractNum w:abstractNumId="38" w15:restartNumberingAfterBreak="0">
     <w:nsid w:val="4C9547C6"/>
     <w:multiLevelType w:val="hybridMultilevel"/>
     <w:tmpl w:val="53403A22"/>
@@ -18983,7 +19870,7 @@
       </w:rPr>
     </w:lvl>
   </w:abstractNum>
-  <w:abstractNum w:abstractNumId="37" w15:restartNumberingAfterBreak="0">
+  <w:abstractNum w:abstractNumId="39" w15:restartNumberingAfterBreak="0">
     <w:nsid w:val="4ED34314"/>
     <w:multiLevelType w:val="multilevel"/>
     <w:tmpl w:val="2C0AD208"/>
@@ -19096,7 +19983,7 @@
       </w:pPr>
     </w:lvl>
   </w:abstractNum>
-  <w:abstractNum w:abstractNumId="38" w15:restartNumberingAfterBreak="0">
+  <w:abstractNum w:abstractNumId="40" w15:restartNumberingAfterBreak="0">
     <w:nsid w:val="5131127D"/>
     <w:multiLevelType w:val="multilevel"/>
     <w:tmpl w:val="DE40C9B6"/>
@@ -19236,7 +20123,7 @@
       </w:rPr>
     </w:lvl>
   </w:abstractNum>
-  <w:abstractNum w:abstractNumId="39" w15:restartNumberingAfterBreak="0">
+  <w:abstractNum w:abstractNumId="41" w15:restartNumberingAfterBreak="0">
     <w:nsid w:val="52776C1B"/>
     <w:multiLevelType w:val="multilevel"/>
     <w:tmpl w:val="BB589D94"/>
@@ -19386,7 +20273,7 @@
       </w:rPr>
     </w:lvl>
   </w:abstractNum>
-  <w:abstractNum w:abstractNumId="40" w15:restartNumberingAfterBreak="0">
+  <w:abstractNum w:abstractNumId="42" w15:restartNumberingAfterBreak="0">
     <w:nsid w:val="5283391E"/>
     <w:multiLevelType w:val="multilevel"/>
     <w:tmpl w:val="D7B61D88"/>
@@ -19526,7 +20413,7 @@
       </w:rPr>
     </w:lvl>
   </w:abstractNum>
-  <w:abstractNum w:abstractNumId="41" w15:restartNumberingAfterBreak="0">
+  <w:abstractNum w:abstractNumId="43" w15:restartNumberingAfterBreak="0">
     <w:nsid w:val="541B5223"/>
     <w:multiLevelType w:val="multilevel"/>
     <w:tmpl w:val="8D14AB00"/>
@@ -19639,7 +20526,7 @@
       </w:pPr>
     </w:lvl>
   </w:abstractNum>
-  <w:abstractNum w:abstractNumId="42" w15:restartNumberingAfterBreak="0">
+  <w:abstractNum w:abstractNumId="44" w15:restartNumberingAfterBreak="0">
     <w:nsid w:val="552409D9"/>
     <w:multiLevelType w:val="multilevel"/>
     <w:tmpl w:val="02640E18"/>
@@ -19779,7 +20666,7 @@
       </w:rPr>
     </w:lvl>
   </w:abstractNum>
-  <w:abstractNum w:abstractNumId="43" w15:restartNumberingAfterBreak="0">
+  <w:abstractNum w:abstractNumId="45" w15:restartNumberingAfterBreak="0">
     <w:nsid w:val="553928E4"/>
     <w:multiLevelType w:val="multilevel"/>
     <w:tmpl w:val="2E90A1D0"/>
@@ -19929,7 +20816,7 @@
       </w:rPr>
     </w:lvl>
   </w:abstractNum>
-  <w:abstractNum w:abstractNumId="44" w15:restartNumberingAfterBreak="0">
+  <w:abstractNum w:abstractNumId="46" w15:restartNumberingAfterBreak="0">
     <w:nsid w:val="559E52B1"/>
     <w:multiLevelType w:val="multilevel"/>
     <w:tmpl w:val="196CAE60"/>
@@ -20042,7 +20929,7 @@
       </w:pPr>
     </w:lvl>
   </w:abstractNum>
-  <w:abstractNum w:abstractNumId="45" w15:restartNumberingAfterBreak="0">
+  <w:abstractNum w:abstractNumId="47" w15:restartNumberingAfterBreak="0">
     <w:nsid w:val="584805D8"/>
     <w:multiLevelType w:val="multilevel"/>
     <w:tmpl w:val="BB02E350"/>
@@ -20182,7 +21069,7 @@
       </w:rPr>
     </w:lvl>
   </w:abstractNum>
-  <w:abstractNum w:abstractNumId="46" w15:restartNumberingAfterBreak="0">
+  <w:abstractNum w:abstractNumId="48" w15:restartNumberingAfterBreak="0">
     <w:nsid w:val="5901510E"/>
     <w:multiLevelType w:val="multilevel"/>
     <w:tmpl w:val="7A7C49C4"/>
@@ -20322,7 +21209,7 @@
       </w:rPr>
     </w:lvl>
   </w:abstractNum>
-  <w:abstractNum w:abstractNumId="47" w15:restartNumberingAfterBreak="0">
+  <w:abstractNum w:abstractNumId="49" w15:restartNumberingAfterBreak="0">
     <w:nsid w:val="5B8A7D34"/>
     <w:multiLevelType w:val="multilevel"/>
     <w:tmpl w:val="005C0A42"/>
@@ -20462,7 +21349,7 @@
       </w:rPr>
     </w:lvl>
   </w:abstractNum>
-  <w:abstractNum w:abstractNumId="48" w15:restartNumberingAfterBreak="0">
+  <w:abstractNum w:abstractNumId="50" w15:restartNumberingAfterBreak="0">
     <w:nsid w:val="5BBC7F91"/>
     <w:multiLevelType w:val="hybridMultilevel"/>
     <w:tmpl w:val="44CEF1FE"/>
@@ -20575,7 +21462,7 @@
       </w:rPr>
     </w:lvl>
   </w:abstractNum>
-  <w:abstractNum w:abstractNumId="49" w15:restartNumberingAfterBreak="0">
+  <w:abstractNum w:abstractNumId="51" w15:restartNumberingAfterBreak="0">
     <w:nsid w:val="5CAB633E"/>
     <w:multiLevelType w:val="multilevel"/>
     <w:tmpl w:val="0CAA2410"/>
@@ -20688,7 +21575,7 @@
       </w:pPr>
     </w:lvl>
   </w:abstractNum>
-  <w:abstractNum w:abstractNumId="50" w15:restartNumberingAfterBreak="0">
+  <w:abstractNum w:abstractNumId="52" w15:restartNumberingAfterBreak="0">
     <w:nsid w:val="69F64AF9"/>
     <w:multiLevelType w:val="multilevel"/>
     <w:tmpl w:val="FE34D2EE"/>
@@ -20801,7 +21688,7 @@
       </w:pPr>
     </w:lvl>
   </w:abstractNum>
-  <w:abstractNum w:abstractNumId="51" w15:restartNumberingAfterBreak="0">
+  <w:abstractNum w:abstractNumId="53" w15:restartNumberingAfterBreak="0">
     <w:nsid w:val="6A074E2A"/>
     <w:multiLevelType w:val="hybridMultilevel"/>
     <w:tmpl w:val="EF5C6614"/>
@@ -20914,7 +21801,7 @@
       </w:rPr>
     </w:lvl>
   </w:abstractNum>
-  <w:abstractNum w:abstractNumId="52" w15:restartNumberingAfterBreak="0">
+  <w:abstractNum w:abstractNumId="54" w15:restartNumberingAfterBreak="0">
     <w:nsid w:val="6C0559CB"/>
     <w:multiLevelType w:val="multilevel"/>
     <w:tmpl w:val="28E2C938"/>
@@ -21054,7 +21941,7 @@
       </w:rPr>
     </w:lvl>
   </w:abstractNum>
-  <w:abstractNum w:abstractNumId="53" w15:restartNumberingAfterBreak="0">
+  <w:abstractNum w:abstractNumId="55" w15:restartNumberingAfterBreak="0">
     <w:nsid w:val="6D4D7E37"/>
     <w:multiLevelType w:val="multilevel"/>
     <w:tmpl w:val="8C92282C"/>
@@ -21167,7 +22054,7 @@
       </w:pPr>
     </w:lvl>
   </w:abstractNum>
-  <w:abstractNum w:abstractNumId="54" w15:restartNumberingAfterBreak="0">
+  <w:abstractNum w:abstractNumId="56" w15:restartNumberingAfterBreak="0">
     <w:nsid w:val="6DBE5A11"/>
     <w:multiLevelType w:val="hybridMultilevel"/>
     <w:tmpl w:val="FBDA75C2"/>
@@ -21280,7 +22167,7 @@
       </w:rPr>
     </w:lvl>
   </w:abstractNum>
-  <w:abstractNum w:abstractNumId="55" w15:restartNumberingAfterBreak="0">
+  <w:abstractNum w:abstractNumId="57" w15:restartNumberingAfterBreak="0">
     <w:nsid w:val="6F8D3540"/>
     <w:multiLevelType w:val="multilevel"/>
     <w:tmpl w:val="22F0D450"/>
@@ -21393,7 +22280,7 @@
       </w:pPr>
     </w:lvl>
   </w:abstractNum>
-  <w:abstractNum w:abstractNumId="56" w15:restartNumberingAfterBreak="0">
+  <w:abstractNum w:abstractNumId="58" w15:restartNumberingAfterBreak="0">
     <w:nsid w:val="70DC70C0"/>
     <w:multiLevelType w:val="hybridMultilevel"/>
     <w:tmpl w:val="7D387592"/>
@@ -21506,7 +22393,7 @@
       </w:rPr>
     </w:lvl>
   </w:abstractNum>
-  <w:abstractNum w:abstractNumId="57" w15:restartNumberingAfterBreak="0">
+  <w:abstractNum w:abstractNumId="59" w15:restartNumberingAfterBreak="0">
     <w:nsid w:val="71260F38"/>
     <w:multiLevelType w:val="multilevel"/>
     <w:tmpl w:val="38BCF608"/>
@@ -21623,7 +22510,7 @@
       </w:pPr>
     </w:lvl>
   </w:abstractNum>
-  <w:abstractNum w:abstractNumId="58" w15:restartNumberingAfterBreak="0">
+  <w:abstractNum w:abstractNumId="60" w15:restartNumberingAfterBreak="0">
     <w:nsid w:val="7197735F"/>
     <w:multiLevelType w:val="multilevel"/>
     <w:tmpl w:val="8EE43866"/>
@@ -21745,7 +22632,7 @@
       </w:pPr>
     </w:lvl>
   </w:abstractNum>
-  <w:abstractNum w:abstractNumId="59" w15:restartNumberingAfterBreak="0">
+  <w:abstractNum w:abstractNumId="61" w15:restartNumberingAfterBreak="0">
     <w:nsid w:val="77AE1ACC"/>
     <w:multiLevelType w:val="multilevel"/>
     <w:tmpl w:val="5F968528"/>
@@ -21858,7 +22745,7 @@
       </w:pPr>
     </w:lvl>
   </w:abstractNum>
-  <w:abstractNum w:abstractNumId="60" w15:restartNumberingAfterBreak="0">
+  <w:abstractNum w:abstractNumId="62" w15:restartNumberingAfterBreak="0">
     <w:nsid w:val="787A2CDD"/>
     <w:multiLevelType w:val="hybridMultilevel"/>
     <w:tmpl w:val="4FD07086"/>
@@ -21973,7 +22860,7 @@
       </w:rPr>
     </w:lvl>
   </w:abstractNum>
-  <w:abstractNum w:abstractNumId="61" w15:restartNumberingAfterBreak="0">
+  <w:abstractNum w:abstractNumId="63" w15:restartNumberingAfterBreak="0">
     <w:nsid w:val="7EE20780"/>
     <w:multiLevelType w:val="multilevel"/>
     <w:tmpl w:val="D69A7F62"/>
@@ -22122,7 +23009,7 @@
       </w:rPr>
     </w:lvl>
   </w:abstractNum>
-  <w:abstractNum w:abstractNumId="62" w15:restartNumberingAfterBreak="0">
+  <w:abstractNum w:abstractNumId="64" w15:restartNumberingAfterBreak="0">
     <w:nsid w:val="7F1776FC"/>
     <w:multiLevelType w:val="multilevel"/>
     <w:tmpl w:val="0534E96C"/>
@@ -22272,193 +23159,199 @@
     </w:lvl>
   </w:abstractNum>
   <w:num w:numId="1" w16cid:durableId="29303762">
+    <w:abstractNumId w:val="39"/>
+  </w:num>
+  <w:num w:numId="2" w16cid:durableId="2011787675">
+    <w:abstractNumId w:val="52"/>
+  </w:num>
+  <w:num w:numId="3" w16cid:durableId="1523858459">
+    <w:abstractNumId w:val="20"/>
+  </w:num>
+  <w:num w:numId="4" w16cid:durableId="1809324148">
+    <w:abstractNumId w:val="46"/>
+  </w:num>
+  <w:num w:numId="5" w16cid:durableId="304818186">
+    <w:abstractNumId w:val="23"/>
+  </w:num>
+  <w:num w:numId="6" w16cid:durableId="147597832">
+    <w:abstractNumId w:val="55"/>
+  </w:num>
+  <w:num w:numId="7" w16cid:durableId="348026808">
+    <w:abstractNumId w:val="36"/>
+  </w:num>
+  <w:num w:numId="8" w16cid:durableId="196241823">
+    <w:abstractNumId w:val="27"/>
+  </w:num>
+  <w:num w:numId="9" w16cid:durableId="493254222">
     <w:abstractNumId w:val="37"/>
   </w:num>
-  <w:num w:numId="2" w16cid:durableId="2011787675">
-    <w:abstractNumId w:val="50"/>
+  <w:num w:numId="10" w16cid:durableId="967861690">
+    <w:abstractNumId w:val="15"/>
   </w:num>
-  <w:num w:numId="3" w16cid:durableId="1523858459">
-    <w:abstractNumId w:val="18"/>
+  <w:num w:numId="11" w16cid:durableId="1894191394">
+    <w:abstractNumId w:val="47"/>
   </w:num>
-  <w:num w:numId="4" w16cid:durableId="1809324148">
+  <w:num w:numId="12" w16cid:durableId="1970938493">
+    <w:abstractNumId w:val="40"/>
+  </w:num>
+  <w:num w:numId="13" w16cid:durableId="895092029">
+    <w:abstractNumId w:val="21"/>
+  </w:num>
+  <w:num w:numId="14" w16cid:durableId="483590356">
+    <w:abstractNumId w:val="48"/>
+  </w:num>
+  <w:num w:numId="15" w16cid:durableId="601186862">
+    <w:abstractNumId w:val="49"/>
+  </w:num>
+  <w:num w:numId="16" w16cid:durableId="1291981566">
+    <w:abstractNumId w:val="8"/>
+  </w:num>
+  <w:num w:numId="17" w16cid:durableId="1172448410">
+    <w:abstractNumId w:val="28"/>
+  </w:num>
+  <w:num w:numId="18" w16cid:durableId="2074502837">
+    <w:abstractNumId w:val="9"/>
+  </w:num>
+  <w:num w:numId="19" w16cid:durableId="725490956">
+    <w:abstractNumId w:val="16"/>
+  </w:num>
+  <w:num w:numId="20" w16cid:durableId="926498700">
+    <w:abstractNumId w:val="45"/>
+  </w:num>
+  <w:num w:numId="21" w16cid:durableId="245380149">
+    <w:abstractNumId w:val="26"/>
+  </w:num>
+  <w:num w:numId="22" w16cid:durableId="409928809">
+    <w:abstractNumId w:val="7"/>
+  </w:num>
+  <w:num w:numId="23" w16cid:durableId="699820587">
+    <w:abstractNumId w:val="41"/>
+  </w:num>
+  <w:num w:numId="24" w16cid:durableId="472600543">
+    <w:abstractNumId w:val="64"/>
+  </w:num>
+  <w:num w:numId="25" w16cid:durableId="297876046">
+    <w:abstractNumId w:val="61"/>
+  </w:num>
+  <w:num w:numId="26" w16cid:durableId="1492409805">
+    <w:abstractNumId w:val="13"/>
+  </w:num>
+  <w:num w:numId="27" w16cid:durableId="67583840">
+    <w:abstractNumId w:val="29"/>
+  </w:num>
+  <w:num w:numId="28" w16cid:durableId="1171333134">
+    <w:abstractNumId w:val="25"/>
+  </w:num>
+  <w:num w:numId="29" w16cid:durableId="393629923">
+    <w:abstractNumId w:val="43"/>
+  </w:num>
+  <w:num w:numId="30" w16cid:durableId="723287071">
+    <w:abstractNumId w:val="57"/>
+  </w:num>
+  <w:num w:numId="31" w16cid:durableId="1935016338">
+    <w:abstractNumId w:val="63"/>
+  </w:num>
+  <w:num w:numId="32" w16cid:durableId="125196762">
+    <w:abstractNumId w:val="59"/>
+  </w:num>
+  <w:num w:numId="33" w16cid:durableId="771557472">
+    <w:abstractNumId w:val="32"/>
+  </w:num>
+  <w:num w:numId="34" w16cid:durableId="702246606">
+    <w:abstractNumId w:val="54"/>
+  </w:num>
+  <w:num w:numId="35" w16cid:durableId="138962012">
+    <w:abstractNumId w:val="22"/>
+  </w:num>
+  <w:num w:numId="36" w16cid:durableId="885525598">
     <w:abstractNumId w:val="44"/>
   </w:num>
-  <w:num w:numId="5" w16cid:durableId="304818186">
-    <w:abstractNumId w:val="21"/>
-  </w:num>
-  <w:num w:numId="6" w16cid:durableId="147597832">
-    <w:abstractNumId w:val="53"/>
-  </w:num>
-  <w:num w:numId="7" w16cid:durableId="348026808">
-    <w:abstractNumId w:val="34"/>
-  </w:num>
-  <w:num w:numId="8" w16cid:durableId="196241823">
-    <w:abstractNumId w:val="25"/>
-  </w:num>
-  <w:num w:numId="9" w16cid:durableId="493254222">
-    <w:abstractNumId w:val="35"/>
-  </w:num>
-  <w:num w:numId="10" w16cid:durableId="967861690">
-    <w:abstractNumId w:val="14"/>
-  </w:num>
-  <w:num w:numId="11" w16cid:durableId="1894191394">
-    <w:abstractNumId w:val="45"/>
-  </w:num>
-  <w:num w:numId="12" w16cid:durableId="1970938493">
-    <w:abstractNumId w:val="38"/>
-  </w:num>
-  <w:num w:numId="13" w16cid:durableId="895092029">
-    <w:abstractNumId w:val="19"/>
-  </w:num>
-  <w:num w:numId="14" w16cid:durableId="483590356">
-    <w:abstractNumId w:val="46"/>
-  </w:num>
-  <w:num w:numId="15" w16cid:durableId="601186862">
-    <w:abstractNumId w:val="47"/>
-  </w:num>
-  <w:num w:numId="16" w16cid:durableId="1291981566">
-    <w:abstractNumId w:val="7"/>
-  </w:num>
-  <w:num w:numId="17" w16cid:durableId="1172448410">
-    <w:abstractNumId w:val="26"/>
-  </w:num>
-  <w:num w:numId="18" w16cid:durableId="2074502837">
-    <w:abstractNumId w:val="8"/>
-  </w:num>
-  <w:num w:numId="19" w16cid:durableId="725490956">
-    <w:abstractNumId w:val="15"/>
-  </w:num>
-  <w:num w:numId="20" w16cid:durableId="926498700">
-    <w:abstractNumId w:val="43"/>
-  </w:num>
-  <w:num w:numId="21" w16cid:durableId="245380149">
-    <w:abstractNumId w:val="24"/>
-  </w:num>
-  <w:num w:numId="22" w16cid:durableId="409928809">
-    <w:abstractNumId w:val="6"/>
-  </w:num>
-  <w:num w:numId="23" w16cid:durableId="699820587">
-    <w:abstractNumId w:val="39"/>
-  </w:num>
-  <w:num w:numId="24" w16cid:durableId="472600543">
-    <w:abstractNumId w:val="62"/>
-  </w:num>
-  <w:num w:numId="25" w16cid:durableId="297876046">
-    <w:abstractNumId w:val="59"/>
-  </w:num>
-  <w:num w:numId="26" w16cid:durableId="1492409805">
-    <w:abstractNumId w:val="12"/>
-  </w:num>
-  <w:num w:numId="27" w16cid:durableId="67583840">
-    <w:abstractNumId w:val="27"/>
-  </w:num>
-  <w:num w:numId="28" w16cid:durableId="1171333134">
-    <w:abstractNumId w:val="23"/>
-  </w:num>
-  <w:num w:numId="29" w16cid:durableId="393629923">
-    <w:abstractNumId w:val="41"/>
-  </w:num>
-  <w:num w:numId="30" w16cid:durableId="723287071">
-    <w:abstractNumId w:val="55"/>
-  </w:num>
-  <w:num w:numId="31" w16cid:durableId="1935016338">
-    <w:abstractNumId w:val="61"/>
-  </w:num>
-  <w:num w:numId="32" w16cid:durableId="125196762">
-    <w:abstractNumId w:val="57"/>
-  </w:num>
-  <w:num w:numId="33" w16cid:durableId="771557472">
-    <w:abstractNumId w:val="30"/>
-  </w:num>
-  <w:num w:numId="34" w16cid:durableId="702246606">
-    <w:abstractNumId w:val="52"/>
-  </w:num>
-  <w:num w:numId="35" w16cid:durableId="138962012">
-    <w:abstractNumId w:val="20"/>
-  </w:num>
-  <w:num w:numId="36" w16cid:durableId="885525598">
-    <w:abstractNumId w:val="42"/>
-  </w:num>
   <w:num w:numId="37" w16cid:durableId="1253129903">
-    <w:abstractNumId w:val="49"/>
+    <w:abstractNumId w:val="51"/>
   </w:num>
   <w:num w:numId="38" w16cid:durableId="1068841071">
-    <w:abstractNumId w:val="22"/>
+    <w:abstractNumId w:val="24"/>
   </w:num>
   <w:num w:numId="39" w16cid:durableId="2033144635">
     <w:abstractNumId w:val="3"/>
   </w:num>
   <w:num w:numId="40" w16cid:durableId="823739766">
-    <w:abstractNumId w:val="40"/>
+    <w:abstractNumId w:val="42"/>
   </w:num>
   <w:num w:numId="41" w16cid:durableId="1023363179">
-    <w:abstractNumId w:val="58"/>
+    <w:abstractNumId w:val="60"/>
   </w:num>
   <w:num w:numId="42" w16cid:durableId="2086493360">
-    <w:abstractNumId w:val="17"/>
+    <w:abstractNumId w:val="19"/>
   </w:num>
   <w:num w:numId="43" w16cid:durableId="450707668">
-    <w:abstractNumId w:val="33"/>
+    <w:abstractNumId w:val="35"/>
   </w:num>
   <w:num w:numId="44" w16cid:durableId="1395472017">
     <w:abstractNumId w:val="2"/>
   </w:num>
   <w:num w:numId="45" w16cid:durableId="811101082">
-    <w:abstractNumId w:val="31"/>
+    <w:abstractNumId w:val="33"/>
   </w:num>
   <w:num w:numId="46" w16cid:durableId="256408564">
     <w:abstractNumId w:val="1"/>
   </w:num>
   <w:num w:numId="47" w16cid:durableId="1873881206">
-    <w:abstractNumId w:val="56"/>
+    <w:abstractNumId w:val="58"/>
   </w:num>
   <w:num w:numId="48" w16cid:durableId="919874176">
-    <w:abstractNumId w:val="11"/>
+    <w:abstractNumId w:val="12"/>
   </w:num>
   <w:num w:numId="49" w16cid:durableId="1990014450">
-    <w:abstractNumId w:val="28"/>
+    <w:abstractNumId w:val="30"/>
   </w:num>
   <w:num w:numId="50" w16cid:durableId="1184126169">
-    <w:abstractNumId w:val="36"/>
+    <w:abstractNumId w:val="38"/>
   </w:num>
   <w:num w:numId="51" w16cid:durableId="439374462">
     <w:abstractNumId w:val="0"/>
   </w:num>
   <w:num w:numId="52" w16cid:durableId="83649529">
-    <w:abstractNumId w:val="16"/>
+    <w:abstractNumId w:val="17"/>
   </w:num>
   <w:num w:numId="53" w16cid:durableId="178129063">
+    <w:abstractNumId w:val="11"/>
+  </w:num>
+  <w:num w:numId="54" w16cid:durableId="761217216">
+    <w:abstractNumId w:val="31"/>
+  </w:num>
+  <w:num w:numId="55" w16cid:durableId="84886014">
+    <w:abstractNumId w:val="62"/>
+  </w:num>
+  <w:num w:numId="56" w16cid:durableId="17388219">
+    <w:abstractNumId w:val="5"/>
+  </w:num>
+  <w:num w:numId="57" w16cid:durableId="1392004079">
+    <w:abstractNumId w:val="34"/>
+  </w:num>
+  <w:num w:numId="58" w16cid:durableId="1709182969">
+    <w:abstractNumId w:val="56"/>
+  </w:num>
+  <w:num w:numId="59" w16cid:durableId="117720726">
+    <w:abstractNumId w:val="14"/>
+  </w:num>
+  <w:num w:numId="60" w16cid:durableId="304355943">
+    <w:abstractNumId w:val="6"/>
+  </w:num>
+  <w:num w:numId="61" w16cid:durableId="1453017244">
+    <w:abstractNumId w:val="50"/>
+  </w:num>
+  <w:num w:numId="62" w16cid:durableId="1502308998">
+    <w:abstractNumId w:val="53"/>
+  </w:num>
+  <w:num w:numId="63" w16cid:durableId="739137922">
     <w:abstractNumId w:val="10"/>
   </w:num>
-  <w:num w:numId="54" w16cid:durableId="761217216">
-    <w:abstractNumId w:val="29"/>
-  </w:num>
-  <w:num w:numId="55" w16cid:durableId="84886014">
-    <w:abstractNumId w:val="60"/>
-  </w:num>
-  <w:num w:numId="56" w16cid:durableId="17388219">
+  <w:num w:numId="64" w16cid:durableId="300690658">
     <w:abstractNumId w:val="4"/>
   </w:num>
-  <w:num w:numId="57" w16cid:durableId="1392004079">
-    <w:abstractNumId w:val="32"/>
-  </w:num>
-  <w:num w:numId="58" w16cid:durableId="1709182969">
-    <w:abstractNumId w:val="54"/>
-  </w:num>
-  <w:num w:numId="59" w16cid:durableId="117720726">
-    <w:abstractNumId w:val="13"/>
-  </w:num>
-  <w:num w:numId="60" w16cid:durableId="304355943">
-    <w:abstractNumId w:val="5"/>
-  </w:num>
-  <w:num w:numId="61" w16cid:durableId="1453017244">
-    <w:abstractNumId w:val="48"/>
-  </w:num>
-  <w:num w:numId="62" w16cid:durableId="1502308998">
-    <w:abstractNumId w:val="51"/>
-  </w:num>
-  <w:num w:numId="63" w16cid:durableId="739137922">
-    <w:abstractNumId w:val="9"/>
+  <w:num w:numId="65" w16cid:durableId="1129977147">
+    <w:abstractNumId w:val="18"/>
   </w:num>
 </w:numbering>
 </file>
@@ -22863,7 +23756,7 @@
   <w:style w:type="paragraph" w:default="1" w:styleId="a">
     <w:name w:val="Normal"/>
     <w:qFormat/>
-    <w:rsid w:val="00AF0795"/>
+    <w:rsid w:val="00973615"/>
     <w:pPr>
       <w:spacing w:after="160" w:line="259" w:lineRule="auto"/>
     </w:pPr>
@@ -23672,6 +24565,18 @@
       <w14:ligatures w14:val="none"/>
     </w:rPr>
   </w:style>
+  <w:style w:type="character" w:styleId="afd">
+    <w:name w:val="Unresolved Mention"/>
+    <w:basedOn w:val="a0"/>
+    <w:uiPriority w:val="99"/>
+    <w:semiHidden/>
+    <w:unhideWhenUsed/>
+    <w:rsid w:val="00973615"/>
+    <w:rPr>
+      <w:color w:val="605E5C"/>
+      <w:shd w:val="clear" w:color="auto" w:fill="E1DFDD"/>
+    </w:rPr>
+  </w:style>
 </w:styles>
 </file>
 

--- a/Graduate Work/Преддипломная практика/Отчет по преддипломной практике Речук Дмитрий Максимович 606-22.docx
+++ b/Graduate Work/Преддипломная практика/Отчет по преддипломной практике Речук Дмитрий Максимович 606-22.docx
@@ -1259,7 +1259,7 @@
           <w:bCs/>
           <w:sz w:val="28"/>
           <w:szCs w:val="28"/>
-          <w:lang w:eastAsia="ru-RU"/>
+          <w:lang w:val="en-US" w:eastAsia="ru-RU"/>
         </w:rPr>
       </w:pPr>
       <w:r>
@@ -2414,6 +2414,9 @@
             </w:rPr>
           </w:pPr>
           <w:r>
+            <w:rPr>
+              <w:color w:val="auto"/>
+            </w:rPr>
             <w:br w:type="page"/>
           </w:r>
           <w:r>
@@ -2437,16 +2440,16 @@
               <w:rFonts w:ascii="Times New Roman" w:eastAsiaTheme="minorEastAsia" w:hAnsi="Times New Roman" w:cs="Times New Roman"/>
               <w:noProof/>
               <w:kern w:val="2"/>
-              <w:sz w:val="28"/>
-              <w:szCs w:val="28"/>
-              <w:lang w:eastAsia="ja-JP" w:bidi="ar-SA"/>
+              <w:sz w:val="24"/>
+              <w:szCs w:val="24"/>
+              <w:lang w:eastAsia="ru-RU" w:bidi="ar-SA"/>
             </w:rPr>
           </w:pPr>
           <w:r>
             <w:rPr>
               <w:rFonts w:ascii="Times New Roman" w:hAnsi="Times New Roman" w:cs="Times New Roman"/>
-              <w:sz w:val="28"/>
-              <w:szCs w:val="28"/>
+              <w:sz w:val="24"/>
+              <w:szCs w:val="24"/>
             </w:rPr>
             <w:fldChar w:fldCharType="begin"/>
           </w:r>
@@ -2454,32 +2457,30 @@
             <w:rPr>
               <w:rStyle w:val="ad"/>
               <w:rFonts w:ascii="Times New Roman" w:hAnsi="Times New Roman" w:cs="Times New Roman"/>
-              <w:b/>
-              <w:bCs/>
               <w:webHidden/>
-              <w:sz w:val="28"/>
-              <w:szCs w:val="28"/>
+              <w:sz w:val="24"/>
+              <w:szCs w:val="24"/>
             </w:rPr>
             <w:instrText xml:space="preserve"> TOC \z \o "1-3" \u \h</w:instrText>
           </w:r>
           <w:r>
             <w:rPr>
               <w:rStyle w:val="ad"/>
-              <w:b/>
-              <w:bCs/>
+              <w:rFonts w:ascii="Times New Roman" w:hAnsi="Times New Roman" w:cs="Times New Roman"/>
+              <w:sz w:val="24"/>
+              <w:szCs w:val="24"/>
             </w:rPr>
             <w:fldChar w:fldCharType="separate"/>
           </w:r>
-          <w:hyperlink w:anchor="_Toc228735816" w:history="1">
+          <w:hyperlink w:anchor="_Toc229071461" w:history="1">
             <w:r>
               <w:rPr>
                 <w:rStyle w:val="ac"/>
                 <w:rFonts w:ascii="Times New Roman" w:hAnsi="Times New Roman" w:cs="Times New Roman"/>
-                <w:b/>
-                <w:bCs/>
                 <w:noProof/>
-                <w:sz w:val="28"/>
-                <w:szCs w:val="28"/>
+                <w:color w:val="auto"/>
+                <w:sz w:val="24"/>
+                <w:szCs w:val="24"/>
               </w:rPr>
               <w:t>ВВЕДЕНИЕ</w:t>
             </w:r>
@@ -2488,8 +2489,8 @@
                 <w:rFonts w:ascii="Times New Roman" w:hAnsi="Times New Roman" w:cs="Times New Roman"/>
                 <w:noProof/>
                 <w:webHidden/>
-                <w:sz w:val="28"/>
-                <w:szCs w:val="28"/>
+                <w:sz w:val="24"/>
+                <w:szCs w:val="24"/>
               </w:rPr>
               <w:tab/>
             </w:r>
@@ -2498,8 +2499,8 @@
                 <w:rFonts w:ascii="Times New Roman" w:hAnsi="Times New Roman" w:cs="Times New Roman"/>
                 <w:noProof/>
                 <w:webHidden/>
-                <w:sz w:val="28"/>
-                <w:szCs w:val="28"/>
+                <w:sz w:val="24"/>
+                <w:szCs w:val="24"/>
               </w:rPr>
               <w:fldChar w:fldCharType="begin"/>
             </w:r>
@@ -2508,18 +2509,18 @@
                 <w:rFonts w:ascii="Times New Roman" w:hAnsi="Times New Roman" w:cs="Times New Roman"/>
                 <w:noProof/>
                 <w:webHidden/>
-                <w:sz w:val="28"/>
-                <w:szCs w:val="28"/>
-              </w:rPr>
-              <w:instrText xml:space="preserve"> PAGEREF _Toc228735816 \h </w:instrText>
+                <w:sz w:val="24"/>
+                <w:szCs w:val="24"/>
+              </w:rPr>
+              <w:instrText xml:space="preserve"> PAGEREF _Toc229071461 \h </w:instrText>
             </w:r>
             <w:r>
               <w:rPr>
                 <w:rFonts w:ascii="Times New Roman" w:hAnsi="Times New Roman" w:cs="Times New Roman"/>
                 <w:noProof/>
                 <w:webHidden/>
-                <w:sz w:val="28"/>
-                <w:szCs w:val="28"/>
+                <w:sz w:val="24"/>
+                <w:szCs w:val="24"/>
               </w:rPr>
             </w:r>
             <w:r>
@@ -2527,8 +2528,8 @@
                 <w:rFonts w:ascii="Times New Roman" w:hAnsi="Times New Roman" w:cs="Times New Roman"/>
                 <w:noProof/>
                 <w:webHidden/>
-                <w:sz w:val="28"/>
-                <w:szCs w:val="28"/>
+                <w:sz w:val="24"/>
+                <w:szCs w:val="24"/>
               </w:rPr>
               <w:fldChar w:fldCharType="separate"/>
             </w:r>
@@ -2537,8 +2538,8 @@
                 <w:rFonts w:ascii="Times New Roman" w:hAnsi="Times New Roman" w:cs="Times New Roman"/>
                 <w:noProof/>
                 <w:webHidden/>
-                <w:sz w:val="28"/>
-                <w:szCs w:val="28"/>
+                <w:sz w:val="24"/>
+                <w:szCs w:val="24"/>
               </w:rPr>
               <w:t>5</w:t>
             </w:r>
@@ -2547,8 +2548,8 @@
                 <w:rFonts w:ascii="Times New Roman" w:hAnsi="Times New Roman" w:cs="Times New Roman"/>
                 <w:noProof/>
                 <w:webHidden/>
-                <w:sz w:val="28"/>
-                <w:szCs w:val="28"/>
+                <w:sz w:val="24"/>
+                <w:szCs w:val="24"/>
               </w:rPr>
               <w:fldChar w:fldCharType="end"/>
             </w:r>
@@ -2564,21 +2565,20 @@
               <w:rFonts w:ascii="Times New Roman" w:eastAsiaTheme="minorEastAsia" w:hAnsi="Times New Roman" w:cs="Times New Roman"/>
               <w:noProof/>
               <w:kern w:val="2"/>
-              <w:sz w:val="28"/>
-              <w:szCs w:val="28"/>
-              <w:lang w:eastAsia="ja-JP" w:bidi="ar-SA"/>
+              <w:sz w:val="24"/>
+              <w:szCs w:val="24"/>
+              <w:lang w:eastAsia="ru-RU" w:bidi="ar-SA"/>
             </w:rPr>
           </w:pPr>
-          <w:hyperlink w:anchor="_Toc228735817" w:history="1">
+          <w:hyperlink w:anchor="_Toc229071462" w:history="1">
             <w:r>
               <w:rPr>
                 <w:rStyle w:val="ac"/>
                 <w:rFonts w:ascii="Times New Roman" w:hAnsi="Times New Roman" w:cs="Times New Roman"/>
-                <w:b/>
-                <w:bCs/>
                 <w:noProof/>
-                <w:sz w:val="28"/>
-                <w:szCs w:val="28"/>
+                <w:color w:val="auto"/>
+                <w:sz w:val="24"/>
+                <w:szCs w:val="24"/>
               </w:rPr>
               <w:t>1. ОПИСАНИЕ ПРЕДМЕТНОЙ ОБЛАСТИ</w:t>
             </w:r>
@@ -2587,8 +2587,8 @@
                 <w:rFonts w:ascii="Times New Roman" w:hAnsi="Times New Roman" w:cs="Times New Roman"/>
                 <w:noProof/>
                 <w:webHidden/>
-                <w:sz w:val="28"/>
-                <w:szCs w:val="28"/>
+                <w:sz w:val="24"/>
+                <w:szCs w:val="24"/>
               </w:rPr>
               <w:tab/>
             </w:r>
@@ -2597,8 +2597,8 @@
                 <w:rFonts w:ascii="Times New Roman" w:hAnsi="Times New Roman" w:cs="Times New Roman"/>
                 <w:noProof/>
                 <w:webHidden/>
-                <w:sz w:val="28"/>
-                <w:szCs w:val="28"/>
+                <w:sz w:val="24"/>
+                <w:szCs w:val="24"/>
               </w:rPr>
               <w:fldChar w:fldCharType="begin"/>
             </w:r>
@@ -2607,18 +2607,18 @@
                 <w:rFonts w:ascii="Times New Roman" w:hAnsi="Times New Roman" w:cs="Times New Roman"/>
                 <w:noProof/>
                 <w:webHidden/>
-                <w:sz w:val="28"/>
-                <w:szCs w:val="28"/>
-              </w:rPr>
-              <w:instrText xml:space="preserve"> PAGEREF _Toc228735817 \h </w:instrText>
+                <w:sz w:val="24"/>
+                <w:szCs w:val="24"/>
+              </w:rPr>
+              <w:instrText xml:space="preserve"> PAGEREF _Toc229071462 \h </w:instrText>
             </w:r>
             <w:r>
               <w:rPr>
                 <w:rFonts w:ascii="Times New Roman" w:hAnsi="Times New Roman" w:cs="Times New Roman"/>
                 <w:noProof/>
                 <w:webHidden/>
-                <w:sz w:val="28"/>
-                <w:szCs w:val="28"/>
+                <w:sz w:val="24"/>
+                <w:szCs w:val="24"/>
               </w:rPr>
             </w:r>
             <w:r>
@@ -2626,8 +2626,8 @@
                 <w:rFonts w:ascii="Times New Roman" w:hAnsi="Times New Roman" w:cs="Times New Roman"/>
                 <w:noProof/>
                 <w:webHidden/>
-                <w:sz w:val="28"/>
-                <w:szCs w:val="28"/>
+                <w:sz w:val="24"/>
+                <w:szCs w:val="24"/>
               </w:rPr>
               <w:fldChar w:fldCharType="separate"/>
             </w:r>
@@ -2636,8 +2636,8 @@
                 <w:rFonts w:ascii="Times New Roman" w:hAnsi="Times New Roman" w:cs="Times New Roman"/>
                 <w:noProof/>
                 <w:webHidden/>
-                <w:sz w:val="28"/>
-                <w:szCs w:val="28"/>
+                <w:sz w:val="24"/>
+                <w:szCs w:val="24"/>
               </w:rPr>
               <w:t>8</w:t>
             </w:r>
@@ -2646,8 +2646,8 @@
                 <w:rFonts w:ascii="Times New Roman" w:hAnsi="Times New Roman" w:cs="Times New Roman"/>
                 <w:noProof/>
                 <w:webHidden/>
-                <w:sz w:val="28"/>
-                <w:szCs w:val="28"/>
+                <w:sz w:val="24"/>
+                <w:szCs w:val="24"/>
               </w:rPr>
               <w:fldChar w:fldCharType="end"/>
             </w:r>
@@ -2663,19 +2663,20 @@
               <w:rFonts w:ascii="Times New Roman" w:eastAsiaTheme="minorEastAsia" w:hAnsi="Times New Roman" w:cs="Times New Roman"/>
               <w:noProof/>
               <w:kern w:val="2"/>
-              <w:sz w:val="28"/>
-              <w:szCs w:val="28"/>
-              <w:lang w:eastAsia="ja-JP" w:bidi="ar-SA"/>
+              <w:sz w:val="24"/>
+              <w:szCs w:val="24"/>
+              <w:lang w:eastAsia="ru-RU" w:bidi="ar-SA"/>
             </w:rPr>
           </w:pPr>
-          <w:hyperlink w:anchor="_Toc228735818" w:history="1">
+          <w:hyperlink w:anchor="_Toc229071463" w:history="1">
             <w:r>
               <w:rPr>
                 <w:rStyle w:val="ac"/>
                 <w:rFonts w:ascii="Times New Roman" w:hAnsi="Times New Roman" w:cs="Times New Roman"/>
                 <w:noProof/>
-                <w:sz w:val="28"/>
-                <w:szCs w:val="28"/>
+                <w:color w:val="auto"/>
+                <w:sz w:val="24"/>
+                <w:szCs w:val="24"/>
               </w:rPr>
               <w:t>1.1. Опасные зоны</w:t>
             </w:r>
@@ -2684,8 +2685,8 @@
                 <w:rFonts w:ascii="Times New Roman" w:hAnsi="Times New Roman" w:cs="Times New Roman"/>
                 <w:noProof/>
                 <w:webHidden/>
-                <w:sz w:val="28"/>
-                <w:szCs w:val="28"/>
+                <w:sz w:val="24"/>
+                <w:szCs w:val="24"/>
               </w:rPr>
               <w:tab/>
             </w:r>
@@ -2694,8 +2695,8 @@
                 <w:rFonts w:ascii="Times New Roman" w:hAnsi="Times New Roman" w:cs="Times New Roman"/>
                 <w:noProof/>
                 <w:webHidden/>
-                <w:sz w:val="28"/>
-                <w:szCs w:val="28"/>
+                <w:sz w:val="24"/>
+                <w:szCs w:val="24"/>
               </w:rPr>
               <w:fldChar w:fldCharType="begin"/>
             </w:r>
@@ -2704,18 +2705,18 @@
                 <w:rFonts w:ascii="Times New Roman" w:hAnsi="Times New Roman" w:cs="Times New Roman"/>
                 <w:noProof/>
                 <w:webHidden/>
-                <w:sz w:val="28"/>
-                <w:szCs w:val="28"/>
-              </w:rPr>
-              <w:instrText xml:space="preserve"> PAGEREF _Toc228735818 \h </w:instrText>
+                <w:sz w:val="24"/>
+                <w:szCs w:val="24"/>
+              </w:rPr>
+              <w:instrText xml:space="preserve"> PAGEREF _Toc229071463 \h </w:instrText>
             </w:r>
             <w:r>
               <w:rPr>
                 <w:rFonts w:ascii="Times New Roman" w:hAnsi="Times New Roman" w:cs="Times New Roman"/>
                 <w:noProof/>
                 <w:webHidden/>
-                <w:sz w:val="28"/>
-                <w:szCs w:val="28"/>
+                <w:sz w:val="24"/>
+                <w:szCs w:val="24"/>
               </w:rPr>
             </w:r>
             <w:r>
@@ -2723,8 +2724,8 @@
                 <w:rFonts w:ascii="Times New Roman" w:hAnsi="Times New Roman" w:cs="Times New Roman"/>
                 <w:noProof/>
                 <w:webHidden/>
-                <w:sz w:val="28"/>
-                <w:szCs w:val="28"/>
+                <w:sz w:val="24"/>
+                <w:szCs w:val="24"/>
               </w:rPr>
               <w:fldChar w:fldCharType="separate"/>
             </w:r>
@@ -2733,8 +2734,8 @@
                 <w:rFonts w:ascii="Times New Roman" w:hAnsi="Times New Roman" w:cs="Times New Roman"/>
                 <w:noProof/>
                 <w:webHidden/>
-                <w:sz w:val="28"/>
-                <w:szCs w:val="28"/>
+                <w:sz w:val="24"/>
+                <w:szCs w:val="24"/>
               </w:rPr>
               <w:t>8</w:t>
             </w:r>
@@ -2743,8 +2744,8 @@
                 <w:rFonts w:ascii="Times New Roman" w:hAnsi="Times New Roman" w:cs="Times New Roman"/>
                 <w:noProof/>
                 <w:webHidden/>
-                <w:sz w:val="28"/>
-                <w:szCs w:val="28"/>
+                <w:sz w:val="24"/>
+                <w:szCs w:val="24"/>
               </w:rPr>
               <w:fldChar w:fldCharType="end"/>
             </w:r>
@@ -2760,20 +2761,20 @@
               <w:rFonts w:ascii="Times New Roman" w:eastAsiaTheme="minorEastAsia" w:hAnsi="Times New Roman" w:cs="Times New Roman"/>
               <w:noProof/>
               <w:kern w:val="2"/>
-              <w:sz w:val="28"/>
-              <w:szCs w:val="28"/>
-              <w:lang w:eastAsia="ja-JP" w:bidi="ar-SA"/>
+              <w:sz w:val="24"/>
+              <w:szCs w:val="24"/>
+              <w:lang w:eastAsia="ru-RU" w:bidi="ar-SA"/>
             </w:rPr>
           </w:pPr>
-          <w:hyperlink w:anchor="_Toc228735819" w:history="1">
+          <w:hyperlink w:anchor="_Toc229071464" w:history="1">
             <w:r>
               <w:rPr>
                 <w:rStyle w:val="ac"/>
                 <w:rFonts w:ascii="Times New Roman" w:hAnsi="Times New Roman" w:cs="Times New Roman"/>
-                <w:bCs/>
                 <w:noProof/>
-                <w:sz w:val="28"/>
-                <w:szCs w:val="28"/>
+                <w:color w:val="auto"/>
+                <w:sz w:val="24"/>
+                <w:szCs w:val="24"/>
               </w:rPr>
               <w:t>1.2. Технологии обнаружения</w:t>
             </w:r>
@@ -2782,8 +2783,8 @@
                 <w:rFonts w:ascii="Times New Roman" w:hAnsi="Times New Roman" w:cs="Times New Roman"/>
                 <w:noProof/>
                 <w:webHidden/>
-                <w:sz w:val="28"/>
-                <w:szCs w:val="28"/>
+                <w:sz w:val="24"/>
+                <w:szCs w:val="24"/>
               </w:rPr>
               <w:tab/>
             </w:r>
@@ -2792,8 +2793,8 @@
                 <w:rFonts w:ascii="Times New Roman" w:hAnsi="Times New Roman" w:cs="Times New Roman"/>
                 <w:noProof/>
                 <w:webHidden/>
-                <w:sz w:val="28"/>
-                <w:szCs w:val="28"/>
+                <w:sz w:val="24"/>
+                <w:szCs w:val="24"/>
               </w:rPr>
               <w:fldChar w:fldCharType="begin"/>
             </w:r>
@@ -2802,18 +2803,18 @@
                 <w:rFonts w:ascii="Times New Roman" w:hAnsi="Times New Roman" w:cs="Times New Roman"/>
                 <w:noProof/>
                 <w:webHidden/>
-                <w:sz w:val="28"/>
-                <w:szCs w:val="28"/>
-              </w:rPr>
-              <w:instrText xml:space="preserve"> PAGEREF _Toc228735819 \h </w:instrText>
+                <w:sz w:val="24"/>
+                <w:szCs w:val="24"/>
+              </w:rPr>
+              <w:instrText xml:space="preserve"> PAGEREF _Toc229071464 \h </w:instrText>
             </w:r>
             <w:r>
               <w:rPr>
                 <w:rFonts w:ascii="Times New Roman" w:hAnsi="Times New Roman" w:cs="Times New Roman"/>
                 <w:noProof/>
                 <w:webHidden/>
-                <w:sz w:val="28"/>
-                <w:szCs w:val="28"/>
+                <w:sz w:val="24"/>
+                <w:szCs w:val="24"/>
               </w:rPr>
             </w:r>
             <w:r>
@@ -2821,8 +2822,8 @@
                 <w:rFonts w:ascii="Times New Roman" w:hAnsi="Times New Roman" w:cs="Times New Roman"/>
                 <w:noProof/>
                 <w:webHidden/>
-                <w:sz w:val="28"/>
-                <w:szCs w:val="28"/>
+                <w:sz w:val="24"/>
+                <w:szCs w:val="24"/>
               </w:rPr>
               <w:fldChar w:fldCharType="separate"/>
             </w:r>
@@ -2831,8 +2832,8 @@
                 <w:rFonts w:ascii="Times New Roman" w:hAnsi="Times New Roman" w:cs="Times New Roman"/>
                 <w:noProof/>
                 <w:webHidden/>
-                <w:sz w:val="28"/>
-                <w:szCs w:val="28"/>
+                <w:sz w:val="24"/>
+                <w:szCs w:val="24"/>
               </w:rPr>
               <w:t>9</w:t>
             </w:r>
@@ -2841,8 +2842,8 @@
                 <w:rFonts w:ascii="Times New Roman" w:hAnsi="Times New Roman" w:cs="Times New Roman"/>
                 <w:noProof/>
                 <w:webHidden/>
-                <w:sz w:val="28"/>
-                <w:szCs w:val="28"/>
+                <w:sz w:val="24"/>
+                <w:szCs w:val="24"/>
               </w:rPr>
               <w:fldChar w:fldCharType="end"/>
             </w:r>
@@ -2858,20 +2859,20 @@
               <w:rFonts w:ascii="Times New Roman" w:eastAsiaTheme="minorEastAsia" w:hAnsi="Times New Roman" w:cs="Times New Roman"/>
               <w:noProof/>
               <w:kern w:val="2"/>
-              <w:sz w:val="28"/>
-              <w:szCs w:val="28"/>
-              <w:lang w:eastAsia="ja-JP" w:bidi="ar-SA"/>
+              <w:sz w:val="24"/>
+              <w:szCs w:val="24"/>
+              <w:lang w:eastAsia="ru-RU" w:bidi="ar-SA"/>
             </w:rPr>
           </w:pPr>
-          <w:hyperlink w:anchor="_Toc228735820" w:history="1">
+          <w:hyperlink w:anchor="_Toc229071465" w:history="1">
             <w:r>
               <w:rPr>
                 <w:rStyle w:val="ac"/>
                 <w:rFonts w:ascii="Times New Roman" w:hAnsi="Times New Roman" w:cs="Times New Roman"/>
-                <w:bCs/>
                 <w:noProof/>
-                <w:sz w:val="28"/>
-                <w:szCs w:val="28"/>
+                <w:color w:val="auto"/>
+                <w:sz w:val="24"/>
+                <w:szCs w:val="24"/>
               </w:rPr>
               <w:t>1.3. Искусственные нейронные сети</w:t>
             </w:r>
@@ -2880,8 +2881,8 @@
                 <w:rFonts w:ascii="Times New Roman" w:hAnsi="Times New Roman" w:cs="Times New Roman"/>
                 <w:noProof/>
                 <w:webHidden/>
-                <w:sz w:val="28"/>
-                <w:szCs w:val="28"/>
+                <w:sz w:val="24"/>
+                <w:szCs w:val="24"/>
               </w:rPr>
               <w:tab/>
             </w:r>
@@ -2890,8 +2891,8 @@
                 <w:rFonts w:ascii="Times New Roman" w:hAnsi="Times New Roman" w:cs="Times New Roman"/>
                 <w:noProof/>
                 <w:webHidden/>
-                <w:sz w:val="28"/>
-                <w:szCs w:val="28"/>
+                <w:sz w:val="24"/>
+                <w:szCs w:val="24"/>
               </w:rPr>
               <w:fldChar w:fldCharType="begin"/>
             </w:r>
@@ -2900,18 +2901,18 @@
                 <w:rFonts w:ascii="Times New Roman" w:hAnsi="Times New Roman" w:cs="Times New Roman"/>
                 <w:noProof/>
                 <w:webHidden/>
-                <w:sz w:val="28"/>
-                <w:szCs w:val="28"/>
-              </w:rPr>
-              <w:instrText xml:space="preserve"> PAGEREF _Toc228735820 \h </w:instrText>
+                <w:sz w:val="24"/>
+                <w:szCs w:val="24"/>
+              </w:rPr>
+              <w:instrText xml:space="preserve"> PAGEREF _Toc229071465 \h </w:instrText>
             </w:r>
             <w:r>
               <w:rPr>
                 <w:rFonts w:ascii="Times New Roman" w:hAnsi="Times New Roman" w:cs="Times New Roman"/>
                 <w:noProof/>
                 <w:webHidden/>
-                <w:sz w:val="28"/>
-                <w:szCs w:val="28"/>
+                <w:sz w:val="24"/>
+                <w:szCs w:val="24"/>
               </w:rPr>
             </w:r>
             <w:r>
@@ -2919,8 +2920,8 @@
                 <w:rFonts w:ascii="Times New Roman" w:hAnsi="Times New Roman" w:cs="Times New Roman"/>
                 <w:noProof/>
                 <w:webHidden/>
-                <w:sz w:val="28"/>
-                <w:szCs w:val="28"/>
+                <w:sz w:val="24"/>
+                <w:szCs w:val="24"/>
               </w:rPr>
               <w:fldChar w:fldCharType="separate"/>
             </w:r>
@@ -2929,8 +2930,8 @@
                 <w:rFonts w:ascii="Times New Roman" w:hAnsi="Times New Roman" w:cs="Times New Roman"/>
                 <w:noProof/>
                 <w:webHidden/>
-                <w:sz w:val="28"/>
-                <w:szCs w:val="28"/>
+                <w:sz w:val="24"/>
+                <w:szCs w:val="24"/>
               </w:rPr>
               <w:t>9</w:t>
             </w:r>
@@ -2939,8 +2940,8 @@
                 <w:rFonts w:ascii="Times New Roman" w:hAnsi="Times New Roman" w:cs="Times New Roman"/>
                 <w:noProof/>
                 <w:webHidden/>
-                <w:sz w:val="28"/>
-                <w:szCs w:val="28"/>
+                <w:sz w:val="24"/>
+                <w:szCs w:val="24"/>
               </w:rPr>
               <w:fldChar w:fldCharType="end"/>
             </w:r>
@@ -2956,21 +2957,20 @@
               <w:rFonts w:ascii="Times New Roman" w:eastAsiaTheme="minorEastAsia" w:hAnsi="Times New Roman" w:cs="Times New Roman"/>
               <w:noProof/>
               <w:kern w:val="2"/>
-              <w:sz w:val="28"/>
-              <w:szCs w:val="28"/>
-              <w:lang w:eastAsia="ja-JP" w:bidi="ar-SA"/>
+              <w:sz w:val="24"/>
+              <w:szCs w:val="24"/>
+              <w:lang w:eastAsia="ru-RU" w:bidi="ar-SA"/>
             </w:rPr>
           </w:pPr>
-          <w:hyperlink w:anchor="_Toc228735821" w:history="1">
+          <w:hyperlink w:anchor="_Toc229071466" w:history="1">
             <w:r>
               <w:rPr>
                 <w:rStyle w:val="ac"/>
                 <w:rFonts w:ascii="Times New Roman" w:eastAsia="Times New Roman" w:hAnsi="Times New Roman" w:cs="Times New Roman"/>
-                <w:b/>
-                <w:bCs/>
                 <w:noProof/>
-                <w:sz w:val="28"/>
-                <w:szCs w:val="28"/>
+                <w:color w:val="auto"/>
+                <w:sz w:val="24"/>
+                <w:szCs w:val="24"/>
                 <w:lang w:eastAsia="ru-RU"/>
               </w:rPr>
               <w:t>2. ОБЗОР АНАЛОГОВ</w:t>
@@ -2980,8 +2980,8 @@
                 <w:rFonts w:ascii="Times New Roman" w:hAnsi="Times New Roman" w:cs="Times New Roman"/>
                 <w:noProof/>
                 <w:webHidden/>
-                <w:sz w:val="28"/>
-                <w:szCs w:val="28"/>
+                <w:sz w:val="24"/>
+                <w:szCs w:val="24"/>
               </w:rPr>
               <w:tab/>
             </w:r>
@@ -2990,8 +2990,8 @@
                 <w:rFonts w:ascii="Times New Roman" w:hAnsi="Times New Roman" w:cs="Times New Roman"/>
                 <w:noProof/>
                 <w:webHidden/>
-                <w:sz w:val="28"/>
-                <w:szCs w:val="28"/>
+                <w:sz w:val="24"/>
+                <w:szCs w:val="24"/>
               </w:rPr>
               <w:fldChar w:fldCharType="begin"/>
             </w:r>
@@ -3000,18 +3000,18 @@
                 <w:rFonts w:ascii="Times New Roman" w:hAnsi="Times New Roman" w:cs="Times New Roman"/>
                 <w:noProof/>
                 <w:webHidden/>
-                <w:sz w:val="28"/>
-                <w:szCs w:val="28"/>
-              </w:rPr>
-              <w:instrText xml:space="preserve"> PAGEREF _Toc228735821 \h </w:instrText>
+                <w:sz w:val="24"/>
+                <w:szCs w:val="24"/>
+              </w:rPr>
+              <w:instrText xml:space="preserve"> PAGEREF _Toc229071466 \h </w:instrText>
             </w:r>
             <w:r>
               <w:rPr>
                 <w:rFonts w:ascii="Times New Roman" w:hAnsi="Times New Roman" w:cs="Times New Roman"/>
                 <w:noProof/>
                 <w:webHidden/>
-                <w:sz w:val="28"/>
-                <w:szCs w:val="28"/>
+                <w:sz w:val="24"/>
+                <w:szCs w:val="24"/>
               </w:rPr>
             </w:r>
             <w:r>
@@ -3019,8 +3019,8 @@
                 <w:rFonts w:ascii="Times New Roman" w:hAnsi="Times New Roman" w:cs="Times New Roman"/>
                 <w:noProof/>
                 <w:webHidden/>
-                <w:sz w:val="28"/>
-                <w:szCs w:val="28"/>
+                <w:sz w:val="24"/>
+                <w:szCs w:val="24"/>
               </w:rPr>
               <w:fldChar w:fldCharType="separate"/>
             </w:r>
@@ -3029,8 +3029,8 @@
                 <w:rFonts w:ascii="Times New Roman" w:hAnsi="Times New Roman" w:cs="Times New Roman"/>
                 <w:noProof/>
                 <w:webHidden/>
-                <w:sz w:val="28"/>
-                <w:szCs w:val="28"/>
+                <w:sz w:val="24"/>
+                <w:szCs w:val="24"/>
               </w:rPr>
               <w:t>13</w:t>
             </w:r>
@@ -3039,8 +3039,8 @@
                 <w:rFonts w:ascii="Times New Roman" w:hAnsi="Times New Roman" w:cs="Times New Roman"/>
                 <w:noProof/>
                 <w:webHidden/>
-                <w:sz w:val="28"/>
-                <w:szCs w:val="28"/>
+                <w:sz w:val="24"/>
+                <w:szCs w:val="24"/>
               </w:rPr>
               <w:fldChar w:fldCharType="end"/>
             </w:r>
@@ -3056,19 +3056,20 @@
               <w:rFonts w:ascii="Times New Roman" w:eastAsiaTheme="minorEastAsia" w:hAnsi="Times New Roman" w:cs="Times New Roman"/>
               <w:noProof/>
               <w:kern w:val="2"/>
-              <w:sz w:val="28"/>
-              <w:szCs w:val="28"/>
-              <w:lang w:eastAsia="ja-JP" w:bidi="ar-SA"/>
+              <w:sz w:val="24"/>
+              <w:szCs w:val="24"/>
+              <w:lang w:eastAsia="ru-RU" w:bidi="ar-SA"/>
             </w:rPr>
           </w:pPr>
-          <w:hyperlink w:anchor="_Toc228735822" w:history="1">
+          <w:hyperlink w:anchor="_Toc229071467" w:history="1">
             <w:r>
               <w:rPr>
                 <w:rStyle w:val="ac"/>
                 <w:rFonts w:ascii="Times New Roman" w:hAnsi="Times New Roman" w:cs="Times New Roman"/>
                 <w:noProof/>
-                <w:sz w:val="28"/>
-                <w:szCs w:val="28"/>
+                <w:color w:val="auto"/>
+                <w:sz w:val="24"/>
+                <w:szCs w:val="24"/>
               </w:rPr>
               <w:t>2.1. Существующие решения</w:t>
             </w:r>
@@ -3077,8 +3078,8 @@
                 <w:rFonts w:ascii="Times New Roman" w:hAnsi="Times New Roman" w:cs="Times New Roman"/>
                 <w:noProof/>
                 <w:webHidden/>
-                <w:sz w:val="28"/>
-                <w:szCs w:val="28"/>
+                <w:sz w:val="24"/>
+                <w:szCs w:val="24"/>
               </w:rPr>
               <w:tab/>
             </w:r>
@@ -3087,8 +3088,8 @@
                 <w:rFonts w:ascii="Times New Roman" w:hAnsi="Times New Roman" w:cs="Times New Roman"/>
                 <w:noProof/>
                 <w:webHidden/>
-                <w:sz w:val="28"/>
-                <w:szCs w:val="28"/>
+                <w:sz w:val="24"/>
+                <w:szCs w:val="24"/>
               </w:rPr>
               <w:fldChar w:fldCharType="begin"/>
             </w:r>
@@ -3097,18 +3098,18 @@
                 <w:rFonts w:ascii="Times New Roman" w:hAnsi="Times New Roman" w:cs="Times New Roman"/>
                 <w:noProof/>
                 <w:webHidden/>
-                <w:sz w:val="28"/>
-                <w:szCs w:val="28"/>
-              </w:rPr>
-              <w:instrText xml:space="preserve"> PAGEREF _Toc228735822 \h </w:instrText>
+                <w:sz w:val="24"/>
+                <w:szCs w:val="24"/>
+              </w:rPr>
+              <w:instrText xml:space="preserve"> PAGEREF _Toc229071467 \h </w:instrText>
             </w:r>
             <w:r>
               <w:rPr>
                 <w:rFonts w:ascii="Times New Roman" w:hAnsi="Times New Roman" w:cs="Times New Roman"/>
                 <w:noProof/>
                 <w:webHidden/>
-                <w:sz w:val="28"/>
-                <w:szCs w:val="28"/>
+                <w:sz w:val="24"/>
+                <w:szCs w:val="24"/>
               </w:rPr>
             </w:r>
             <w:r>
@@ -3116,8 +3117,8 @@
                 <w:rFonts w:ascii="Times New Roman" w:hAnsi="Times New Roman" w:cs="Times New Roman"/>
                 <w:noProof/>
                 <w:webHidden/>
-                <w:sz w:val="28"/>
-                <w:szCs w:val="28"/>
+                <w:sz w:val="24"/>
+                <w:szCs w:val="24"/>
               </w:rPr>
               <w:fldChar w:fldCharType="separate"/>
             </w:r>
@@ -3126,8 +3127,8 @@
                 <w:rFonts w:ascii="Times New Roman" w:hAnsi="Times New Roman" w:cs="Times New Roman"/>
                 <w:noProof/>
                 <w:webHidden/>
-                <w:sz w:val="28"/>
-                <w:szCs w:val="28"/>
+                <w:sz w:val="24"/>
+                <w:szCs w:val="24"/>
               </w:rPr>
               <w:t>13</w:t>
             </w:r>
@@ -3136,8 +3137,8 @@
                 <w:rFonts w:ascii="Times New Roman" w:hAnsi="Times New Roman" w:cs="Times New Roman"/>
                 <w:noProof/>
                 <w:webHidden/>
-                <w:sz w:val="28"/>
-                <w:szCs w:val="28"/>
+                <w:sz w:val="24"/>
+                <w:szCs w:val="24"/>
               </w:rPr>
               <w:fldChar w:fldCharType="end"/>
             </w:r>
@@ -3153,19 +3154,20 @@
               <w:rFonts w:ascii="Times New Roman" w:eastAsiaTheme="minorEastAsia" w:hAnsi="Times New Roman" w:cs="Times New Roman"/>
               <w:noProof/>
               <w:kern w:val="2"/>
-              <w:sz w:val="28"/>
-              <w:szCs w:val="28"/>
-              <w:lang w:eastAsia="ja-JP" w:bidi="ar-SA"/>
+              <w:sz w:val="24"/>
+              <w:szCs w:val="24"/>
+              <w:lang w:eastAsia="ru-RU" w:bidi="ar-SA"/>
             </w:rPr>
           </w:pPr>
-          <w:hyperlink w:anchor="_Toc228735823" w:history="1">
+          <w:hyperlink w:anchor="_Toc229071468" w:history="1">
             <w:r>
               <w:rPr>
                 <w:rStyle w:val="ac"/>
                 <w:rFonts w:ascii="Times New Roman" w:hAnsi="Times New Roman" w:cs="Times New Roman"/>
                 <w:noProof/>
-                <w:sz w:val="28"/>
-                <w:szCs w:val="28"/>
+                <w:color w:val="auto"/>
+                <w:sz w:val="24"/>
+                <w:szCs w:val="24"/>
               </w:rPr>
               <w:t>2.2. Сравнительный анализ аналогов</w:t>
             </w:r>
@@ -3174,8 +3176,8 @@
                 <w:rFonts w:ascii="Times New Roman" w:hAnsi="Times New Roman" w:cs="Times New Roman"/>
                 <w:noProof/>
                 <w:webHidden/>
-                <w:sz w:val="28"/>
-                <w:szCs w:val="28"/>
+                <w:sz w:val="24"/>
+                <w:szCs w:val="24"/>
               </w:rPr>
               <w:tab/>
             </w:r>
@@ -3184,8 +3186,8 @@
                 <w:rFonts w:ascii="Times New Roman" w:hAnsi="Times New Roman" w:cs="Times New Roman"/>
                 <w:noProof/>
                 <w:webHidden/>
-                <w:sz w:val="28"/>
-                <w:szCs w:val="28"/>
+                <w:sz w:val="24"/>
+                <w:szCs w:val="24"/>
               </w:rPr>
               <w:fldChar w:fldCharType="begin"/>
             </w:r>
@@ -3194,18 +3196,18 @@
                 <w:rFonts w:ascii="Times New Roman" w:hAnsi="Times New Roman" w:cs="Times New Roman"/>
                 <w:noProof/>
                 <w:webHidden/>
-                <w:sz w:val="28"/>
-                <w:szCs w:val="28"/>
-              </w:rPr>
-              <w:instrText xml:space="preserve"> PAGEREF _Toc228735823 \h </w:instrText>
+                <w:sz w:val="24"/>
+                <w:szCs w:val="24"/>
+              </w:rPr>
+              <w:instrText xml:space="preserve"> PAGEREF _Toc229071468 \h </w:instrText>
             </w:r>
             <w:r>
               <w:rPr>
                 <w:rFonts w:ascii="Times New Roman" w:hAnsi="Times New Roman" w:cs="Times New Roman"/>
                 <w:noProof/>
                 <w:webHidden/>
-                <w:sz w:val="28"/>
-                <w:szCs w:val="28"/>
+                <w:sz w:val="24"/>
+                <w:szCs w:val="24"/>
               </w:rPr>
             </w:r>
             <w:r>
@@ -3213,8 +3215,8 @@
                 <w:rFonts w:ascii="Times New Roman" w:hAnsi="Times New Roman" w:cs="Times New Roman"/>
                 <w:noProof/>
                 <w:webHidden/>
-                <w:sz w:val="28"/>
-                <w:szCs w:val="28"/>
+                <w:sz w:val="24"/>
+                <w:szCs w:val="24"/>
               </w:rPr>
               <w:fldChar w:fldCharType="separate"/>
             </w:r>
@@ -3223,8 +3225,8 @@
                 <w:rFonts w:ascii="Times New Roman" w:hAnsi="Times New Roman" w:cs="Times New Roman"/>
                 <w:noProof/>
                 <w:webHidden/>
-                <w:sz w:val="28"/>
-                <w:szCs w:val="28"/>
+                <w:sz w:val="24"/>
+                <w:szCs w:val="24"/>
               </w:rPr>
               <w:t>15</w:t>
             </w:r>
@@ -3233,8 +3235,8 @@
                 <w:rFonts w:ascii="Times New Roman" w:hAnsi="Times New Roman" w:cs="Times New Roman"/>
                 <w:noProof/>
                 <w:webHidden/>
-                <w:sz w:val="28"/>
-                <w:szCs w:val="28"/>
+                <w:sz w:val="24"/>
+                <w:szCs w:val="24"/>
               </w:rPr>
               <w:fldChar w:fldCharType="end"/>
             </w:r>
@@ -3250,19 +3252,20 @@
               <w:rFonts w:ascii="Times New Roman" w:eastAsiaTheme="minorEastAsia" w:hAnsi="Times New Roman" w:cs="Times New Roman"/>
               <w:noProof/>
               <w:kern w:val="2"/>
-              <w:sz w:val="28"/>
-              <w:szCs w:val="28"/>
-              <w:lang w:eastAsia="ja-JP" w:bidi="ar-SA"/>
+              <w:sz w:val="24"/>
+              <w:szCs w:val="24"/>
+              <w:lang w:eastAsia="ru-RU" w:bidi="ar-SA"/>
             </w:rPr>
           </w:pPr>
-          <w:hyperlink w:anchor="_Toc228735824" w:history="1">
+          <w:hyperlink w:anchor="_Toc229071469" w:history="1">
             <w:r>
               <w:rPr>
                 <w:rStyle w:val="ac"/>
                 <w:rFonts w:ascii="Times New Roman" w:hAnsi="Times New Roman" w:cs="Times New Roman"/>
                 <w:noProof/>
-                <w:sz w:val="28"/>
-                <w:szCs w:val="28"/>
+                <w:color w:val="auto"/>
+                <w:sz w:val="24"/>
+                <w:szCs w:val="24"/>
               </w:rPr>
               <w:t>2.3. Выводы по обзору аналогов</w:t>
             </w:r>
@@ -3271,8 +3274,8 @@
                 <w:rFonts w:ascii="Times New Roman" w:hAnsi="Times New Roman" w:cs="Times New Roman"/>
                 <w:noProof/>
                 <w:webHidden/>
-                <w:sz w:val="28"/>
-                <w:szCs w:val="28"/>
+                <w:sz w:val="24"/>
+                <w:szCs w:val="24"/>
               </w:rPr>
               <w:tab/>
             </w:r>
@@ -3281,8 +3284,8 @@
                 <w:rFonts w:ascii="Times New Roman" w:hAnsi="Times New Roman" w:cs="Times New Roman"/>
                 <w:noProof/>
                 <w:webHidden/>
-                <w:sz w:val="28"/>
-                <w:szCs w:val="28"/>
+                <w:sz w:val="24"/>
+                <w:szCs w:val="24"/>
               </w:rPr>
               <w:fldChar w:fldCharType="begin"/>
             </w:r>
@@ -3291,18 +3294,18 @@
                 <w:rFonts w:ascii="Times New Roman" w:hAnsi="Times New Roman" w:cs="Times New Roman"/>
                 <w:noProof/>
                 <w:webHidden/>
-                <w:sz w:val="28"/>
-                <w:szCs w:val="28"/>
-              </w:rPr>
-              <w:instrText xml:space="preserve"> PAGEREF _Toc228735824 \h </w:instrText>
+                <w:sz w:val="24"/>
+                <w:szCs w:val="24"/>
+              </w:rPr>
+              <w:instrText xml:space="preserve"> PAGEREF _Toc229071469 \h </w:instrText>
             </w:r>
             <w:r>
               <w:rPr>
                 <w:rFonts w:ascii="Times New Roman" w:hAnsi="Times New Roman" w:cs="Times New Roman"/>
                 <w:noProof/>
                 <w:webHidden/>
-                <w:sz w:val="28"/>
-                <w:szCs w:val="28"/>
+                <w:sz w:val="24"/>
+                <w:szCs w:val="24"/>
               </w:rPr>
             </w:r>
             <w:r>
@@ -3310,8 +3313,8 @@
                 <w:rFonts w:ascii="Times New Roman" w:hAnsi="Times New Roman" w:cs="Times New Roman"/>
                 <w:noProof/>
                 <w:webHidden/>
-                <w:sz w:val="28"/>
-                <w:szCs w:val="28"/>
+                <w:sz w:val="24"/>
+                <w:szCs w:val="24"/>
               </w:rPr>
               <w:fldChar w:fldCharType="separate"/>
             </w:r>
@@ -3320,8 +3323,8 @@
                 <w:rFonts w:ascii="Times New Roman" w:hAnsi="Times New Roman" w:cs="Times New Roman"/>
                 <w:noProof/>
                 <w:webHidden/>
-                <w:sz w:val="28"/>
-                <w:szCs w:val="28"/>
+                <w:sz w:val="24"/>
+                <w:szCs w:val="24"/>
               </w:rPr>
               <w:t>17</w:t>
             </w:r>
@@ -3330,8 +3333,8 @@
                 <w:rFonts w:ascii="Times New Roman" w:hAnsi="Times New Roman" w:cs="Times New Roman"/>
                 <w:noProof/>
                 <w:webHidden/>
-                <w:sz w:val="28"/>
-                <w:szCs w:val="28"/>
+                <w:sz w:val="24"/>
+                <w:szCs w:val="24"/>
               </w:rPr>
               <w:fldChar w:fldCharType="end"/>
             </w:r>
@@ -3347,21 +3350,20 @@
               <w:rFonts w:ascii="Times New Roman" w:eastAsiaTheme="minorEastAsia" w:hAnsi="Times New Roman" w:cs="Times New Roman"/>
               <w:noProof/>
               <w:kern w:val="2"/>
-              <w:sz w:val="28"/>
-              <w:szCs w:val="28"/>
-              <w:lang w:eastAsia="ja-JP" w:bidi="ar-SA"/>
+              <w:sz w:val="24"/>
+              <w:szCs w:val="24"/>
+              <w:lang w:eastAsia="ru-RU" w:bidi="ar-SA"/>
             </w:rPr>
           </w:pPr>
-          <w:hyperlink w:anchor="_Toc228735825" w:history="1">
+          <w:hyperlink w:anchor="_Toc229071470" w:history="1">
             <w:r>
               <w:rPr>
                 <w:rStyle w:val="ac"/>
                 <w:rFonts w:ascii="Times New Roman" w:eastAsia="Times New Roman" w:hAnsi="Times New Roman" w:cs="Times New Roman"/>
-                <w:b/>
-                <w:bCs/>
                 <w:noProof/>
-                <w:sz w:val="28"/>
-                <w:szCs w:val="28"/>
+                <w:color w:val="auto"/>
+                <w:sz w:val="24"/>
+                <w:szCs w:val="24"/>
                 <w:lang w:eastAsia="ru-RU"/>
               </w:rPr>
               <w:t>3. ПОСТАНОВКА ЗАДАЧИ</w:t>
@@ -3371,8 +3373,8 @@
                 <w:rFonts w:ascii="Times New Roman" w:hAnsi="Times New Roman" w:cs="Times New Roman"/>
                 <w:noProof/>
                 <w:webHidden/>
-                <w:sz w:val="28"/>
-                <w:szCs w:val="28"/>
+                <w:sz w:val="24"/>
+                <w:szCs w:val="24"/>
               </w:rPr>
               <w:tab/>
             </w:r>
@@ -3381,8 +3383,8 @@
                 <w:rFonts w:ascii="Times New Roman" w:hAnsi="Times New Roman" w:cs="Times New Roman"/>
                 <w:noProof/>
                 <w:webHidden/>
-                <w:sz w:val="28"/>
-                <w:szCs w:val="28"/>
+                <w:sz w:val="24"/>
+                <w:szCs w:val="24"/>
               </w:rPr>
               <w:fldChar w:fldCharType="begin"/>
             </w:r>
@@ -3391,18 +3393,18 @@
                 <w:rFonts w:ascii="Times New Roman" w:hAnsi="Times New Roman" w:cs="Times New Roman"/>
                 <w:noProof/>
                 <w:webHidden/>
-                <w:sz w:val="28"/>
-                <w:szCs w:val="28"/>
-              </w:rPr>
-              <w:instrText xml:space="preserve"> PAGEREF _Toc228735825 \h </w:instrText>
+                <w:sz w:val="24"/>
+                <w:szCs w:val="24"/>
+              </w:rPr>
+              <w:instrText xml:space="preserve"> PAGEREF _Toc229071470 \h </w:instrText>
             </w:r>
             <w:r>
               <w:rPr>
                 <w:rFonts w:ascii="Times New Roman" w:hAnsi="Times New Roman" w:cs="Times New Roman"/>
                 <w:noProof/>
                 <w:webHidden/>
-                <w:sz w:val="28"/>
-                <w:szCs w:val="28"/>
+                <w:sz w:val="24"/>
+                <w:szCs w:val="24"/>
               </w:rPr>
             </w:r>
             <w:r>
@@ -3410,8 +3412,8 @@
                 <w:rFonts w:ascii="Times New Roman" w:hAnsi="Times New Roman" w:cs="Times New Roman"/>
                 <w:noProof/>
                 <w:webHidden/>
-                <w:sz w:val="28"/>
-                <w:szCs w:val="28"/>
+                <w:sz w:val="24"/>
+                <w:szCs w:val="24"/>
               </w:rPr>
               <w:fldChar w:fldCharType="separate"/>
             </w:r>
@@ -3420,8 +3422,8 @@
                 <w:rFonts w:ascii="Times New Roman" w:hAnsi="Times New Roman" w:cs="Times New Roman"/>
                 <w:noProof/>
                 <w:webHidden/>
-                <w:sz w:val="28"/>
-                <w:szCs w:val="28"/>
+                <w:sz w:val="24"/>
+                <w:szCs w:val="24"/>
               </w:rPr>
               <w:t>18</w:t>
             </w:r>
@@ -3430,8 +3432,8 @@
                 <w:rFonts w:ascii="Times New Roman" w:hAnsi="Times New Roman" w:cs="Times New Roman"/>
                 <w:noProof/>
                 <w:webHidden/>
-                <w:sz w:val="28"/>
-                <w:szCs w:val="28"/>
+                <w:sz w:val="24"/>
+                <w:szCs w:val="24"/>
               </w:rPr>
               <w:fldChar w:fldCharType="end"/>
             </w:r>
@@ -3447,21 +3449,20 @@
               <w:rFonts w:ascii="Times New Roman" w:eastAsiaTheme="minorEastAsia" w:hAnsi="Times New Roman" w:cs="Times New Roman"/>
               <w:noProof/>
               <w:kern w:val="2"/>
-              <w:sz w:val="28"/>
-              <w:szCs w:val="28"/>
-              <w:lang w:eastAsia="ja-JP" w:bidi="ar-SA"/>
+              <w:sz w:val="24"/>
+              <w:szCs w:val="24"/>
+              <w:lang w:eastAsia="ru-RU" w:bidi="ar-SA"/>
             </w:rPr>
           </w:pPr>
-          <w:hyperlink w:anchor="_Toc228735826" w:history="1">
+          <w:hyperlink w:anchor="_Toc229071471" w:history="1">
             <w:r>
               <w:rPr>
                 <w:rStyle w:val="ac"/>
                 <w:rFonts w:ascii="Times New Roman" w:eastAsia="Times New Roman" w:hAnsi="Times New Roman" w:cs="Times New Roman"/>
-                <w:b/>
-                <w:bCs/>
                 <w:noProof/>
-                <w:sz w:val="28"/>
-                <w:szCs w:val="28"/>
+                <w:color w:val="auto"/>
+                <w:sz w:val="24"/>
+                <w:szCs w:val="24"/>
                 <w:lang w:eastAsia="ru-RU"/>
               </w:rPr>
               <w:t>4. ВЫБОР МЕТОДОВ ИССЛЕДОВАНИЯ И СРЕДСТВ РАЗРАБОТКИ</w:t>
@@ -3471,8 +3472,8 @@
                 <w:rFonts w:ascii="Times New Roman" w:hAnsi="Times New Roman" w:cs="Times New Roman"/>
                 <w:noProof/>
                 <w:webHidden/>
-                <w:sz w:val="28"/>
-                <w:szCs w:val="28"/>
+                <w:sz w:val="24"/>
+                <w:szCs w:val="24"/>
               </w:rPr>
               <w:tab/>
             </w:r>
@@ -3481,8 +3482,8 @@
                 <w:rFonts w:ascii="Times New Roman" w:hAnsi="Times New Roman" w:cs="Times New Roman"/>
                 <w:noProof/>
                 <w:webHidden/>
-                <w:sz w:val="28"/>
-                <w:szCs w:val="28"/>
+                <w:sz w:val="24"/>
+                <w:szCs w:val="24"/>
               </w:rPr>
               <w:fldChar w:fldCharType="begin"/>
             </w:r>
@@ -3491,18 +3492,18 @@
                 <w:rFonts w:ascii="Times New Roman" w:hAnsi="Times New Roman" w:cs="Times New Roman"/>
                 <w:noProof/>
                 <w:webHidden/>
-                <w:sz w:val="28"/>
-                <w:szCs w:val="28"/>
-              </w:rPr>
-              <w:instrText xml:space="preserve"> PAGEREF _Toc228735826 \h </w:instrText>
+                <w:sz w:val="24"/>
+                <w:szCs w:val="24"/>
+              </w:rPr>
+              <w:instrText xml:space="preserve"> PAGEREF _Toc229071471 \h </w:instrText>
             </w:r>
             <w:r>
               <w:rPr>
                 <w:rFonts w:ascii="Times New Roman" w:hAnsi="Times New Roman" w:cs="Times New Roman"/>
                 <w:noProof/>
                 <w:webHidden/>
-                <w:sz w:val="28"/>
-                <w:szCs w:val="28"/>
+                <w:sz w:val="24"/>
+                <w:szCs w:val="24"/>
               </w:rPr>
             </w:r>
             <w:r>
@@ -3510,8 +3511,8 @@
                 <w:rFonts w:ascii="Times New Roman" w:hAnsi="Times New Roman" w:cs="Times New Roman"/>
                 <w:noProof/>
                 <w:webHidden/>
-                <w:sz w:val="28"/>
-                <w:szCs w:val="28"/>
+                <w:sz w:val="24"/>
+                <w:szCs w:val="24"/>
               </w:rPr>
               <w:fldChar w:fldCharType="separate"/>
             </w:r>
@@ -3520,8 +3521,8 @@
                 <w:rFonts w:ascii="Times New Roman" w:hAnsi="Times New Roman" w:cs="Times New Roman"/>
                 <w:noProof/>
                 <w:webHidden/>
-                <w:sz w:val="28"/>
-                <w:szCs w:val="28"/>
+                <w:sz w:val="24"/>
+                <w:szCs w:val="24"/>
               </w:rPr>
               <w:t>19</w:t>
             </w:r>
@@ -3530,8 +3531,8 @@
                 <w:rFonts w:ascii="Times New Roman" w:hAnsi="Times New Roman" w:cs="Times New Roman"/>
                 <w:noProof/>
                 <w:webHidden/>
-                <w:sz w:val="28"/>
-                <w:szCs w:val="28"/>
+                <w:sz w:val="24"/>
+                <w:szCs w:val="24"/>
               </w:rPr>
               <w:fldChar w:fldCharType="end"/>
             </w:r>
@@ -3547,21 +3548,20 @@
               <w:rFonts w:ascii="Times New Roman" w:eastAsiaTheme="minorEastAsia" w:hAnsi="Times New Roman" w:cs="Times New Roman"/>
               <w:noProof/>
               <w:kern w:val="2"/>
-              <w:sz w:val="28"/>
-              <w:szCs w:val="28"/>
-              <w:lang w:eastAsia="ja-JP" w:bidi="ar-SA"/>
+              <w:sz w:val="24"/>
+              <w:szCs w:val="24"/>
+              <w:lang w:eastAsia="ru-RU" w:bidi="ar-SA"/>
             </w:rPr>
           </w:pPr>
-          <w:hyperlink w:anchor="_Toc228735827" w:history="1">
+          <w:hyperlink w:anchor="_Toc229071472" w:history="1">
             <w:r>
               <w:rPr>
                 <w:rStyle w:val="ac"/>
                 <w:rFonts w:ascii="Times New Roman" w:hAnsi="Times New Roman" w:cs="Times New Roman"/>
-                <w:b/>
-                <w:bCs/>
                 <w:noProof/>
-                <w:sz w:val="28"/>
-                <w:szCs w:val="28"/>
+                <w:color w:val="auto"/>
+                <w:sz w:val="24"/>
+                <w:szCs w:val="24"/>
               </w:rPr>
               <w:t>5. ПРОЕКТИРОВАНИЕ СИСТЕМЫ</w:t>
             </w:r>
@@ -3570,8 +3570,8 @@
                 <w:rFonts w:ascii="Times New Roman" w:hAnsi="Times New Roman" w:cs="Times New Roman"/>
                 <w:noProof/>
                 <w:webHidden/>
-                <w:sz w:val="28"/>
-                <w:szCs w:val="28"/>
+                <w:sz w:val="24"/>
+                <w:szCs w:val="24"/>
               </w:rPr>
               <w:tab/>
             </w:r>
@@ -3580,8 +3580,8 @@
                 <w:rFonts w:ascii="Times New Roman" w:hAnsi="Times New Roman" w:cs="Times New Roman"/>
                 <w:noProof/>
                 <w:webHidden/>
-                <w:sz w:val="28"/>
-                <w:szCs w:val="28"/>
+                <w:sz w:val="24"/>
+                <w:szCs w:val="24"/>
               </w:rPr>
               <w:fldChar w:fldCharType="begin"/>
             </w:r>
@@ -3590,18 +3590,18 @@
                 <w:rFonts w:ascii="Times New Roman" w:hAnsi="Times New Roman" w:cs="Times New Roman"/>
                 <w:noProof/>
                 <w:webHidden/>
-                <w:sz w:val="28"/>
-                <w:szCs w:val="28"/>
-              </w:rPr>
-              <w:instrText xml:space="preserve"> PAGEREF _Toc228735827 \h </w:instrText>
+                <w:sz w:val="24"/>
+                <w:szCs w:val="24"/>
+              </w:rPr>
+              <w:instrText xml:space="preserve"> PAGEREF _Toc229071472 \h </w:instrText>
             </w:r>
             <w:r>
               <w:rPr>
                 <w:rFonts w:ascii="Times New Roman" w:hAnsi="Times New Roman" w:cs="Times New Roman"/>
                 <w:noProof/>
                 <w:webHidden/>
-                <w:sz w:val="28"/>
-                <w:szCs w:val="28"/>
+                <w:sz w:val="24"/>
+                <w:szCs w:val="24"/>
               </w:rPr>
             </w:r>
             <w:r>
@@ -3609,8 +3609,8 @@
                 <w:rFonts w:ascii="Times New Roman" w:hAnsi="Times New Roman" w:cs="Times New Roman"/>
                 <w:noProof/>
                 <w:webHidden/>
-                <w:sz w:val="28"/>
-                <w:szCs w:val="28"/>
+                <w:sz w:val="24"/>
+                <w:szCs w:val="24"/>
               </w:rPr>
               <w:fldChar w:fldCharType="separate"/>
             </w:r>
@@ -3619,8 +3619,8 @@
                 <w:rFonts w:ascii="Times New Roman" w:hAnsi="Times New Roman" w:cs="Times New Roman"/>
                 <w:noProof/>
                 <w:webHidden/>
-                <w:sz w:val="28"/>
-                <w:szCs w:val="28"/>
+                <w:sz w:val="24"/>
+                <w:szCs w:val="24"/>
               </w:rPr>
               <w:t>21</w:t>
             </w:r>
@@ -3629,8 +3629,8 @@
                 <w:rFonts w:ascii="Times New Roman" w:hAnsi="Times New Roman" w:cs="Times New Roman"/>
                 <w:noProof/>
                 <w:webHidden/>
-                <w:sz w:val="28"/>
-                <w:szCs w:val="28"/>
+                <w:sz w:val="24"/>
+                <w:szCs w:val="24"/>
               </w:rPr>
               <w:fldChar w:fldCharType="end"/>
             </w:r>
@@ -3646,19 +3646,20 @@
               <w:rFonts w:ascii="Times New Roman" w:eastAsiaTheme="minorEastAsia" w:hAnsi="Times New Roman" w:cs="Times New Roman"/>
               <w:noProof/>
               <w:kern w:val="2"/>
-              <w:sz w:val="28"/>
-              <w:szCs w:val="28"/>
-              <w:lang w:eastAsia="ja-JP" w:bidi="ar-SA"/>
+              <w:sz w:val="24"/>
+              <w:szCs w:val="24"/>
+              <w:lang w:eastAsia="ru-RU" w:bidi="ar-SA"/>
             </w:rPr>
           </w:pPr>
-          <w:hyperlink w:anchor="_Toc228735828" w:history="1">
+          <w:hyperlink w:anchor="_Toc229071473" w:history="1">
             <w:r>
               <w:rPr>
                 <w:rStyle w:val="ac"/>
                 <w:rFonts w:ascii="Times New Roman" w:hAnsi="Times New Roman" w:cs="Times New Roman"/>
                 <w:noProof/>
-                <w:sz w:val="28"/>
-                <w:szCs w:val="28"/>
+                <w:color w:val="auto"/>
+                <w:sz w:val="24"/>
+                <w:szCs w:val="24"/>
               </w:rPr>
               <w:t>5.1. BPMN-диаграмма</w:t>
             </w:r>
@@ -3667,8 +3668,8 @@
                 <w:rFonts w:ascii="Times New Roman" w:hAnsi="Times New Roman" w:cs="Times New Roman"/>
                 <w:noProof/>
                 <w:webHidden/>
-                <w:sz w:val="28"/>
-                <w:szCs w:val="28"/>
+                <w:sz w:val="24"/>
+                <w:szCs w:val="24"/>
               </w:rPr>
               <w:tab/>
             </w:r>
@@ -3677,8 +3678,8 @@
                 <w:rFonts w:ascii="Times New Roman" w:hAnsi="Times New Roman" w:cs="Times New Roman"/>
                 <w:noProof/>
                 <w:webHidden/>
-                <w:sz w:val="28"/>
-                <w:szCs w:val="28"/>
+                <w:sz w:val="24"/>
+                <w:szCs w:val="24"/>
               </w:rPr>
               <w:fldChar w:fldCharType="begin"/>
             </w:r>
@@ -3687,18 +3688,18 @@
                 <w:rFonts w:ascii="Times New Roman" w:hAnsi="Times New Roman" w:cs="Times New Roman"/>
                 <w:noProof/>
                 <w:webHidden/>
-                <w:sz w:val="28"/>
-                <w:szCs w:val="28"/>
-              </w:rPr>
-              <w:instrText xml:space="preserve"> PAGEREF _Toc228735828 \h </w:instrText>
+                <w:sz w:val="24"/>
+                <w:szCs w:val="24"/>
+              </w:rPr>
+              <w:instrText xml:space="preserve"> PAGEREF _Toc229071473 \h </w:instrText>
             </w:r>
             <w:r>
               <w:rPr>
                 <w:rFonts w:ascii="Times New Roman" w:hAnsi="Times New Roman" w:cs="Times New Roman"/>
                 <w:noProof/>
                 <w:webHidden/>
-                <w:sz w:val="28"/>
-                <w:szCs w:val="28"/>
+                <w:sz w:val="24"/>
+                <w:szCs w:val="24"/>
               </w:rPr>
             </w:r>
             <w:r>
@@ -3706,8 +3707,8 @@
                 <w:rFonts w:ascii="Times New Roman" w:hAnsi="Times New Roman" w:cs="Times New Roman"/>
                 <w:noProof/>
                 <w:webHidden/>
-                <w:sz w:val="28"/>
-                <w:szCs w:val="28"/>
+                <w:sz w:val="24"/>
+                <w:szCs w:val="24"/>
               </w:rPr>
               <w:fldChar w:fldCharType="separate"/>
             </w:r>
@@ -3716,8 +3717,8 @@
                 <w:rFonts w:ascii="Times New Roman" w:hAnsi="Times New Roman" w:cs="Times New Roman"/>
                 <w:noProof/>
                 <w:webHidden/>
-                <w:sz w:val="28"/>
-                <w:szCs w:val="28"/>
+                <w:sz w:val="24"/>
+                <w:szCs w:val="24"/>
               </w:rPr>
               <w:t>21</w:t>
             </w:r>
@@ -3726,8 +3727,8 @@
                 <w:rFonts w:ascii="Times New Roman" w:hAnsi="Times New Roman" w:cs="Times New Roman"/>
                 <w:noProof/>
                 <w:webHidden/>
-                <w:sz w:val="28"/>
-                <w:szCs w:val="28"/>
+                <w:sz w:val="24"/>
+                <w:szCs w:val="24"/>
               </w:rPr>
               <w:fldChar w:fldCharType="end"/>
             </w:r>
@@ -3743,19 +3744,20 @@
               <w:rFonts w:ascii="Times New Roman" w:eastAsiaTheme="minorEastAsia" w:hAnsi="Times New Roman" w:cs="Times New Roman"/>
               <w:noProof/>
               <w:kern w:val="2"/>
-              <w:sz w:val="28"/>
-              <w:szCs w:val="28"/>
-              <w:lang w:eastAsia="ja-JP" w:bidi="ar-SA"/>
+              <w:sz w:val="24"/>
+              <w:szCs w:val="24"/>
+              <w:lang w:eastAsia="ru-RU" w:bidi="ar-SA"/>
             </w:rPr>
           </w:pPr>
-          <w:hyperlink w:anchor="_Toc228735829" w:history="1">
+          <w:hyperlink w:anchor="_Toc229071474" w:history="1">
             <w:r>
               <w:rPr>
                 <w:rStyle w:val="ac"/>
                 <w:rFonts w:ascii="Times New Roman" w:hAnsi="Times New Roman" w:cs="Times New Roman"/>
                 <w:noProof/>
-                <w:sz w:val="28"/>
-                <w:szCs w:val="28"/>
+                <w:color w:val="auto"/>
+                <w:sz w:val="24"/>
+                <w:szCs w:val="24"/>
               </w:rPr>
               <w:t>5.2. Диаграмма IDEF0</w:t>
             </w:r>
@@ -3764,8 +3766,8 @@
                 <w:rFonts w:ascii="Times New Roman" w:hAnsi="Times New Roman" w:cs="Times New Roman"/>
                 <w:noProof/>
                 <w:webHidden/>
-                <w:sz w:val="28"/>
-                <w:szCs w:val="28"/>
+                <w:sz w:val="24"/>
+                <w:szCs w:val="24"/>
               </w:rPr>
               <w:tab/>
             </w:r>
@@ -3774,8 +3776,8 @@
                 <w:rFonts w:ascii="Times New Roman" w:hAnsi="Times New Roman" w:cs="Times New Roman"/>
                 <w:noProof/>
                 <w:webHidden/>
-                <w:sz w:val="28"/>
-                <w:szCs w:val="28"/>
+                <w:sz w:val="24"/>
+                <w:szCs w:val="24"/>
               </w:rPr>
               <w:fldChar w:fldCharType="begin"/>
             </w:r>
@@ -3784,18 +3786,18 @@
                 <w:rFonts w:ascii="Times New Roman" w:hAnsi="Times New Roman" w:cs="Times New Roman"/>
                 <w:noProof/>
                 <w:webHidden/>
-                <w:sz w:val="28"/>
-                <w:szCs w:val="28"/>
-              </w:rPr>
-              <w:instrText xml:space="preserve"> PAGEREF _Toc228735829 \h </w:instrText>
+                <w:sz w:val="24"/>
+                <w:szCs w:val="24"/>
+              </w:rPr>
+              <w:instrText xml:space="preserve"> PAGEREF _Toc229071474 \h </w:instrText>
             </w:r>
             <w:r>
               <w:rPr>
                 <w:rFonts w:ascii="Times New Roman" w:hAnsi="Times New Roman" w:cs="Times New Roman"/>
                 <w:noProof/>
                 <w:webHidden/>
-                <w:sz w:val="28"/>
-                <w:szCs w:val="28"/>
+                <w:sz w:val="24"/>
+                <w:szCs w:val="24"/>
               </w:rPr>
             </w:r>
             <w:r>
@@ -3803,8 +3805,8 @@
                 <w:rFonts w:ascii="Times New Roman" w:hAnsi="Times New Roman" w:cs="Times New Roman"/>
                 <w:noProof/>
                 <w:webHidden/>
-                <w:sz w:val="28"/>
-                <w:szCs w:val="28"/>
+                <w:sz w:val="24"/>
+                <w:szCs w:val="24"/>
               </w:rPr>
               <w:fldChar w:fldCharType="separate"/>
             </w:r>
@@ -3813,8 +3815,8 @@
                 <w:rFonts w:ascii="Times New Roman" w:hAnsi="Times New Roman" w:cs="Times New Roman"/>
                 <w:noProof/>
                 <w:webHidden/>
-                <w:sz w:val="28"/>
-                <w:szCs w:val="28"/>
+                <w:sz w:val="24"/>
+                <w:szCs w:val="24"/>
               </w:rPr>
               <w:t>22</w:t>
             </w:r>
@@ -3823,8 +3825,8 @@
                 <w:rFonts w:ascii="Times New Roman" w:hAnsi="Times New Roman" w:cs="Times New Roman"/>
                 <w:noProof/>
                 <w:webHidden/>
-                <w:sz w:val="28"/>
-                <w:szCs w:val="28"/>
+                <w:sz w:val="24"/>
+                <w:szCs w:val="24"/>
               </w:rPr>
               <w:fldChar w:fldCharType="end"/>
             </w:r>
@@ -3840,19 +3842,20 @@
               <w:rFonts w:ascii="Times New Roman" w:eastAsiaTheme="minorEastAsia" w:hAnsi="Times New Roman" w:cs="Times New Roman"/>
               <w:noProof/>
               <w:kern w:val="2"/>
-              <w:sz w:val="28"/>
-              <w:szCs w:val="28"/>
-              <w:lang w:eastAsia="ja-JP" w:bidi="ar-SA"/>
+              <w:sz w:val="24"/>
+              <w:szCs w:val="24"/>
+              <w:lang w:eastAsia="ru-RU" w:bidi="ar-SA"/>
             </w:rPr>
           </w:pPr>
-          <w:hyperlink w:anchor="_Toc228735830" w:history="1">
+          <w:hyperlink w:anchor="_Toc229071475" w:history="1">
             <w:r>
               <w:rPr>
                 <w:rStyle w:val="ac"/>
                 <w:rFonts w:ascii="Times New Roman" w:hAnsi="Times New Roman" w:cs="Times New Roman"/>
                 <w:noProof/>
-                <w:sz w:val="28"/>
-                <w:szCs w:val="28"/>
+                <w:color w:val="auto"/>
+                <w:sz w:val="24"/>
+                <w:szCs w:val="24"/>
               </w:rPr>
               <w:t xml:space="preserve">5.3. </w:t>
             </w:r>
@@ -3861,8 +3864,9 @@
                 <w:rStyle w:val="ac"/>
                 <w:rFonts w:ascii="Times New Roman" w:hAnsi="Times New Roman" w:cs="Times New Roman"/>
                 <w:noProof/>
-                <w:sz w:val="28"/>
-                <w:szCs w:val="28"/>
+                <w:color w:val="auto"/>
+                <w:sz w:val="24"/>
+                <w:szCs w:val="24"/>
                 <w:lang w:val="en-US"/>
               </w:rPr>
               <w:t>DFD</w:t>
@@ -3872,8 +3876,9 @@
                 <w:rStyle w:val="ac"/>
                 <w:rFonts w:ascii="Times New Roman" w:hAnsi="Times New Roman" w:cs="Times New Roman"/>
                 <w:noProof/>
-                <w:sz w:val="28"/>
-                <w:szCs w:val="28"/>
+                <w:color w:val="auto"/>
+                <w:sz w:val="24"/>
+                <w:szCs w:val="24"/>
               </w:rPr>
               <w:t xml:space="preserve"> диаграмма</w:t>
             </w:r>
@@ -3882,8 +3887,8 @@
                 <w:rFonts w:ascii="Times New Roman" w:hAnsi="Times New Roman" w:cs="Times New Roman"/>
                 <w:noProof/>
                 <w:webHidden/>
-                <w:sz w:val="28"/>
-                <w:szCs w:val="28"/>
+                <w:sz w:val="24"/>
+                <w:szCs w:val="24"/>
               </w:rPr>
               <w:tab/>
             </w:r>
@@ -3892,8 +3897,8 @@
                 <w:rFonts w:ascii="Times New Roman" w:hAnsi="Times New Roman" w:cs="Times New Roman"/>
                 <w:noProof/>
                 <w:webHidden/>
-                <w:sz w:val="28"/>
-                <w:szCs w:val="28"/>
+                <w:sz w:val="24"/>
+                <w:szCs w:val="24"/>
               </w:rPr>
               <w:fldChar w:fldCharType="begin"/>
             </w:r>
@@ -3902,18 +3907,18 @@
                 <w:rFonts w:ascii="Times New Roman" w:hAnsi="Times New Roman" w:cs="Times New Roman"/>
                 <w:noProof/>
                 <w:webHidden/>
-                <w:sz w:val="28"/>
-                <w:szCs w:val="28"/>
-              </w:rPr>
-              <w:instrText xml:space="preserve"> PAGEREF _Toc228735830 \h </w:instrText>
+                <w:sz w:val="24"/>
+                <w:szCs w:val="24"/>
+              </w:rPr>
+              <w:instrText xml:space="preserve"> PAGEREF _Toc229071475 \h </w:instrText>
             </w:r>
             <w:r>
               <w:rPr>
                 <w:rFonts w:ascii="Times New Roman" w:hAnsi="Times New Roman" w:cs="Times New Roman"/>
                 <w:noProof/>
                 <w:webHidden/>
-                <w:sz w:val="28"/>
-                <w:szCs w:val="28"/>
+                <w:sz w:val="24"/>
+                <w:szCs w:val="24"/>
               </w:rPr>
             </w:r>
             <w:r>
@@ -3921,8 +3926,8 @@
                 <w:rFonts w:ascii="Times New Roman" w:hAnsi="Times New Roman" w:cs="Times New Roman"/>
                 <w:noProof/>
                 <w:webHidden/>
-                <w:sz w:val="28"/>
-                <w:szCs w:val="28"/>
+                <w:sz w:val="24"/>
+                <w:szCs w:val="24"/>
               </w:rPr>
               <w:fldChar w:fldCharType="separate"/>
             </w:r>
@@ -3931,8 +3936,8 @@
                 <w:rFonts w:ascii="Times New Roman" w:hAnsi="Times New Roman" w:cs="Times New Roman"/>
                 <w:noProof/>
                 <w:webHidden/>
-                <w:sz w:val="28"/>
-                <w:szCs w:val="28"/>
+                <w:sz w:val="24"/>
+                <w:szCs w:val="24"/>
               </w:rPr>
               <w:t>25</w:t>
             </w:r>
@@ -3941,8 +3946,8 @@
                 <w:rFonts w:ascii="Times New Roman" w:hAnsi="Times New Roman" w:cs="Times New Roman"/>
                 <w:noProof/>
                 <w:webHidden/>
-                <w:sz w:val="28"/>
-                <w:szCs w:val="28"/>
+                <w:sz w:val="24"/>
+                <w:szCs w:val="24"/>
               </w:rPr>
               <w:fldChar w:fldCharType="end"/>
             </w:r>
@@ -3958,19 +3963,20 @@
               <w:rFonts w:ascii="Times New Roman" w:eastAsiaTheme="minorEastAsia" w:hAnsi="Times New Roman" w:cs="Times New Roman"/>
               <w:noProof/>
               <w:kern w:val="2"/>
-              <w:sz w:val="28"/>
-              <w:szCs w:val="28"/>
-              <w:lang w:eastAsia="ja-JP" w:bidi="ar-SA"/>
+              <w:sz w:val="24"/>
+              <w:szCs w:val="24"/>
+              <w:lang w:eastAsia="ru-RU" w:bidi="ar-SA"/>
             </w:rPr>
           </w:pPr>
-          <w:hyperlink w:anchor="_Toc228735831" w:history="1">
+          <w:hyperlink w:anchor="_Toc229071476" w:history="1">
             <w:r>
               <w:rPr>
                 <w:rStyle w:val="ac"/>
                 <w:rFonts w:ascii="Times New Roman" w:hAnsi="Times New Roman" w:cs="Times New Roman"/>
                 <w:noProof/>
-                <w:sz w:val="28"/>
-                <w:szCs w:val="28"/>
+                <w:color w:val="auto"/>
+                <w:sz w:val="24"/>
+                <w:szCs w:val="24"/>
               </w:rPr>
               <w:t>5.4. ER-диаграмма базы данных</w:t>
             </w:r>
@@ -3979,8 +3985,8 @@
                 <w:rFonts w:ascii="Times New Roman" w:hAnsi="Times New Roman" w:cs="Times New Roman"/>
                 <w:noProof/>
                 <w:webHidden/>
-                <w:sz w:val="28"/>
-                <w:szCs w:val="28"/>
+                <w:sz w:val="24"/>
+                <w:szCs w:val="24"/>
               </w:rPr>
               <w:tab/>
             </w:r>
@@ -3989,8 +3995,8 @@
                 <w:rFonts w:ascii="Times New Roman" w:hAnsi="Times New Roman" w:cs="Times New Roman"/>
                 <w:noProof/>
                 <w:webHidden/>
-                <w:sz w:val="28"/>
-                <w:szCs w:val="28"/>
+                <w:sz w:val="24"/>
+                <w:szCs w:val="24"/>
               </w:rPr>
               <w:fldChar w:fldCharType="begin"/>
             </w:r>
@@ -3999,18 +4005,18 @@
                 <w:rFonts w:ascii="Times New Roman" w:hAnsi="Times New Roman" w:cs="Times New Roman"/>
                 <w:noProof/>
                 <w:webHidden/>
-                <w:sz w:val="28"/>
-                <w:szCs w:val="28"/>
-              </w:rPr>
-              <w:instrText xml:space="preserve"> PAGEREF _Toc228735831 \h </w:instrText>
+                <w:sz w:val="24"/>
+                <w:szCs w:val="24"/>
+              </w:rPr>
+              <w:instrText xml:space="preserve"> PAGEREF _Toc229071476 \h </w:instrText>
             </w:r>
             <w:r>
               <w:rPr>
                 <w:rFonts w:ascii="Times New Roman" w:hAnsi="Times New Roman" w:cs="Times New Roman"/>
                 <w:noProof/>
                 <w:webHidden/>
-                <w:sz w:val="28"/>
-                <w:szCs w:val="28"/>
+                <w:sz w:val="24"/>
+                <w:szCs w:val="24"/>
               </w:rPr>
             </w:r>
             <w:r>
@@ -4018,8 +4024,8 @@
                 <w:rFonts w:ascii="Times New Roman" w:hAnsi="Times New Roman" w:cs="Times New Roman"/>
                 <w:noProof/>
                 <w:webHidden/>
-                <w:sz w:val="28"/>
-                <w:szCs w:val="28"/>
+                <w:sz w:val="24"/>
+                <w:szCs w:val="24"/>
               </w:rPr>
               <w:fldChar w:fldCharType="separate"/>
             </w:r>
@@ -4028,8 +4034,8 @@
                 <w:rFonts w:ascii="Times New Roman" w:hAnsi="Times New Roman" w:cs="Times New Roman"/>
                 <w:noProof/>
                 <w:webHidden/>
-                <w:sz w:val="28"/>
-                <w:szCs w:val="28"/>
+                <w:sz w:val="24"/>
+                <w:szCs w:val="24"/>
               </w:rPr>
               <w:t>27</w:t>
             </w:r>
@@ -4038,8 +4044,8 @@
                 <w:rFonts w:ascii="Times New Roman" w:hAnsi="Times New Roman" w:cs="Times New Roman"/>
                 <w:noProof/>
                 <w:webHidden/>
-                <w:sz w:val="28"/>
-                <w:szCs w:val="28"/>
+                <w:sz w:val="24"/>
+                <w:szCs w:val="24"/>
               </w:rPr>
               <w:fldChar w:fldCharType="end"/>
             </w:r>
@@ -4055,19 +4061,20 @@
               <w:rFonts w:ascii="Times New Roman" w:eastAsiaTheme="minorEastAsia" w:hAnsi="Times New Roman" w:cs="Times New Roman"/>
               <w:noProof/>
               <w:kern w:val="2"/>
-              <w:sz w:val="28"/>
-              <w:szCs w:val="28"/>
-              <w:lang w:eastAsia="ja-JP" w:bidi="ar-SA"/>
+              <w:sz w:val="24"/>
+              <w:szCs w:val="24"/>
+              <w:lang w:eastAsia="ru-RU" w:bidi="ar-SA"/>
             </w:rPr>
           </w:pPr>
-          <w:hyperlink w:anchor="_Toc228735832" w:history="1">
+          <w:hyperlink w:anchor="_Toc229071477" w:history="1">
             <w:r>
               <w:rPr>
                 <w:rStyle w:val="ac"/>
                 <w:rFonts w:ascii="Times New Roman" w:hAnsi="Times New Roman" w:cs="Times New Roman"/>
                 <w:noProof/>
-                <w:sz w:val="28"/>
-                <w:szCs w:val="28"/>
+                <w:color w:val="auto"/>
+                <w:sz w:val="24"/>
+                <w:szCs w:val="24"/>
               </w:rPr>
               <w:t>5.5. Логическая модель базы данных</w:t>
             </w:r>
@@ -4076,8 +4083,8 @@
                 <w:rFonts w:ascii="Times New Roman" w:hAnsi="Times New Roman" w:cs="Times New Roman"/>
                 <w:noProof/>
                 <w:webHidden/>
-                <w:sz w:val="28"/>
-                <w:szCs w:val="28"/>
+                <w:sz w:val="24"/>
+                <w:szCs w:val="24"/>
               </w:rPr>
               <w:tab/>
             </w:r>
@@ -4086,8 +4093,8 @@
                 <w:rFonts w:ascii="Times New Roman" w:hAnsi="Times New Roman" w:cs="Times New Roman"/>
                 <w:noProof/>
                 <w:webHidden/>
-                <w:sz w:val="28"/>
-                <w:szCs w:val="28"/>
+                <w:sz w:val="24"/>
+                <w:szCs w:val="24"/>
               </w:rPr>
               <w:fldChar w:fldCharType="begin"/>
             </w:r>
@@ -4096,18 +4103,18 @@
                 <w:rFonts w:ascii="Times New Roman" w:hAnsi="Times New Roman" w:cs="Times New Roman"/>
                 <w:noProof/>
                 <w:webHidden/>
-                <w:sz w:val="28"/>
-                <w:szCs w:val="28"/>
-              </w:rPr>
-              <w:instrText xml:space="preserve"> PAGEREF _Toc228735832 \h </w:instrText>
+                <w:sz w:val="24"/>
+                <w:szCs w:val="24"/>
+              </w:rPr>
+              <w:instrText xml:space="preserve"> PAGEREF _Toc229071477 \h </w:instrText>
             </w:r>
             <w:r>
               <w:rPr>
                 <w:rFonts w:ascii="Times New Roman" w:hAnsi="Times New Roman" w:cs="Times New Roman"/>
                 <w:noProof/>
                 <w:webHidden/>
-                <w:sz w:val="28"/>
-                <w:szCs w:val="28"/>
+                <w:sz w:val="24"/>
+                <w:szCs w:val="24"/>
               </w:rPr>
             </w:r>
             <w:r>
@@ -4115,8 +4122,8 @@
                 <w:rFonts w:ascii="Times New Roman" w:hAnsi="Times New Roman" w:cs="Times New Roman"/>
                 <w:noProof/>
                 <w:webHidden/>
-                <w:sz w:val="28"/>
-                <w:szCs w:val="28"/>
+                <w:sz w:val="24"/>
+                <w:szCs w:val="24"/>
               </w:rPr>
               <w:fldChar w:fldCharType="separate"/>
             </w:r>
@@ -4125,8 +4132,8 @@
                 <w:rFonts w:ascii="Times New Roman" w:hAnsi="Times New Roman" w:cs="Times New Roman"/>
                 <w:noProof/>
                 <w:webHidden/>
-                <w:sz w:val="28"/>
-                <w:szCs w:val="28"/>
+                <w:sz w:val="24"/>
+                <w:szCs w:val="24"/>
               </w:rPr>
               <w:t>29</w:t>
             </w:r>
@@ -4135,8 +4142,8 @@
                 <w:rFonts w:ascii="Times New Roman" w:hAnsi="Times New Roman" w:cs="Times New Roman"/>
                 <w:noProof/>
                 <w:webHidden/>
-                <w:sz w:val="28"/>
-                <w:szCs w:val="28"/>
+                <w:sz w:val="24"/>
+                <w:szCs w:val="24"/>
               </w:rPr>
               <w:fldChar w:fldCharType="end"/>
             </w:r>
@@ -4152,21 +4159,20 @@
               <w:rFonts w:ascii="Times New Roman" w:eastAsiaTheme="minorEastAsia" w:hAnsi="Times New Roman" w:cs="Times New Roman"/>
               <w:noProof/>
               <w:kern w:val="2"/>
-              <w:sz w:val="28"/>
-              <w:szCs w:val="28"/>
-              <w:lang w:eastAsia="ja-JP" w:bidi="ar-SA"/>
+              <w:sz w:val="24"/>
+              <w:szCs w:val="24"/>
+              <w:lang w:eastAsia="ru-RU" w:bidi="ar-SA"/>
             </w:rPr>
           </w:pPr>
-          <w:hyperlink w:anchor="_Toc228735833" w:history="1">
+          <w:hyperlink w:anchor="_Toc229071478" w:history="1">
             <w:r>
               <w:rPr>
                 <w:rStyle w:val="ac"/>
                 <w:rFonts w:ascii="Times New Roman" w:hAnsi="Times New Roman" w:cs="Times New Roman"/>
-                <w:b/>
-                <w:bCs/>
                 <w:noProof/>
-                <w:sz w:val="28"/>
-                <w:szCs w:val="28"/>
+                <w:color w:val="auto"/>
+                <w:sz w:val="24"/>
+                <w:szCs w:val="24"/>
               </w:rPr>
               <w:t>6. ОПИСАНИЕ ПРОГРАММНОГО КОМПЛЕКСА</w:t>
             </w:r>
@@ -4175,8 +4181,8 @@
                 <w:rFonts w:ascii="Times New Roman" w:hAnsi="Times New Roman" w:cs="Times New Roman"/>
                 <w:noProof/>
                 <w:webHidden/>
-                <w:sz w:val="28"/>
-                <w:szCs w:val="28"/>
+                <w:sz w:val="24"/>
+                <w:szCs w:val="24"/>
               </w:rPr>
               <w:tab/>
             </w:r>
@@ -4185,8 +4191,8 @@
                 <w:rFonts w:ascii="Times New Roman" w:hAnsi="Times New Roman" w:cs="Times New Roman"/>
                 <w:noProof/>
                 <w:webHidden/>
-                <w:sz w:val="28"/>
-                <w:szCs w:val="28"/>
+                <w:sz w:val="24"/>
+                <w:szCs w:val="24"/>
               </w:rPr>
               <w:fldChar w:fldCharType="begin"/>
             </w:r>
@@ -4195,18 +4201,18 @@
                 <w:rFonts w:ascii="Times New Roman" w:hAnsi="Times New Roman" w:cs="Times New Roman"/>
                 <w:noProof/>
                 <w:webHidden/>
-                <w:sz w:val="28"/>
-                <w:szCs w:val="28"/>
-              </w:rPr>
-              <w:instrText xml:space="preserve"> PAGEREF _Toc228735833 \h </w:instrText>
+                <w:sz w:val="24"/>
+                <w:szCs w:val="24"/>
+              </w:rPr>
+              <w:instrText xml:space="preserve"> PAGEREF _Toc229071478 \h </w:instrText>
             </w:r>
             <w:r>
               <w:rPr>
                 <w:rFonts w:ascii="Times New Roman" w:hAnsi="Times New Roman" w:cs="Times New Roman"/>
                 <w:noProof/>
                 <w:webHidden/>
-                <w:sz w:val="28"/>
-                <w:szCs w:val="28"/>
+                <w:sz w:val="24"/>
+                <w:szCs w:val="24"/>
               </w:rPr>
             </w:r>
             <w:r>
@@ -4214,8 +4220,8 @@
                 <w:rFonts w:ascii="Times New Roman" w:hAnsi="Times New Roman" w:cs="Times New Roman"/>
                 <w:noProof/>
                 <w:webHidden/>
-                <w:sz w:val="28"/>
-                <w:szCs w:val="28"/>
+                <w:sz w:val="24"/>
+                <w:szCs w:val="24"/>
               </w:rPr>
               <w:fldChar w:fldCharType="separate"/>
             </w:r>
@@ -4224,8 +4230,8 @@
                 <w:rFonts w:ascii="Times New Roman" w:hAnsi="Times New Roman" w:cs="Times New Roman"/>
                 <w:noProof/>
                 <w:webHidden/>
-                <w:sz w:val="28"/>
-                <w:szCs w:val="28"/>
+                <w:sz w:val="24"/>
+                <w:szCs w:val="24"/>
               </w:rPr>
               <w:t>31</w:t>
             </w:r>
@@ -4234,8 +4240,1380 @@
                 <w:rFonts w:ascii="Times New Roman" w:hAnsi="Times New Roman" w:cs="Times New Roman"/>
                 <w:noProof/>
                 <w:webHidden/>
-                <w:sz w:val="28"/>
-                <w:szCs w:val="28"/>
+                <w:sz w:val="24"/>
+                <w:szCs w:val="24"/>
+              </w:rPr>
+              <w:fldChar w:fldCharType="end"/>
+            </w:r>
+          </w:hyperlink>
+        </w:p>
+        <w:p>
+          <w:pPr>
+            <w:pStyle w:val="23"/>
+            <w:tabs>
+              <w:tab w:val="right" w:leader="dot" w:pos="9345"/>
+            </w:tabs>
+            <w:rPr>
+              <w:rFonts w:ascii="Times New Roman" w:eastAsiaTheme="minorEastAsia" w:hAnsi="Times New Roman" w:cs="Times New Roman"/>
+              <w:noProof/>
+              <w:kern w:val="2"/>
+              <w:sz w:val="24"/>
+              <w:szCs w:val="24"/>
+              <w:lang w:eastAsia="ru-RU" w:bidi="ar-SA"/>
+            </w:rPr>
+          </w:pPr>
+          <w:hyperlink w:anchor="_Toc229071479" w:history="1">
+            <w:r>
+              <w:rPr>
+                <w:rStyle w:val="ac"/>
+                <w:rFonts w:ascii="Times New Roman" w:hAnsi="Times New Roman" w:cs="Times New Roman"/>
+                <w:noProof/>
+                <w:color w:val="auto"/>
+                <w:sz w:val="24"/>
+                <w:szCs w:val="24"/>
+              </w:rPr>
+              <w:t>6.1. Общая архитектура программного комплекса</w:t>
+            </w:r>
+            <w:r>
+              <w:rPr>
+                <w:rFonts w:ascii="Times New Roman" w:hAnsi="Times New Roman" w:cs="Times New Roman"/>
+                <w:noProof/>
+                <w:webHidden/>
+                <w:sz w:val="24"/>
+                <w:szCs w:val="24"/>
+              </w:rPr>
+              <w:tab/>
+            </w:r>
+            <w:r>
+              <w:rPr>
+                <w:rFonts w:ascii="Times New Roman" w:hAnsi="Times New Roman" w:cs="Times New Roman"/>
+                <w:noProof/>
+                <w:webHidden/>
+                <w:sz w:val="24"/>
+                <w:szCs w:val="24"/>
+              </w:rPr>
+              <w:fldChar w:fldCharType="begin"/>
+            </w:r>
+            <w:r>
+              <w:rPr>
+                <w:rFonts w:ascii="Times New Roman" w:hAnsi="Times New Roman" w:cs="Times New Roman"/>
+                <w:noProof/>
+                <w:webHidden/>
+                <w:sz w:val="24"/>
+                <w:szCs w:val="24"/>
+              </w:rPr>
+              <w:instrText xml:space="preserve"> PAGEREF _Toc229071479 \h </w:instrText>
+            </w:r>
+            <w:r>
+              <w:rPr>
+                <w:rFonts w:ascii="Times New Roman" w:hAnsi="Times New Roman" w:cs="Times New Roman"/>
+                <w:noProof/>
+                <w:webHidden/>
+                <w:sz w:val="24"/>
+                <w:szCs w:val="24"/>
+              </w:rPr>
+            </w:r>
+            <w:r>
+              <w:rPr>
+                <w:rFonts w:ascii="Times New Roman" w:hAnsi="Times New Roman" w:cs="Times New Roman"/>
+                <w:noProof/>
+                <w:webHidden/>
+                <w:sz w:val="24"/>
+                <w:szCs w:val="24"/>
+              </w:rPr>
+              <w:fldChar w:fldCharType="separate"/>
+            </w:r>
+            <w:r>
+              <w:rPr>
+                <w:rFonts w:ascii="Times New Roman" w:hAnsi="Times New Roman" w:cs="Times New Roman"/>
+                <w:noProof/>
+                <w:webHidden/>
+                <w:sz w:val="24"/>
+                <w:szCs w:val="24"/>
+              </w:rPr>
+              <w:t>31</w:t>
+            </w:r>
+            <w:r>
+              <w:rPr>
+                <w:rFonts w:ascii="Times New Roman" w:hAnsi="Times New Roman" w:cs="Times New Roman"/>
+                <w:noProof/>
+                <w:webHidden/>
+                <w:sz w:val="24"/>
+                <w:szCs w:val="24"/>
+              </w:rPr>
+              <w:fldChar w:fldCharType="end"/>
+            </w:r>
+          </w:hyperlink>
+        </w:p>
+        <w:p>
+          <w:pPr>
+            <w:pStyle w:val="23"/>
+            <w:tabs>
+              <w:tab w:val="right" w:leader="dot" w:pos="9345"/>
+            </w:tabs>
+            <w:rPr>
+              <w:rFonts w:ascii="Times New Roman" w:eastAsiaTheme="minorEastAsia" w:hAnsi="Times New Roman" w:cs="Times New Roman"/>
+              <w:noProof/>
+              <w:kern w:val="2"/>
+              <w:sz w:val="24"/>
+              <w:szCs w:val="24"/>
+              <w:lang w:eastAsia="ru-RU" w:bidi="ar-SA"/>
+            </w:rPr>
+          </w:pPr>
+          <w:hyperlink w:anchor="_Toc229071480" w:history="1">
+            <w:r>
+              <w:rPr>
+                <w:rStyle w:val="ac"/>
+                <w:rFonts w:ascii="Times New Roman" w:hAnsi="Times New Roman" w:cs="Times New Roman"/>
+                <w:noProof/>
+                <w:color w:val="auto"/>
+                <w:sz w:val="24"/>
+                <w:szCs w:val="24"/>
+              </w:rPr>
+              <w:t>6.2. Модуль пользовательского интерфейса</w:t>
+            </w:r>
+            <w:r>
+              <w:rPr>
+                <w:rFonts w:ascii="Times New Roman" w:hAnsi="Times New Roman" w:cs="Times New Roman"/>
+                <w:noProof/>
+                <w:webHidden/>
+                <w:sz w:val="24"/>
+                <w:szCs w:val="24"/>
+              </w:rPr>
+              <w:tab/>
+            </w:r>
+            <w:r>
+              <w:rPr>
+                <w:rFonts w:ascii="Times New Roman" w:hAnsi="Times New Roman" w:cs="Times New Roman"/>
+                <w:noProof/>
+                <w:webHidden/>
+                <w:sz w:val="24"/>
+                <w:szCs w:val="24"/>
+              </w:rPr>
+              <w:fldChar w:fldCharType="begin"/>
+            </w:r>
+            <w:r>
+              <w:rPr>
+                <w:rFonts w:ascii="Times New Roman" w:hAnsi="Times New Roman" w:cs="Times New Roman"/>
+                <w:noProof/>
+                <w:webHidden/>
+                <w:sz w:val="24"/>
+                <w:szCs w:val="24"/>
+              </w:rPr>
+              <w:instrText xml:space="preserve"> PAGEREF _Toc229071480 \h </w:instrText>
+            </w:r>
+            <w:r>
+              <w:rPr>
+                <w:rFonts w:ascii="Times New Roman" w:hAnsi="Times New Roman" w:cs="Times New Roman"/>
+                <w:noProof/>
+                <w:webHidden/>
+                <w:sz w:val="24"/>
+                <w:szCs w:val="24"/>
+              </w:rPr>
+            </w:r>
+            <w:r>
+              <w:rPr>
+                <w:rFonts w:ascii="Times New Roman" w:hAnsi="Times New Roman" w:cs="Times New Roman"/>
+                <w:noProof/>
+                <w:webHidden/>
+                <w:sz w:val="24"/>
+                <w:szCs w:val="24"/>
+              </w:rPr>
+              <w:fldChar w:fldCharType="separate"/>
+            </w:r>
+            <w:r>
+              <w:rPr>
+                <w:rFonts w:ascii="Times New Roman" w:hAnsi="Times New Roman" w:cs="Times New Roman"/>
+                <w:noProof/>
+                <w:webHidden/>
+                <w:sz w:val="24"/>
+                <w:szCs w:val="24"/>
+              </w:rPr>
+              <w:t>32</w:t>
+            </w:r>
+            <w:r>
+              <w:rPr>
+                <w:rFonts w:ascii="Times New Roman" w:hAnsi="Times New Roman" w:cs="Times New Roman"/>
+                <w:noProof/>
+                <w:webHidden/>
+                <w:sz w:val="24"/>
+                <w:szCs w:val="24"/>
+              </w:rPr>
+              <w:fldChar w:fldCharType="end"/>
+            </w:r>
+          </w:hyperlink>
+        </w:p>
+        <w:p>
+          <w:pPr>
+            <w:pStyle w:val="23"/>
+            <w:tabs>
+              <w:tab w:val="right" w:leader="dot" w:pos="9345"/>
+            </w:tabs>
+            <w:rPr>
+              <w:rFonts w:ascii="Times New Roman" w:eastAsiaTheme="minorEastAsia" w:hAnsi="Times New Roman" w:cs="Times New Roman"/>
+              <w:noProof/>
+              <w:kern w:val="2"/>
+              <w:sz w:val="24"/>
+              <w:szCs w:val="24"/>
+              <w:lang w:eastAsia="ru-RU" w:bidi="ar-SA"/>
+            </w:rPr>
+          </w:pPr>
+          <w:hyperlink w:anchor="_Toc229071481" w:history="1">
+            <w:r>
+              <w:rPr>
+                <w:rStyle w:val="ac"/>
+                <w:rFonts w:ascii="Times New Roman" w:hAnsi="Times New Roman" w:cs="Times New Roman"/>
+                <w:noProof/>
+                <w:color w:val="auto"/>
+                <w:sz w:val="24"/>
+                <w:szCs w:val="24"/>
+              </w:rPr>
+              <w:t>6.3. Модуль регистрации и учета сотрудников</w:t>
+            </w:r>
+            <w:r>
+              <w:rPr>
+                <w:rFonts w:ascii="Times New Roman" w:hAnsi="Times New Roman" w:cs="Times New Roman"/>
+                <w:noProof/>
+                <w:webHidden/>
+                <w:sz w:val="24"/>
+                <w:szCs w:val="24"/>
+              </w:rPr>
+              <w:tab/>
+            </w:r>
+            <w:r>
+              <w:rPr>
+                <w:rFonts w:ascii="Times New Roman" w:hAnsi="Times New Roman" w:cs="Times New Roman"/>
+                <w:noProof/>
+                <w:webHidden/>
+                <w:sz w:val="24"/>
+                <w:szCs w:val="24"/>
+              </w:rPr>
+              <w:fldChar w:fldCharType="begin"/>
+            </w:r>
+            <w:r>
+              <w:rPr>
+                <w:rFonts w:ascii="Times New Roman" w:hAnsi="Times New Roman" w:cs="Times New Roman"/>
+                <w:noProof/>
+                <w:webHidden/>
+                <w:sz w:val="24"/>
+                <w:szCs w:val="24"/>
+              </w:rPr>
+              <w:instrText xml:space="preserve"> PAGEREF _Toc229071481 \h </w:instrText>
+            </w:r>
+            <w:r>
+              <w:rPr>
+                <w:rFonts w:ascii="Times New Roman" w:hAnsi="Times New Roman" w:cs="Times New Roman"/>
+                <w:noProof/>
+                <w:webHidden/>
+                <w:sz w:val="24"/>
+                <w:szCs w:val="24"/>
+              </w:rPr>
+            </w:r>
+            <w:r>
+              <w:rPr>
+                <w:rFonts w:ascii="Times New Roman" w:hAnsi="Times New Roman" w:cs="Times New Roman"/>
+                <w:noProof/>
+                <w:webHidden/>
+                <w:sz w:val="24"/>
+                <w:szCs w:val="24"/>
+              </w:rPr>
+              <w:fldChar w:fldCharType="separate"/>
+            </w:r>
+            <w:r>
+              <w:rPr>
+                <w:rFonts w:ascii="Times New Roman" w:hAnsi="Times New Roman" w:cs="Times New Roman"/>
+                <w:noProof/>
+                <w:webHidden/>
+                <w:sz w:val="24"/>
+                <w:szCs w:val="24"/>
+              </w:rPr>
+              <w:t>33</w:t>
+            </w:r>
+            <w:r>
+              <w:rPr>
+                <w:rFonts w:ascii="Times New Roman" w:hAnsi="Times New Roman" w:cs="Times New Roman"/>
+                <w:noProof/>
+                <w:webHidden/>
+                <w:sz w:val="24"/>
+                <w:szCs w:val="24"/>
+              </w:rPr>
+              <w:fldChar w:fldCharType="end"/>
+            </w:r>
+          </w:hyperlink>
+        </w:p>
+        <w:p>
+          <w:pPr>
+            <w:pStyle w:val="23"/>
+            <w:tabs>
+              <w:tab w:val="right" w:leader="dot" w:pos="9345"/>
+            </w:tabs>
+            <w:rPr>
+              <w:rFonts w:ascii="Times New Roman" w:eastAsiaTheme="minorEastAsia" w:hAnsi="Times New Roman" w:cs="Times New Roman"/>
+              <w:noProof/>
+              <w:kern w:val="2"/>
+              <w:sz w:val="24"/>
+              <w:szCs w:val="24"/>
+              <w:lang w:eastAsia="ru-RU" w:bidi="ar-SA"/>
+            </w:rPr>
+          </w:pPr>
+          <w:hyperlink w:anchor="_Toc229071482" w:history="1">
+            <w:r>
+              <w:rPr>
+                <w:rStyle w:val="ac"/>
+                <w:rFonts w:ascii="Times New Roman" w:hAnsi="Times New Roman" w:cs="Times New Roman"/>
+                <w:noProof/>
+                <w:color w:val="auto"/>
+                <w:sz w:val="24"/>
+                <w:szCs w:val="24"/>
+              </w:rPr>
+              <w:t>6.4. Модуль мониторинга видеопотока</w:t>
+            </w:r>
+            <w:r>
+              <w:rPr>
+                <w:rFonts w:ascii="Times New Roman" w:hAnsi="Times New Roman" w:cs="Times New Roman"/>
+                <w:noProof/>
+                <w:webHidden/>
+                <w:sz w:val="24"/>
+                <w:szCs w:val="24"/>
+              </w:rPr>
+              <w:tab/>
+            </w:r>
+            <w:r>
+              <w:rPr>
+                <w:rFonts w:ascii="Times New Roman" w:hAnsi="Times New Roman" w:cs="Times New Roman"/>
+                <w:noProof/>
+                <w:webHidden/>
+                <w:sz w:val="24"/>
+                <w:szCs w:val="24"/>
+              </w:rPr>
+              <w:fldChar w:fldCharType="begin"/>
+            </w:r>
+            <w:r>
+              <w:rPr>
+                <w:rFonts w:ascii="Times New Roman" w:hAnsi="Times New Roman" w:cs="Times New Roman"/>
+                <w:noProof/>
+                <w:webHidden/>
+                <w:sz w:val="24"/>
+                <w:szCs w:val="24"/>
+              </w:rPr>
+              <w:instrText xml:space="preserve"> PAGEREF _Toc229071482 \h </w:instrText>
+            </w:r>
+            <w:r>
+              <w:rPr>
+                <w:rFonts w:ascii="Times New Roman" w:hAnsi="Times New Roman" w:cs="Times New Roman"/>
+                <w:noProof/>
+                <w:webHidden/>
+                <w:sz w:val="24"/>
+                <w:szCs w:val="24"/>
+              </w:rPr>
+            </w:r>
+            <w:r>
+              <w:rPr>
+                <w:rFonts w:ascii="Times New Roman" w:hAnsi="Times New Roman" w:cs="Times New Roman"/>
+                <w:noProof/>
+                <w:webHidden/>
+                <w:sz w:val="24"/>
+                <w:szCs w:val="24"/>
+              </w:rPr>
+              <w:fldChar w:fldCharType="separate"/>
+            </w:r>
+            <w:r>
+              <w:rPr>
+                <w:rFonts w:ascii="Times New Roman" w:hAnsi="Times New Roman" w:cs="Times New Roman"/>
+                <w:noProof/>
+                <w:webHidden/>
+                <w:sz w:val="24"/>
+                <w:szCs w:val="24"/>
+              </w:rPr>
+              <w:t>34</w:t>
+            </w:r>
+            <w:r>
+              <w:rPr>
+                <w:rFonts w:ascii="Times New Roman" w:hAnsi="Times New Roman" w:cs="Times New Roman"/>
+                <w:noProof/>
+                <w:webHidden/>
+                <w:sz w:val="24"/>
+                <w:szCs w:val="24"/>
+              </w:rPr>
+              <w:fldChar w:fldCharType="end"/>
+            </w:r>
+          </w:hyperlink>
+        </w:p>
+        <w:p>
+          <w:pPr>
+            <w:pStyle w:val="23"/>
+            <w:tabs>
+              <w:tab w:val="right" w:leader="dot" w:pos="9345"/>
+            </w:tabs>
+            <w:rPr>
+              <w:rFonts w:ascii="Times New Roman" w:eastAsiaTheme="minorEastAsia" w:hAnsi="Times New Roman" w:cs="Times New Roman"/>
+              <w:noProof/>
+              <w:kern w:val="2"/>
+              <w:sz w:val="24"/>
+              <w:szCs w:val="24"/>
+              <w:lang w:eastAsia="ru-RU" w:bidi="ar-SA"/>
+            </w:rPr>
+          </w:pPr>
+          <w:hyperlink w:anchor="_Toc229071483" w:history="1">
+            <w:r>
+              <w:rPr>
+                <w:rStyle w:val="ac"/>
+                <w:rFonts w:ascii="Times New Roman" w:hAnsi="Times New Roman" w:cs="Times New Roman"/>
+                <w:noProof/>
+                <w:color w:val="auto"/>
+                <w:sz w:val="24"/>
+                <w:szCs w:val="24"/>
+              </w:rPr>
+              <w:t>6.4.1. Получение и подготовка кадров</w:t>
+            </w:r>
+            <w:r>
+              <w:rPr>
+                <w:rFonts w:ascii="Times New Roman" w:hAnsi="Times New Roman" w:cs="Times New Roman"/>
+                <w:noProof/>
+                <w:webHidden/>
+                <w:sz w:val="24"/>
+                <w:szCs w:val="24"/>
+              </w:rPr>
+              <w:tab/>
+            </w:r>
+            <w:r>
+              <w:rPr>
+                <w:rFonts w:ascii="Times New Roman" w:hAnsi="Times New Roman" w:cs="Times New Roman"/>
+                <w:noProof/>
+                <w:webHidden/>
+                <w:sz w:val="24"/>
+                <w:szCs w:val="24"/>
+              </w:rPr>
+              <w:fldChar w:fldCharType="begin"/>
+            </w:r>
+            <w:r>
+              <w:rPr>
+                <w:rFonts w:ascii="Times New Roman" w:hAnsi="Times New Roman" w:cs="Times New Roman"/>
+                <w:noProof/>
+                <w:webHidden/>
+                <w:sz w:val="24"/>
+                <w:szCs w:val="24"/>
+              </w:rPr>
+              <w:instrText xml:space="preserve"> PAGEREF _Toc229071483 \h </w:instrText>
+            </w:r>
+            <w:r>
+              <w:rPr>
+                <w:rFonts w:ascii="Times New Roman" w:hAnsi="Times New Roman" w:cs="Times New Roman"/>
+                <w:noProof/>
+                <w:webHidden/>
+                <w:sz w:val="24"/>
+                <w:szCs w:val="24"/>
+              </w:rPr>
+            </w:r>
+            <w:r>
+              <w:rPr>
+                <w:rFonts w:ascii="Times New Roman" w:hAnsi="Times New Roman" w:cs="Times New Roman"/>
+                <w:noProof/>
+                <w:webHidden/>
+                <w:sz w:val="24"/>
+                <w:szCs w:val="24"/>
+              </w:rPr>
+              <w:fldChar w:fldCharType="separate"/>
+            </w:r>
+            <w:r>
+              <w:rPr>
+                <w:rFonts w:ascii="Times New Roman" w:hAnsi="Times New Roman" w:cs="Times New Roman"/>
+                <w:noProof/>
+                <w:webHidden/>
+                <w:sz w:val="24"/>
+                <w:szCs w:val="24"/>
+              </w:rPr>
+              <w:t>34</w:t>
+            </w:r>
+            <w:r>
+              <w:rPr>
+                <w:rFonts w:ascii="Times New Roman" w:hAnsi="Times New Roman" w:cs="Times New Roman"/>
+                <w:noProof/>
+                <w:webHidden/>
+                <w:sz w:val="24"/>
+                <w:szCs w:val="24"/>
+              </w:rPr>
+              <w:fldChar w:fldCharType="end"/>
+            </w:r>
+          </w:hyperlink>
+        </w:p>
+        <w:p>
+          <w:pPr>
+            <w:pStyle w:val="23"/>
+            <w:tabs>
+              <w:tab w:val="right" w:leader="dot" w:pos="9345"/>
+            </w:tabs>
+            <w:rPr>
+              <w:rFonts w:ascii="Times New Roman" w:eastAsiaTheme="minorEastAsia" w:hAnsi="Times New Roman" w:cs="Times New Roman"/>
+              <w:noProof/>
+              <w:kern w:val="2"/>
+              <w:sz w:val="24"/>
+              <w:szCs w:val="24"/>
+              <w:lang w:eastAsia="ru-RU" w:bidi="ar-SA"/>
+            </w:rPr>
+          </w:pPr>
+          <w:hyperlink w:anchor="_Toc229071484" w:history="1">
+            <w:r>
+              <w:rPr>
+                <w:rStyle w:val="ac"/>
+                <w:rFonts w:ascii="Times New Roman" w:hAnsi="Times New Roman" w:cs="Times New Roman"/>
+                <w:noProof/>
+                <w:color w:val="auto"/>
+                <w:sz w:val="24"/>
+                <w:szCs w:val="24"/>
+              </w:rPr>
+              <w:t>6.4.2. Нейросетевое обнаружение человека</w:t>
+            </w:r>
+            <w:r>
+              <w:rPr>
+                <w:rFonts w:ascii="Times New Roman" w:hAnsi="Times New Roman" w:cs="Times New Roman"/>
+                <w:noProof/>
+                <w:webHidden/>
+                <w:sz w:val="24"/>
+                <w:szCs w:val="24"/>
+              </w:rPr>
+              <w:tab/>
+            </w:r>
+            <w:r>
+              <w:rPr>
+                <w:rFonts w:ascii="Times New Roman" w:hAnsi="Times New Roman" w:cs="Times New Roman"/>
+                <w:noProof/>
+                <w:webHidden/>
+                <w:sz w:val="24"/>
+                <w:szCs w:val="24"/>
+              </w:rPr>
+              <w:fldChar w:fldCharType="begin"/>
+            </w:r>
+            <w:r>
+              <w:rPr>
+                <w:rFonts w:ascii="Times New Roman" w:hAnsi="Times New Roman" w:cs="Times New Roman"/>
+                <w:noProof/>
+                <w:webHidden/>
+                <w:sz w:val="24"/>
+                <w:szCs w:val="24"/>
+              </w:rPr>
+              <w:instrText xml:space="preserve"> PAGEREF _Toc229071484 \h </w:instrText>
+            </w:r>
+            <w:r>
+              <w:rPr>
+                <w:rFonts w:ascii="Times New Roman" w:hAnsi="Times New Roman" w:cs="Times New Roman"/>
+                <w:noProof/>
+                <w:webHidden/>
+                <w:sz w:val="24"/>
+                <w:szCs w:val="24"/>
+              </w:rPr>
+            </w:r>
+            <w:r>
+              <w:rPr>
+                <w:rFonts w:ascii="Times New Roman" w:hAnsi="Times New Roman" w:cs="Times New Roman"/>
+                <w:noProof/>
+                <w:webHidden/>
+                <w:sz w:val="24"/>
+                <w:szCs w:val="24"/>
+              </w:rPr>
+              <w:fldChar w:fldCharType="separate"/>
+            </w:r>
+            <w:r>
+              <w:rPr>
+                <w:rFonts w:ascii="Times New Roman" w:hAnsi="Times New Roman" w:cs="Times New Roman"/>
+                <w:noProof/>
+                <w:webHidden/>
+                <w:sz w:val="24"/>
+                <w:szCs w:val="24"/>
+              </w:rPr>
+              <w:t>35</w:t>
+            </w:r>
+            <w:r>
+              <w:rPr>
+                <w:rFonts w:ascii="Times New Roman" w:hAnsi="Times New Roman" w:cs="Times New Roman"/>
+                <w:noProof/>
+                <w:webHidden/>
+                <w:sz w:val="24"/>
+                <w:szCs w:val="24"/>
+              </w:rPr>
+              <w:fldChar w:fldCharType="end"/>
+            </w:r>
+          </w:hyperlink>
+        </w:p>
+        <w:p>
+          <w:pPr>
+            <w:pStyle w:val="23"/>
+            <w:tabs>
+              <w:tab w:val="right" w:leader="dot" w:pos="9345"/>
+            </w:tabs>
+            <w:rPr>
+              <w:rFonts w:ascii="Times New Roman" w:eastAsiaTheme="minorEastAsia" w:hAnsi="Times New Roman" w:cs="Times New Roman"/>
+              <w:noProof/>
+              <w:kern w:val="2"/>
+              <w:sz w:val="24"/>
+              <w:szCs w:val="24"/>
+              <w:lang w:eastAsia="ru-RU" w:bidi="ar-SA"/>
+            </w:rPr>
+          </w:pPr>
+          <w:hyperlink w:anchor="_Toc229071485" w:history="1">
+            <w:r>
+              <w:rPr>
+                <w:rStyle w:val="ac"/>
+                <w:rFonts w:ascii="Times New Roman" w:hAnsi="Times New Roman" w:cs="Times New Roman"/>
+                <w:noProof/>
+                <w:color w:val="auto"/>
+                <w:sz w:val="24"/>
+                <w:szCs w:val="24"/>
+              </w:rPr>
+              <w:t>6.4.3. Контроль пересечения опасной зоны</w:t>
+            </w:r>
+            <w:r>
+              <w:rPr>
+                <w:rFonts w:ascii="Times New Roman" w:hAnsi="Times New Roman" w:cs="Times New Roman"/>
+                <w:noProof/>
+                <w:webHidden/>
+                <w:sz w:val="24"/>
+                <w:szCs w:val="24"/>
+              </w:rPr>
+              <w:tab/>
+            </w:r>
+            <w:r>
+              <w:rPr>
+                <w:rFonts w:ascii="Times New Roman" w:hAnsi="Times New Roman" w:cs="Times New Roman"/>
+                <w:noProof/>
+                <w:webHidden/>
+                <w:sz w:val="24"/>
+                <w:szCs w:val="24"/>
+              </w:rPr>
+              <w:fldChar w:fldCharType="begin"/>
+            </w:r>
+            <w:r>
+              <w:rPr>
+                <w:rFonts w:ascii="Times New Roman" w:hAnsi="Times New Roman" w:cs="Times New Roman"/>
+                <w:noProof/>
+                <w:webHidden/>
+                <w:sz w:val="24"/>
+                <w:szCs w:val="24"/>
+              </w:rPr>
+              <w:instrText xml:space="preserve"> PAGEREF _Toc229071485 \h </w:instrText>
+            </w:r>
+            <w:r>
+              <w:rPr>
+                <w:rFonts w:ascii="Times New Roman" w:hAnsi="Times New Roman" w:cs="Times New Roman"/>
+                <w:noProof/>
+                <w:webHidden/>
+                <w:sz w:val="24"/>
+                <w:szCs w:val="24"/>
+              </w:rPr>
+            </w:r>
+            <w:r>
+              <w:rPr>
+                <w:rFonts w:ascii="Times New Roman" w:hAnsi="Times New Roman" w:cs="Times New Roman"/>
+                <w:noProof/>
+                <w:webHidden/>
+                <w:sz w:val="24"/>
+                <w:szCs w:val="24"/>
+              </w:rPr>
+              <w:fldChar w:fldCharType="separate"/>
+            </w:r>
+            <w:r>
+              <w:rPr>
+                <w:rFonts w:ascii="Times New Roman" w:hAnsi="Times New Roman" w:cs="Times New Roman"/>
+                <w:noProof/>
+                <w:webHidden/>
+                <w:sz w:val="24"/>
+                <w:szCs w:val="24"/>
+              </w:rPr>
+              <w:t>36</w:t>
+            </w:r>
+            <w:r>
+              <w:rPr>
+                <w:rFonts w:ascii="Times New Roman" w:hAnsi="Times New Roman" w:cs="Times New Roman"/>
+                <w:noProof/>
+                <w:webHidden/>
+                <w:sz w:val="24"/>
+                <w:szCs w:val="24"/>
+              </w:rPr>
+              <w:fldChar w:fldCharType="end"/>
+            </w:r>
+          </w:hyperlink>
+        </w:p>
+        <w:p>
+          <w:pPr>
+            <w:pStyle w:val="23"/>
+            <w:tabs>
+              <w:tab w:val="right" w:leader="dot" w:pos="9345"/>
+            </w:tabs>
+            <w:rPr>
+              <w:rFonts w:ascii="Times New Roman" w:eastAsiaTheme="minorEastAsia" w:hAnsi="Times New Roman" w:cs="Times New Roman"/>
+              <w:noProof/>
+              <w:kern w:val="2"/>
+              <w:sz w:val="24"/>
+              <w:szCs w:val="24"/>
+              <w:lang w:eastAsia="ru-RU" w:bidi="ar-SA"/>
+            </w:rPr>
+          </w:pPr>
+          <w:hyperlink w:anchor="_Toc229071486" w:history="1">
+            <w:r>
+              <w:rPr>
+                <w:rStyle w:val="ac"/>
+                <w:rFonts w:ascii="Times New Roman" w:hAnsi="Times New Roman" w:cs="Times New Roman"/>
+                <w:noProof/>
+                <w:color w:val="auto"/>
+                <w:sz w:val="24"/>
+                <w:szCs w:val="24"/>
+              </w:rPr>
+              <w:t>6.5. Модуль настроек программного комплекса</w:t>
+            </w:r>
+            <w:r>
+              <w:rPr>
+                <w:rFonts w:ascii="Times New Roman" w:hAnsi="Times New Roman" w:cs="Times New Roman"/>
+                <w:noProof/>
+                <w:webHidden/>
+                <w:sz w:val="24"/>
+                <w:szCs w:val="24"/>
+              </w:rPr>
+              <w:tab/>
+            </w:r>
+            <w:r>
+              <w:rPr>
+                <w:rFonts w:ascii="Times New Roman" w:hAnsi="Times New Roman" w:cs="Times New Roman"/>
+                <w:noProof/>
+                <w:webHidden/>
+                <w:sz w:val="24"/>
+                <w:szCs w:val="24"/>
+              </w:rPr>
+              <w:fldChar w:fldCharType="begin"/>
+            </w:r>
+            <w:r>
+              <w:rPr>
+                <w:rFonts w:ascii="Times New Roman" w:hAnsi="Times New Roman" w:cs="Times New Roman"/>
+                <w:noProof/>
+                <w:webHidden/>
+                <w:sz w:val="24"/>
+                <w:szCs w:val="24"/>
+              </w:rPr>
+              <w:instrText xml:space="preserve"> PAGEREF _Toc229071486 \h </w:instrText>
+            </w:r>
+            <w:r>
+              <w:rPr>
+                <w:rFonts w:ascii="Times New Roman" w:hAnsi="Times New Roman" w:cs="Times New Roman"/>
+                <w:noProof/>
+                <w:webHidden/>
+                <w:sz w:val="24"/>
+                <w:szCs w:val="24"/>
+              </w:rPr>
+            </w:r>
+            <w:r>
+              <w:rPr>
+                <w:rFonts w:ascii="Times New Roman" w:hAnsi="Times New Roman" w:cs="Times New Roman"/>
+                <w:noProof/>
+                <w:webHidden/>
+                <w:sz w:val="24"/>
+                <w:szCs w:val="24"/>
+              </w:rPr>
+              <w:fldChar w:fldCharType="separate"/>
+            </w:r>
+            <w:r>
+              <w:rPr>
+                <w:rFonts w:ascii="Times New Roman" w:hAnsi="Times New Roman" w:cs="Times New Roman"/>
+                <w:noProof/>
+                <w:webHidden/>
+                <w:sz w:val="24"/>
+                <w:szCs w:val="24"/>
+              </w:rPr>
+              <w:t>37</w:t>
+            </w:r>
+            <w:r>
+              <w:rPr>
+                <w:rFonts w:ascii="Times New Roman" w:hAnsi="Times New Roman" w:cs="Times New Roman"/>
+                <w:noProof/>
+                <w:webHidden/>
+                <w:sz w:val="24"/>
+                <w:szCs w:val="24"/>
+              </w:rPr>
+              <w:fldChar w:fldCharType="end"/>
+            </w:r>
+          </w:hyperlink>
+        </w:p>
+        <w:p>
+          <w:pPr>
+            <w:pStyle w:val="23"/>
+            <w:tabs>
+              <w:tab w:val="right" w:leader="dot" w:pos="9345"/>
+            </w:tabs>
+            <w:rPr>
+              <w:rFonts w:ascii="Times New Roman" w:eastAsiaTheme="minorEastAsia" w:hAnsi="Times New Roman" w:cs="Times New Roman"/>
+              <w:noProof/>
+              <w:kern w:val="2"/>
+              <w:sz w:val="24"/>
+              <w:szCs w:val="24"/>
+              <w:lang w:eastAsia="ru-RU" w:bidi="ar-SA"/>
+            </w:rPr>
+          </w:pPr>
+          <w:hyperlink w:anchor="_Toc229071487" w:history="1">
+            <w:r>
+              <w:rPr>
+                <w:rStyle w:val="ac"/>
+                <w:rFonts w:ascii="Times New Roman" w:hAnsi="Times New Roman" w:cs="Times New Roman"/>
+                <w:noProof/>
+                <w:color w:val="auto"/>
+                <w:sz w:val="24"/>
+                <w:szCs w:val="24"/>
+              </w:rPr>
+              <w:t>6.6. Модуль хранения данных</w:t>
+            </w:r>
+            <w:r>
+              <w:rPr>
+                <w:rFonts w:ascii="Times New Roman" w:hAnsi="Times New Roman" w:cs="Times New Roman"/>
+                <w:noProof/>
+                <w:webHidden/>
+                <w:sz w:val="24"/>
+                <w:szCs w:val="24"/>
+              </w:rPr>
+              <w:tab/>
+            </w:r>
+            <w:r>
+              <w:rPr>
+                <w:rFonts w:ascii="Times New Roman" w:hAnsi="Times New Roman" w:cs="Times New Roman"/>
+                <w:noProof/>
+                <w:webHidden/>
+                <w:sz w:val="24"/>
+                <w:szCs w:val="24"/>
+              </w:rPr>
+              <w:fldChar w:fldCharType="begin"/>
+            </w:r>
+            <w:r>
+              <w:rPr>
+                <w:rFonts w:ascii="Times New Roman" w:hAnsi="Times New Roman" w:cs="Times New Roman"/>
+                <w:noProof/>
+                <w:webHidden/>
+                <w:sz w:val="24"/>
+                <w:szCs w:val="24"/>
+              </w:rPr>
+              <w:instrText xml:space="preserve"> PAGEREF _Toc229071487 \h </w:instrText>
+            </w:r>
+            <w:r>
+              <w:rPr>
+                <w:rFonts w:ascii="Times New Roman" w:hAnsi="Times New Roman" w:cs="Times New Roman"/>
+                <w:noProof/>
+                <w:webHidden/>
+                <w:sz w:val="24"/>
+                <w:szCs w:val="24"/>
+              </w:rPr>
+            </w:r>
+            <w:r>
+              <w:rPr>
+                <w:rFonts w:ascii="Times New Roman" w:hAnsi="Times New Roman" w:cs="Times New Roman"/>
+                <w:noProof/>
+                <w:webHidden/>
+                <w:sz w:val="24"/>
+                <w:szCs w:val="24"/>
+              </w:rPr>
+              <w:fldChar w:fldCharType="separate"/>
+            </w:r>
+            <w:r>
+              <w:rPr>
+                <w:rFonts w:ascii="Times New Roman" w:hAnsi="Times New Roman" w:cs="Times New Roman"/>
+                <w:noProof/>
+                <w:webHidden/>
+                <w:sz w:val="24"/>
+                <w:szCs w:val="24"/>
+              </w:rPr>
+              <w:t>38</w:t>
+            </w:r>
+            <w:r>
+              <w:rPr>
+                <w:rFonts w:ascii="Times New Roman" w:hAnsi="Times New Roman" w:cs="Times New Roman"/>
+                <w:noProof/>
+                <w:webHidden/>
+                <w:sz w:val="24"/>
+                <w:szCs w:val="24"/>
+              </w:rPr>
+              <w:fldChar w:fldCharType="end"/>
+            </w:r>
+          </w:hyperlink>
+        </w:p>
+        <w:p>
+          <w:pPr>
+            <w:pStyle w:val="23"/>
+            <w:tabs>
+              <w:tab w:val="right" w:leader="dot" w:pos="9345"/>
+            </w:tabs>
+            <w:rPr>
+              <w:rFonts w:ascii="Times New Roman" w:eastAsiaTheme="minorEastAsia" w:hAnsi="Times New Roman" w:cs="Times New Roman"/>
+              <w:noProof/>
+              <w:kern w:val="2"/>
+              <w:sz w:val="24"/>
+              <w:szCs w:val="24"/>
+              <w:lang w:eastAsia="ru-RU" w:bidi="ar-SA"/>
+            </w:rPr>
+          </w:pPr>
+          <w:hyperlink w:anchor="_Toc229071488" w:history="1">
+            <w:r>
+              <w:rPr>
+                <w:rStyle w:val="ac"/>
+                <w:rFonts w:ascii="Times New Roman" w:hAnsi="Times New Roman" w:cs="Times New Roman"/>
+                <w:noProof/>
+                <w:color w:val="auto"/>
+                <w:sz w:val="24"/>
+                <w:szCs w:val="24"/>
+              </w:rPr>
+              <w:t>6.7. Модуль маршрутного контроля, уведомлений и анализа</w:t>
+            </w:r>
+            <w:r>
+              <w:rPr>
+                <w:rFonts w:ascii="Times New Roman" w:hAnsi="Times New Roman" w:cs="Times New Roman"/>
+                <w:noProof/>
+                <w:webHidden/>
+                <w:sz w:val="24"/>
+                <w:szCs w:val="24"/>
+              </w:rPr>
+              <w:tab/>
+            </w:r>
+            <w:r>
+              <w:rPr>
+                <w:rFonts w:ascii="Times New Roman" w:hAnsi="Times New Roman" w:cs="Times New Roman"/>
+                <w:noProof/>
+                <w:webHidden/>
+                <w:sz w:val="24"/>
+                <w:szCs w:val="24"/>
+              </w:rPr>
+              <w:fldChar w:fldCharType="begin"/>
+            </w:r>
+            <w:r>
+              <w:rPr>
+                <w:rFonts w:ascii="Times New Roman" w:hAnsi="Times New Roman" w:cs="Times New Roman"/>
+                <w:noProof/>
+                <w:webHidden/>
+                <w:sz w:val="24"/>
+                <w:szCs w:val="24"/>
+              </w:rPr>
+              <w:instrText xml:space="preserve"> PAGEREF _Toc229071488 \h </w:instrText>
+            </w:r>
+            <w:r>
+              <w:rPr>
+                <w:rFonts w:ascii="Times New Roman" w:hAnsi="Times New Roman" w:cs="Times New Roman"/>
+                <w:noProof/>
+                <w:webHidden/>
+                <w:sz w:val="24"/>
+                <w:szCs w:val="24"/>
+              </w:rPr>
+            </w:r>
+            <w:r>
+              <w:rPr>
+                <w:rFonts w:ascii="Times New Roman" w:hAnsi="Times New Roman" w:cs="Times New Roman"/>
+                <w:noProof/>
+                <w:webHidden/>
+                <w:sz w:val="24"/>
+                <w:szCs w:val="24"/>
+              </w:rPr>
+              <w:fldChar w:fldCharType="separate"/>
+            </w:r>
+            <w:r>
+              <w:rPr>
+                <w:rFonts w:ascii="Times New Roman" w:hAnsi="Times New Roman" w:cs="Times New Roman"/>
+                <w:noProof/>
+                <w:webHidden/>
+                <w:sz w:val="24"/>
+                <w:szCs w:val="24"/>
+              </w:rPr>
+              <w:t>39</w:t>
+            </w:r>
+            <w:r>
+              <w:rPr>
+                <w:rFonts w:ascii="Times New Roman" w:hAnsi="Times New Roman" w:cs="Times New Roman"/>
+                <w:noProof/>
+                <w:webHidden/>
+                <w:sz w:val="24"/>
+                <w:szCs w:val="24"/>
+              </w:rPr>
+              <w:fldChar w:fldCharType="end"/>
+            </w:r>
+          </w:hyperlink>
+        </w:p>
+        <w:p>
+          <w:pPr>
+            <w:pStyle w:val="23"/>
+            <w:tabs>
+              <w:tab w:val="right" w:leader="dot" w:pos="9345"/>
+            </w:tabs>
+            <w:rPr>
+              <w:rFonts w:ascii="Times New Roman" w:eastAsiaTheme="minorEastAsia" w:hAnsi="Times New Roman" w:cs="Times New Roman"/>
+              <w:noProof/>
+              <w:kern w:val="2"/>
+              <w:sz w:val="24"/>
+              <w:szCs w:val="24"/>
+              <w:lang w:eastAsia="ru-RU" w:bidi="ar-SA"/>
+            </w:rPr>
+          </w:pPr>
+          <w:hyperlink w:anchor="_Toc229071489" w:history="1">
+            <w:r>
+              <w:rPr>
+                <w:rStyle w:val="ac"/>
+                <w:rFonts w:ascii="Times New Roman" w:hAnsi="Times New Roman" w:cs="Times New Roman"/>
+                <w:noProof/>
+                <w:color w:val="auto"/>
+                <w:sz w:val="24"/>
+                <w:szCs w:val="24"/>
+              </w:rPr>
+              <w:t>6.8. Интеграция компонентов в единую систему</w:t>
+            </w:r>
+            <w:r>
+              <w:rPr>
+                <w:rFonts w:ascii="Times New Roman" w:hAnsi="Times New Roman" w:cs="Times New Roman"/>
+                <w:noProof/>
+                <w:webHidden/>
+                <w:sz w:val="24"/>
+                <w:szCs w:val="24"/>
+              </w:rPr>
+              <w:tab/>
+            </w:r>
+            <w:r>
+              <w:rPr>
+                <w:rFonts w:ascii="Times New Roman" w:hAnsi="Times New Roman" w:cs="Times New Roman"/>
+                <w:noProof/>
+                <w:webHidden/>
+                <w:sz w:val="24"/>
+                <w:szCs w:val="24"/>
+              </w:rPr>
+              <w:fldChar w:fldCharType="begin"/>
+            </w:r>
+            <w:r>
+              <w:rPr>
+                <w:rFonts w:ascii="Times New Roman" w:hAnsi="Times New Roman" w:cs="Times New Roman"/>
+                <w:noProof/>
+                <w:webHidden/>
+                <w:sz w:val="24"/>
+                <w:szCs w:val="24"/>
+              </w:rPr>
+              <w:instrText xml:space="preserve"> PAGEREF _Toc229071489 \h </w:instrText>
+            </w:r>
+            <w:r>
+              <w:rPr>
+                <w:rFonts w:ascii="Times New Roman" w:hAnsi="Times New Roman" w:cs="Times New Roman"/>
+                <w:noProof/>
+                <w:webHidden/>
+                <w:sz w:val="24"/>
+                <w:szCs w:val="24"/>
+              </w:rPr>
+            </w:r>
+            <w:r>
+              <w:rPr>
+                <w:rFonts w:ascii="Times New Roman" w:hAnsi="Times New Roman" w:cs="Times New Roman"/>
+                <w:noProof/>
+                <w:webHidden/>
+                <w:sz w:val="24"/>
+                <w:szCs w:val="24"/>
+              </w:rPr>
+              <w:fldChar w:fldCharType="separate"/>
+            </w:r>
+            <w:r>
+              <w:rPr>
+                <w:rFonts w:ascii="Times New Roman" w:hAnsi="Times New Roman" w:cs="Times New Roman"/>
+                <w:noProof/>
+                <w:webHidden/>
+                <w:sz w:val="24"/>
+                <w:szCs w:val="24"/>
+              </w:rPr>
+              <w:t>39</w:t>
+            </w:r>
+            <w:r>
+              <w:rPr>
+                <w:rFonts w:ascii="Times New Roman" w:hAnsi="Times New Roman" w:cs="Times New Roman"/>
+                <w:noProof/>
+                <w:webHidden/>
+                <w:sz w:val="24"/>
+                <w:szCs w:val="24"/>
+              </w:rPr>
+              <w:fldChar w:fldCharType="end"/>
+            </w:r>
+          </w:hyperlink>
+        </w:p>
+        <w:p>
+          <w:pPr>
+            <w:pStyle w:val="11"/>
+            <w:tabs>
+              <w:tab w:val="right" w:leader="dot" w:pos="9345"/>
+            </w:tabs>
+            <w:rPr>
+              <w:rFonts w:ascii="Times New Roman" w:eastAsiaTheme="minorEastAsia" w:hAnsi="Times New Roman" w:cs="Times New Roman"/>
+              <w:noProof/>
+              <w:kern w:val="2"/>
+              <w:sz w:val="24"/>
+              <w:szCs w:val="24"/>
+              <w:lang w:eastAsia="ru-RU" w:bidi="ar-SA"/>
+            </w:rPr>
+          </w:pPr>
+          <w:hyperlink w:anchor="_Toc229071490" w:history="1">
+            <w:r>
+              <w:rPr>
+                <w:rStyle w:val="ac"/>
+                <w:rFonts w:ascii="Times New Roman" w:hAnsi="Times New Roman" w:cs="Times New Roman"/>
+                <w:noProof/>
+                <w:color w:val="auto"/>
+                <w:sz w:val="24"/>
+                <w:szCs w:val="24"/>
+              </w:rPr>
+              <w:t>7. ПРАКТИЧЕСКАЯ ЗНАЧИМОСТЬ РЕЗУЛЬТАТОВ ИССЛЕДОВАНИЯ</w:t>
+            </w:r>
+            <w:r>
+              <w:rPr>
+                <w:rFonts w:ascii="Times New Roman" w:hAnsi="Times New Roman" w:cs="Times New Roman"/>
+                <w:noProof/>
+                <w:webHidden/>
+                <w:sz w:val="24"/>
+                <w:szCs w:val="24"/>
+              </w:rPr>
+              <w:tab/>
+            </w:r>
+            <w:r>
+              <w:rPr>
+                <w:rFonts w:ascii="Times New Roman" w:hAnsi="Times New Roman" w:cs="Times New Roman"/>
+                <w:noProof/>
+                <w:webHidden/>
+                <w:sz w:val="24"/>
+                <w:szCs w:val="24"/>
+              </w:rPr>
+              <w:fldChar w:fldCharType="begin"/>
+            </w:r>
+            <w:r>
+              <w:rPr>
+                <w:rFonts w:ascii="Times New Roman" w:hAnsi="Times New Roman" w:cs="Times New Roman"/>
+                <w:noProof/>
+                <w:webHidden/>
+                <w:sz w:val="24"/>
+                <w:szCs w:val="24"/>
+              </w:rPr>
+              <w:instrText xml:space="preserve"> PAGEREF _Toc229071490 \h </w:instrText>
+            </w:r>
+            <w:r>
+              <w:rPr>
+                <w:rFonts w:ascii="Times New Roman" w:hAnsi="Times New Roman" w:cs="Times New Roman"/>
+                <w:noProof/>
+                <w:webHidden/>
+                <w:sz w:val="24"/>
+                <w:szCs w:val="24"/>
+              </w:rPr>
+            </w:r>
+            <w:r>
+              <w:rPr>
+                <w:rFonts w:ascii="Times New Roman" w:hAnsi="Times New Roman" w:cs="Times New Roman"/>
+                <w:noProof/>
+                <w:webHidden/>
+                <w:sz w:val="24"/>
+                <w:szCs w:val="24"/>
+              </w:rPr>
+              <w:fldChar w:fldCharType="separate"/>
+            </w:r>
+            <w:r>
+              <w:rPr>
+                <w:rFonts w:ascii="Times New Roman" w:hAnsi="Times New Roman" w:cs="Times New Roman"/>
+                <w:noProof/>
+                <w:webHidden/>
+                <w:sz w:val="24"/>
+                <w:szCs w:val="24"/>
+              </w:rPr>
+              <w:t>41</w:t>
+            </w:r>
+            <w:r>
+              <w:rPr>
+                <w:rFonts w:ascii="Times New Roman" w:hAnsi="Times New Roman" w:cs="Times New Roman"/>
+                <w:noProof/>
+                <w:webHidden/>
+                <w:sz w:val="24"/>
+                <w:szCs w:val="24"/>
+              </w:rPr>
+              <w:fldChar w:fldCharType="end"/>
+            </w:r>
+          </w:hyperlink>
+        </w:p>
+        <w:p>
+          <w:pPr>
+            <w:pStyle w:val="11"/>
+            <w:tabs>
+              <w:tab w:val="right" w:leader="dot" w:pos="9345"/>
+            </w:tabs>
+            <w:rPr>
+              <w:rFonts w:ascii="Times New Roman" w:eastAsiaTheme="minorEastAsia" w:hAnsi="Times New Roman" w:cs="Times New Roman"/>
+              <w:noProof/>
+              <w:kern w:val="2"/>
+              <w:sz w:val="24"/>
+              <w:szCs w:val="24"/>
+              <w:lang w:eastAsia="ru-RU" w:bidi="ar-SA"/>
+            </w:rPr>
+          </w:pPr>
+          <w:hyperlink w:anchor="_Toc229071491" w:history="1">
+            <w:r>
+              <w:rPr>
+                <w:rStyle w:val="ac"/>
+                <w:rFonts w:ascii="Times New Roman" w:hAnsi="Times New Roman" w:cs="Times New Roman"/>
+                <w:noProof/>
+                <w:color w:val="auto"/>
+                <w:sz w:val="24"/>
+                <w:szCs w:val="24"/>
+              </w:rPr>
+              <w:t>ЗАКЛЮЧЕНИЕ</w:t>
+            </w:r>
+            <w:r>
+              <w:rPr>
+                <w:rFonts w:ascii="Times New Roman" w:hAnsi="Times New Roman" w:cs="Times New Roman"/>
+                <w:noProof/>
+                <w:webHidden/>
+                <w:sz w:val="24"/>
+                <w:szCs w:val="24"/>
+              </w:rPr>
+              <w:tab/>
+            </w:r>
+            <w:r>
+              <w:rPr>
+                <w:rFonts w:ascii="Times New Roman" w:hAnsi="Times New Roman" w:cs="Times New Roman"/>
+                <w:noProof/>
+                <w:webHidden/>
+                <w:sz w:val="24"/>
+                <w:szCs w:val="24"/>
+              </w:rPr>
+              <w:fldChar w:fldCharType="begin"/>
+            </w:r>
+            <w:r>
+              <w:rPr>
+                <w:rFonts w:ascii="Times New Roman" w:hAnsi="Times New Roman" w:cs="Times New Roman"/>
+                <w:noProof/>
+                <w:webHidden/>
+                <w:sz w:val="24"/>
+                <w:szCs w:val="24"/>
+              </w:rPr>
+              <w:instrText xml:space="preserve"> PAGEREF _Toc229071491 \h </w:instrText>
+            </w:r>
+            <w:r>
+              <w:rPr>
+                <w:rFonts w:ascii="Times New Roman" w:hAnsi="Times New Roman" w:cs="Times New Roman"/>
+                <w:noProof/>
+                <w:webHidden/>
+                <w:sz w:val="24"/>
+                <w:szCs w:val="24"/>
+              </w:rPr>
+            </w:r>
+            <w:r>
+              <w:rPr>
+                <w:rFonts w:ascii="Times New Roman" w:hAnsi="Times New Roman" w:cs="Times New Roman"/>
+                <w:noProof/>
+                <w:webHidden/>
+                <w:sz w:val="24"/>
+                <w:szCs w:val="24"/>
+              </w:rPr>
+              <w:fldChar w:fldCharType="separate"/>
+            </w:r>
+            <w:r>
+              <w:rPr>
+                <w:rFonts w:ascii="Times New Roman" w:hAnsi="Times New Roman" w:cs="Times New Roman"/>
+                <w:noProof/>
+                <w:webHidden/>
+                <w:sz w:val="24"/>
+                <w:szCs w:val="24"/>
+              </w:rPr>
+              <w:t>43</w:t>
+            </w:r>
+            <w:r>
+              <w:rPr>
+                <w:rFonts w:ascii="Times New Roman" w:hAnsi="Times New Roman" w:cs="Times New Roman"/>
+                <w:noProof/>
+                <w:webHidden/>
+                <w:sz w:val="24"/>
+                <w:szCs w:val="24"/>
+              </w:rPr>
+              <w:fldChar w:fldCharType="end"/>
+            </w:r>
+          </w:hyperlink>
+        </w:p>
+        <w:p>
+          <w:pPr>
+            <w:pStyle w:val="11"/>
+            <w:tabs>
+              <w:tab w:val="right" w:leader="dot" w:pos="9345"/>
+            </w:tabs>
+            <w:rPr>
+              <w:rFonts w:ascii="Times New Roman" w:eastAsiaTheme="minorEastAsia" w:hAnsi="Times New Roman" w:cs="Times New Roman"/>
+              <w:noProof/>
+              <w:kern w:val="2"/>
+              <w:sz w:val="24"/>
+              <w:szCs w:val="24"/>
+              <w:lang w:eastAsia="ru-RU" w:bidi="ar-SA"/>
+            </w:rPr>
+          </w:pPr>
+          <w:hyperlink w:anchor="_Toc229071492" w:history="1">
+            <w:r>
+              <w:rPr>
+                <w:rStyle w:val="ac"/>
+                <w:rFonts w:ascii="Times New Roman" w:hAnsi="Times New Roman" w:cs="Times New Roman"/>
+                <w:noProof/>
+                <w:color w:val="auto"/>
+                <w:sz w:val="24"/>
+                <w:szCs w:val="24"/>
+              </w:rPr>
+              <w:t>СПИСОК ИСПОЛЬЗОВАННЫХ ИСТОЧНИКОВ</w:t>
+            </w:r>
+            <w:r>
+              <w:rPr>
+                <w:rFonts w:ascii="Times New Roman" w:hAnsi="Times New Roman" w:cs="Times New Roman"/>
+                <w:noProof/>
+                <w:webHidden/>
+                <w:sz w:val="24"/>
+                <w:szCs w:val="24"/>
+              </w:rPr>
+              <w:tab/>
+            </w:r>
+            <w:r>
+              <w:rPr>
+                <w:rFonts w:ascii="Times New Roman" w:hAnsi="Times New Roman" w:cs="Times New Roman"/>
+                <w:noProof/>
+                <w:webHidden/>
+                <w:sz w:val="24"/>
+                <w:szCs w:val="24"/>
+              </w:rPr>
+              <w:fldChar w:fldCharType="begin"/>
+            </w:r>
+            <w:r>
+              <w:rPr>
+                <w:rFonts w:ascii="Times New Roman" w:hAnsi="Times New Roman" w:cs="Times New Roman"/>
+                <w:noProof/>
+                <w:webHidden/>
+                <w:sz w:val="24"/>
+                <w:szCs w:val="24"/>
+              </w:rPr>
+              <w:instrText xml:space="preserve"> PAGEREF _Toc229071492 \h </w:instrText>
+            </w:r>
+            <w:r>
+              <w:rPr>
+                <w:rFonts w:ascii="Times New Roman" w:hAnsi="Times New Roman" w:cs="Times New Roman"/>
+                <w:noProof/>
+                <w:webHidden/>
+                <w:sz w:val="24"/>
+                <w:szCs w:val="24"/>
+              </w:rPr>
+            </w:r>
+            <w:r>
+              <w:rPr>
+                <w:rFonts w:ascii="Times New Roman" w:hAnsi="Times New Roman" w:cs="Times New Roman"/>
+                <w:noProof/>
+                <w:webHidden/>
+                <w:sz w:val="24"/>
+                <w:szCs w:val="24"/>
+              </w:rPr>
+              <w:fldChar w:fldCharType="separate"/>
+            </w:r>
+            <w:r>
+              <w:rPr>
+                <w:rFonts w:ascii="Times New Roman" w:hAnsi="Times New Roman" w:cs="Times New Roman"/>
+                <w:noProof/>
+                <w:webHidden/>
+                <w:sz w:val="24"/>
+                <w:szCs w:val="24"/>
+              </w:rPr>
+              <w:t>45</w:t>
+            </w:r>
+            <w:r>
+              <w:rPr>
+                <w:rFonts w:ascii="Times New Roman" w:hAnsi="Times New Roman" w:cs="Times New Roman"/>
+                <w:noProof/>
+                <w:webHidden/>
+                <w:sz w:val="24"/>
+                <w:szCs w:val="24"/>
               </w:rPr>
               <w:fldChar w:fldCharType="end"/>
             </w:r>
@@ -4253,8 +5631,8 @@
           <w:r>
             <w:rPr>
               <w:rFonts w:ascii="Times New Roman" w:hAnsi="Times New Roman" w:cs="Times New Roman"/>
-              <w:sz w:val="28"/>
-              <w:szCs w:val="28"/>
+              <w:sz w:val="24"/>
+              <w:szCs w:val="24"/>
             </w:rPr>
             <w:fldChar w:fldCharType="end"/>
           </w:r>
@@ -4290,7 +5668,7 @@
       </w:pPr>
       <w:bookmarkStart w:id="0" w:name="_Toc226058159"/>
       <w:bookmarkStart w:id="1" w:name="_Toc194515439"/>
-      <w:bookmarkStart w:id="2" w:name="_Toc228735816"/>
+      <w:bookmarkStart w:id="2" w:name="_Toc229071461"/>
       <w:r>
         <w:rPr>
           <w:rFonts w:ascii="Times New Roman" w:hAnsi="Times New Roman" w:cs="Times New Roman"/>
@@ -4777,7 +6155,7 @@
       </w:pPr>
       <w:bookmarkStart w:id="3" w:name="_Toc226058160"/>
       <w:bookmarkStart w:id="4" w:name="_Toc194515440"/>
-      <w:bookmarkStart w:id="5" w:name="_Toc228735817"/>
+      <w:bookmarkStart w:id="5" w:name="_Toc229071462"/>
       <w:r>
         <w:rPr>
           <w:rFonts w:ascii="Times New Roman" w:hAnsi="Times New Roman" w:cs="Times New Roman"/>
@@ -4829,7 +6207,7 @@
         </w:rPr>
       </w:pPr>
       <w:bookmarkStart w:id="6" w:name="_Toc226058161"/>
-      <w:bookmarkStart w:id="7" w:name="_Toc228735818"/>
+      <w:bookmarkStart w:id="7" w:name="_Toc229071463"/>
       <w:r>
         <w:rPr>
           <w:rFonts w:ascii="Times New Roman" w:hAnsi="Times New Roman" w:cs="Times New Roman"/>
@@ -4897,7 +6275,7 @@
         </w:rPr>
       </w:pPr>
       <w:bookmarkStart w:id="8" w:name="_Toc226058162"/>
-      <w:bookmarkStart w:id="9" w:name="_Toc228735819"/>
+      <w:bookmarkStart w:id="9" w:name="_Toc229071464"/>
       <w:r>
         <w:rPr>
           <w:rFonts w:ascii="Times New Roman" w:hAnsi="Times New Roman" w:cs="Times New Roman"/>
@@ -5052,7 +6430,7 @@
         </w:rPr>
       </w:pPr>
       <w:bookmarkStart w:id="10" w:name="_Toc226058163"/>
-      <w:bookmarkStart w:id="11" w:name="_Toc228735820"/>
+      <w:bookmarkStart w:id="11" w:name="_Toc229071465"/>
       <w:r>
         <w:rPr>
           <w:rFonts w:ascii="Times New Roman" w:hAnsi="Times New Roman" w:cs="Times New Roman"/>
@@ -5344,7 +6722,7 @@
           <w:noProof/>
         </w:rPr>
         <w:drawing>
-          <wp:inline distT="0" distB="0" distL="0" distR="0" wp14:anchorId="26B39AA7" wp14:editId="555446BE">
+          <wp:inline distT="0" distB="0" distL="0" distR="0" wp14:anchorId="1DA710E8" wp14:editId="10F5DA13">
             <wp:extent cx="9261231" cy="3249356"/>
             <wp:effectExtent l="0" t="0" r="0" b="0"/>
             <wp:docPr id="1" name="Рисунок 3"/>
@@ -5666,7 +7044,7 @@
       </w:pPr>
       <w:bookmarkStart w:id="12" w:name="_Toc226058164"/>
       <w:bookmarkStart w:id="13" w:name="_Toc194515444"/>
-      <w:bookmarkStart w:id="14" w:name="_Toc228735821"/>
+      <w:bookmarkStart w:id="14" w:name="_Toc229071466"/>
       <w:r>
         <w:rPr>
           <w:rFonts w:ascii="Times New Roman" w:eastAsia="Times New Roman" w:hAnsi="Times New Roman" w:cs="Times New Roman"/>
@@ -5721,7 +7099,7 @@
         </w:rPr>
       </w:pPr>
       <w:bookmarkStart w:id="15" w:name="_Toc226058165"/>
-      <w:bookmarkStart w:id="16" w:name="_Toc228735822"/>
+      <w:bookmarkStart w:id="16" w:name="_Toc229071467"/>
       <w:r>
         <w:rPr>
           <w:rFonts w:ascii="Times New Roman" w:hAnsi="Times New Roman" w:cs="Times New Roman"/>
@@ -6716,7 +8094,7 @@
         </w:rPr>
       </w:pPr>
       <w:bookmarkStart w:id="17" w:name="_Toc226058166"/>
-      <w:bookmarkStart w:id="18" w:name="_Toc228735823"/>
+      <w:bookmarkStart w:id="18" w:name="_Toc229071468"/>
       <w:r>
         <w:rPr>
           <w:rFonts w:ascii="Times New Roman" w:hAnsi="Times New Roman" w:cs="Times New Roman"/>
@@ -8256,10 +9634,11 @@
         <w:ind w:firstLine="709"/>
         <w:rPr>
           <w:rFonts w:ascii="Times New Roman" w:hAnsi="Times New Roman" w:cs="Times New Roman"/>
+          <w:color w:val="auto"/>
         </w:rPr>
       </w:pPr>
       <w:bookmarkStart w:id="19" w:name="_Toc226058167"/>
-      <w:bookmarkStart w:id="20" w:name="_Toc228735824"/>
+      <w:bookmarkStart w:id="20" w:name="_Toc229071469"/>
       <w:r>
         <w:rPr>
           <w:rFonts w:ascii="Times New Roman" w:hAnsi="Times New Roman" w:cs="Times New Roman"/>
@@ -8331,20 +9710,6 @@
         <w:pStyle w:val="1"/>
         <w:spacing w:before="0" w:line="360" w:lineRule="auto"/>
         <w:jc w:val="center"/>
-        <w:rPr>
-          <w:rFonts w:ascii="Times New Roman" w:eastAsia="Times New Roman" w:hAnsi="Times New Roman" w:cs="Times New Roman"/>
-          <w:b/>
-          <w:bCs/>
-          <w:color w:val="000000" w:themeColor="text1"/>
-          <w:sz w:val="28"/>
-          <w:szCs w:val="28"/>
-          <w:lang w:eastAsia="ru-RU" w:bidi="ar-SA"/>
-        </w:rPr>
-      </w:pPr>
-      <w:bookmarkStart w:id="21" w:name="_Toc226058168"/>
-      <w:bookmarkStart w:id="22" w:name="_Toc194515445"/>
-      <w:bookmarkStart w:id="23" w:name="_Toc228735825"/>
-      <w:r>
         <w:rPr>
           <w:rFonts w:ascii="Times New Roman" w:eastAsia="Times New Roman" w:hAnsi="Times New Roman" w:cs="Times New Roman"/>
           <w:b/>
@@ -8354,17 +9719,31 @@
           <w:szCs w:val="28"/>
           <w:lang w:eastAsia="ru-RU" w:bidi="ar-SA"/>
         </w:rPr>
-        <w:lastRenderedPageBreak/>
-        <w:t xml:space="preserve">3. </w:t>
-      </w:r>
-      <w:bookmarkEnd w:id="21"/>
-      <w:bookmarkEnd w:id="22"/>
+      </w:pPr>
+      <w:bookmarkStart w:id="21" w:name="_Toc226058168"/>
+      <w:bookmarkStart w:id="22" w:name="_Toc194515445"/>
+      <w:bookmarkStart w:id="23" w:name="_Toc229071470"/>
       <w:r>
         <w:rPr>
           <w:rFonts w:ascii="Times New Roman" w:eastAsia="Times New Roman" w:hAnsi="Times New Roman" w:cs="Times New Roman"/>
           <w:b/>
           <w:bCs/>
-          <w:color w:val="000000" w:themeColor="text1"/>
+          <w:color w:val="auto"/>
+          <w:sz w:val="28"/>
+          <w:szCs w:val="28"/>
+          <w:lang w:eastAsia="ru-RU" w:bidi="ar-SA"/>
+        </w:rPr>
+        <w:lastRenderedPageBreak/>
+        <w:t xml:space="preserve">3. </w:t>
+      </w:r>
+      <w:bookmarkEnd w:id="21"/>
+      <w:bookmarkEnd w:id="22"/>
+      <w:r>
+        <w:rPr>
+          <w:rFonts w:ascii="Times New Roman" w:eastAsia="Times New Roman" w:hAnsi="Times New Roman" w:cs="Times New Roman"/>
+          <w:b/>
+          <w:bCs/>
+          <w:color w:val="auto"/>
           <w:sz w:val="28"/>
           <w:szCs w:val="28"/>
           <w:lang w:eastAsia="ru-RU" w:bidi="ar-SA"/>
@@ -8674,20 +10053,20 @@
           <w:rFonts w:ascii="Times New Roman" w:eastAsia="Times New Roman" w:hAnsi="Times New Roman" w:cs="Times New Roman"/>
           <w:b/>
           <w:bCs/>
-          <w:color w:val="000000" w:themeColor="text1"/>
+          <w:color w:val="auto"/>
           <w:sz w:val="28"/>
           <w:szCs w:val="28"/>
           <w:lang w:eastAsia="ru-RU" w:bidi="ar-SA"/>
         </w:rPr>
       </w:pPr>
       <w:bookmarkStart w:id="24" w:name="_Toc198317021"/>
-      <w:bookmarkStart w:id="25" w:name="_Toc228735826"/>
+      <w:bookmarkStart w:id="25" w:name="_Toc229071471"/>
       <w:r>
         <w:rPr>
           <w:rFonts w:ascii="Times New Roman" w:eastAsia="Times New Roman" w:hAnsi="Times New Roman" w:cs="Times New Roman"/>
           <w:b/>
           <w:bCs/>
-          <w:color w:val="000000" w:themeColor="text1"/>
+          <w:color w:val="auto"/>
           <w:sz w:val="28"/>
           <w:szCs w:val="28"/>
           <w:lang w:eastAsia="ru-RU" w:bidi="ar-SA"/>
@@ -9216,20 +10595,20 @@
           <w:rFonts w:ascii="Times New Roman" w:hAnsi="Times New Roman" w:cs="Times New Roman"/>
           <w:b/>
           <w:bCs/>
-          <w:color w:val="000000" w:themeColor="text1"/>
+          <w:color w:val="auto"/>
           <w:sz w:val="28"/>
           <w:szCs w:val="28"/>
         </w:rPr>
       </w:pPr>
       <w:bookmarkStart w:id="26" w:name="_Toc198317022"/>
       <w:bookmarkStart w:id="27" w:name="_Toc197442400"/>
-      <w:bookmarkStart w:id="28" w:name="_Toc228735827"/>
+      <w:bookmarkStart w:id="28" w:name="_Toc229071472"/>
       <w:r>
         <w:rPr>
           <w:rFonts w:ascii="Times New Roman" w:hAnsi="Times New Roman" w:cs="Times New Roman"/>
           <w:b/>
           <w:bCs/>
-          <w:color w:val="000000" w:themeColor="text1"/>
+          <w:color w:val="auto"/>
           <w:sz w:val="28"/>
           <w:szCs w:val="28"/>
         </w:rPr>
@@ -9322,18 +10701,18 @@
         <w:rPr>
           <w:rFonts w:ascii="Times New Roman" w:hAnsi="Times New Roman" w:cs="Times New Roman"/>
           <w:b/>
-          <w:color w:val="000000" w:themeColor="text1"/>
+          <w:color w:val="auto"/>
           <w:sz w:val="28"/>
           <w:szCs w:val="28"/>
         </w:rPr>
       </w:pPr>
       <w:bookmarkStart w:id="29" w:name="_Toc226058174"/>
       <w:bookmarkStart w:id="30" w:name="_Toc194515458"/>
-      <w:bookmarkStart w:id="31" w:name="_Toc228735828"/>
-      <w:r>
-        <w:rPr>
-          <w:rFonts w:ascii="Times New Roman" w:hAnsi="Times New Roman" w:cs="Times New Roman"/>
-          <w:color w:val="000000" w:themeColor="text1"/>
+      <w:bookmarkStart w:id="31" w:name="_Toc229071473"/>
+      <w:r>
+        <w:rPr>
+          <w:rFonts w:ascii="Times New Roman" w:hAnsi="Times New Roman" w:cs="Times New Roman"/>
+          <w:color w:val="auto"/>
           <w:sz w:val="28"/>
           <w:szCs w:val="28"/>
         </w:rPr>
@@ -9413,7 +10792,7 @@
           <w:noProof/>
         </w:rPr>
         <w:drawing>
-          <wp:inline distT="0" distB="0" distL="0" distR="0" wp14:anchorId="76603359" wp14:editId="639ECEFF">
+          <wp:inline distT="0" distB="0" distL="0" distR="0" wp14:anchorId="1AE49769" wp14:editId="4E916512">
             <wp:extent cx="5940425" cy="5012690"/>
             <wp:effectExtent l="0" t="0" r="0" b="0"/>
             <wp:docPr id="2" name="Рисунок 1"/>
@@ -9667,18 +11046,18 @@
         <w:rPr>
           <w:rFonts w:ascii="Times New Roman" w:hAnsi="Times New Roman" w:cs="Times New Roman"/>
           <w:b/>
-          <w:color w:val="000000" w:themeColor="text1"/>
+          <w:color w:val="auto"/>
           <w:sz w:val="28"/>
           <w:szCs w:val="28"/>
         </w:rPr>
       </w:pPr>
       <w:bookmarkStart w:id="32" w:name="_Toc226058175"/>
       <w:bookmarkStart w:id="33" w:name="_Toc194515459"/>
-      <w:bookmarkStart w:id="34" w:name="_Toc228735829"/>
-      <w:r>
-        <w:rPr>
-          <w:rFonts w:ascii="Times New Roman" w:hAnsi="Times New Roman" w:cs="Times New Roman"/>
-          <w:color w:val="000000" w:themeColor="text1"/>
+      <w:bookmarkStart w:id="34" w:name="_Toc229071474"/>
+      <w:r>
+        <w:rPr>
+          <w:rFonts w:ascii="Times New Roman" w:hAnsi="Times New Roman" w:cs="Times New Roman"/>
+          <w:color w:val="auto"/>
           <w:sz w:val="28"/>
           <w:szCs w:val="28"/>
         </w:rPr>
@@ -9758,7 +11137,7 @@
           <w:noProof/>
         </w:rPr>
         <w:drawing>
-          <wp:inline distT="0" distB="0" distL="0" distR="0" wp14:anchorId="5E77FB9B" wp14:editId="3BFC4386">
+          <wp:inline distT="0" distB="0" distL="0" distR="0" wp14:anchorId="3ADF39C8" wp14:editId="20B88A1F">
             <wp:extent cx="5560695" cy="3416935"/>
             <wp:effectExtent l="0" t="0" r="0" b="0"/>
             <wp:docPr id="3" name="Рисунок 4"/>
@@ -9803,6 +11182,7 @@
         <w:jc w:val="center"/>
         <w:rPr>
           <w:rFonts w:ascii="Times New Roman" w:hAnsi="Times New Roman" w:cs="Times New Roman"/>
+          <w:color w:val="auto"/>
           <w:shd w:val="clear" w:color="auto" w:fill="FFFF00"/>
         </w:rPr>
       </w:pPr>
@@ -9811,7 +11191,7 @@
           <w:rFonts w:ascii="Times New Roman" w:hAnsi="Times New Roman" w:cs="Times New Roman"/>
           <w:i w:val="0"/>
           <w:iCs w:val="0"/>
-          <w:color w:val="000000" w:themeColor="text1"/>
+          <w:color w:val="auto"/>
           <w:sz w:val="28"/>
           <w:szCs w:val="28"/>
         </w:rPr>
@@ -9822,7 +11202,7 @@
           <w:rFonts w:ascii="Times New Roman" w:hAnsi="Times New Roman" w:cs="Times New Roman"/>
           <w:i w:val="0"/>
           <w:iCs w:val="0"/>
-          <w:color w:val="000000" w:themeColor="text1"/>
+          <w:color w:val="auto"/>
           <w:sz w:val="28"/>
           <w:szCs w:val="28"/>
         </w:rPr>
@@ -9833,7 +11213,7 @@
           <w:rFonts w:ascii="Times New Roman" w:hAnsi="Times New Roman" w:cs="Times New Roman"/>
           <w:i w:val="0"/>
           <w:iCs w:val="0"/>
-          <w:color w:val="000000" w:themeColor="text1"/>
+          <w:color w:val="auto"/>
           <w:sz w:val="28"/>
           <w:szCs w:val="28"/>
         </w:rPr>
@@ -9846,7 +11226,7 @@
           <w:bCs/>
           <w:i w:val="0"/>
           <w:iCs w:val="0"/>
-          <w:color w:val="000000" w:themeColor="text1"/>
+          <w:color w:val="auto"/>
           <w:sz w:val="28"/>
           <w:szCs w:val="28"/>
         </w:rPr>
@@ -9857,7 +11237,7 @@
           <w:rFonts w:ascii="Times New Roman" w:hAnsi="Times New Roman" w:cs="Times New Roman"/>
           <w:i w:val="0"/>
           <w:iCs w:val="0"/>
-          <w:color w:val="000000" w:themeColor="text1"/>
+          <w:color w:val="auto"/>
           <w:sz w:val="28"/>
           <w:szCs w:val="28"/>
         </w:rPr>
@@ -10337,18 +11717,18 @@
         <w:rPr>
           <w:rFonts w:ascii="Times New Roman" w:hAnsi="Times New Roman" w:cs="Times New Roman"/>
           <w:b/>
-          <w:color w:val="000000" w:themeColor="text1"/>
+          <w:color w:val="auto"/>
           <w:sz w:val="28"/>
           <w:szCs w:val="28"/>
         </w:rPr>
       </w:pPr>
       <w:bookmarkStart w:id="35" w:name="_Toc226058176"/>
       <w:bookmarkStart w:id="36" w:name="_Toc194515461"/>
-      <w:bookmarkStart w:id="37" w:name="_Toc228735830"/>
-      <w:r>
-        <w:rPr>
-          <w:rFonts w:ascii="Times New Roman" w:hAnsi="Times New Roman" w:cs="Times New Roman"/>
-          <w:color w:val="000000" w:themeColor="text1"/>
+      <w:bookmarkStart w:id="37" w:name="_Toc229071475"/>
+      <w:r>
+        <w:rPr>
+          <w:rFonts w:ascii="Times New Roman" w:hAnsi="Times New Roman" w:cs="Times New Roman"/>
+          <w:color w:val="auto"/>
           <w:sz w:val="28"/>
           <w:szCs w:val="28"/>
         </w:rPr>
@@ -10357,7 +11737,7 @@
       <w:r>
         <w:rPr>
           <w:rFonts w:ascii="Times New Roman" w:hAnsi="Times New Roman" w:cs="Times New Roman"/>
-          <w:color w:val="000000" w:themeColor="text1"/>
+          <w:color w:val="auto"/>
           <w:sz w:val="28"/>
           <w:szCs w:val="28"/>
           <w:lang w:val="en-US"/>
@@ -10367,7 +11747,7 @@
       <w:r>
         <w:rPr>
           <w:rFonts w:ascii="Times New Roman" w:hAnsi="Times New Roman" w:cs="Times New Roman"/>
-          <w:color w:val="000000" w:themeColor="text1"/>
+          <w:color w:val="auto"/>
           <w:sz w:val="28"/>
           <w:szCs w:val="28"/>
         </w:rPr>
@@ -10391,7 +11771,6 @@
       <w:r>
         <w:rPr>
           <w:rFonts w:ascii="Times New Roman" w:hAnsi="Times New Roman" w:cs="Times New Roman"/>
-          <w:color w:val="000000" w:themeColor="text1"/>
           <w:sz w:val="28"/>
           <w:szCs w:val="28"/>
         </w:rPr>
@@ -10400,7 +11779,6 @@
       <w:r>
         <w:rPr>
           <w:rFonts w:ascii="Times New Roman" w:hAnsi="Times New Roman" w:cs="Times New Roman"/>
-          <w:color w:val="000000" w:themeColor="text1"/>
           <w:sz w:val="28"/>
           <w:szCs w:val="28"/>
           <w:lang w:val="en-US"/>
@@ -10410,7 +11788,6 @@
       <w:r>
         <w:rPr>
           <w:rFonts w:ascii="Times New Roman" w:hAnsi="Times New Roman" w:cs="Times New Roman"/>
-          <w:color w:val="000000" w:themeColor="text1"/>
           <w:sz w:val="28"/>
           <w:szCs w:val="28"/>
         </w:rPr>
@@ -10419,7 +11796,6 @@
       <w:r>
         <w:rPr>
           <w:rFonts w:ascii="Times New Roman" w:hAnsi="Times New Roman" w:cs="Times New Roman"/>
-          <w:color w:val="000000" w:themeColor="text1"/>
           <w:sz w:val="28"/>
           <w:szCs w:val="28"/>
         </w:rPr>
@@ -10428,19 +11804,10 @@
       <w:r>
         <w:rPr>
           <w:rFonts w:ascii="Times New Roman" w:hAnsi="Times New Roman" w:cs="Times New Roman"/>
-          <w:color w:val="000000" w:themeColor="text1"/>
-          <w:sz w:val="28"/>
-          <w:szCs w:val="28"/>
-        </w:rPr>
-        <w:t xml:space="preserve"> ниже</w:t>
-      </w:r>
-      <w:r>
-        <w:rPr>
-          <w:rFonts w:ascii="Times New Roman" w:hAnsi="Times New Roman" w:cs="Times New Roman"/>
-          <w:sz w:val="28"/>
-          <w:szCs w:val="28"/>
-        </w:rPr>
-        <w:t>.</w:t>
+          <w:sz w:val="28"/>
+          <w:szCs w:val="28"/>
+        </w:rPr>
+        <w:t xml:space="preserve"> ниже.</w:t>
       </w:r>
     </w:p>
     <w:p>
@@ -10459,7 +11826,7 @@
           <w:noProof/>
         </w:rPr>
         <w:drawing>
-          <wp:inline distT="0" distB="0" distL="0" distR="0" wp14:anchorId="57B739D4" wp14:editId="2B32652A">
+          <wp:inline distT="0" distB="0" distL="0" distR="0" wp14:anchorId="62978048" wp14:editId="69212CC2">
             <wp:extent cx="5940425" cy="4344670"/>
             <wp:effectExtent l="0" t="0" r="0" b="0"/>
             <wp:docPr id="4" name="Рисунок 10"/>
@@ -10504,6 +11871,7 @@
         <w:jc w:val="center"/>
         <w:rPr>
           <w:rFonts w:ascii="Times New Roman" w:hAnsi="Times New Roman" w:cs="Times New Roman"/>
+          <w:color w:val="auto"/>
           <w:shd w:val="clear" w:color="auto" w:fill="FFFF00"/>
         </w:rPr>
       </w:pPr>
@@ -10512,7 +11880,7 @@
           <w:rFonts w:ascii="Times New Roman" w:hAnsi="Times New Roman" w:cs="Times New Roman"/>
           <w:i w:val="0"/>
           <w:iCs w:val="0"/>
-          <w:color w:val="000000" w:themeColor="text1"/>
+          <w:color w:val="auto"/>
           <w:sz w:val="28"/>
           <w:szCs w:val="28"/>
         </w:rPr>
@@ -10523,7 +11891,7 @@
           <w:rFonts w:ascii="Times New Roman" w:hAnsi="Times New Roman" w:cs="Times New Roman"/>
           <w:i w:val="0"/>
           <w:iCs w:val="0"/>
-          <w:color w:val="000000" w:themeColor="text1"/>
+          <w:color w:val="auto"/>
           <w:sz w:val="28"/>
           <w:szCs w:val="28"/>
         </w:rPr>
@@ -10534,7 +11902,7 @@
           <w:rFonts w:ascii="Times New Roman" w:hAnsi="Times New Roman" w:cs="Times New Roman"/>
           <w:i w:val="0"/>
           <w:iCs w:val="0"/>
-          <w:color w:val="000000" w:themeColor="text1"/>
+          <w:color w:val="auto"/>
           <w:sz w:val="28"/>
           <w:szCs w:val="28"/>
         </w:rPr>
@@ -10545,7 +11913,7 @@
           <w:rFonts w:ascii="Times New Roman" w:hAnsi="Times New Roman" w:cs="Times New Roman"/>
           <w:i w:val="0"/>
           <w:iCs w:val="0"/>
-          <w:color w:val="000000" w:themeColor="text1"/>
+          <w:color w:val="auto"/>
           <w:sz w:val="28"/>
           <w:szCs w:val="28"/>
           <w:lang w:val="en-US"/>
@@ -10557,7 +11925,7 @@
           <w:rFonts w:ascii="Times New Roman" w:hAnsi="Times New Roman" w:cs="Times New Roman"/>
           <w:i w:val="0"/>
           <w:iCs w:val="0"/>
-          <w:color w:val="000000" w:themeColor="text1"/>
+          <w:color w:val="auto"/>
           <w:sz w:val="28"/>
           <w:szCs w:val="28"/>
         </w:rPr>
@@ -11180,7 +12548,7 @@
           <w:szCs w:val="28"/>
         </w:rPr>
       </w:pPr>
-      <w:bookmarkStart w:id="38" w:name="_Toc228735831"/>
+      <w:bookmarkStart w:id="38" w:name="_Toc229071476"/>
       <w:r>
         <w:rPr>
           <w:rFonts w:ascii="Times New Roman" w:hAnsi="Times New Roman" w:cs="Times New Roman"/>
@@ -11260,7 +12628,7 @@
           <w:noProof/>
         </w:rPr>
         <w:drawing>
-          <wp:inline distT="0" distB="0" distL="0" distR="0" wp14:anchorId="475FCC5B" wp14:editId="412F9F91">
+          <wp:inline distT="0" distB="0" distL="0" distR="0" wp14:anchorId="38BF102E" wp14:editId="14DC784D">
             <wp:extent cx="5940425" cy="2095500"/>
             <wp:effectExtent l="0" t="0" r="0" b="0"/>
             <wp:docPr id="5" name="Рисунок 9"/>
@@ -12903,7 +14271,7 @@
           <w:szCs w:val="28"/>
         </w:rPr>
       </w:pPr>
-      <w:bookmarkStart w:id="39" w:name="_Toc228735832"/>
+      <w:bookmarkStart w:id="39" w:name="_Toc229071477"/>
       <w:r>
         <w:rPr>
           <w:rFonts w:ascii="Times New Roman" w:hAnsi="Times New Roman" w:cs="Times New Roman"/>
@@ -12976,7 +14344,7 @@
           <w:noProof/>
         </w:rPr>
         <w:drawing>
-          <wp:inline distT="0" distB="0" distL="0" distR="0" wp14:anchorId="5B0955B7" wp14:editId="102A37BB">
+          <wp:inline distT="0" distB="0" distL="0" distR="0" wp14:anchorId="68FFCF4D" wp14:editId="38C0B90E">
             <wp:extent cx="5940425" cy="3112770"/>
             <wp:effectExtent l="0" t="0" r="0" b="0"/>
             <wp:docPr id="6" name="Рисунок 8"/>
@@ -13561,20 +14929,20 @@
           <w:rFonts w:ascii="Times New Roman" w:hAnsi="Times New Roman" w:cs="Times New Roman"/>
           <w:b/>
           <w:bCs/>
-          <w:color w:val="000000" w:themeColor="text1"/>
+          <w:color w:val="auto"/>
           <w:sz w:val="28"/>
           <w:szCs w:val="28"/>
         </w:rPr>
       </w:pPr>
       <w:bookmarkStart w:id="40" w:name="_Toc198317029"/>
       <w:bookmarkStart w:id="41" w:name="_Toc197442415"/>
-      <w:bookmarkStart w:id="42" w:name="_Toc228735833"/>
+      <w:bookmarkStart w:id="42" w:name="_Toc229071478"/>
       <w:r>
         <w:rPr>
           <w:rFonts w:ascii="Times New Roman" w:hAnsi="Times New Roman" w:cs="Times New Roman"/>
           <w:b/>
           <w:bCs/>
-          <w:color w:val="000000" w:themeColor="text1"/>
+          <w:color w:val="auto"/>
           <w:sz w:val="28"/>
           <w:szCs w:val="28"/>
         </w:rPr>
@@ -13587,7 +14955,7 @@
     </w:p>
     <w:p>
       <w:pPr>
-        <w:spacing w:line="360" w:lineRule="auto"/>
+        <w:spacing w:after="0" w:line="360" w:lineRule="auto"/>
         <w:ind w:firstLine="709"/>
         <w:jc w:val="both"/>
         <w:rPr>
@@ -13607,18 +14975,1364 @@
     </w:p>
     <w:p>
       <w:pPr>
-        <w:spacing w:after="0" w:line="360" w:lineRule="auto"/>
-        <w:rPr>
-          <w:rFonts w:ascii="Times New Roman" w:hAnsi="Times New Roman" w:cs="Times New Roman"/>
-          <w:sz w:val="28"/>
-          <w:szCs w:val="28"/>
-        </w:rPr>
-      </w:pPr>
-      <w:r>
-        <w:rPr>
-          <w:rFonts w:ascii="Times New Roman" w:hAnsi="Times New Roman" w:cs="Times New Roman"/>
-          <w:sz w:val="28"/>
-          <w:szCs w:val="28"/>
+        <w:pStyle w:val="2"/>
+        <w:spacing w:before="0" w:after="0" w:line="360" w:lineRule="auto"/>
+        <w:ind w:firstLine="709"/>
+        <w:jc w:val="both"/>
+        <w:rPr>
+          <w:rFonts w:ascii="Times New Roman" w:hAnsi="Times New Roman" w:cs="Times New Roman"/>
+          <w:color w:val="auto"/>
+          <w:sz w:val="28"/>
+          <w:szCs w:val="28"/>
+        </w:rPr>
+      </w:pPr>
+      <w:bookmarkStart w:id="43" w:name="_Toc229071479"/>
+      <w:r>
+        <w:rPr>
+          <w:rFonts w:ascii="Times New Roman" w:hAnsi="Times New Roman" w:cs="Times New Roman"/>
+          <w:color w:val="auto"/>
+          <w:sz w:val="28"/>
+          <w:szCs w:val="28"/>
+        </w:rPr>
+        <w:t>6.1. Общая архитектура программного комплекса</w:t>
+      </w:r>
+      <w:bookmarkEnd w:id="43"/>
+    </w:p>
+    <w:p>
+      <w:pPr>
+        <w:spacing w:after="0" w:line="360" w:lineRule="auto"/>
+        <w:ind w:firstLine="709"/>
+        <w:jc w:val="both"/>
+        <w:rPr>
+          <w:rFonts w:ascii="Times New Roman" w:hAnsi="Times New Roman" w:cs="Times New Roman"/>
+          <w:sz w:val="28"/>
+          <w:szCs w:val="28"/>
+        </w:rPr>
+      </w:pPr>
+      <w:r>
+        <w:rPr>
+          <w:rFonts w:ascii="Times New Roman" w:hAnsi="Times New Roman" w:cs="Times New Roman"/>
+          <w:sz w:val="28"/>
+          <w:szCs w:val="28"/>
+        </w:rPr>
+        <w:t>Разработанный программный комплекс представляет собой настольное приложение для автоматизированного контроля присутствия человека в опасной зоне. Основная задача комплекса заключается в получении видеопотока с камеры, обнаружении людей на кадрах, проверке пересечения их положения с заданной опасной областью и отображении результата оператору в режиме, близком к реальному времени.</w:t>
+      </w:r>
+    </w:p>
+    <w:p>
+      <w:pPr>
+        <w:spacing w:after="0" w:line="360" w:lineRule="auto"/>
+        <w:ind w:firstLine="709"/>
+        <w:jc w:val="both"/>
+        <w:rPr>
+          <w:rFonts w:ascii="Times New Roman" w:hAnsi="Times New Roman" w:cs="Times New Roman"/>
+          <w:sz w:val="28"/>
+          <w:szCs w:val="28"/>
+        </w:rPr>
+      </w:pPr>
+      <w:r>
+        <w:rPr>
+          <w:rFonts w:ascii="Times New Roman" w:hAnsi="Times New Roman" w:cs="Times New Roman"/>
+          <w:sz w:val="28"/>
+          <w:szCs w:val="28"/>
+        </w:rPr>
+        <w:t>Архитектура комплекса построена по модульному принципу. В состав системы входят модуль пользовательского интерфейса, модуль регистрации и учета сотрудников, модуль мониторинга видеопотока, модуль нейросетевого обнаружения объектов, модуль контроля опасной зоны, модуль хранения данных и модуль настроек. Такое разделение позволяет независимо развивать отдельные компоненты: например, заменить модель обнаружения, изменить источник видеопотока или расширить набор сохраняемых событий без полной переработки приложения.</w:t>
+      </w:r>
+    </w:p>
+    <w:p>
+      <w:pPr>
+        <w:spacing w:after="0" w:line="360" w:lineRule="auto"/>
+        <w:ind w:firstLine="709"/>
+        <w:jc w:val="both"/>
+        <w:rPr>
+          <w:rFonts w:ascii="Times New Roman" w:hAnsi="Times New Roman" w:cs="Times New Roman"/>
+          <w:sz w:val="28"/>
+          <w:szCs w:val="28"/>
+        </w:rPr>
+      </w:pPr>
+      <w:r>
+        <w:rPr>
+          <w:rFonts w:ascii="Times New Roman" w:hAnsi="Times New Roman" w:cs="Times New Roman"/>
+          <w:sz w:val="28"/>
+          <w:szCs w:val="28"/>
+        </w:rPr>
+        <w:t>В качестве основной платформы реализации используется .NET и язык программирования C#. Графический интерфейс разработан с применением Avalonia UI, что обеспечивает возможность построения современного настольного приложения с разделами для мониторинга, регистрации сотрудников, просмотра данных, маршрутного контроля, уведомлений и настройки параметров системы. Для задач компьютерного зрения используется связка OpenCV и Python-модуля с моделью YOLOv8.</w:t>
+      </w:r>
+    </w:p>
+    <w:p>
+      <w:pPr>
+        <w:spacing w:after="0" w:line="360" w:lineRule="auto"/>
+        <w:ind w:firstLine="709"/>
+        <w:jc w:val="both"/>
+        <w:rPr>
+          <w:rFonts w:ascii="Times New Roman" w:hAnsi="Times New Roman" w:cs="Times New Roman"/>
+          <w:sz w:val="28"/>
+          <w:szCs w:val="28"/>
+        </w:rPr>
+      </w:pPr>
+      <w:r>
+        <w:rPr>
+          <w:rFonts w:ascii="Times New Roman" w:hAnsi="Times New Roman" w:cs="Times New Roman"/>
+          <w:sz w:val="28"/>
+          <w:szCs w:val="28"/>
+        </w:rPr>
+        <w:lastRenderedPageBreak/>
+        <w:t>Взаимодействие между C#-приложением и нейросетевым модулем организовано через отдельный Python-процесс. Основное приложение передает кадры видеопотока в закодированном виде, а Python-модуль возвращает результаты обнаружения в формате JSON. Благодаря этому вычислительная логика нейросети отделена от интерфейса оператора, а само приложение остается более устойчивым к изменениям используемой модели.</w:t>
+      </w:r>
+    </w:p>
+    <w:p>
+      <w:pPr>
+        <w:pStyle w:val="2"/>
+        <w:spacing w:before="0" w:after="0" w:line="360" w:lineRule="auto"/>
+        <w:ind w:firstLine="709"/>
+        <w:jc w:val="both"/>
+        <w:rPr>
+          <w:rFonts w:ascii="Times New Roman" w:hAnsi="Times New Roman" w:cs="Times New Roman"/>
+          <w:color w:val="auto"/>
+          <w:sz w:val="28"/>
+          <w:szCs w:val="28"/>
+        </w:rPr>
+      </w:pPr>
+      <w:bookmarkStart w:id="44" w:name="_Toc229071480"/>
+      <w:r>
+        <w:rPr>
+          <w:rFonts w:ascii="Times New Roman" w:hAnsi="Times New Roman" w:cs="Times New Roman"/>
+          <w:color w:val="auto"/>
+          <w:sz w:val="28"/>
+          <w:szCs w:val="28"/>
+        </w:rPr>
+        <w:t>6.2. Модуль пользовательского интерфейса</w:t>
+      </w:r>
+      <w:bookmarkEnd w:id="44"/>
+    </w:p>
+    <w:p>
+      <w:pPr>
+        <w:spacing w:after="0" w:line="360" w:lineRule="auto"/>
+        <w:ind w:firstLine="709"/>
+        <w:jc w:val="both"/>
+        <w:rPr>
+          <w:rFonts w:ascii="Times New Roman" w:hAnsi="Times New Roman" w:cs="Times New Roman"/>
+          <w:sz w:val="28"/>
+          <w:szCs w:val="28"/>
+        </w:rPr>
+      </w:pPr>
+      <w:r>
+        <w:rPr>
+          <w:rFonts w:ascii="Times New Roman" w:hAnsi="Times New Roman" w:cs="Times New Roman"/>
+          <w:sz w:val="28"/>
+          <w:szCs w:val="28"/>
+        </w:rPr>
+        <w:t>Модуль пользовательского интерфейса обеспечивает взаимодействие оператора с программным комплексом. Главное окно приложения выполнено в виде единого рабочего пространства с боковой навигацией. Пользователь может перейти к главной панели, регистрации сотрудников, списку сотрудников, мониторингу опасной зоны, контролю точек, анализу данных, уведомлениям и настройкам.</w:t>
+      </w:r>
+    </w:p>
+    <w:p>
+      <w:pPr>
+        <w:spacing w:after="0" w:line="360" w:lineRule="auto"/>
+        <w:ind w:firstLine="709"/>
+        <w:jc w:val="both"/>
+        <w:rPr>
+          <w:rFonts w:ascii="Times New Roman" w:hAnsi="Times New Roman" w:cs="Times New Roman"/>
+          <w:sz w:val="28"/>
+          <w:szCs w:val="28"/>
+        </w:rPr>
+      </w:pPr>
+      <w:r>
+        <w:rPr>
+          <w:rFonts w:ascii="Times New Roman" w:hAnsi="Times New Roman" w:cs="Times New Roman"/>
+          <w:sz w:val="28"/>
+          <w:szCs w:val="28"/>
+        </w:rPr>
+        <w:t>Главная панель предназначена для быстрого просмотра состояния комплекса. На ней отображаются основные индикаторы: готовность камеры, состояние тревог, доступность маршрутного контроля и состояние базы данных. Такой экран выполняет роль стартовой сводки и позволяет оператору быстро оценить, готова ли система к работе.</w:t>
+      </w:r>
+    </w:p>
+    <w:p>
+      <w:pPr>
+        <w:spacing w:after="0" w:line="360" w:lineRule="auto"/>
+        <w:ind w:firstLine="709"/>
+        <w:jc w:val="both"/>
+        <w:rPr>
+          <w:rFonts w:ascii="Times New Roman" w:hAnsi="Times New Roman" w:cs="Times New Roman"/>
+          <w:sz w:val="28"/>
+          <w:szCs w:val="28"/>
+        </w:rPr>
+      </w:pPr>
+      <w:r>
+        <w:rPr>
+          <w:rFonts w:ascii="Times New Roman" w:hAnsi="Times New Roman" w:cs="Times New Roman"/>
+          <w:sz w:val="28"/>
+          <w:szCs w:val="28"/>
+        </w:rPr>
+        <w:t>Раздел мониторинга является основным рабочим экраном системы. В нем отображается изображение с камеры, поверх которого наносятся границы опасной зоны и результаты распознавания людей. Для удобства оператора предусмотрены числовые показатели: общее количество обнаруженных людей, количество людей в опасной зоне, количество людей вне опасной зоны и время последнего обновления кадра.</w:t>
+      </w:r>
+    </w:p>
+    <w:p>
+      <w:pPr>
+        <w:spacing w:after="0" w:line="360" w:lineRule="auto"/>
+        <w:ind w:firstLine="709"/>
+        <w:jc w:val="both"/>
+        <w:rPr>
+          <w:rFonts w:ascii="Times New Roman" w:hAnsi="Times New Roman" w:cs="Times New Roman"/>
+          <w:sz w:val="28"/>
+          <w:szCs w:val="28"/>
+        </w:rPr>
+      </w:pPr>
+      <w:r>
+        <w:rPr>
+          <w:rFonts w:ascii="Times New Roman" w:hAnsi="Times New Roman" w:cs="Times New Roman"/>
+          <w:sz w:val="28"/>
+          <w:szCs w:val="28"/>
+        </w:rPr>
+        <w:t>Если человек обнаружен в опасной зоне, интерфейс меняет состояние индикатора нарушения. В списке событий отображаются идентификаторы обнаруженных объектов, находящихся внутри опасной области. При отсутствии нарушений оператор видит сообщение о штатной работе. Таким образом, интерфейс не только показывает видеопоток, но и сразу интерпретирует ситуацию с точки зрения требований безопасности.</w:t>
+      </w:r>
+    </w:p>
+    <w:p>
+      <w:pPr>
+        <w:rPr>
+          <w:rFonts w:ascii="Times New Roman" w:hAnsi="Times New Roman" w:cs="Times New Roman"/>
+          <w:sz w:val="28"/>
+          <w:szCs w:val="28"/>
+        </w:rPr>
+      </w:pPr>
+    </w:p>
+    <w:p>
+      <w:pPr>
+        <w:jc w:val="center"/>
+        <w:rPr>
+          <w:rFonts w:ascii="Times New Roman" w:hAnsi="Times New Roman" w:cs="Times New Roman"/>
+          <w:sz w:val="28"/>
+          <w:szCs w:val="28"/>
+        </w:rPr>
+      </w:pPr>
+      <w:r>
+        <w:rPr>
+          <w:rFonts w:ascii="Times New Roman" w:hAnsi="Times New Roman" w:cs="Times New Roman"/>
+          <w:noProof/>
+          <w:sz w:val="28"/>
+          <w:szCs w:val="28"/>
+        </w:rPr>
+        <w:drawing>
+          <wp:inline distT="0" distB="0" distL="0" distR="0" wp14:anchorId="54882022" wp14:editId="05458E39">
+            <wp:extent cx="5760720" cy="3690461"/>
+            <wp:effectExtent l="0" t="0" r="0" b="0"/>
+            <wp:docPr id="7" name="Picture 7"/>
+            <wp:cNvGraphicFramePr>
+              <a:graphicFrameLocks xmlns:a="http://schemas.openxmlformats.org/drawingml/2006/main" noChangeAspect="1"/>
+            </wp:cNvGraphicFramePr>
+            <a:graphic xmlns:a="http://schemas.openxmlformats.org/drawingml/2006/main">
+              <a:graphicData uri="http://schemas.openxmlformats.org/drawingml/2006/picture">
+                <pic:pic xmlns:pic="http://schemas.openxmlformats.org/drawingml/2006/picture">
+                  <pic:nvPicPr>
+                    <pic:cNvPr id="0" name="01-main.png"/>
+                    <pic:cNvPicPr/>
+                  </pic:nvPicPr>
+                  <pic:blipFill>
+                    <a:blip r:embed="rId15"/>
+                    <a:stretch>
+                      <a:fillRect/>
+                    </a:stretch>
+                  </pic:blipFill>
+                  <pic:spPr>
+                    <a:xfrm>
+                      <a:off x="0" y="0"/>
+                      <a:ext cx="5760720" cy="3690461"/>
+                    </a:xfrm>
+                    <a:prstGeom prst="rect">
+                      <a:avLst/>
+                    </a:prstGeom>
+                  </pic:spPr>
+                </pic:pic>
+              </a:graphicData>
+            </a:graphic>
+          </wp:inline>
+        </w:drawing>
+      </w:r>
+    </w:p>
+    <w:p>
+      <w:pPr>
+        <w:pStyle w:val="caption1"/>
+        <w:jc w:val="center"/>
+        <w:rPr>
+          <w:rFonts w:ascii="Times New Roman" w:hAnsi="Times New Roman" w:cs="Times New Roman"/>
+          <w:i w:val="0"/>
+          <w:iCs w:val="0"/>
+          <w:color w:val="auto"/>
+          <w:sz w:val="28"/>
+          <w:szCs w:val="28"/>
+        </w:rPr>
+      </w:pPr>
+      <w:r>
+        <w:rPr>
+          <w:rFonts w:ascii="Times New Roman" w:hAnsi="Times New Roman" w:cs="Times New Roman"/>
+          <w:i w:val="0"/>
+          <w:iCs w:val="0"/>
+          <w:color w:val="auto"/>
+          <w:sz w:val="28"/>
+          <w:szCs w:val="28"/>
+        </w:rPr>
+        <w:t>Рис. 7. Главное окно программного комплекса</w:t>
+      </w:r>
+    </w:p>
+    <w:p>
+      <w:pPr>
+        <w:pStyle w:val="2"/>
+        <w:spacing w:before="0" w:after="0" w:line="360" w:lineRule="auto"/>
+        <w:ind w:firstLine="709"/>
+        <w:jc w:val="both"/>
+        <w:rPr>
+          <w:rFonts w:ascii="Times New Roman" w:hAnsi="Times New Roman" w:cs="Times New Roman"/>
+          <w:color w:val="auto"/>
+          <w:sz w:val="28"/>
+          <w:szCs w:val="28"/>
+        </w:rPr>
+      </w:pPr>
+      <w:bookmarkStart w:id="45" w:name="_Toc229071481"/>
+      <w:r>
+        <w:rPr>
+          <w:rFonts w:ascii="Times New Roman" w:hAnsi="Times New Roman" w:cs="Times New Roman"/>
+          <w:color w:val="auto"/>
+          <w:sz w:val="28"/>
+          <w:szCs w:val="28"/>
+        </w:rPr>
+        <w:t>6.3. Модуль регистрации и учета сотрудников</w:t>
+      </w:r>
+      <w:bookmarkEnd w:id="45"/>
+    </w:p>
+    <w:p>
+      <w:pPr>
+        <w:spacing w:after="0" w:line="360" w:lineRule="auto"/>
+        <w:ind w:firstLine="709"/>
+        <w:jc w:val="both"/>
+        <w:rPr>
+          <w:rFonts w:ascii="Times New Roman" w:hAnsi="Times New Roman" w:cs="Times New Roman"/>
+          <w:sz w:val="28"/>
+          <w:szCs w:val="28"/>
+        </w:rPr>
+      </w:pPr>
+      <w:r>
+        <w:rPr>
+          <w:rFonts w:ascii="Times New Roman" w:hAnsi="Times New Roman" w:cs="Times New Roman"/>
+          <w:sz w:val="28"/>
+          <w:szCs w:val="28"/>
+        </w:rPr>
+        <w:t>Модуль регистрации и учета сотрудников предназначен для ведения информации о персонале, который может находиться на объекте. Для каждого сотрудника сохраняются внутренний идентификатор, RFID-метка, фамилия, имя и отчество, а также путь к фотографии. Эти данные используются как основа для дальнейшего расширения системы контроля допуска и сопоставления событий мониторинга с конкретными сотрудниками.</w:t>
+      </w:r>
+    </w:p>
+    <w:p>
+      <w:pPr>
+        <w:spacing w:after="0" w:line="360" w:lineRule="auto"/>
+        <w:ind w:firstLine="709"/>
+        <w:jc w:val="both"/>
+        <w:rPr>
+          <w:rFonts w:ascii="Times New Roman" w:hAnsi="Times New Roman" w:cs="Times New Roman"/>
+          <w:sz w:val="28"/>
+          <w:szCs w:val="28"/>
+        </w:rPr>
+      </w:pPr>
+      <w:r>
+        <w:rPr>
+          <w:rFonts w:ascii="Times New Roman" w:hAnsi="Times New Roman" w:cs="Times New Roman"/>
+          <w:sz w:val="28"/>
+          <w:szCs w:val="28"/>
+        </w:rPr>
+        <w:t>Работа с данными сотрудников организована через модель Employee и сервис доступа к базе данных. В модели предусмотрены основные поля сотрудника и базовая проверка корректности данных. Это снижает вероятность записи неполных сведений и упрощает дальнейшую обработку записей в интерфейсе.</w:t>
+      </w:r>
+    </w:p>
+    <w:p>
+      <w:pPr>
+        <w:spacing w:after="0" w:line="360" w:lineRule="auto"/>
+        <w:ind w:firstLine="709"/>
+        <w:jc w:val="both"/>
+        <w:rPr>
+          <w:rFonts w:ascii="Times New Roman" w:hAnsi="Times New Roman" w:cs="Times New Roman"/>
+          <w:sz w:val="28"/>
+          <w:szCs w:val="28"/>
+        </w:rPr>
+      </w:pPr>
+      <w:r>
+        <w:rPr>
+          <w:rFonts w:ascii="Times New Roman" w:hAnsi="Times New Roman" w:cs="Times New Roman"/>
+          <w:sz w:val="28"/>
+          <w:szCs w:val="28"/>
+        </w:rPr>
+        <w:t xml:space="preserve">Список сотрудников загружается из базы данных и отображается в пользовательском интерфейсе через модель представления. Такой подход </w:t>
+      </w:r>
+      <w:r>
+        <w:rPr>
+          <w:rFonts w:ascii="Times New Roman" w:hAnsi="Times New Roman" w:cs="Times New Roman"/>
+          <w:sz w:val="28"/>
+          <w:szCs w:val="28"/>
+        </w:rPr>
+        <w:lastRenderedPageBreak/>
+        <w:t>соответствует паттерну MVVM: данные и логика их получения отделены от визуального представления, а изменения коллекции сотрудников могут автоматически отражаться на экране.</w:t>
+      </w:r>
+    </w:p>
+    <w:p>
+      <w:pPr>
+        <w:rPr>
+          <w:rFonts w:ascii="Times New Roman" w:hAnsi="Times New Roman" w:cs="Times New Roman"/>
+          <w:sz w:val="28"/>
+          <w:szCs w:val="28"/>
+        </w:rPr>
+      </w:pPr>
+    </w:p>
+    <w:p>
+      <w:pPr>
+        <w:jc w:val="center"/>
+        <w:rPr>
+          <w:rFonts w:ascii="Times New Roman" w:hAnsi="Times New Roman" w:cs="Times New Roman"/>
+          <w:sz w:val="28"/>
+          <w:szCs w:val="28"/>
+        </w:rPr>
+      </w:pPr>
+      <w:r>
+        <w:rPr>
+          <w:rFonts w:ascii="Times New Roman" w:hAnsi="Times New Roman" w:cs="Times New Roman"/>
+          <w:noProof/>
+          <w:sz w:val="28"/>
+          <w:szCs w:val="28"/>
+        </w:rPr>
+        <w:drawing>
+          <wp:inline distT="0" distB="0" distL="0" distR="0" wp14:anchorId="586DDA53" wp14:editId="095D9625">
+            <wp:extent cx="5760720" cy="3690461"/>
+            <wp:effectExtent l="0" t="0" r="0" b="0"/>
+            <wp:docPr id="8" name="Picture 8"/>
+            <wp:cNvGraphicFramePr>
+              <a:graphicFrameLocks xmlns:a="http://schemas.openxmlformats.org/drawingml/2006/main" noChangeAspect="1"/>
+            </wp:cNvGraphicFramePr>
+            <a:graphic xmlns:a="http://schemas.openxmlformats.org/drawingml/2006/main">
+              <a:graphicData uri="http://schemas.openxmlformats.org/drawingml/2006/picture">
+                <pic:pic xmlns:pic="http://schemas.openxmlformats.org/drawingml/2006/picture">
+                  <pic:nvPicPr>
+                    <pic:cNvPr id="0" name="02-employees.png"/>
+                    <pic:cNvPicPr/>
+                  </pic:nvPicPr>
+                  <pic:blipFill>
+                    <a:blip r:embed="rId16"/>
+                    <a:stretch>
+                      <a:fillRect/>
+                    </a:stretch>
+                  </pic:blipFill>
+                  <pic:spPr>
+                    <a:xfrm>
+                      <a:off x="0" y="0"/>
+                      <a:ext cx="5760720" cy="3690461"/>
+                    </a:xfrm>
+                    <a:prstGeom prst="rect">
+                      <a:avLst/>
+                    </a:prstGeom>
+                  </pic:spPr>
+                </pic:pic>
+              </a:graphicData>
+            </a:graphic>
+          </wp:inline>
+        </w:drawing>
+      </w:r>
+    </w:p>
+    <w:p>
+      <w:pPr>
+        <w:pStyle w:val="caption1"/>
+        <w:jc w:val="center"/>
+        <w:rPr>
+          <w:rFonts w:ascii="Times New Roman" w:hAnsi="Times New Roman" w:cs="Times New Roman"/>
+          <w:i w:val="0"/>
+          <w:iCs w:val="0"/>
+          <w:color w:val="auto"/>
+          <w:sz w:val="28"/>
+          <w:szCs w:val="28"/>
+        </w:rPr>
+      </w:pPr>
+      <w:r>
+        <w:rPr>
+          <w:rFonts w:ascii="Times New Roman" w:hAnsi="Times New Roman" w:cs="Times New Roman"/>
+          <w:i w:val="0"/>
+          <w:iCs w:val="0"/>
+          <w:color w:val="auto"/>
+          <w:sz w:val="28"/>
+          <w:szCs w:val="28"/>
+        </w:rPr>
+        <w:t>Рис. 8. Окно учета сотрудников</w:t>
+      </w:r>
+    </w:p>
+    <w:p>
+      <w:pPr>
+        <w:pStyle w:val="2"/>
+        <w:spacing w:before="0" w:after="0" w:line="360" w:lineRule="auto"/>
+        <w:ind w:firstLine="709"/>
+        <w:jc w:val="both"/>
+        <w:rPr>
+          <w:rFonts w:ascii="Times New Roman" w:hAnsi="Times New Roman" w:cs="Times New Roman"/>
+          <w:color w:val="auto"/>
+          <w:sz w:val="28"/>
+          <w:szCs w:val="28"/>
+        </w:rPr>
+      </w:pPr>
+      <w:bookmarkStart w:id="46" w:name="_Toc229071482"/>
+      <w:r>
+        <w:rPr>
+          <w:rFonts w:ascii="Times New Roman" w:hAnsi="Times New Roman" w:cs="Times New Roman"/>
+          <w:color w:val="auto"/>
+          <w:sz w:val="28"/>
+          <w:szCs w:val="28"/>
+        </w:rPr>
+        <w:t>6.4. Модуль мониторинга видеопотока</w:t>
+      </w:r>
+      <w:bookmarkEnd w:id="46"/>
+    </w:p>
+    <w:p>
+      <w:pPr>
+        <w:spacing w:after="0" w:line="360" w:lineRule="auto"/>
+        <w:ind w:firstLine="709"/>
+        <w:jc w:val="both"/>
+        <w:rPr>
+          <w:rFonts w:ascii="Times New Roman" w:hAnsi="Times New Roman" w:cs="Times New Roman"/>
+          <w:sz w:val="28"/>
+          <w:szCs w:val="28"/>
+        </w:rPr>
+      </w:pPr>
+      <w:r>
+        <w:rPr>
+          <w:rFonts w:ascii="Times New Roman" w:hAnsi="Times New Roman" w:cs="Times New Roman"/>
+          <w:sz w:val="28"/>
+          <w:szCs w:val="28"/>
+        </w:rPr>
+        <w:t>Модуль мониторинга видеопотока отвечает за подключение к камере, получение кадров, передачу кадров в нейросетевой модуль, обработку результатов распознавания и отображение итогового изображения оператору. Данный модуль является центральным компонентом программного комплекса, так как именно он обеспечивает непрерывное наблюдение за опасной зоной.</w:t>
+      </w:r>
+    </w:p>
+    <w:p>
+      <w:pPr>
+        <w:pStyle w:val="2"/>
+        <w:spacing w:before="0" w:after="0" w:line="360" w:lineRule="auto"/>
+        <w:ind w:firstLine="709"/>
+        <w:jc w:val="both"/>
+        <w:rPr>
+          <w:rFonts w:ascii="Times New Roman" w:hAnsi="Times New Roman" w:cs="Times New Roman"/>
+          <w:color w:val="auto"/>
+          <w:sz w:val="28"/>
+          <w:szCs w:val="28"/>
+        </w:rPr>
+      </w:pPr>
+      <w:bookmarkStart w:id="47" w:name="_Toc229071483"/>
+      <w:r>
+        <w:rPr>
+          <w:rFonts w:ascii="Times New Roman" w:hAnsi="Times New Roman" w:cs="Times New Roman"/>
+          <w:color w:val="auto"/>
+          <w:sz w:val="28"/>
+          <w:szCs w:val="28"/>
+        </w:rPr>
+        <w:t>6.4.1. Получение и подготовка кадров</w:t>
+      </w:r>
+      <w:bookmarkEnd w:id="47"/>
+    </w:p>
+    <w:p>
+      <w:pPr>
+        <w:spacing w:after="0" w:line="360" w:lineRule="auto"/>
+        <w:ind w:firstLine="709"/>
+        <w:jc w:val="both"/>
+        <w:rPr>
+          <w:rFonts w:ascii="Times New Roman" w:hAnsi="Times New Roman" w:cs="Times New Roman"/>
+          <w:sz w:val="28"/>
+          <w:szCs w:val="28"/>
+        </w:rPr>
+      </w:pPr>
+      <w:r>
+        <w:rPr>
+          <w:rFonts w:ascii="Times New Roman" w:hAnsi="Times New Roman" w:cs="Times New Roman"/>
+          <w:sz w:val="28"/>
+          <w:szCs w:val="28"/>
+        </w:rPr>
+        <w:t xml:space="preserve">Получение кадров выполняется с помощью OpenCV. При запуске мониторинга приложение считывает параметры из файла настроек, открывает камеру по заданному индексу и запускает цикл обработки. Каждый кадр проверяется на корректность, после чего передается на анализ. </w:t>
+      </w:r>
+      <w:r>
+        <w:rPr>
+          <w:rFonts w:ascii="Times New Roman" w:hAnsi="Times New Roman" w:cs="Times New Roman"/>
+          <w:sz w:val="28"/>
+          <w:szCs w:val="28"/>
+        </w:rPr>
+        <w:lastRenderedPageBreak/>
+        <w:t>Если кадр пустой или камера временно не возвращает изображение, система делает короткую паузу и продолжает работу, не блокируя пользовательский интерфейс.</w:t>
+      </w:r>
+    </w:p>
+    <w:p>
+      <w:pPr>
+        <w:spacing w:after="0" w:line="360" w:lineRule="auto"/>
+        <w:ind w:firstLine="709"/>
+        <w:jc w:val="both"/>
+        <w:rPr>
+          <w:rFonts w:ascii="Times New Roman" w:hAnsi="Times New Roman" w:cs="Times New Roman"/>
+          <w:sz w:val="28"/>
+          <w:szCs w:val="28"/>
+        </w:rPr>
+      </w:pPr>
+      <w:r>
+        <w:rPr>
+          <w:rFonts w:ascii="Times New Roman" w:hAnsi="Times New Roman" w:cs="Times New Roman"/>
+          <w:sz w:val="28"/>
+          <w:szCs w:val="28"/>
+        </w:rPr>
+        <w:t>Для выполнения обработки используется отдельная фоновая задача. Это важно для настольного приложения, поскольку длительная работа с видеопотоком и нейросетью не должна останавливать интерфейс оператора. Пользователь может запускать и останавливать мониторинг, а состояние процесса отображается через текстовые статусы: инициализация камеры, загрузка модели, запуск мониторинга или сообщение об ошибке.</w:t>
+      </w:r>
+    </w:p>
+    <w:p>
+      <w:pPr>
+        <w:pStyle w:val="2"/>
+        <w:spacing w:before="0" w:after="0" w:line="360" w:lineRule="auto"/>
+        <w:ind w:firstLine="709"/>
+        <w:jc w:val="both"/>
+        <w:rPr>
+          <w:rFonts w:ascii="Times New Roman" w:hAnsi="Times New Roman" w:cs="Times New Roman"/>
+          <w:color w:val="auto"/>
+          <w:sz w:val="28"/>
+          <w:szCs w:val="28"/>
+        </w:rPr>
+      </w:pPr>
+      <w:bookmarkStart w:id="48" w:name="_Toc229071484"/>
+      <w:r>
+        <w:rPr>
+          <w:rFonts w:ascii="Times New Roman" w:hAnsi="Times New Roman" w:cs="Times New Roman"/>
+          <w:color w:val="auto"/>
+          <w:sz w:val="28"/>
+          <w:szCs w:val="28"/>
+        </w:rPr>
+        <w:t>6.4.2. Нейросетевое обнаружение человека</w:t>
+      </w:r>
+      <w:bookmarkEnd w:id="48"/>
+    </w:p>
+    <w:p>
+      <w:pPr>
+        <w:spacing w:after="0" w:line="360" w:lineRule="auto"/>
+        <w:ind w:firstLine="709"/>
+        <w:jc w:val="both"/>
+        <w:rPr>
+          <w:rFonts w:ascii="Times New Roman" w:hAnsi="Times New Roman" w:cs="Times New Roman"/>
+          <w:sz w:val="28"/>
+          <w:szCs w:val="28"/>
+        </w:rPr>
+      </w:pPr>
+      <w:r>
+        <w:rPr>
+          <w:rFonts w:ascii="Times New Roman" w:hAnsi="Times New Roman" w:cs="Times New Roman"/>
+          <w:sz w:val="28"/>
+          <w:szCs w:val="28"/>
+        </w:rPr>
+        <w:t>Обнаружение человека реализовано на основе модели YOLOv8. В программном комплексе предусмотрена возможность использовать модель обнаружения или сегментации, например файл yolov8s.pt или yolov8s-seg.pt. Путь к модели задается в настройках, что позволяет менять модель без изменения исходного кода приложения.</w:t>
+      </w:r>
+    </w:p>
+    <w:p>
+      <w:pPr>
+        <w:spacing w:after="0" w:line="360" w:lineRule="auto"/>
+        <w:ind w:firstLine="709"/>
+        <w:jc w:val="both"/>
+        <w:rPr>
+          <w:rFonts w:ascii="Times New Roman" w:hAnsi="Times New Roman" w:cs="Times New Roman"/>
+          <w:sz w:val="28"/>
+          <w:szCs w:val="28"/>
+        </w:rPr>
+      </w:pPr>
+      <w:r>
+        <w:rPr>
+          <w:rFonts w:ascii="Times New Roman" w:hAnsi="Times New Roman" w:cs="Times New Roman"/>
+          <w:sz w:val="28"/>
+          <w:szCs w:val="28"/>
+        </w:rPr>
+        <w:t>Нейросетевой модуль реализован отдельным Python-скриптом. При запуске он загружает модель YOLO, выводит служебное сообщение о готовности, после чего ожидает кадры от основного приложения. Кадр передается как изображение, закодированное в base64. Python-модуль декодирует изображение, выполняет инференс модели и формирует список обнаруженных объектов.</w:t>
+      </w:r>
+    </w:p>
+    <w:p>
+      <w:pPr>
+        <w:spacing w:after="0" w:line="360" w:lineRule="auto"/>
+        <w:ind w:firstLine="709"/>
+        <w:jc w:val="both"/>
+        <w:rPr>
+          <w:rFonts w:ascii="Times New Roman" w:hAnsi="Times New Roman" w:cs="Times New Roman"/>
+          <w:sz w:val="28"/>
+          <w:szCs w:val="28"/>
+        </w:rPr>
+      </w:pPr>
+      <w:r>
+        <w:rPr>
+          <w:rFonts w:ascii="Times New Roman" w:hAnsi="Times New Roman" w:cs="Times New Roman"/>
+          <w:sz w:val="28"/>
+          <w:szCs w:val="28"/>
+        </w:rPr>
+        <w:t>Для каждого обнаруженного человека возвращаются координаты прямоугольной области: x, y, ширина и высота. Если используется сегментационная модель и результат содержит маску объекта, дополнительно формируется контур человека. Контур упрощается средствами OpenCV, что уменьшает объем передаваемых данных и ускоряет дальнейшую геометрическую проверку в C#-части приложения.</w:t>
+      </w:r>
+    </w:p>
+    <w:p>
+      <w:pPr>
+        <w:spacing w:after="0" w:line="360" w:lineRule="auto"/>
+        <w:ind w:firstLine="709"/>
+        <w:jc w:val="both"/>
+        <w:rPr>
+          <w:rFonts w:ascii="Times New Roman" w:hAnsi="Times New Roman" w:cs="Times New Roman"/>
+          <w:sz w:val="28"/>
+          <w:szCs w:val="28"/>
+        </w:rPr>
+      </w:pPr>
+      <w:r>
+        <w:rPr>
+          <w:rFonts w:ascii="Times New Roman" w:hAnsi="Times New Roman" w:cs="Times New Roman"/>
+          <w:sz w:val="28"/>
+          <w:szCs w:val="28"/>
+        </w:rPr>
+        <w:t xml:space="preserve">Результат работы нейросети передается обратно в приложение в формате JSON. Такой формат удобен тем, что является независимым от платформы и легко преобразуется в объекты DetectionResult. Каждый </w:t>
+      </w:r>
+      <w:r>
+        <w:rPr>
+          <w:rFonts w:ascii="Times New Roman" w:hAnsi="Times New Roman" w:cs="Times New Roman"/>
+          <w:sz w:val="28"/>
+          <w:szCs w:val="28"/>
+        </w:rPr>
+        <w:lastRenderedPageBreak/>
+        <w:t>результат получает внутренний номер, после чего система определяет, находится ли объект в опасной зоне.</w:t>
+      </w:r>
+    </w:p>
+    <w:p>
+      <w:pPr>
+        <w:pStyle w:val="2"/>
+        <w:spacing w:before="0" w:after="0" w:line="360" w:lineRule="auto"/>
+        <w:ind w:firstLine="709"/>
+        <w:jc w:val="both"/>
+        <w:rPr>
+          <w:rFonts w:ascii="Times New Roman" w:hAnsi="Times New Roman" w:cs="Times New Roman"/>
+          <w:color w:val="auto"/>
+          <w:sz w:val="28"/>
+          <w:szCs w:val="28"/>
+        </w:rPr>
+      </w:pPr>
+      <w:bookmarkStart w:id="49" w:name="_Toc229071485"/>
+      <w:r>
+        <w:rPr>
+          <w:rFonts w:ascii="Times New Roman" w:hAnsi="Times New Roman" w:cs="Times New Roman"/>
+          <w:color w:val="auto"/>
+          <w:sz w:val="28"/>
+          <w:szCs w:val="28"/>
+        </w:rPr>
+        <w:t>6.4.3. Контроль пересечения опасной зоны</w:t>
+      </w:r>
+      <w:bookmarkEnd w:id="49"/>
+    </w:p>
+    <w:p>
+      <w:pPr>
+        <w:spacing w:after="0" w:line="360" w:lineRule="auto"/>
+        <w:ind w:firstLine="709"/>
+        <w:jc w:val="both"/>
+        <w:rPr>
+          <w:rFonts w:ascii="Times New Roman" w:hAnsi="Times New Roman" w:cs="Times New Roman"/>
+          <w:sz w:val="28"/>
+          <w:szCs w:val="28"/>
+        </w:rPr>
+      </w:pPr>
+      <w:r>
+        <w:rPr>
+          <w:rFonts w:ascii="Times New Roman" w:hAnsi="Times New Roman" w:cs="Times New Roman"/>
+          <w:sz w:val="28"/>
+          <w:szCs w:val="28"/>
+        </w:rPr>
+        <w:t>Опасная зона задается как прямоугольная область кадра. Ее положение и размеры хранятся в процентах относительно ширины и высоты изображения. Такой способ удобен тем, что настройки остаются корректными при изменении разрешения камеры: область автоматически пересчитывается в координаты текущего кадра.</w:t>
+      </w:r>
+    </w:p>
+    <w:p>
+      <w:pPr>
+        <w:spacing w:after="0" w:line="360" w:lineRule="auto"/>
+        <w:ind w:firstLine="709"/>
+        <w:jc w:val="both"/>
+        <w:rPr>
+          <w:rFonts w:ascii="Times New Roman" w:hAnsi="Times New Roman" w:cs="Times New Roman"/>
+          <w:sz w:val="28"/>
+          <w:szCs w:val="28"/>
+        </w:rPr>
+      </w:pPr>
+      <w:r>
+        <w:rPr>
+          <w:rFonts w:ascii="Times New Roman" w:hAnsi="Times New Roman" w:cs="Times New Roman"/>
+          <w:sz w:val="28"/>
+          <w:szCs w:val="28"/>
+        </w:rPr>
+        <w:t>Проверка нахождения человека в опасной зоне выполняется двумя способами. Если нейросеть вернула только прямоугольную рамку, система проверяет пересечение этой рамки с прямоугольником опасной зоны. Если доступен контур сегментации, используется более точный алгоритм: проверяется попадание точек контура в опасную зону, попадание углов опасной зоны внутрь контура человека и пересечение сторон многоугольника со сторонами опасной зоны.</w:t>
+      </w:r>
+    </w:p>
+    <w:p>
+      <w:pPr>
+        <w:spacing w:after="0" w:line="360" w:lineRule="auto"/>
+        <w:ind w:firstLine="709"/>
+        <w:jc w:val="both"/>
+        <w:rPr>
+          <w:rFonts w:ascii="Times New Roman" w:hAnsi="Times New Roman" w:cs="Times New Roman"/>
+          <w:sz w:val="28"/>
+          <w:szCs w:val="28"/>
+        </w:rPr>
+      </w:pPr>
+      <w:r>
+        <w:rPr>
+          <w:rFonts w:ascii="Times New Roman" w:hAnsi="Times New Roman" w:cs="Times New Roman"/>
+          <w:sz w:val="28"/>
+          <w:szCs w:val="28"/>
+        </w:rPr>
+        <w:t>Использование контура повышает точность определения нарушения. Прямоугольная рамка может включать значительную часть фона, особенно если человек расположен боком или частично перекрыт объектами. Контур позволяет анализировать фактическую область силуэта, поэтому система точнее определяет пересечение с опасной зоной.</w:t>
+      </w:r>
+    </w:p>
+    <w:p>
+      <w:pPr>
+        <w:spacing w:after="0" w:line="360" w:lineRule="auto"/>
+        <w:ind w:firstLine="709"/>
+        <w:jc w:val="both"/>
+        <w:rPr>
+          <w:rFonts w:ascii="Times New Roman" w:hAnsi="Times New Roman" w:cs="Times New Roman"/>
+          <w:sz w:val="28"/>
+          <w:szCs w:val="28"/>
+        </w:rPr>
+      </w:pPr>
+      <w:r>
+        <w:rPr>
+          <w:rFonts w:ascii="Times New Roman" w:hAnsi="Times New Roman" w:cs="Times New Roman"/>
+          <w:sz w:val="28"/>
+          <w:szCs w:val="28"/>
+        </w:rPr>
+        <w:t>После анализа кадра система наносит на изображение визуальные обозначения. Опасная зона выделяется полупрозрачной красной областью и рамкой. Обнаруженные люди, находящиеся вне опасной зоны, отображаются зеленым цветом, а объекты внутри опасной зоны - красным. Если доступна маска, она подсвечивается полупрозрачной заливкой и контуром, иначе используется прямоугольная рамка.</w:t>
+      </w:r>
+    </w:p>
+    <w:p>
+      <w:pPr>
+        <w:rPr>
+          <w:rFonts w:ascii="Times New Roman" w:hAnsi="Times New Roman" w:cs="Times New Roman"/>
+          <w:sz w:val="28"/>
+          <w:szCs w:val="28"/>
+        </w:rPr>
+      </w:pPr>
+    </w:p>
+    <w:p>
+      <w:pPr>
+        <w:jc w:val="center"/>
+        <w:rPr>
+          <w:rFonts w:ascii="Times New Roman" w:hAnsi="Times New Roman" w:cs="Times New Roman"/>
+          <w:sz w:val="28"/>
+          <w:szCs w:val="28"/>
+        </w:rPr>
+      </w:pPr>
+      <w:r>
+        <w:rPr>
+          <w:rFonts w:ascii="Times New Roman" w:hAnsi="Times New Roman" w:cs="Times New Roman"/>
+          <w:noProof/>
+          <w:sz w:val="28"/>
+          <w:szCs w:val="28"/>
+        </w:rPr>
+        <w:lastRenderedPageBreak/>
+        <w:drawing>
+          <wp:inline distT="0" distB="0" distL="0" distR="0" wp14:anchorId="6655C3CF" wp14:editId="0345C926">
+            <wp:extent cx="5760720" cy="3690461"/>
+            <wp:effectExtent l="0" t="0" r="0" b="0"/>
+            <wp:docPr id="9" name="Picture 9"/>
+            <wp:cNvGraphicFramePr>
+              <a:graphicFrameLocks xmlns:a="http://schemas.openxmlformats.org/drawingml/2006/main" noChangeAspect="1"/>
+            </wp:cNvGraphicFramePr>
+            <a:graphic xmlns:a="http://schemas.openxmlformats.org/drawingml/2006/main">
+              <a:graphicData uri="http://schemas.openxmlformats.org/drawingml/2006/picture">
+                <pic:pic xmlns:pic="http://schemas.openxmlformats.org/drawingml/2006/picture">
+                  <pic:nvPicPr>
+                    <pic:cNvPr id="0" name="03-monitor.png"/>
+                    <pic:cNvPicPr/>
+                  </pic:nvPicPr>
+                  <pic:blipFill>
+                    <a:blip r:embed="rId17"/>
+                    <a:stretch>
+                      <a:fillRect/>
+                    </a:stretch>
+                  </pic:blipFill>
+                  <pic:spPr>
+                    <a:xfrm>
+                      <a:off x="0" y="0"/>
+                      <a:ext cx="5760720" cy="3690461"/>
+                    </a:xfrm>
+                    <a:prstGeom prst="rect">
+                      <a:avLst/>
+                    </a:prstGeom>
+                  </pic:spPr>
+                </pic:pic>
+              </a:graphicData>
+            </a:graphic>
+          </wp:inline>
+        </w:drawing>
+      </w:r>
+    </w:p>
+    <w:p>
+      <w:pPr>
+        <w:pStyle w:val="caption1"/>
+        <w:jc w:val="center"/>
+        <w:rPr>
+          <w:rFonts w:ascii="Times New Roman" w:hAnsi="Times New Roman" w:cs="Times New Roman"/>
+          <w:i w:val="0"/>
+          <w:iCs w:val="0"/>
+          <w:color w:val="auto"/>
+          <w:sz w:val="28"/>
+          <w:szCs w:val="28"/>
+        </w:rPr>
+      </w:pPr>
+      <w:r>
+        <w:rPr>
+          <w:rFonts w:ascii="Times New Roman" w:hAnsi="Times New Roman" w:cs="Times New Roman"/>
+          <w:i w:val="0"/>
+          <w:iCs w:val="0"/>
+          <w:color w:val="auto"/>
+          <w:sz w:val="28"/>
+          <w:szCs w:val="28"/>
+        </w:rPr>
+        <w:t>Рис. 9. Окно мониторинга опасной зоны</w:t>
+      </w:r>
+    </w:p>
+    <w:p>
+      <w:pPr>
+        <w:pStyle w:val="2"/>
+        <w:spacing w:before="0" w:after="0" w:line="360" w:lineRule="auto"/>
+        <w:ind w:firstLine="709"/>
+        <w:jc w:val="both"/>
+        <w:rPr>
+          <w:rFonts w:ascii="Times New Roman" w:hAnsi="Times New Roman" w:cs="Times New Roman"/>
+          <w:color w:val="auto"/>
+          <w:sz w:val="28"/>
+          <w:szCs w:val="28"/>
+        </w:rPr>
+      </w:pPr>
+      <w:bookmarkStart w:id="50" w:name="_Toc229071486"/>
+      <w:r>
+        <w:rPr>
+          <w:rFonts w:ascii="Times New Roman" w:hAnsi="Times New Roman" w:cs="Times New Roman"/>
+          <w:color w:val="auto"/>
+          <w:sz w:val="28"/>
+          <w:szCs w:val="28"/>
+        </w:rPr>
+        <w:t>6.5. Модуль настроек программного комплекса</w:t>
+      </w:r>
+      <w:bookmarkEnd w:id="50"/>
+    </w:p>
+    <w:p>
+      <w:pPr>
+        <w:spacing w:after="0" w:line="360" w:lineRule="auto"/>
+        <w:ind w:firstLine="709"/>
+        <w:jc w:val="both"/>
+        <w:rPr>
+          <w:rFonts w:ascii="Times New Roman" w:hAnsi="Times New Roman" w:cs="Times New Roman"/>
+          <w:sz w:val="28"/>
+          <w:szCs w:val="28"/>
+        </w:rPr>
+      </w:pPr>
+      <w:r>
+        <w:rPr>
+          <w:rFonts w:ascii="Times New Roman" w:hAnsi="Times New Roman" w:cs="Times New Roman"/>
+          <w:sz w:val="28"/>
+          <w:szCs w:val="28"/>
+        </w:rPr>
+        <w:t>Модуль настроек предназначен для изменения параметров работы системы без перекомпиляции приложения. Пользователь может выбрать индекс камеры, указать путь к файлу модели YOLO, настроить порог уверенности нейросети, задать путь к базе данных, включить или отключить автоматический запуск мониторинга, а также изменить положение и размер опасной зоны.</w:t>
+      </w:r>
+    </w:p>
+    <w:p>
+      <w:pPr>
+        <w:spacing w:after="0" w:line="360" w:lineRule="auto"/>
+        <w:ind w:firstLine="709"/>
+        <w:jc w:val="both"/>
+        <w:rPr>
+          <w:rFonts w:ascii="Times New Roman" w:hAnsi="Times New Roman" w:cs="Times New Roman"/>
+          <w:sz w:val="28"/>
+          <w:szCs w:val="28"/>
+        </w:rPr>
+      </w:pPr>
+      <w:r>
+        <w:rPr>
+          <w:rFonts w:ascii="Times New Roman" w:hAnsi="Times New Roman" w:cs="Times New Roman"/>
+          <w:sz w:val="28"/>
+          <w:szCs w:val="28"/>
+        </w:rPr>
+        <w:t>Настройки сохраняются в файл settings.json в пользовательской директории приложения. При запуске система загружает этот файл, а при его отсутствии использует значения по умолчанию. Для повышения надежности параметры нормализуются: индекс камеры ограничивается допустимым диапазоном, порог уверенности приводится к диапазону от 0,1 до 0,95, а размеры опасной зоны не могут выйти за пределы кадра.</w:t>
+      </w:r>
+    </w:p>
+    <w:p>
+      <w:pPr>
+        <w:spacing w:after="0" w:line="360" w:lineRule="auto"/>
+        <w:ind w:firstLine="709"/>
+        <w:jc w:val="both"/>
+        <w:rPr>
+          <w:rFonts w:ascii="Times New Roman" w:hAnsi="Times New Roman" w:cs="Times New Roman"/>
+          <w:sz w:val="28"/>
+          <w:szCs w:val="28"/>
+        </w:rPr>
+      </w:pPr>
+      <w:r>
+        <w:rPr>
+          <w:rFonts w:ascii="Times New Roman" w:hAnsi="Times New Roman" w:cs="Times New Roman"/>
+          <w:sz w:val="28"/>
+          <w:szCs w:val="28"/>
+        </w:rPr>
+        <w:t xml:space="preserve">Порог уверенности используется для фильтрации результатов нейросети. Если значение уверенности ниже заданного пользователем порога, обнаруженный объект не попадает в итоговый список. Это позволяет оператору подобрать баланс между чувствительностью и числом ложных </w:t>
+      </w:r>
+      <w:r>
+        <w:rPr>
+          <w:rFonts w:ascii="Times New Roman" w:hAnsi="Times New Roman" w:cs="Times New Roman"/>
+          <w:sz w:val="28"/>
+          <w:szCs w:val="28"/>
+        </w:rPr>
+        <w:lastRenderedPageBreak/>
+        <w:t>срабатываний в зависимости от условий освещения, качества камеры и особенностей объекта.</w:t>
+      </w:r>
+    </w:p>
+    <w:p>
+      <w:pPr>
+        <w:rPr>
+          <w:rFonts w:ascii="Times New Roman" w:hAnsi="Times New Roman" w:cs="Times New Roman"/>
+          <w:sz w:val="28"/>
+          <w:szCs w:val="28"/>
+        </w:rPr>
+      </w:pPr>
+    </w:p>
+    <w:p>
+      <w:pPr>
+        <w:jc w:val="center"/>
+        <w:rPr>
+          <w:rFonts w:ascii="Times New Roman" w:hAnsi="Times New Roman" w:cs="Times New Roman"/>
+          <w:sz w:val="28"/>
+          <w:szCs w:val="28"/>
+        </w:rPr>
+      </w:pPr>
+      <w:r>
+        <w:rPr>
+          <w:rFonts w:ascii="Times New Roman" w:hAnsi="Times New Roman" w:cs="Times New Roman"/>
+          <w:noProof/>
+          <w:sz w:val="28"/>
+          <w:szCs w:val="28"/>
+        </w:rPr>
+        <w:drawing>
+          <wp:inline distT="0" distB="0" distL="0" distR="0" wp14:anchorId="27426E54" wp14:editId="3A8F56D9">
+            <wp:extent cx="5760720" cy="3690461"/>
+            <wp:effectExtent l="0" t="0" r="0" b="0"/>
+            <wp:docPr id="10" name="Picture 10"/>
+            <wp:cNvGraphicFramePr>
+              <a:graphicFrameLocks xmlns:a="http://schemas.openxmlformats.org/drawingml/2006/main" noChangeAspect="1"/>
+            </wp:cNvGraphicFramePr>
+            <a:graphic xmlns:a="http://schemas.openxmlformats.org/drawingml/2006/main">
+              <a:graphicData uri="http://schemas.openxmlformats.org/drawingml/2006/picture">
+                <pic:pic xmlns:pic="http://schemas.openxmlformats.org/drawingml/2006/picture">
+                  <pic:nvPicPr>
+                    <pic:cNvPr id="0" name="04-settings.png"/>
+                    <pic:cNvPicPr/>
+                  </pic:nvPicPr>
+                  <pic:blipFill>
+                    <a:blip r:embed="rId18"/>
+                    <a:stretch>
+                      <a:fillRect/>
+                    </a:stretch>
+                  </pic:blipFill>
+                  <pic:spPr>
+                    <a:xfrm>
+                      <a:off x="0" y="0"/>
+                      <a:ext cx="5760720" cy="3690461"/>
+                    </a:xfrm>
+                    <a:prstGeom prst="rect">
+                      <a:avLst/>
+                    </a:prstGeom>
+                  </pic:spPr>
+                </pic:pic>
+              </a:graphicData>
+            </a:graphic>
+          </wp:inline>
+        </w:drawing>
+      </w:r>
+    </w:p>
+    <w:p>
+      <w:pPr>
+        <w:pStyle w:val="caption1"/>
+        <w:jc w:val="center"/>
+        <w:rPr>
+          <w:rFonts w:ascii="Times New Roman" w:hAnsi="Times New Roman" w:cs="Times New Roman"/>
+          <w:i w:val="0"/>
+          <w:iCs w:val="0"/>
+          <w:color w:val="auto"/>
+          <w:sz w:val="28"/>
+          <w:szCs w:val="28"/>
+        </w:rPr>
+      </w:pPr>
+      <w:r>
+        <w:rPr>
+          <w:rFonts w:ascii="Times New Roman" w:hAnsi="Times New Roman" w:cs="Times New Roman"/>
+          <w:i w:val="0"/>
+          <w:iCs w:val="0"/>
+          <w:color w:val="auto"/>
+          <w:sz w:val="28"/>
+          <w:szCs w:val="28"/>
+        </w:rPr>
+        <w:t>Рис. 10. Окно настройки параметров программного комплекса</w:t>
+      </w:r>
+    </w:p>
+    <w:p>
+      <w:pPr>
+        <w:pStyle w:val="2"/>
+        <w:spacing w:before="0" w:after="0" w:line="360" w:lineRule="auto"/>
+        <w:ind w:firstLine="709"/>
+        <w:jc w:val="both"/>
+        <w:rPr>
+          <w:rFonts w:ascii="Times New Roman" w:hAnsi="Times New Roman" w:cs="Times New Roman"/>
+          <w:color w:val="auto"/>
+          <w:sz w:val="28"/>
+          <w:szCs w:val="28"/>
+        </w:rPr>
+      </w:pPr>
+      <w:bookmarkStart w:id="51" w:name="_Toc229071487"/>
+      <w:r>
+        <w:rPr>
+          <w:rFonts w:ascii="Times New Roman" w:hAnsi="Times New Roman" w:cs="Times New Roman"/>
+          <w:color w:val="auto"/>
+          <w:sz w:val="28"/>
+          <w:szCs w:val="28"/>
+        </w:rPr>
+        <w:t>6.6. Модуль хранения данных</w:t>
+      </w:r>
+      <w:bookmarkEnd w:id="51"/>
+    </w:p>
+    <w:p>
+      <w:pPr>
+        <w:spacing w:after="0" w:line="360" w:lineRule="auto"/>
+        <w:ind w:firstLine="709"/>
+        <w:jc w:val="both"/>
+        <w:rPr>
+          <w:rFonts w:ascii="Times New Roman" w:hAnsi="Times New Roman" w:cs="Times New Roman"/>
+          <w:sz w:val="28"/>
+          <w:szCs w:val="28"/>
+        </w:rPr>
+      </w:pPr>
+      <w:r>
+        <w:rPr>
+          <w:rFonts w:ascii="Times New Roman" w:hAnsi="Times New Roman" w:cs="Times New Roman"/>
+          <w:sz w:val="28"/>
+          <w:szCs w:val="28"/>
+        </w:rPr>
+        <w:t>Для хранения данных в программном комплексе используется локальная база данных safetysystem.db. На этапе прототипирования такой вариант удобен, поскольку база поставляется вместе с приложением, не требует отдельного серверного развертывания и позволяет быстро проверить работу модулей регистрации и просмотра сотрудников.</w:t>
+      </w:r>
+    </w:p>
+    <w:p>
+      <w:pPr>
+        <w:spacing w:after="0" w:line="360" w:lineRule="auto"/>
+        <w:ind w:firstLine="709"/>
+        <w:jc w:val="both"/>
+        <w:rPr>
+          <w:rFonts w:ascii="Times New Roman" w:hAnsi="Times New Roman" w:cs="Times New Roman"/>
+          <w:sz w:val="28"/>
+          <w:szCs w:val="28"/>
+        </w:rPr>
+      </w:pPr>
+      <w:r>
+        <w:rPr>
+          <w:rFonts w:ascii="Times New Roman" w:hAnsi="Times New Roman" w:cs="Times New Roman"/>
+          <w:sz w:val="28"/>
+          <w:szCs w:val="28"/>
+        </w:rPr>
+        <w:t>Инициализация базы данных выполняется автоматически. При первом обращении создается таблица Employees, содержащая идентификатор записи, табельный идентификатор сотрудника, RFID-метку, имя сотрудника и путь к фотографии. Если таблица не содержит записей, система добавляет несколько демонстрационных сотрудников, что упрощает проверку интерфейса и сценариев работы.</w:t>
+      </w:r>
+    </w:p>
+    <w:p>
+      <w:pPr>
+        <w:spacing w:after="0" w:line="360" w:lineRule="auto"/>
+        <w:ind w:firstLine="709"/>
+        <w:jc w:val="both"/>
+        <w:rPr>
+          <w:rFonts w:ascii="Times New Roman" w:hAnsi="Times New Roman" w:cs="Times New Roman"/>
+          <w:sz w:val="28"/>
+          <w:szCs w:val="28"/>
+        </w:rPr>
+      </w:pPr>
+      <w:r>
+        <w:rPr>
+          <w:rFonts w:ascii="Times New Roman" w:hAnsi="Times New Roman" w:cs="Times New Roman"/>
+          <w:sz w:val="28"/>
+          <w:szCs w:val="28"/>
+        </w:rPr>
+        <w:lastRenderedPageBreak/>
+        <w:t>Доступ к базе данных реализован через отдельный сервис. Для выполнения SQL-запросов используется Dapper, а подключение организовано через Microsoft.Data.Sqlite. Выделение отдельного сервиса упрощает сопровождение кода: интерфейс приложения не работает напрямую с SQL-запросами, а получает уже подготовленные объекты предметной области.</w:t>
+      </w:r>
+    </w:p>
+    <w:p>
+      <w:pPr>
+        <w:pStyle w:val="2"/>
+        <w:spacing w:before="0" w:after="0" w:line="360" w:lineRule="auto"/>
+        <w:ind w:firstLine="709"/>
+        <w:jc w:val="both"/>
+        <w:rPr>
+          <w:rFonts w:ascii="Times New Roman" w:hAnsi="Times New Roman" w:cs="Times New Roman"/>
+          <w:color w:val="auto"/>
+          <w:sz w:val="28"/>
+          <w:szCs w:val="28"/>
+        </w:rPr>
+      </w:pPr>
+      <w:bookmarkStart w:id="52" w:name="_Toc229071488"/>
+      <w:r>
+        <w:rPr>
+          <w:rFonts w:ascii="Times New Roman" w:hAnsi="Times New Roman" w:cs="Times New Roman"/>
+          <w:color w:val="auto"/>
+          <w:sz w:val="28"/>
+          <w:szCs w:val="28"/>
+        </w:rPr>
+        <w:t>6.7. Модуль маршрутного контроля, уведомлений и анализа</w:t>
+      </w:r>
+      <w:bookmarkEnd w:id="52"/>
+    </w:p>
+    <w:p>
+      <w:pPr>
+        <w:spacing w:after="0" w:line="360" w:lineRule="auto"/>
+        <w:ind w:firstLine="709"/>
+        <w:jc w:val="both"/>
+        <w:rPr>
+          <w:rFonts w:ascii="Times New Roman" w:hAnsi="Times New Roman" w:cs="Times New Roman"/>
+          <w:sz w:val="28"/>
+          <w:szCs w:val="28"/>
+        </w:rPr>
+      </w:pPr>
+      <w:r>
+        <w:rPr>
+          <w:rFonts w:ascii="Times New Roman" w:hAnsi="Times New Roman" w:cs="Times New Roman"/>
+          <w:sz w:val="28"/>
+          <w:szCs w:val="28"/>
+        </w:rPr>
+        <w:t>В программном комплексе предусмотрены разделы для маршрутного контроля, уведомлений и анализа данных. Эти разделы формируют основу для развития системы в сторону полного контроля прохождения контрольных точек и последующей аналитики по событиям мониторинга. В текущей структуре приложения они выделены в отдельные экраны, что позволяет подключать к ним дополнительные источники данных без изменения модуля видеомониторинга.</w:t>
+      </w:r>
+    </w:p>
+    <w:p>
+      <w:pPr>
+        <w:spacing w:after="0" w:line="360" w:lineRule="auto"/>
+        <w:ind w:firstLine="709"/>
+        <w:jc w:val="both"/>
+        <w:rPr>
+          <w:rFonts w:ascii="Times New Roman" w:hAnsi="Times New Roman" w:cs="Times New Roman"/>
+          <w:sz w:val="28"/>
+          <w:szCs w:val="28"/>
+        </w:rPr>
+      </w:pPr>
+      <w:r>
+        <w:rPr>
+          <w:rFonts w:ascii="Times New Roman" w:hAnsi="Times New Roman" w:cs="Times New Roman"/>
+          <w:sz w:val="28"/>
+          <w:szCs w:val="28"/>
+        </w:rPr>
+        <w:t>Модуль маршрутного контроля предназначен для сопоставления действий сотрудника с заданным порядком прохождения контрольных точек. В дальнейшем он может использовать данные RFID-меток, координат контрольных точек и событий видеонаблюдения. Такой подход позволит фиксировать не только факт появления человека в опасной зоне, но и корректность его маршрута.</w:t>
+      </w:r>
+    </w:p>
+    <w:p>
+      <w:pPr>
+        <w:spacing w:after="0" w:line="360" w:lineRule="auto"/>
+        <w:ind w:firstLine="709"/>
+        <w:jc w:val="both"/>
+        <w:rPr>
+          <w:rFonts w:ascii="Times New Roman" w:hAnsi="Times New Roman" w:cs="Times New Roman"/>
+          <w:sz w:val="28"/>
+          <w:szCs w:val="28"/>
+        </w:rPr>
+      </w:pPr>
+      <w:r>
+        <w:rPr>
+          <w:rFonts w:ascii="Times New Roman" w:hAnsi="Times New Roman" w:cs="Times New Roman"/>
+          <w:sz w:val="28"/>
+          <w:szCs w:val="28"/>
+        </w:rPr>
+        <w:t>Модуль уведомлений предназначен для информирования оператора о нарушениях. Источником уведомлений могут быть результаты нейросетевого обнаружения, факт пересечения опасной зоны, отсутствие прохождения контрольной точки или нарушение требований к защитному оборудованию. Аналитический раздел, в свою очередь, может использовать сохраненные события для формирования отчетов, оценки количества нарушений и выявления повторяющихся проблем в организации работ.</w:t>
+      </w:r>
+    </w:p>
+    <w:p>
+      <w:pPr>
+        <w:pStyle w:val="2"/>
+        <w:spacing w:before="0" w:after="0" w:line="360" w:lineRule="auto"/>
+        <w:ind w:firstLine="709"/>
+        <w:jc w:val="both"/>
+        <w:rPr>
+          <w:rFonts w:ascii="Times New Roman" w:hAnsi="Times New Roman" w:cs="Times New Roman"/>
+          <w:color w:val="auto"/>
+          <w:sz w:val="28"/>
+          <w:szCs w:val="28"/>
+        </w:rPr>
+      </w:pPr>
+      <w:bookmarkStart w:id="53" w:name="_Toc229071489"/>
+      <w:r>
+        <w:rPr>
+          <w:rFonts w:ascii="Times New Roman" w:hAnsi="Times New Roman" w:cs="Times New Roman"/>
+          <w:color w:val="auto"/>
+          <w:sz w:val="28"/>
+          <w:szCs w:val="28"/>
+        </w:rPr>
+        <w:t>6.8. Интеграция компонентов в единую систему</w:t>
+      </w:r>
+      <w:bookmarkEnd w:id="53"/>
+    </w:p>
+    <w:p>
+      <w:pPr>
+        <w:spacing w:after="0" w:line="360" w:lineRule="auto"/>
+        <w:ind w:firstLine="709"/>
+        <w:jc w:val="both"/>
+        <w:rPr>
+          <w:rFonts w:ascii="Times New Roman" w:hAnsi="Times New Roman" w:cs="Times New Roman"/>
+          <w:sz w:val="28"/>
+          <w:szCs w:val="28"/>
+        </w:rPr>
+      </w:pPr>
+      <w:r>
+        <w:rPr>
+          <w:rFonts w:ascii="Times New Roman" w:hAnsi="Times New Roman" w:cs="Times New Roman"/>
+          <w:sz w:val="28"/>
+          <w:szCs w:val="28"/>
+        </w:rPr>
+        <w:t xml:space="preserve">Интеграция компонентов выполняется через общий цикл мониторинга. Сначала пользователь задает параметры системы в настройках. Затем модуль </w:t>
+      </w:r>
+      <w:r>
+        <w:rPr>
+          <w:rFonts w:ascii="Times New Roman" w:hAnsi="Times New Roman" w:cs="Times New Roman"/>
+          <w:sz w:val="28"/>
+          <w:szCs w:val="28"/>
+        </w:rPr>
+        <w:lastRenderedPageBreak/>
+        <w:t>мониторинга открывает камеру, запускает Python-процесс с моделью YOLO и начинает передавать кадры на анализ. Нейросетевой модуль возвращает координаты и контуры людей, после чего C#-часть определяет пересечение с опасной зоной, обновляет изображение и выводит показатели на экран оператора.</w:t>
+      </w:r>
+    </w:p>
+    <w:p>
+      <w:pPr>
+        <w:spacing w:after="0" w:line="360" w:lineRule="auto"/>
+        <w:ind w:firstLine="709"/>
+        <w:jc w:val="both"/>
+        <w:rPr>
+          <w:rFonts w:ascii="Times New Roman" w:hAnsi="Times New Roman" w:cs="Times New Roman"/>
+          <w:sz w:val="28"/>
+          <w:szCs w:val="28"/>
+        </w:rPr>
+      </w:pPr>
+      <w:r>
+        <w:rPr>
+          <w:rFonts w:ascii="Times New Roman" w:hAnsi="Times New Roman" w:cs="Times New Roman"/>
+          <w:sz w:val="28"/>
+          <w:szCs w:val="28"/>
+        </w:rPr>
+        <w:t>При возникновении ошибок система переводит состояние мониторинга в режим остановки и отображает сообщение оператору. Например, ошибка может возникнуть при недоступности камеры, отсутствии файла модели, некорректном ответе Python-модуля или превышении времени ожидания ответа нейросети. Обработка таких ситуаций необходима для промышленного программного комплекса, так как оператор должен быстро понимать причину сбоя.</w:t>
+      </w:r>
+    </w:p>
+    <w:p>
+      <w:pPr>
+        <w:spacing w:after="0" w:line="360" w:lineRule="auto"/>
+        <w:ind w:firstLine="709"/>
+        <w:jc w:val="both"/>
+        <w:rPr>
+          <w:rFonts w:ascii="Times New Roman" w:hAnsi="Times New Roman"/>
+          <w:sz w:val="28"/>
+        </w:rPr>
+      </w:pPr>
+      <w:r>
+        <w:rPr>
+          <w:rFonts w:ascii="Times New Roman" w:hAnsi="Times New Roman" w:cs="Times New Roman"/>
+          <w:sz w:val="28"/>
+          <w:szCs w:val="28"/>
+        </w:rPr>
+        <w:t>В результате разработанный программный комплекс объединяет графический интерфейс, хранение данных, настройку параметров, обработку видеопотока и нейросетевое обнаружение людей. Модульная архитектура обеспечивает возможность дальнейшего развития системы: добавления учета защитного оборудования, расширения базы событий, подключения нескольких камер, формирования отчетов и внедрения более сложных алгоритмов анализа поведения человека в опасной</w:t>
+      </w:r>
+      <w:r>
+        <w:rPr>
+          <w:rFonts w:ascii="Times New Roman" w:hAnsi="Times New Roman"/>
+          <w:sz w:val="28"/>
+        </w:rPr>
+        <w:t xml:space="preserve"> зоне.</w:t>
+      </w:r>
+      <w:r>
+        <w:rPr>
+          <w:rFonts w:ascii="Times New Roman" w:hAnsi="Times New Roman"/>
+          <w:sz w:val="28"/>
         </w:rPr>
         <w:br w:type="page"/>
       </w:r>
@@ -13632,23 +16346,25 @@
           <w:rFonts w:ascii="Times New Roman" w:hAnsi="Times New Roman" w:cs="Times New Roman"/>
           <w:b/>
           <w:bCs/>
-          <w:color w:val="000000" w:themeColor="text1"/>
-          <w:sz w:val="28"/>
-          <w:szCs w:val="28"/>
-        </w:rPr>
-      </w:pPr>
+          <w:color w:val="auto"/>
+          <w:sz w:val="28"/>
+          <w:szCs w:val="28"/>
+        </w:rPr>
+      </w:pPr>
+      <w:bookmarkStart w:id="54" w:name="_Toc229071490"/>
       <w:r>
         <w:rPr>
           <w:rFonts w:ascii="Times New Roman" w:hAnsi="Times New Roman" w:cs="Times New Roman"/>
           <w:b/>
           <w:bCs/>
-          <w:color w:val="000000" w:themeColor="text1"/>
+          <w:color w:val="auto"/>
           <w:sz w:val="28"/>
           <w:szCs w:val="28"/>
         </w:rPr>
         <w:lastRenderedPageBreak/>
         <w:t>7. ПРАКТИЧЕСКАЯ ЗНАЧИМОСТЬ РЕЗУЛЬТАТОВ ИССЛЕДОВАНИЯ</w:t>
       </w:r>
+      <w:bookmarkEnd w:id="54"/>
     </w:p>
     <w:p>
       <w:pPr>
@@ -14078,16 +16794,6 @@
         </w:rPr>
         <w:t>Разработанная система позволяет повысить уровень промышленной безопасности, снизить вероятность возникновения аварийных ситуаций и уменьшить влияние человеческого фактора при контроле опасных зон. Использование современных методов искусственного интеллекта и компьютерного зрения обеспечивает возможность дальнейшего масштабирования и внедрения системы на реальных производственных объектах.</w:t>
       </w:r>
-    </w:p>
-    <w:p>
-      <w:pPr>
-        <w:spacing w:after="0" w:line="240" w:lineRule="auto"/>
-        <w:rPr>
-          <w:rFonts w:ascii="Times New Roman" w:hAnsi="Times New Roman" w:cs="Times New Roman"/>
-          <w:sz w:val="28"/>
-          <w:szCs w:val="28"/>
-        </w:rPr>
-      </w:pPr>
       <w:r>
         <w:rPr>
           <w:rFonts w:ascii="Times New Roman" w:hAnsi="Times New Roman" w:cs="Times New Roman"/>
@@ -14106,23 +16812,25 @@
           <w:rFonts w:ascii="Times New Roman" w:hAnsi="Times New Roman" w:cs="Times New Roman"/>
           <w:b/>
           <w:bCs/>
-          <w:color w:val="000000" w:themeColor="text1"/>
-          <w:sz w:val="28"/>
-          <w:szCs w:val="28"/>
-        </w:rPr>
-      </w:pPr>
+          <w:color w:val="auto"/>
+          <w:sz w:val="28"/>
+          <w:szCs w:val="28"/>
+        </w:rPr>
+      </w:pPr>
+      <w:bookmarkStart w:id="55" w:name="_Toc229071491"/>
       <w:r>
         <w:rPr>
           <w:rFonts w:ascii="Times New Roman" w:hAnsi="Times New Roman" w:cs="Times New Roman"/>
           <w:b/>
           <w:bCs/>
-          <w:color w:val="000000" w:themeColor="text1"/>
+          <w:color w:val="auto"/>
           <w:sz w:val="28"/>
           <w:szCs w:val="28"/>
         </w:rPr>
         <w:lastRenderedPageBreak/>
         <w:t>ЗАКЛЮЧЕНИЕ</w:t>
       </w:r>
+      <w:bookmarkEnd w:id="55"/>
     </w:p>
     <w:p>
       <w:pPr>
@@ -14141,7 +16849,7 @@
           <w:sz w:val="28"/>
           <w:szCs w:val="28"/>
         </w:rPr>
-        <w:t>По итогам работы была спроектирована и разработана автоматизированная система обнаружения присутствия человека в опасной зоне с учётом прохождения контрольных точек.</w:t>
+        <w:t>По итогам выполненной работы была спроектирована и разработана автоматизированная система обнаружения присутствия человека в опасной зоне с учётом прохождения контрольных точек. Разработанная система ориентирована на повышение уровня промышленной безопасности и снижение вероятности возникновения аварийных ситуаций, связанных с нахождением персонала в потенциально опасных зонах без соблюдения установленных требований безопасности.</w:t>
       </w:r>
     </w:p>
     <w:p>
@@ -14161,7 +16869,7 @@
           <w:sz w:val="28"/>
           <w:szCs w:val="28"/>
         </w:rPr>
-        <w:t>Были выполнены следующие задачи для достижения цели проектирования и разработки системы:</w:t>
+        <w:t>Для достижения поставленной цели в ходе выполнения работы были решены следующие задачи:</w:t>
       </w:r>
     </w:p>
     <w:p>
@@ -14169,7 +16877,7 @@
         <w:pStyle w:val="af2"/>
         <w:numPr>
           <w:ilvl w:val="0"/>
-          <w:numId w:val="65"/>
+          <w:numId w:val="67"/>
         </w:numPr>
         <w:spacing w:after="0" w:line="360" w:lineRule="auto"/>
         <w:jc w:val="both"/>
@@ -14193,7 +16901,7 @@
         <w:pStyle w:val="af2"/>
         <w:numPr>
           <w:ilvl w:val="0"/>
-          <w:numId w:val="65"/>
+          <w:numId w:val="67"/>
         </w:numPr>
         <w:spacing w:after="0" w:line="360" w:lineRule="auto"/>
         <w:jc w:val="both"/>
@@ -14217,7 +16925,7 @@
         <w:pStyle w:val="af2"/>
         <w:numPr>
           <w:ilvl w:val="0"/>
-          <w:numId w:val="65"/>
+          <w:numId w:val="67"/>
         </w:numPr>
         <w:spacing w:after="0" w:line="360" w:lineRule="auto"/>
         <w:jc w:val="both"/>
@@ -14233,7 +16941,7 @@
           <w:sz w:val="28"/>
           <w:szCs w:val="28"/>
         </w:rPr>
-        <w:t xml:space="preserve">Спроектирована архитектура системы, разработаны BPMN, DFD, IDEF0 диаграммы, ER-диаграмма и логическая модель базы данных. </w:t>
+        <w:t xml:space="preserve">Спроектирована архитектура системы, разработаны BPMN-, DFD-, IDEF0-диаграммы, ER-диаграмма и логическая модель базы данных. </w:t>
       </w:r>
     </w:p>
     <w:p>
@@ -14241,7 +16949,7 @@
         <w:pStyle w:val="af2"/>
         <w:numPr>
           <w:ilvl w:val="0"/>
-          <w:numId w:val="65"/>
+          <w:numId w:val="67"/>
         </w:numPr>
         <w:spacing w:after="0" w:line="360" w:lineRule="auto"/>
         <w:jc w:val="both"/>
@@ -14265,7 +16973,7 @@
         <w:pStyle w:val="af2"/>
         <w:numPr>
           <w:ilvl w:val="0"/>
-          <w:numId w:val="65"/>
+          <w:numId w:val="67"/>
         </w:numPr>
         <w:spacing w:after="0" w:line="360" w:lineRule="auto"/>
         <w:jc w:val="both"/>
@@ -14289,7 +16997,7 @@
         <w:pStyle w:val="af2"/>
         <w:numPr>
           <w:ilvl w:val="0"/>
-          <w:numId w:val="65"/>
+          <w:numId w:val="67"/>
         </w:numPr>
         <w:spacing w:after="0" w:line="360" w:lineRule="auto"/>
         <w:jc w:val="both"/>
@@ -14313,7 +17021,7 @@
         <w:pStyle w:val="af2"/>
         <w:numPr>
           <w:ilvl w:val="0"/>
-          <w:numId w:val="65"/>
+          <w:numId w:val="67"/>
         </w:numPr>
         <w:spacing w:after="0" w:line="360" w:lineRule="auto"/>
         <w:jc w:val="both"/>
@@ -14337,7 +17045,7 @@
         <w:pStyle w:val="af2"/>
         <w:numPr>
           <w:ilvl w:val="0"/>
-          <w:numId w:val="65"/>
+          <w:numId w:val="67"/>
         </w:numPr>
         <w:spacing w:after="0" w:line="360" w:lineRule="auto"/>
         <w:jc w:val="both"/>
@@ -14361,7 +17069,7 @@
         <w:pStyle w:val="af2"/>
         <w:numPr>
           <w:ilvl w:val="0"/>
-          <w:numId w:val="65"/>
+          <w:numId w:val="67"/>
         </w:numPr>
         <w:spacing w:after="0" w:line="360" w:lineRule="auto"/>
         <w:jc w:val="both"/>
@@ -14397,7 +17105,16 @@
           <w:sz w:val="28"/>
           <w:szCs w:val="28"/>
         </w:rPr>
-        <w:t>В результате выполнения работы была создана программная система, обеспечивающая автоматизированный контроль присутствия человека в опасной зоне и позволяющая повысить уровень безопасности на объектах с повышенным риском.</w:t>
+        <w:t xml:space="preserve">В процессе разработки были применены современные подходы к построению интеллектуальных систем видеонаблюдения и анализа данных. Использование методов компьютерного зрения и нейронных сетей позволило автоматизировать процесс контроля соблюдения требований безопасности, </w:t>
+      </w:r>
+      <w:r>
+        <w:rPr>
+          <w:rFonts w:ascii="Times New Roman" w:hAnsi="Times New Roman" w:cs="Times New Roman"/>
+          <w:sz w:val="28"/>
+          <w:szCs w:val="28"/>
+        </w:rPr>
+        <w:lastRenderedPageBreak/>
+        <w:t>снизить влияние человеческого фактора и повысить оперативность реагирования на потенциально опасные ситуации.</w:t>
       </w:r>
     </w:p>
     <w:p>
@@ -14409,52 +17126,81 @@
           <w:rFonts w:ascii="Times New Roman" w:hAnsi="Times New Roman" w:cs="Times New Roman"/>
           <w:sz w:val="28"/>
           <w:szCs w:val="28"/>
-          <w:lang w:val="en-US"/>
-        </w:rPr>
-      </w:pPr>
-      <w:r>
-        <w:rPr>
-          <w:rFonts w:ascii="Times New Roman" w:hAnsi="Times New Roman" w:cs="Times New Roman"/>
-          <w:sz w:val="28"/>
-          <w:szCs w:val="28"/>
-        </w:rPr>
-        <w:t>Цель и задачи работы можно считать успешно выполненными.</w:t>
-      </w:r>
-      <w:r>
-        <w:rPr>
-          <w:rFonts w:ascii="Times New Roman" w:hAnsi="Times New Roman" w:cs="Times New Roman"/>
-          <w:sz w:val="28"/>
-          <w:szCs w:val="28"/>
-        </w:rPr>
-        <w:br/>
-        <w:t xml:space="preserve">Дальнейшее развитие работы может быть направлено на повышение точности алгоритмов обнаружения, расширение функциональных </w:t>
-      </w:r>
-      <w:r>
-        <w:rPr>
-          <w:rFonts w:ascii="Times New Roman" w:hAnsi="Times New Roman" w:cs="Times New Roman"/>
-          <w:sz w:val="28"/>
-          <w:szCs w:val="28"/>
-        </w:rPr>
-        <w:lastRenderedPageBreak/>
-        <w:t>возможностей системы, а также интеграцию дополнительных средств анализа и мониторинга.</w:t>
-      </w:r>
-    </w:p>
-    <w:p>
-      <w:pPr>
-        <w:spacing w:after="0" w:line="240" w:lineRule="auto"/>
-        <w:rPr>
-          <w:rFonts w:ascii="Times New Roman" w:hAnsi="Times New Roman" w:cs="Times New Roman"/>
-          <w:sz w:val="28"/>
-          <w:szCs w:val="28"/>
-          <w:lang w:val="en-US"/>
-        </w:rPr>
-      </w:pPr>
-      <w:r>
-        <w:rPr>
-          <w:rFonts w:ascii="Times New Roman" w:hAnsi="Times New Roman" w:cs="Times New Roman"/>
-          <w:sz w:val="28"/>
-          <w:szCs w:val="28"/>
-          <w:lang w:val="en-US"/>
+        </w:rPr>
+      </w:pPr>
+      <w:r>
+        <w:rPr>
+          <w:rFonts w:ascii="Times New Roman" w:hAnsi="Times New Roman" w:cs="Times New Roman"/>
+          <w:sz w:val="28"/>
+          <w:szCs w:val="28"/>
+        </w:rPr>
+        <w:t>Разработанная система обеспечивает анализ видеопотока в режиме реального времени, определяет присутствие человека в опасной зоне, контролирует прохождение контрольных точек, а также выполняет распознавание средств индивидуальной защиты. Интеграция всех модулей в единую информационную систему позволяет осуществлять централизованный мониторинг событий и хранение результатов анализа для последующей обработки и формирования отчётности.</w:t>
+      </w:r>
+    </w:p>
+    <w:p>
+      <w:pPr>
+        <w:spacing w:after="0" w:line="360" w:lineRule="auto"/>
+        <w:ind w:firstLine="709"/>
+        <w:jc w:val="both"/>
+        <w:rPr>
+          <w:rFonts w:ascii="Times New Roman" w:hAnsi="Times New Roman" w:cs="Times New Roman"/>
+          <w:sz w:val="28"/>
+          <w:szCs w:val="28"/>
+        </w:rPr>
+      </w:pPr>
+      <w:r>
+        <w:rPr>
+          <w:rFonts w:ascii="Times New Roman" w:hAnsi="Times New Roman" w:cs="Times New Roman"/>
+          <w:sz w:val="28"/>
+          <w:szCs w:val="28"/>
+        </w:rPr>
+        <w:t>В результате выполнения работы была создана программная система, обеспечивающая автоматизированный контроль присутствия человека в опасной зоне и позволяющая повысить уровень безопасности на объектах с повышенным риском. Проведённое тестирование подтвердило работоспособность разработанного программного обеспечения, корректность функционирования основных модулей и возможность практического применения системы в условиях реального производственного объекта.</w:t>
+      </w:r>
+    </w:p>
+    <w:p>
+      <w:pPr>
+        <w:spacing w:after="0" w:line="360" w:lineRule="auto"/>
+        <w:ind w:firstLine="709"/>
+        <w:jc w:val="both"/>
+        <w:rPr>
+          <w:rFonts w:ascii="Times New Roman" w:hAnsi="Times New Roman" w:cs="Times New Roman"/>
+          <w:sz w:val="28"/>
+          <w:szCs w:val="28"/>
+        </w:rPr>
+      </w:pPr>
+      <w:r>
+        <w:rPr>
+          <w:rFonts w:ascii="Times New Roman" w:hAnsi="Times New Roman" w:cs="Times New Roman"/>
+          <w:sz w:val="28"/>
+          <w:szCs w:val="28"/>
+        </w:rPr>
+        <w:t>Таким образом, поставленная цель работы достигнута, а все задачи, определённые в рамках исследования и разработки, успешно выполнены.</w:t>
+      </w:r>
+    </w:p>
+    <w:p>
+      <w:pPr>
+        <w:spacing w:after="0" w:line="360" w:lineRule="auto"/>
+        <w:ind w:firstLine="709"/>
+        <w:jc w:val="both"/>
+        <w:rPr>
+          <w:rFonts w:ascii="Times New Roman" w:hAnsi="Times New Roman" w:cs="Times New Roman"/>
+          <w:sz w:val="28"/>
+          <w:szCs w:val="28"/>
+        </w:rPr>
+      </w:pPr>
+      <w:r>
+        <w:rPr>
+          <w:rFonts w:ascii="Times New Roman" w:hAnsi="Times New Roman" w:cs="Times New Roman"/>
+          <w:sz w:val="28"/>
+          <w:szCs w:val="28"/>
+        </w:rPr>
+        <w:t>Перспективы дальнейшего развития проекта могут быть связаны с повышением точности алгоритмов обнаружения и распознавания объектов, использованием более современных моделей искусственного интеллекта, расширением перечня контролируемых параметров безопасности, а также интеграцией системы с промышленными информационными платформами и средствами автоматизированного оповещения. Дополнительно возможно внедрение механизмов прогнозирования потенциально опасных ситуаций на основе накопленных данных и методов интеллектуального анализа информации.</w:t>
+      </w:r>
+      <w:r>
+        <w:rPr>
+          <w:rFonts w:ascii="Times New Roman" w:hAnsi="Times New Roman" w:cs="Times New Roman"/>
+          <w:sz w:val="28"/>
+          <w:szCs w:val="28"/>
         </w:rPr>
         <w:br w:type="page"/>
       </w:r>
@@ -14468,23 +17214,25 @@
           <w:rFonts w:ascii="Times New Roman" w:hAnsi="Times New Roman" w:cs="Times New Roman"/>
           <w:b/>
           <w:bCs/>
-          <w:color w:val="000000" w:themeColor="text1"/>
-          <w:sz w:val="28"/>
-          <w:szCs w:val="28"/>
-        </w:rPr>
-      </w:pPr>
+          <w:color w:val="auto"/>
+          <w:sz w:val="28"/>
+          <w:szCs w:val="28"/>
+        </w:rPr>
+      </w:pPr>
+      <w:bookmarkStart w:id="56" w:name="_Toc229071492"/>
       <w:r>
         <w:rPr>
           <w:rFonts w:ascii="Times New Roman" w:hAnsi="Times New Roman" w:cs="Times New Roman"/>
           <w:b/>
           <w:bCs/>
-          <w:color w:val="000000" w:themeColor="text1"/>
+          <w:color w:val="auto"/>
           <w:sz w:val="28"/>
           <w:szCs w:val="28"/>
         </w:rPr>
         <w:lastRenderedPageBreak/>
         <w:t>СПИСОК ИСПОЛЬЗОВАННЫХ ИСТОЧНИКОВ</w:t>
       </w:r>
+      <w:bookmarkEnd w:id="56"/>
     </w:p>
     <w:p>
       <w:pPr>
@@ -14503,15 +17251,7 @@
           <w:sz w:val="28"/>
           <w:szCs w:val="28"/>
         </w:rPr>
-        <w:t xml:space="preserve">1. </w:t>
-      </w:r>
-      <w:r>
-        <w:rPr>
-          <w:rFonts w:ascii="Times New Roman" w:hAnsi="Times New Roman" w:cs="Times New Roman"/>
-          <w:sz w:val="28"/>
-          <w:szCs w:val="28"/>
-        </w:rPr>
-        <w:t xml:space="preserve">Гонсалес, Р. Цифровая обработка изображений / Р. Гонсалес, Р. Вудс. – М. : Техносфера, 2012. – 1104 с. </w:t>
+        <w:t xml:space="preserve">1. Гонсалес, Р. Цифровая обработка изображений / Р. Гонсалес, Р. Вудс. – М. : Техносфера, 2012. – 1104 с. </w:t>
       </w:r>
     </w:p>
     <w:p>
@@ -14533,16 +17273,29 @@
           <w:szCs w:val="28"/>
           <w:lang w:val="en-US"/>
         </w:rPr>
-        <w:t xml:space="preserve">2. </w:t>
-      </w:r>
-      <w:r>
+        <w:t xml:space="preserve">2. Goodfellow, I. Deep Learning / I. Goodfellow, Y. Bengio, A. Courville. – Cambridge : MIT Press, 2016. – 800 p. </w:t>
+      </w:r>
+    </w:p>
+    <w:p>
+      <w:pPr>
+        <w:spacing w:after="0" w:line="360" w:lineRule="auto"/>
+        <w:ind w:firstLine="709"/>
+        <w:jc w:val="both"/>
         <w:rPr>
           <w:rFonts w:ascii="Times New Roman" w:hAnsi="Times New Roman" w:cs="Times New Roman"/>
           <w:sz w:val="28"/>
           <w:szCs w:val="28"/>
           <w:lang w:val="en-US"/>
         </w:rPr>
-        <w:t xml:space="preserve">Goodfellow, I. Deep Learning / I. Goodfellow, Y. Bengio, A. Courville. – Cambridge : MIT Press, 2016. – 800 p. </w:t>
+      </w:pPr>
+      <w:r>
+        <w:rPr>
+          <w:rFonts w:ascii="Times New Roman" w:hAnsi="Times New Roman" w:cs="Times New Roman"/>
+          <w:sz w:val="28"/>
+          <w:szCs w:val="28"/>
+          <w:lang w:val="en-US"/>
+        </w:rPr>
+        <w:t xml:space="preserve">3. Bradski, G. Learning OpenCV 4 Computer Vision with Python / G. Bradski, A. Kaehler. – Sebastopol : O’Reilly Media, 2020. – 1024 p. </w:t>
       </w:r>
     </w:p>
     <w:p>
@@ -14554,6 +17307,106 @@
           <w:rFonts w:ascii="Times New Roman" w:hAnsi="Times New Roman" w:cs="Times New Roman"/>
           <w:sz w:val="28"/>
           <w:szCs w:val="28"/>
+        </w:rPr>
+      </w:pPr>
+      <w:r>
+        <w:rPr>
+          <w:rFonts w:ascii="Times New Roman" w:hAnsi="Times New Roman" w:cs="Times New Roman"/>
+          <w:sz w:val="28"/>
+          <w:szCs w:val="28"/>
+        </w:rPr>
+        <w:t xml:space="preserve">4. TensorFlow [Электронный ресурс] : офиц. сайт. – URL: TensorFlow (дата обращения: 21.04.2026). </w:t>
+      </w:r>
+    </w:p>
+    <w:p>
+      <w:pPr>
+        <w:spacing w:after="0" w:line="360" w:lineRule="auto"/>
+        <w:ind w:firstLine="709"/>
+        <w:jc w:val="both"/>
+        <w:rPr>
+          <w:rFonts w:ascii="Times New Roman" w:hAnsi="Times New Roman" w:cs="Times New Roman"/>
+          <w:sz w:val="28"/>
+          <w:szCs w:val="28"/>
+        </w:rPr>
+      </w:pPr>
+      <w:r>
+        <w:rPr>
+          <w:rFonts w:ascii="Times New Roman" w:hAnsi="Times New Roman" w:cs="Times New Roman"/>
+          <w:sz w:val="28"/>
+          <w:szCs w:val="28"/>
+        </w:rPr>
+        <w:t xml:space="preserve">5. OpenCV [Электронный ресурс] : офиц. сайт. – URL: OpenCV (дата обращения: 21.04.2026). </w:t>
+      </w:r>
+    </w:p>
+    <w:p>
+      <w:pPr>
+        <w:spacing w:after="0" w:line="360" w:lineRule="auto"/>
+        <w:ind w:firstLine="709"/>
+        <w:jc w:val="both"/>
+        <w:rPr>
+          <w:rFonts w:ascii="Times New Roman" w:hAnsi="Times New Roman" w:cs="Times New Roman"/>
+          <w:sz w:val="28"/>
+          <w:szCs w:val="28"/>
+        </w:rPr>
+      </w:pPr>
+      <w:r>
+        <w:rPr>
+          <w:rFonts w:ascii="Times New Roman" w:hAnsi="Times New Roman" w:cs="Times New Roman"/>
+          <w:sz w:val="28"/>
+          <w:szCs w:val="28"/>
+        </w:rPr>
+        <w:t xml:space="preserve">6. PostgreSQL [Электронный ресурс] : офиц. сайт. – URL: PostgreSQL (дата обращения: 21.04.2026). </w:t>
+      </w:r>
+    </w:p>
+    <w:p>
+      <w:pPr>
+        <w:spacing w:after="0" w:line="360" w:lineRule="auto"/>
+        <w:ind w:firstLine="709"/>
+        <w:jc w:val="both"/>
+        <w:rPr>
+          <w:rFonts w:ascii="Times New Roman" w:hAnsi="Times New Roman" w:cs="Times New Roman"/>
+          <w:sz w:val="28"/>
+          <w:szCs w:val="28"/>
+        </w:rPr>
+      </w:pPr>
+      <w:r>
+        <w:rPr>
+          <w:rFonts w:ascii="Times New Roman" w:hAnsi="Times New Roman" w:cs="Times New Roman"/>
+          <w:sz w:val="28"/>
+          <w:szCs w:val="28"/>
+        </w:rPr>
+        <w:t xml:space="preserve">7. YOLO: Real-Time Object Detection [Электронный ресурс] : офиц. сайт. – URL: YOLO (дата обращения: 21.04.2026). </w:t>
+      </w:r>
+    </w:p>
+    <w:p>
+      <w:pPr>
+        <w:spacing w:after="0" w:line="360" w:lineRule="auto"/>
+        <w:ind w:firstLine="709"/>
+        <w:jc w:val="both"/>
+        <w:rPr>
+          <w:rFonts w:ascii="Times New Roman" w:hAnsi="Times New Roman" w:cs="Times New Roman"/>
+          <w:sz w:val="28"/>
+          <w:szCs w:val="28"/>
+        </w:rPr>
+      </w:pPr>
+      <w:r>
+        <w:rPr>
+          <w:rFonts w:ascii="Times New Roman" w:hAnsi="Times New Roman" w:cs="Times New Roman"/>
+          <w:sz w:val="28"/>
+          <w:szCs w:val="28"/>
+        </w:rPr>
+        <w:t xml:space="preserve">8. PyTorch [Электронный ресурс] : офиц. сайт. – URL: PyTorch (дата обращения: 21.04.2026). </w:t>
+      </w:r>
+    </w:p>
+    <w:p>
+      <w:pPr>
+        <w:spacing w:after="0" w:line="360" w:lineRule="auto"/>
+        <w:ind w:firstLine="709"/>
+        <w:jc w:val="both"/>
+        <w:rPr>
+          <w:rFonts w:ascii="Times New Roman" w:hAnsi="Times New Roman" w:cs="Times New Roman"/>
+          <w:sz w:val="28"/>
+          <w:szCs w:val="28"/>
           <w:lang w:val="en-US"/>
         </w:rPr>
       </w:pPr>
@@ -14564,16 +17417,29 @@
           <w:szCs w:val="28"/>
           <w:lang w:val="en-US"/>
         </w:rPr>
-        <w:t xml:space="preserve">3. </w:t>
-      </w:r>
-      <w:r>
+        <w:t xml:space="preserve">9. Szeliski, R. Computer Vision: Algorithms and Applications / R. Szeliski. – London : Springer, 2022. – 979 p. </w:t>
+      </w:r>
+    </w:p>
+    <w:p>
+      <w:pPr>
+        <w:spacing w:after="0" w:line="360" w:lineRule="auto"/>
+        <w:ind w:firstLine="709"/>
+        <w:jc w:val="both"/>
         <w:rPr>
           <w:rFonts w:ascii="Times New Roman" w:hAnsi="Times New Roman" w:cs="Times New Roman"/>
           <w:sz w:val="28"/>
           <w:szCs w:val="28"/>
           <w:lang w:val="en-US"/>
         </w:rPr>
-        <w:t xml:space="preserve">Bradski, G. Learning OpenCV 4 Computer Vision with Python / G. Bradski, A. Kaehler. – Sebastopol : O’Reilly Media, 2020. – 1024 p. </w:t>
+      </w:pPr>
+      <w:r>
+        <w:rPr>
+          <w:rFonts w:ascii="Times New Roman" w:hAnsi="Times New Roman" w:cs="Times New Roman"/>
+          <w:sz w:val="28"/>
+          <w:szCs w:val="28"/>
+          <w:lang w:val="en-US"/>
+        </w:rPr>
+        <w:t xml:space="preserve">10. Richard, S. Artificial Intelligence: A Modern Approach / S. Richard, P. Norvig. – 4th ed. – Pearson, 2021. – 1136 p. </w:t>
       </w:r>
     </w:p>
     <w:p>
@@ -14593,15 +17459,7 @@
           <w:sz w:val="28"/>
           <w:szCs w:val="28"/>
         </w:rPr>
-        <w:t xml:space="preserve">4. </w:t>
-      </w:r>
-      <w:r>
-        <w:rPr>
-          <w:rFonts w:ascii="Times New Roman" w:hAnsi="Times New Roman" w:cs="Times New Roman"/>
-          <w:sz w:val="28"/>
-          <w:szCs w:val="28"/>
-        </w:rPr>
-        <w:t xml:space="preserve">TensorFlow [Электронный ресурс] : офиц. сайт. – URL: TensorFlow (дата обращения: 21.04.2026). </w:t>
+        <w:t xml:space="preserve">11. Unity [Электронный ресурс] : офиц. сайт. – URL: Unity (дата обращения: 21.04.2026). </w:t>
       </w:r>
     </w:p>
     <w:p>
@@ -14621,15 +17479,7 @@
           <w:sz w:val="28"/>
           <w:szCs w:val="28"/>
         </w:rPr>
-        <w:t xml:space="preserve">5. </w:t>
-      </w:r>
-      <w:r>
-        <w:rPr>
-          <w:rFonts w:ascii="Times New Roman" w:hAnsi="Times New Roman" w:cs="Times New Roman"/>
-          <w:sz w:val="28"/>
-          <w:szCs w:val="28"/>
-        </w:rPr>
-        <w:t xml:space="preserve">OpenCV [Электронный ресурс] : офиц. сайт. – URL: OpenCV (дата обращения: 21.04.2026). </w:t>
+        <w:t xml:space="preserve">12. Visual Studio 2022 [Электронный ресурс] : офиц. сайт. – URL: Visual Studio 2022 (дата обращения: 21.04.2026). </w:t>
       </w:r>
     </w:p>
     <w:p>
@@ -14649,15 +17499,7 @@
           <w:sz w:val="28"/>
           <w:szCs w:val="28"/>
         </w:rPr>
-        <w:t xml:space="preserve">6. </w:t>
-      </w:r>
-      <w:r>
-        <w:rPr>
-          <w:rFonts w:ascii="Times New Roman" w:hAnsi="Times New Roman" w:cs="Times New Roman"/>
-          <w:sz w:val="28"/>
-          <w:szCs w:val="28"/>
-        </w:rPr>
-        <w:t xml:space="preserve">PostgreSQL [Электронный ресурс] : офиц. сайт. – URL: PostgreSQL (дата обращения: 21.04.2026). </w:t>
+        <w:t xml:space="preserve">13. NumPy [Электронный ресурс] : офиц. сайт. – URL: NumPy (дата обращения: 21.04.2026). </w:t>
       </w:r>
     </w:p>
     <w:p>
@@ -14677,15 +17519,7 @@
           <w:sz w:val="28"/>
           <w:szCs w:val="28"/>
         </w:rPr>
-        <w:t xml:space="preserve">7. </w:t>
-      </w:r>
-      <w:r>
-        <w:rPr>
-          <w:rFonts w:ascii="Times New Roman" w:hAnsi="Times New Roman" w:cs="Times New Roman"/>
-          <w:sz w:val="28"/>
-          <w:szCs w:val="28"/>
-        </w:rPr>
-        <w:t xml:space="preserve">YOLO: Real-Time Object Detection [Электронный ресурс] : офиц. сайт. – URL: YOLO (дата обращения: 21.04.2026). </w:t>
+        <w:t xml:space="preserve">14. pandas [Электронный ресурс] : офиц. сайт. – URL: pandas (дата обращения: 21.04.2026). </w:t>
       </w:r>
     </w:p>
     <w:p>
@@ -14697,34 +17531,6 @@
           <w:rFonts w:ascii="Times New Roman" w:hAnsi="Times New Roman" w:cs="Times New Roman"/>
           <w:sz w:val="28"/>
           <w:szCs w:val="28"/>
-        </w:rPr>
-      </w:pPr>
-      <w:r>
-        <w:rPr>
-          <w:rFonts w:ascii="Times New Roman" w:hAnsi="Times New Roman" w:cs="Times New Roman"/>
-          <w:sz w:val="28"/>
-          <w:szCs w:val="28"/>
-        </w:rPr>
-        <w:t xml:space="preserve">8. </w:t>
-      </w:r>
-      <w:r>
-        <w:rPr>
-          <w:rFonts w:ascii="Times New Roman" w:hAnsi="Times New Roman" w:cs="Times New Roman"/>
-          <w:sz w:val="28"/>
-          <w:szCs w:val="28"/>
-        </w:rPr>
-        <w:t xml:space="preserve">PyTorch [Электронный ресурс] : офиц. сайт. – URL: PyTorch (дата обращения: 21.04.2026). </w:t>
-      </w:r>
-    </w:p>
-    <w:p>
-      <w:pPr>
-        <w:spacing w:after="0" w:line="360" w:lineRule="auto"/>
-        <w:ind w:firstLine="709"/>
-        <w:jc w:val="both"/>
-        <w:rPr>
-          <w:rFonts w:ascii="Times New Roman" w:hAnsi="Times New Roman" w:cs="Times New Roman"/>
-          <w:sz w:val="28"/>
-          <w:szCs w:val="28"/>
           <w:lang w:val="en-US"/>
         </w:rPr>
       </w:pPr>
@@ -14735,191 +17541,8 @@
           <w:szCs w:val="28"/>
           <w:lang w:val="en-US"/>
         </w:rPr>
-        <w:t xml:space="preserve">9. </w:t>
-      </w:r>
-      <w:r>
-        <w:rPr>
-          <w:rFonts w:ascii="Times New Roman" w:hAnsi="Times New Roman" w:cs="Times New Roman"/>
-          <w:sz w:val="28"/>
-          <w:szCs w:val="28"/>
-          <w:lang w:val="en-US"/>
-        </w:rPr>
-        <w:t xml:space="preserve">Szeliski, R. Computer Vision: Algorithms and Applications / R. Szeliski. – London : Springer, 2022. – 979 p. </w:t>
-      </w:r>
-    </w:p>
-    <w:p>
-      <w:pPr>
-        <w:spacing w:after="0" w:line="360" w:lineRule="auto"/>
-        <w:ind w:firstLine="709"/>
-        <w:jc w:val="both"/>
-        <w:rPr>
-          <w:rFonts w:ascii="Times New Roman" w:hAnsi="Times New Roman" w:cs="Times New Roman"/>
-          <w:sz w:val="28"/>
-          <w:szCs w:val="28"/>
-          <w:lang w:val="en-US"/>
-        </w:rPr>
-      </w:pPr>
-      <w:r>
-        <w:rPr>
-          <w:rFonts w:ascii="Times New Roman" w:hAnsi="Times New Roman" w:cs="Times New Roman"/>
-          <w:sz w:val="28"/>
-          <w:szCs w:val="28"/>
-          <w:lang w:val="en-US"/>
-        </w:rPr>
-        <w:t xml:space="preserve">10. </w:t>
-      </w:r>
-      <w:r>
-        <w:rPr>
-          <w:rFonts w:ascii="Times New Roman" w:hAnsi="Times New Roman" w:cs="Times New Roman"/>
-          <w:sz w:val="28"/>
-          <w:szCs w:val="28"/>
-          <w:lang w:val="en-US"/>
-        </w:rPr>
-        <w:t xml:space="preserve">Richard, S. Artificial Intelligence: A Modern Approach / S. Richard, P. Norvig. – 4th ed. – Pearson, 2021. – 1136 p. </w:t>
-      </w:r>
-    </w:p>
-    <w:p>
-      <w:pPr>
-        <w:spacing w:after="0" w:line="360" w:lineRule="auto"/>
-        <w:ind w:firstLine="709"/>
-        <w:jc w:val="both"/>
-        <w:rPr>
-          <w:rFonts w:ascii="Times New Roman" w:hAnsi="Times New Roman" w:cs="Times New Roman"/>
-          <w:sz w:val="28"/>
-          <w:szCs w:val="28"/>
-        </w:rPr>
-      </w:pPr>
-      <w:r>
-        <w:rPr>
-          <w:rFonts w:ascii="Times New Roman" w:hAnsi="Times New Roman" w:cs="Times New Roman"/>
-          <w:sz w:val="28"/>
-          <w:szCs w:val="28"/>
-        </w:rPr>
-        <w:t xml:space="preserve">11. </w:t>
-      </w:r>
-      <w:r>
-        <w:rPr>
-          <w:rFonts w:ascii="Times New Roman" w:hAnsi="Times New Roman" w:cs="Times New Roman"/>
-          <w:sz w:val="28"/>
-          <w:szCs w:val="28"/>
-        </w:rPr>
-        <w:t xml:space="preserve">Unity [Электронный ресурс] : офиц. сайт. – URL: Unity (дата обращения: 21.04.2026). </w:t>
-      </w:r>
-    </w:p>
-    <w:p>
-      <w:pPr>
-        <w:spacing w:after="0" w:line="360" w:lineRule="auto"/>
-        <w:ind w:firstLine="709"/>
-        <w:jc w:val="both"/>
-        <w:rPr>
-          <w:rFonts w:ascii="Times New Roman" w:hAnsi="Times New Roman" w:cs="Times New Roman"/>
-          <w:sz w:val="28"/>
-          <w:szCs w:val="28"/>
-        </w:rPr>
-      </w:pPr>
-      <w:r>
-        <w:rPr>
-          <w:rFonts w:ascii="Times New Roman" w:hAnsi="Times New Roman" w:cs="Times New Roman"/>
-          <w:sz w:val="28"/>
-          <w:szCs w:val="28"/>
-        </w:rPr>
-        <w:t xml:space="preserve">12. </w:t>
-      </w:r>
-      <w:r>
-        <w:rPr>
-          <w:rFonts w:ascii="Times New Roman" w:hAnsi="Times New Roman" w:cs="Times New Roman"/>
-          <w:sz w:val="28"/>
-          <w:szCs w:val="28"/>
-        </w:rPr>
-        <w:t xml:space="preserve">Visual Studio 2022 [Электронный ресурс] : офиц. сайт. – URL: Visual Studio 2022 (дата обращения: 21.04.2026). </w:t>
-      </w:r>
-    </w:p>
-    <w:p>
-      <w:pPr>
-        <w:spacing w:after="0" w:line="360" w:lineRule="auto"/>
-        <w:ind w:firstLine="709"/>
-        <w:jc w:val="both"/>
-        <w:rPr>
-          <w:rFonts w:ascii="Times New Roman" w:hAnsi="Times New Roman" w:cs="Times New Roman"/>
-          <w:sz w:val="28"/>
-          <w:szCs w:val="28"/>
-        </w:rPr>
-      </w:pPr>
-      <w:r>
-        <w:rPr>
-          <w:rFonts w:ascii="Times New Roman" w:hAnsi="Times New Roman" w:cs="Times New Roman"/>
-          <w:sz w:val="28"/>
-          <w:szCs w:val="28"/>
-        </w:rPr>
-        <w:t xml:space="preserve">13. </w:t>
-      </w:r>
-      <w:r>
-        <w:rPr>
-          <w:rFonts w:ascii="Times New Roman" w:hAnsi="Times New Roman" w:cs="Times New Roman"/>
-          <w:sz w:val="28"/>
-          <w:szCs w:val="28"/>
-        </w:rPr>
-        <w:t xml:space="preserve">NumPy [Электронный ресурс] : офиц. сайт. – URL: NumPy (дата обращения: 21.04.2026). </w:t>
-      </w:r>
-    </w:p>
-    <w:p>
-      <w:pPr>
-        <w:spacing w:after="0" w:line="360" w:lineRule="auto"/>
-        <w:ind w:firstLine="709"/>
-        <w:jc w:val="both"/>
-        <w:rPr>
-          <w:rFonts w:ascii="Times New Roman" w:hAnsi="Times New Roman" w:cs="Times New Roman"/>
-          <w:sz w:val="28"/>
-          <w:szCs w:val="28"/>
-        </w:rPr>
-      </w:pPr>
-      <w:r>
-        <w:rPr>
-          <w:rFonts w:ascii="Times New Roman" w:hAnsi="Times New Roman" w:cs="Times New Roman"/>
-          <w:sz w:val="28"/>
-          <w:szCs w:val="28"/>
-        </w:rPr>
-        <w:t xml:space="preserve">14. </w:t>
-      </w:r>
-      <w:r>
-        <w:rPr>
-          <w:rFonts w:ascii="Times New Roman" w:hAnsi="Times New Roman" w:cs="Times New Roman"/>
-          <w:sz w:val="28"/>
-          <w:szCs w:val="28"/>
-        </w:rPr>
-        <w:t xml:space="preserve">pandas [Электронный ресурс] : офиц. сайт. – URL: pandas (дата обращения: 21.04.2026). </w:t>
-      </w:r>
-    </w:p>
-    <w:p>
-      <w:pPr>
-        <w:spacing w:after="0" w:line="360" w:lineRule="auto"/>
-        <w:ind w:firstLine="709"/>
-        <w:jc w:val="both"/>
-        <w:rPr>
-          <w:rFonts w:ascii="Times New Roman" w:hAnsi="Times New Roman" w:cs="Times New Roman"/>
-          <w:sz w:val="28"/>
-          <w:szCs w:val="28"/>
-          <w:lang w:val="en-US"/>
-        </w:rPr>
-      </w:pPr>
-      <w:r>
-        <w:rPr>
-          <w:rFonts w:ascii="Times New Roman" w:hAnsi="Times New Roman" w:cs="Times New Roman"/>
-          <w:sz w:val="28"/>
-          <w:szCs w:val="28"/>
-          <w:lang w:val="en-US"/>
-        </w:rPr>
         <w:lastRenderedPageBreak/>
-        <w:t xml:space="preserve">15. </w:t>
-      </w:r>
-      <w:r>
-        <w:rPr>
-          <w:rFonts w:ascii="Times New Roman" w:hAnsi="Times New Roman" w:cs="Times New Roman"/>
-          <w:sz w:val="28"/>
-          <w:szCs w:val="28"/>
-          <w:lang w:val="en-US"/>
-        </w:rPr>
-        <w:t>Redmon, J. You Only Look Once: Unified, Real-Time Object Detection / J. Redmon, S. Divvala, R. Girshick, A. Farhadi // Proceedings of the IEEE Conference on Computer Vision and Pattern Recognition. – 2016. – P. 779–788.</w:t>
+        <w:t>15. Redmon, J. You Only Look Once: Unified, Real-Time Object Detection / J. Redmon, S. Divvala, R. Girshick, A. Farhadi // Proceedings of the IEEE Conference on Computer Vision and Pattern Recognition. – 2016. – P. 779–788.</w:t>
       </w:r>
     </w:p>
     <w:sectPr>
@@ -15410,6 +18033,92 @@
     </w:lvl>
   </w:abstractNum>
   <w:abstractNum w:abstractNumId="3" w15:restartNumberingAfterBreak="0">
+    <w:nsid w:val="05A82398"/>
+    <w:multiLevelType w:val="hybridMultilevel"/>
+    <w:tmpl w:val="87228424"/>
+    <w:lvl w:ilvl="0" w:tplc="0419000F">
+      <w:start w:val="1"/>
+      <w:numFmt w:val="decimal"/>
+      <w:lvlText w:val="%1."/>
+      <w:lvlJc w:val="left"/>
+      <w:pPr>
+        <w:ind w:left="1429" w:hanging="360"/>
+      </w:pPr>
+    </w:lvl>
+    <w:lvl w:ilvl="1" w:tplc="04190019" w:tentative="1">
+      <w:start w:val="1"/>
+      <w:numFmt w:val="lowerLetter"/>
+      <w:lvlText w:val="%2."/>
+      <w:lvlJc w:val="left"/>
+      <w:pPr>
+        <w:ind w:left="2149" w:hanging="360"/>
+      </w:pPr>
+    </w:lvl>
+    <w:lvl w:ilvl="2" w:tplc="0419001B" w:tentative="1">
+      <w:start w:val="1"/>
+      <w:numFmt w:val="lowerRoman"/>
+      <w:lvlText w:val="%3."/>
+      <w:lvlJc w:val="right"/>
+      <w:pPr>
+        <w:ind w:left="2869" w:hanging="180"/>
+      </w:pPr>
+    </w:lvl>
+    <w:lvl w:ilvl="3" w:tplc="0419000F" w:tentative="1">
+      <w:start w:val="1"/>
+      <w:numFmt w:val="decimal"/>
+      <w:lvlText w:val="%4."/>
+      <w:lvlJc w:val="left"/>
+      <w:pPr>
+        <w:ind w:left="3589" w:hanging="360"/>
+      </w:pPr>
+    </w:lvl>
+    <w:lvl w:ilvl="4" w:tplc="04190019" w:tentative="1">
+      <w:start w:val="1"/>
+      <w:numFmt w:val="lowerLetter"/>
+      <w:lvlText w:val="%5."/>
+      <w:lvlJc w:val="left"/>
+      <w:pPr>
+        <w:ind w:left="4309" w:hanging="360"/>
+      </w:pPr>
+    </w:lvl>
+    <w:lvl w:ilvl="5" w:tplc="0419001B" w:tentative="1">
+      <w:start w:val="1"/>
+      <w:numFmt w:val="lowerRoman"/>
+      <w:lvlText w:val="%6."/>
+      <w:lvlJc w:val="right"/>
+      <w:pPr>
+        <w:ind w:left="5029" w:hanging="180"/>
+      </w:pPr>
+    </w:lvl>
+    <w:lvl w:ilvl="6" w:tplc="0419000F" w:tentative="1">
+      <w:start w:val="1"/>
+      <w:numFmt w:val="decimal"/>
+      <w:lvlText w:val="%7."/>
+      <w:lvlJc w:val="left"/>
+      <w:pPr>
+        <w:ind w:left="5749" w:hanging="360"/>
+      </w:pPr>
+    </w:lvl>
+    <w:lvl w:ilvl="7" w:tplc="04190019" w:tentative="1">
+      <w:start w:val="1"/>
+      <w:numFmt w:val="lowerLetter"/>
+      <w:lvlText w:val="%8."/>
+      <w:lvlJc w:val="left"/>
+      <w:pPr>
+        <w:ind w:left="6469" w:hanging="360"/>
+      </w:pPr>
+    </w:lvl>
+    <w:lvl w:ilvl="8" w:tplc="0419001B" w:tentative="1">
+      <w:start w:val="1"/>
+      <w:numFmt w:val="lowerRoman"/>
+      <w:lvlText w:val="%9."/>
+      <w:lvlJc w:val="right"/>
+      <w:pPr>
+        <w:ind w:left="7189" w:hanging="180"/>
+      </w:pPr>
+    </w:lvl>
+  </w:abstractNum>
+  <w:abstractNum w:abstractNumId="4" w15:restartNumberingAfterBreak="0">
     <w:nsid w:val="0FCD69B0"/>
     <w:multiLevelType w:val="multilevel"/>
     <w:tmpl w:val="80B2C26E"/>
@@ -15549,7 +18258,7 @@
       </w:rPr>
     </w:lvl>
   </w:abstractNum>
-  <w:abstractNum w:abstractNumId="4" w15:restartNumberingAfterBreak="0">
+  <w:abstractNum w:abstractNumId="5" w15:restartNumberingAfterBreak="0">
     <w:nsid w:val="138629F0"/>
     <w:multiLevelType w:val="multilevel"/>
     <w:tmpl w:val="288AA2E8"/>
@@ -15662,7 +18371,7 @@
       </w:pPr>
     </w:lvl>
   </w:abstractNum>
-  <w:abstractNum w:abstractNumId="5" w15:restartNumberingAfterBreak="0">
+  <w:abstractNum w:abstractNumId="6" w15:restartNumberingAfterBreak="0">
     <w:nsid w:val="13FA0E52"/>
     <w:multiLevelType w:val="hybridMultilevel"/>
     <w:tmpl w:val="49E421A0"/>
@@ -15775,7 +18484,7 @@
       </w:rPr>
     </w:lvl>
   </w:abstractNum>
-  <w:abstractNum w:abstractNumId="6" w15:restartNumberingAfterBreak="0">
+  <w:abstractNum w:abstractNumId="7" w15:restartNumberingAfterBreak="0">
     <w:nsid w:val="1A072960"/>
     <w:multiLevelType w:val="hybridMultilevel"/>
     <w:tmpl w:val="161EBF5C"/>
@@ -15888,7 +18597,7 @@
       </w:rPr>
     </w:lvl>
   </w:abstractNum>
-  <w:abstractNum w:abstractNumId="7" w15:restartNumberingAfterBreak="0">
+  <w:abstractNum w:abstractNumId="8" w15:restartNumberingAfterBreak="0">
     <w:nsid w:val="1B6F331B"/>
     <w:multiLevelType w:val="multilevel"/>
     <w:tmpl w:val="FA90FFD6"/>
@@ -16038,7 +18747,7 @@
       </w:rPr>
     </w:lvl>
   </w:abstractNum>
-  <w:abstractNum w:abstractNumId="8" w15:restartNumberingAfterBreak="0">
+  <w:abstractNum w:abstractNumId="9" w15:restartNumberingAfterBreak="0">
     <w:nsid w:val="1C2C701B"/>
     <w:multiLevelType w:val="multilevel"/>
     <w:tmpl w:val="F8F0DA96"/>
@@ -16178,7 +18887,7 @@
       </w:rPr>
     </w:lvl>
   </w:abstractNum>
-  <w:abstractNum w:abstractNumId="9" w15:restartNumberingAfterBreak="0">
+  <w:abstractNum w:abstractNumId="10" w15:restartNumberingAfterBreak="0">
     <w:nsid w:val="1C343A26"/>
     <w:multiLevelType w:val="multilevel"/>
     <w:tmpl w:val="229C379A"/>
@@ -16318,7 +19027,7 @@
       </w:rPr>
     </w:lvl>
   </w:abstractNum>
-  <w:abstractNum w:abstractNumId="10" w15:restartNumberingAfterBreak="0">
+  <w:abstractNum w:abstractNumId="11" w15:restartNumberingAfterBreak="0">
     <w:nsid w:val="1D1F6EDC"/>
     <w:multiLevelType w:val="hybridMultilevel"/>
     <w:tmpl w:val="5C9C52A6"/>
@@ -16431,7 +19140,7 @@
       </w:rPr>
     </w:lvl>
   </w:abstractNum>
-  <w:abstractNum w:abstractNumId="11" w15:restartNumberingAfterBreak="0">
+  <w:abstractNum w:abstractNumId="12" w15:restartNumberingAfterBreak="0">
     <w:nsid w:val="1EC40762"/>
     <w:multiLevelType w:val="hybridMultilevel"/>
     <w:tmpl w:val="D69EE232"/>
@@ -16544,7 +19253,7 @@
       </w:rPr>
     </w:lvl>
   </w:abstractNum>
-  <w:abstractNum w:abstractNumId="12" w15:restartNumberingAfterBreak="0">
+  <w:abstractNum w:abstractNumId="13" w15:restartNumberingAfterBreak="0">
     <w:nsid w:val="1ED627D4"/>
     <w:multiLevelType w:val="hybridMultilevel"/>
     <w:tmpl w:val="66E026EC"/>
@@ -16657,7 +19366,7 @@
       </w:rPr>
     </w:lvl>
   </w:abstractNum>
-  <w:abstractNum w:abstractNumId="13" w15:restartNumberingAfterBreak="0">
+  <w:abstractNum w:abstractNumId="14" w15:restartNumberingAfterBreak="0">
     <w:nsid w:val="20D66E7E"/>
     <w:multiLevelType w:val="multilevel"/>
     <w:tmpl w:val="B1EA0110"/>
@@ -16807,7 +19516,7 @@
       </w:rPr>
     </w:lvl>
   </w:abstractNum>
-  <w:abstractNum w:abstractNumId="14" w15:restartNumberingAfterBreak="0">
+  <w:abstractNum w:abstractNumId="15" w15:restartNumberingAfterBreak="0">
     <w:nsid w:val="218C1DC8"/>
     <w:multiLevelType w:val="hybridMultilevel"/>
     <w:tmpl w:val="69A441C2"/>
@@ -16920,7 +19629,7 @@
       </w:rPr>
     </w:lvl>
   </w:abstractNum>
-  <w:abstractNum w:abstractNumId="15" w15:restartNumberingAfterBreak="0">
+  <w:abstractNum w:abstractNumId="16" w15:restartNumberingAfterBreak="0">
     <w:nsid w:val="22FF4BAA"/>
     <w:multiLevelType w:val="multilevel"/>
     <w:tmpl w:val="D92C1FC6"/>
@@ -17060,7 +19769,7 @@
       </w:rPr>
     </w:lvl>
   </w:abstractNum>
-  <w:abstractNum w:abstractNumId="16" w15:restartNumberingAfterBreak="0">
+  <w:abstractNum w:abstractNumId="17" w15:restartNumberingAfterBreak="0">
     <w:nsid w:val="23A52013"/>
     <w:multiLevelType w:val="multilevel"/>
     <w:tmpl w:val="4DA2BCB2"/>
@@ -17200,7 +19909,7 @@
       </w:rPr>
     </w:lvl>
   </w:abstractNum>
-  <w:abstractNum w:abstractNumId="17" w15:restartNumberingAfterBreak="0">
+  <w:abstractNum w:abstractNumId="18" w15:restartNumberingAfterBreak="0">
     <w:nsid w:val="2540452A"/>
     <w:multiLevelType w:val="hybridMultilevel"/>
     <w:tmpl w:val="30768CD4"/>
@@ -17313,7 +20022,7 @@
       </w:rPr>
     </w:lvl>
   </w:abstractNum>
-  <w:abstractNum w:abstractNumId="18" w15:restartNumberingAfterBreak="0">
+  <w:abstractNum w:abstractNumId="19" w15:restartNumberingAfterBreak="0">
     <w:nsid w:val="25706502"/>
     <w:multiLevelType w:val="hybridMultilevel"/>
     <w:tmpl w:val="A1468CE8"/>
@@ -17399,7 +20108,7 @@
       </w:pPr>
     </w:lvl>
   </w:abstractNum>
-  <w:abstractNum w:abstractNumId="19" w15:restartNumberingAfterBreak="0">
+  <w:abstractNum w:abstractNumId="20" w15:restartNumberingAfterBreak="0">
     <w:nsid w:val="261D6DB3"/>
     <w:multiLevelType w:val="hybridMultilevel"/>
     <w:tmpl w:val="5E3A6EB6"/>
@@ -17485,7 +20194,120 @@
       </w:pPr>
     </w:lvl>
   </w:abstractNum>
-  <w:abstractNum w:abstractNumId="20" w15:restartNumberingAfterBreak="0">
+  <w:abstractNum w:abstractNumId="21" w15:restartNumberingAfterBreak="0">
+    <w:nsid w:val="268D2B85"/>
+    <w:multiLevelType w:val="multilevel"/>
+    <w:tmpl w:val="75221080"/>
+    <w:lvl w:ilvl="0">
+      <w:start w:val="1"/>
+      <w:numFmt w:val="decimal"/>
+      <w:lvlText w:val="%1."/>
+      <w:lvlJc w:val="left"/>
+      <w:pPr>
+        <w:tabs>
+          <w:tab w:val="num" w:pos="720"/>
+        </w:tabs>
+        <w:ind w:left="720" w:hanging="360"/>
+      </w:pPr>
+    </w:lvl>
+    <w:lvl w:ilvl="1" w:tentative="1">
+      <w:start w:val="1"/>
+      <w:numFmt w:val="decimal"/>
+      <w:lvlText w:val="%2."/>
+      <w:lvlJc w:val="left"/>
+      <w:pPr>
+        <w:tabs>
+          <w:tab w:val="num" w:pos="1440"/>
+        </w:tabs>
+        <w:ind w:left="1440" w:hanging="360"/>
+      </w:pPr>
+    </w:lvl>
+    <w:lvl w:ilvl="2" w:tentative="1">
+      <w:start w:val="1"/>
+      <w:numFmt w:val="decimal"/>
+      <w:lvlText w:val="%3."/>
+      <w:lvlJc w:val="left"/>
+      <w:pPr>
+        <w:tabs>
+          <w:tab w:val="num" w:pos="2160"/>
+        </w:tabs>
+        <w:ind w:left="2160" w:hanging="360"/>
+      </w:pPr>
+    </w:lvl>
+    <w:lvl w:ilvl="3" w:tentative="1">
+      <w:start w:val="1"/>
+      <w:numFmt w:val="decimal"/>
+      <w:lvlText w:val="%4."/>
+      <w:lvlJc w:val="left"/>
+      <w:pPr>
+        <w:tabs>
+          <w:tab w:val="num" w:pos="2880"/>
+        </w:tabs>
+        <w:ind w:left="2880" w:hanging="360"/>
+      </w:pPr>
+    </w:lvl>
+    <w:lvl w:ilvl="4" w:tentative="1">
+      <w:start w:val="1"/>
+      <w:numFmt w:val="decimal"/>
+      <w:lvlText w:val="%5."/>
+      <w:lvlJc w:val="left"/>
+      <w:pPr>
+        <w:tabs>
+          <w:tab w:val="num" w:pos="3600"/>
+        </w:tabs>
+        <w:ind w:left="3600" w:hanging="360"/>
+      </w:pPr>
+    </w:lvl>
+    <w:lvl w:ilvl="5" w:tentative="1">
+      <w:start w:val="1"/>
+      <w:numFmt w:val="decimal"/>
+      <w:lvlText w:val="%6."/>
+      <w:lvlJc w:val="left"/>
+      <w:pPr>
+        <w:tabs>
+          <w:tab w:val="num" w:pos="4320"/>
+        </w:tabs>
+        <w:ind w:left="4320" w:hanging="360"/>
+      </w:pPr>
+    </w:lvl>
+    <w:lvl w:ilvl="6" w:tentative="1">
+      <w:start w:val="1"/>
+      <w:numFmt w:val="decimal"/>
+      <w:lvlText w:val="%7."/>
+      <w:lvlJc w:val="left"/>
+      <w:pPr>
+        <w:tabs>
+          <w:tab w:val="num" w:pos="5040"/>
+        </w:tabs>
+        <w:ind w:left="5040" w:hanging="360"/>
+      </w:pPr>
+    </w:lvl>
+    <w:lvl w:ilvl="7" w:tentative="1">
+      <w:start w:val="1"/>
+      <w:numFmt w:val="decimal"/>
+      <w:lvlText w:val="%8."/>
+      <w:lvlJc w:val="left"/>
+      <w:pPr>
+        <w:tabs>
+          <w:tab w:val="num" w:pos="5760"/>
+        </w:tabs>
+        <w:ind w:left="5760" w:hanging="360"/>
+      </w:pPr>
+    </w:lvl>
+    <w:lvl w:ilvl="8" w:tentative="1">
+      <w:start w:val="1"/>
+      <w:numFmt w:val="decimal"/>
+      <w:lvlText w:val="%9."/>
+      <w:lvlJc w:val="left"/>
+      <w:pPr>
+        <w:tabs>
+          <w:tab w:val="num" w:pos="6480"/>
+        </w:tabs>
+        <w:ind w:left="6480" w:hanging="360"/>
+      </w:pPr>
+    </w:lvl>
+  </w:abstractNum>
+  <w:abstractNum w:abstractNumId="22" w15:restartNumberingAfterBreak="0">
     <w:nsid w:val="28B84C58"/>
     <w:multiLevelType w:val="multilevel"/>
     <w:tmpl w:val="32E60B5A"/>
@@ -17598,7 +20420,7 @@
       </w:pPr>
     </w:lvl>
   </w:abstractNum>
-  <w:abstractNum w:abstractNumId="21" w15:restartNumberingAfterBreak="0">
+  <w:abstractNum w:abstractNumId="23" w15:restartNumberingAfterBreak="0">
     <w:nsid w:val="2A34515B"/>
     <w:multiLevelType w:val="multilevel"/>
     <w:tmpl w:val="CE6A641A"/>
@@ -17738,7 +20560,7 @@
       </w:rPr>
     </w:lvl>
   </w:abstractNum>
-  <w:abstractNum w:abstractNumId="22" w15:restartNumberingAfterBreak="0">
+  <w:abstractNum w:abstractNumId="24" w15:restartNumberingAfterBreak="0">
     <w:nsid w:val="2BE660AF"/>
     <w:multiLevelType w:val="multilevel"/>
     <w:tmpl w:val="E0945264"/>
@@ -17878,7 +20700,7 @@
       </w:rPr>
     </w:lvl>
   </w:abstractNum>
-  <w:abstractNum w:abstractNumId="23" w15:restartNumberingAfterBreak="0">
+  <w:abstractNum w:abstractNumId="25" w15:restartNumberingAfterBreak="0">
     <w:nsid w:val="2C44645D"/>
     <w:multiLevelType w:val="multilevel"/>
     <w:tmpl w:val="37FC1E96"/>
@@ -17991,7 +20813,7 @@
       </w:pPr>
     </w:lvl>
   </w:abstractNum>
-  <w:abstractNum w:abstractNumId="24" w15:restartNumberingAfterBreak="0">
+  <w:abstractNum w:abstractNumId="26" w15:restartNumberingAfterBreak="0">
     <w:nsid w:val="2E8614E0"/>
     <w:multiLevelType w:val="multilevel"/>
     <w:tmpl w:val="22A6947A"/>
@@ -18131,7 +20953,7 @@
       </w:rPr>
     </w:lvl>
   </w:abstractNum>
-  <w:abstractNum w:abstractNumId="25" w15:restartNumberingAfterBreak="0">
+  <w:abstractNum w:abstractNumId="27" w15:restartNumberingAfterBreak="0">
     <w:nsid w:val="2ED84249"/>
     <w:multiLevelType w:val="multilevel"/>
     <w:tmpl w:val="4D0AD12A"/>
@@ -18244,7 +21066,7 @@
       </w:pPr>
     </w:lvl>
   </w:abstractNum>
-  <w:abstractNum w:abstractNumId="26" w15:restartNumberingAfterBreak="0">
+  <w:abstractNum w:abstractNumId="28" w15:restartNumberingAfterBreak="0">
     <w:nsid w:val="2FD06E58"/>
     <w:multiLevelType w:val="multilevel"/>
     <w:tmpl w:val="616CD884"/>
@@ -18394,7 +21216,7 @@
       </w:rPr>
     </w:lvl>
   </w:abstractNum>
-  <w:abstractNum w:abstractNumId="27" w15:restartNumberingAfterBreak="0">
+  <w:abstractNum w:abstractNumId="29" w15:restartNumberingAfterBreak="0">
     <w:nsid w:val="30875595"/>
     <w:multiLevelType w:val="multilevel"/>
     <w:tmpl w:val="09706E2E"/>
@@ -18507,7 +21329,7 @@
       </w:pPr>
     </w:lvl>
   </w:abstractNum>
-  <w:abstractNum w:abstractNumId="28" w15:restartNumberingAfterBreak="0">
+  <w:abstractNum w:abstractNumId="30" w15:restartNumberingAfterBreak="0">
     <w:nsid w:val="32233926"/>
     <w:multiLevelType w:val="multilevel"/>
     <w:tmpl w:val="012E7E86"/>
@@ -18649,7 +21471,7 @@
       </w:rPr>
     </w:lvl>
   </w:abstractNum>
-  <w:abstractNum w:abstractNumId="29" w15:restartNumberingAfterBreak="0">
+  <w:abstractNum w:abstractNumId="31" w15:restartNumberingAfterBreak="0">
     <w:nsid w:val="33335788"/>
     <w:multiLevelType w:val="multilevel"/>
     <w:tmpl w:val="53880FB2"/>
@@ -18799,7 +21621,7 @@
       </w:rPr>
     </w:lvl>
   </w:abstractNum>
-  <w:abstractNum w:abstractNumId="30" w15:restartNumberingAfterBreak="0">
+  <w:abstractNum w:abstractNumId="32" w15:restartNumberingAfterBreak="0">
     <w:nsid w:val="33F32B9F"/>
     <w:multiLevelType w:val="hybridMultilevel"/>
     <w:tmpl w:val="69541B26"/>
@@ -18912,7 +21734,7 @@
       </w:rPr>
     </w:lvl>
   </w:abstractNum>
-  <w:abstractNum w:abstractNumId="31" w15:restartNumberingAfterBreak="0">
+  <w:abstractNum w:abstractNumId="33" w15:restartNumberingAfterBreak="0">
     <w:nsid w:val="38DC7E5F"/>
     <w:multiLevelType w:val="hybridMultilevel"/>
     <w:tmpl w:val="AB1E249C"/>
@@ -19025,7 +21847,7 @@
       </w:rPr>
     </w:lvl>
   </w:abstractNum>
-  <w:abstractNum w:abstractNumId="32" w15:restartNumberingAfterBreak="0">
+  <w:abstractNum w:abstractNumId="34" w15:restartNumberingAfterBreak="0">
     <w:nsid w:val="3D937453"/>
     <w:multiLevelType w:val="multilevel"/>
     <w:tmpl w:val="D0DE538C"/>
@@ -19165,7 +21987,7 @@
       </w:rPr>
     </w:lvl>
   </w:abstractNum>
-  <w:abstractNum w:abstractNumId="33" w15:restartNumberingAfterBreak="0">
+  <w:abstractNum w:abstractNumId="35" w15:restartNumberingAfterBreak="0">
     <w:nsid w:val="40F0784B"/>
     <w:multiLevelType w:val="hybridMultilevel"/>
     <w:tmpl w:val="3C5A9DA8"/>
@@ -19278,7 +22100,7 @@
       </w:rPr>
     </w:lvl>
   </w:abstractNum>
-  <w:abstractNum w:abstractNumId="34" w15:restartNumberingAfterBreak="0">
+  <w:abstractNum w:abstractNumId="36" w15:restartNumberingAfterBreak="0">
     <w:nsid w:val="424E751F"/>
     <w:multiLevelType w:val="hybridMultilevel"/>
     <w:tmpl w:val="04AEDBF2"/>
@@ -19391,7 +22213,7 @@
       </w:rPr>
     </w:lvl>
   </w:abstractNum>
-  <w:abstractNum w:abstractNumId="35" w15:restartNumberingAfterBreak="0">
+  <w:abstractNum w:abstractNumId="37" w15:restartNumberingAfterBreak="0">
     <w:nsid w:val="44E95792"/>
     <w:multiLevelType w:val="hybridMultilevel"/>
     <w:tmpl w:val="A588FCC8"/>
@@ -19504,7 +22326,7 @@
       </w:rPr>
     </w:lvl>
   </w:abstractNum>
-  <w:abstractNum w:abstractNumId="36" w15:restartNumberingAfterBreak="0">
+  <w:abstractNum w:abstractNumId="38" w15:restartNumberingAfterBreak="0">
     <w:nsid w:val="4A5F586A"/>
     <w:multiLevelType w:val="multilevel"/>
     <w:tmpl w:val="3766C5C8"/>
@@ -19617,7 +22439,7 @@
       </w:pPr>
     </w:lvl>
   </w:abstractNum>
-  <w:abstractNum w:abstractNumId="37" w15:restartNumberingAfterBreak="0">
+  <w:abstractNum w:abstractNumId="39" w15:restartNumberingAfterBreak="0">
     <w:nsid w:val="4C872EA3"/>
     <w:multiLevelType w:val="multilevel"/>
     <w:tmpl w:val="E1DE982A"/>
@@ -19757,7 +22579,7 @@
       </w:rPr>
     </w:lvl>
   </w:abstractNum>
-  <w:abstractNum w:abstractNumId="38" w15:restartNumberingAfterBreak="0">
+  <w:abstractNum w:abstractNumId="40" w15:restartNumberingAfterBreak="0">
     <w:nsid w:val="4C9547C6"/>
     <w:multiLevelType w:val="hybridMultilevel"/>
     <w:tmpl w:val="53403A22"/>
@@ -19870,7 +22692,7 @@
       </w:rPr>
     </w:lvl>
   </w:abstractNum>
-  <w:abstractNum w:abstractNumId="39" w15:restartNumberingAfterBreak="0">
+  <w:abstractNum w:abstractNumId="41" w15:restartNumberingAfterBreak="0">
     <w:nsid w:val="4ED34314"/>
     <w:multiLevelType w:val="multilevel"/>
     <w:tmpl w:val="2C0AD208"/>
@@ -19983,7 +22805,7 @@
       </w:pPr>
     </w:lvl>
   </w:abstractNum>
-  <w:abstractNum w:abstractNumId="40" w15:restartNumberingAfterBreak="0">
+  <w:abstractNum w:abstractNumId="42" w15:restartNumberingAfterBreak="0">
     <w:nsid w:val="5131127D"/>
     <w:multiLevelType w:val="multilevel"/>
     <w:tmpl w:val="DE40C9B6"/>
@@ -20123,7 +22945,7 @@
       </w:rPr>
     </w:lvl>
   </w:abstractNum>
-  <w:abstractNum w:abstractNumId="41" w15:restartNumberingAfterBreak="0">
+  <w:abstractNum w:abstractNumId="43" w15:restartNumberingAfterBreak="0">
     <w:nsid w:val="52776C1B"/>
     <w:multiLevelType w:val="multilevel"/>
     <w:tmpl w:val="BB589D94"/>
@@ -20273,7 +23095,7 @@
       </w:rPr>
     </w:lvl>
   </w:abstractNum>
-  <w:abstractNum w:abstractNumId="42" w15:restartNumberingAfterBreak="0">
+  <w:abstractNum w:abstractNumId="44" w15:restartNumberingAfterBreak="0">
     <w:nsid w:val="5283391E"/>
     <w:multiLevelType w:val="multilevel"/>
     <w:tmpl w:val="D7B61D88"/>
@@ -20413,7 +23235,7 @@
       </w:rPr>
     </w:lvl>
   </w:abstractNum>
-  <w:abstractNum w:abstractNumId="43" w15:restartNumberingAfterBreak="0">
+  <w:abstractNum w:abstractNumId="45" w15:restartNumberingAfterBreak="0">
     <w:nsid w:val="541B5223"/>
     <w:multiLevelType w:val="multilevel"/>
     <w:tmpl w:val="8D14AB00"/>
@@ -20526,7 +23348,7 @@
       </w:pPr>
     </w:lvl>
   </w:abstractNum>
-  <w:abstractNum w:abstractNumId="44" w15:restartNumberingAfterBreak="0">
+  <w:abstractNum w:abstractNumId="46" w15:restartNumberingAfterBreak="0">
     <w:nsid w:val="552409D9"/>
     <w:multiLevelType w:val="multilevel"/>
     <w:tmpl w:val="02640E18"/>
@@ -20666,7 +23488,7 @@
       </w:rPr>
     </w:lvl>
   </w:abstractNum>
-  <w:abstractNum w:abstractNumId="45" w15:restartNumberingAfterBreak="0">
+  <w:abstractNum w:abstractNumId="47" w15:restartNumberingAfterBreak="0">
     <w:nsid w:val="553928E4"/>
     <w:multiLevelType w:val="multilevel"/>
     <w:tmpl w:val="2E90A1D0"/>
@@ -20816,7 +23638,7 @@
       </w:rPr>
     </w:lvl>
   </w:abstractNum>
-  <w:abstractNum w:abstractNumId="46" w15:restartNumberingAfterBreak="0">
+  <w:abstractNum w:abstractNumId="48" w15:restartNumberingAfterBreak="0">
     <w:nsid w:val="559E52B1"/>
     <w:multiLevelType w:val="multilevel"/>
     <w:tmpl w:val="196CAE60"/>
@@ -20929,7 +23751,7 @@
       </w:pPr>
     </w:lvl>
   </w:abstractNum>
-  <w:abstractNum w:abstractNumId="47" w15:restartNumberingAfterBreak="0">
+  <w:abstractNum w:abstractNumId="49" w15:restartNumberingAfterBreak="0">
     <w:nsid w:val="584805D8"/>
     <w:multiLevelType w:val="multilevel"/>
     <w:tmpl w:val="BB02E350"/>
@@ -21069,7 +23891,7 @@
       </w:rPr>
     </w:lvl>
   </w:abstractNum>
-  <w:abstractNum w:abstractNumId="48" w15:restartNumberingAfterBreak="0">
+  <w:abstractNum w:abstractNumId="50" w15:restartNumberingAfterBreak="0">
     <w:nsid w:val="5901510E"/>
     <w:multiLevelType w:val="multilevel"/>
     <w:tmpl w:val="7A7C49C4"/>
@@ -21209,7 +24031,7 @@
       </w:rPr>
     </w:lvl>
   </w:abstractNum>
-  <w:abstractNum w:abstractNumId="49" w15:restartNumberingAfterBreak="0">
+  <w:abstractNum w:abstractNumId="51" w15:restartNumberingAfterBreak="0">
     <w:nsid w:val="5B8A7D34"/>
     <w:multiLevelType w:val="multilevel"/>
     <w:tmpl w:val="005C0A42"/>
@@ -21349,7 +24171,7 @@
       </w:rPr>
     </w:lvl>
   </w:abstractNum>
-  <w:abstractNum w:abstractNumId="50" w15:restartNumberingAfterBreak="0">
+  <w:abstractNum w:abstractNumId="52" w15:restartNumberingAfterBreak="0">
     <w:nsid w:val="5BBC7F91"/>
     <w:multiLevelType w:val="hybridMultilevel"/>
     <w:tmpl w:val="44CEF1FE"/>
@@ -21462,7 +24284,7 @@
       </w:rPr>
     </w:lvl>
   </w:abstractNum>
-  <w:abstractNum w:abstractNumId="51" w15:restartNumberingAfterBreak="0">
+  <w:abstractNum w:abstractNumId="53" w15:restartNumberingAfterBreak="0">
     <w:nsid w:val="5CAB633E"/>
     <w:multiLevelType w:val="multilevel"/>
     <w:tmpl w:val="0CAA2410"/>
@@ -21575,7 +24397,7 @@
       </w:pPr>
     </w:lvl>
   </w:abstractNum>
-  <w:abstractNum w:abstractNumId="52" w15:restartNumberingAfterBreak="0">
+  <w:abstractNum w:abstractNumId="54" w15:restartNumberingAfterBreak="0">
     <w:nsid w:val="69F64AF9"/>
     <w:multiLevelType w:val="multilevel"/>
     <w:tmpl w:val="FE34D2EE"/>
@@ -21688,7 +24510,7 @@
       </w:pPr>
     </w:lvl>
   </w:abstractNum>
-  <w:abstractNum w:abstractNumId="53" w15:restartNumberingAfterBreak="0">
+  <w:abstractNum w:abstractNumId="55" w15:restartNumberingAfterBreak="0">
     <w:nsid w:val="6A074E2A"/>
     <w:multiLevelType w:val="hybridMultilevel"/>
     <w:tmpl w:val="EF5C6614"/>
@@ -21801,7 +24623,7 @@
       </w:rPr>
     </w:lvl>
   </w:abstractNum>
-  <w:abstractNum w:abstractNumId="54" w15:restartNumberingAfterBreak="0">
+  <w:abstractNum w:abstractNumId="56" w15:restartNumberingAfterBreak="0">
     <w:nsid w:val="6C0559CB"/>
     <w:multiLevelType w:val="multilevel"/>
     <w:tmpl w:val="28E2C938"/>
@@ -21941,7 +24763,7 @@
       </w:rPr>
     </w:lvl>
   </w:abstractNum>
-  <w:abstractNum w:abstractNumId="55" w15:restartNumberingAfterBreak="0">
+  <w:abstractNum w:abstractNumId="57" w15:restartNumberingAfterBreak="0">
     <w:nsid w:val="6D4D7E37"/>
     <w:multiLevelType w:val="multilevel"/>
     <w:tmpl w:val="8C92282C"/>
@@ -22054,7 +24876,7 @@
       </w:pPr>
     </w:lvl>
   </w:abstractNum>
-  <w:abstractNum w:abstractNumId="56" w15:restartNumberingAfterBreak="0">
+  <w:abstractNum w:abstractNumId="58" w15:restartNumberingAfterBreak="0">
     <w:nsid w:val="6DBE5A11"/>
     <w:multiLevelType w:val="hybridMultilevel"/>
     <w:tmpl w:val="FBDA75C2"/>
@@ -22167,7 +24989,7 @@
       </w:rPr>
     </w:lvl>
   </w:abstractNum>
-  <w:abstractNum w:abstractNumId="57" w15:restartNumberingAfterBreak="0">
+  <w:abstractNum w:abstractNumId="59" w15:restartNumberingAfterBreak="0">
     <w:nsid w:val="6F8D3540"/>
     <w:multiLevelType w:val="multilevel"/>
     <w:tmpl w:val="22F0D450"/>
@@ -22280,7 +25102,7 @@
       </w:pPr>
     </w:lvl>
   </w:abstractNum>
-  <w:abstractNum w:abstractNumId="58" w15:restartNumberingAfterBreak="0">
+  <w:abstractNum w:abstractNumId="60" w15:restartNumberingAfterBreak="0">
     <w:nsid w:val="70DC70C0"/>
     <w:multiLevelType w:val="hybridMultilevel"/>
     <w:tmpl w:val="7D387592"/>
@@ -22393,7 +25215,7 @@
       </w:rPr>
     </w:lvl>
   </w:abstractNum>
-  <w:abstractNum w:abstractNumId="59" w15:restartNumberingAfterBreak="0">
+  <w:abstractNum w:abstractNumId="61" w15:restartNumberingAfterBreak="0">
     <w:nsid w:val="71260F38"/>
     <w:multiLevelType w:val="multilevel"/>
     <w:tmpl w:val="38BCF608"/>
@@ -22510,7 +25332,7 @@
       </w:pPr>
     </w:lvl>
   </w:abstractNum>
-  <w:abstractNum w:abstractNumId="60" w15:restartNumberingAfterBreak="0">
+  <w:abstractNum w:abstractNumId="62" w15:restartNumberingAfterBreak="0">
     <w:nsid w:val="7197735F"/>
     <w:multiLevelType w:val="multilevel"/>
     <w:tmpl w:val="8EE43866"/>
@@ -22632,7 +25454,7 @@
       </w:pPr>
     </w:lvl>
   </w:abstractNum>
-  <w:abstractNum w:abstractNumId="61" w15:restartNumberingAfterBreak="0">
+  <w:abstractNum w:abstractNumId="63" w15:restartNumberingAfterBreak="0">
     <w:nsid w:val="77AE1ACC"/>
     <w:multiLevelType w:val="multilevel"/>
     <w:tmpl w:val="5F968528"/>
@@ -22745,7 +25567,7 @@
       </w:pPr>
     </w:lvl>
   </w:abstractNum>
-  <w:abstractNum w:abstractNumId="62" w15:restartNumberingAfterBreak="0">
+  <w:abstractNum w:abstractNumId="64" w15:restartNumberingAfterBreak="0">
     <w:nsid w:val="787A2CDD"/>
     <w:multiLevelType w:val="hybridMultilevel"/>
     <w:tmpl w:val="4FD07086"/>
@@ -22860,7 +25682,7 @@
       </w:rPr>
     </w:lvl>
   </w:abstractNum>
-  <w:abstractNum w:abstractNumId="63" w15:restartNumberingAfterBreak="0">
+  <w:abstractNum w:abstractNumId="65" w15:restartNumberingAfterBreak="0">
     <w:nsid w:val="7EE20780"/>
     <w:multiLevelType w:val="multilevel"/>
     <w:tmpl w:val="D69A7F62"/>
@@ -23009,7 +25831,7 @@
       </w:rPr>
     </w:lvl>
   </w:abstractNum>
-  <w:abstractNum w:abstractNumId="64" w15:restartNumberingAfterBreak="0">
+  <w:abstractNum w:abstractNumId="66" w15:restartNumberingAfterBreak="0">
     <w:nsid w:val="7F1776FC"/>
     <w:multiLevelType w:val="multilevel"/>
     <w:tmpl w:val="0534E96C"/>
@@ -23159,199 +25981,205 @@
     </w:lvl>
   </w:abstractNum>
   <w:num w:numId="1" w16cid:durableId="29303762">
+    <w:abstractNumId w:val="41"/>
+  </w:num>
+  <w:num w:numId="2" w16cid:durableId="2011787675">
+    <w:abstractNumId w:val="54"/>
+  </w:num>
+  <w:num w:numId="3" w16cid:durableId="1523858459">
+    <w:abstractNumId w:val="22"/>
+  </w:num>
+  <w:num w:numId="4" w16cid:durableId="1809324148">
+    <w:abstractNumId w:val="48"/>
+  </w:num>
+  <w:num w:numId="5" w16cid:durableId="304818186">
+    <w:abstractNumId w:val="25"/>
+  </w:num>
+  <w:num w:numId="6" w16cid:durableId="147597832">
+    <w:abstractNumId w:val="57"/>
+  </w:num>
+  <w:num w:numId="7" w16cid:durableId="348026808">
+    <w:abstractNumId w:val="38"/>
+  </w:num>
+  <w:num w:numId="8" w16cid:durableId="196241823">
+    <w:abstractNumId w:val="29"/>
+  </w:num>
+  <w:num w:numId="9" w16cid:durableId="493254222">
     <w:abstractNumId w:val="39"/>
   </w:num>
-  <w:num w:numId="2" w16cid:durableId="2011787675">
-    <w:abstractNumId w:val="52"/>
+  <w:num w:numId="10" w16cid:durableId="967861690">
+    <w:abstractNumId w:val="16"/>
   </w:num>
-  <w:num w:numId="3" w16cid:durableId="1523858459">
+  <w:num w:numId="11" w16cid:durableId="1894191394">
+    <w:abstractNumId w:val="49"/>
+  </w:num>
+  <w:num w:numId="12" w16cid:durableId="1970938493">
+    <w:abstractNumId w:val="42"/>
+  </w:num>
+  <w:num w:numId="13" w16cid:durableId="895092029">
+    <w:abstractNumId w:val="23"/>
+  </w:num>
+  <w:num w:numId="14" w16cid:durableId="483590356">
+    <w:abstractNumId w:val="50"/>
+  </w:num>
+  <w:num w:numId="15" w16cid:durableId="601186862">
+    <w:abstractNumId w:val="51"/>
+  </w:num>
+  <w:num w:numId="16" w16cid:durableId="1291981566">
+    <w:abstractNumId w:val="9"/>
+  </w:num>
+  <w:num w:numId="17" w16cid:durableId="1172448410">
+    <w:abstractNumId w:val="30"/>
+  </w:num>
+  <w:num w:numId="18" w16cid:durableId="2074502837">
+    <w:abstractNumId w:val="10"/>
+  </w:num>
+  <w:num w:numId="19" w16cid:durableId="725490956">
+    <w:abstractNumId w:val="17"/>
+  </w:num>
+  <w:num w:numId="20" w16cid:durableId="926498700">
+    <w:abstractNumId w:val="47"/>
+  </w:num>
+  <w:num w:numId="21" w16cid:durableId="245380149">
+    <w:abstractNumId w:val="28"/>
+  </w:num>
+  <w:num w:numId="22" w16cid:durableId="409928809">
+    <w:abstractNumId w:val="8"/>
+  </w:num>
+  <w:num w:numId="23" w16cid:durableId="699820587">
+    <w:abstractNumId w:val="43"/>
+  </w:num>
+  <w:num w:numId="24" w16cid:durableId="472600543">
+    <w:abstractNumId w:val="66"/>
+  </w:num>
+  <w:num w:numId="25" w16cid:durableId="297876046">
+    <w:abstractNumId w:val="63"/>
+  </w:num>
+  <w:num w:numId="26" w16cid:durableId="1492409805">
+    <w:abstractNumId w:val="14"/>
+  </w:num>
+  <w:num w:numId="27" w16cid:durableId="67583840">
+    <w:abstractNumId w:val="31"/>
+  </w:num>
+  <w:num w:numId="28" w16cid:durableId="1171333134">
+    <w:abstractNumId w:val="27"/>
+  </w:num>
+  <w:num w:numId="29" w16cid:durableId="393629923">
+    <w:abstractNumId w:val="45"/>
+  </w:num>
+  <w:num w:numId="30" w16cid:durableId="723287071">
+    <w:abstractNumId w:val="59"/>
+  </w:num>
+  <w:num w:numId="31" w16cid:durableId="1935016338">
+    <w:abstractNumId w:val="65"/>
+  </w:num>
+  <w:num w:numId="32" w16cid:durableId="125196762">
+    <w:abstractNumId w:val="61"/>
+  </w:num>
+  <w:num w:numId="33" w16cid:durableId="771557472">
+    <w:abstractNumId w:val="34"/>
+  </w:num>
+  <w:num w:numId="34" w16cid:durableId="702246606">
+    <w:abstractNumId w:val="56"/>
+  </w:num>
+  <w:num w:numId="35" w16cid:durableId="138962012">
+    <w:abstractNumId w:val="24"/>
+  </w:num>
+  <w:num w:numId="36" w16cid:durableId="885525598">
+    <w:abstractNumId w:val="46"/>
+  </w:num>
+  <w:num w:numId="37" w16cid:durableId="1253129903">
+    <w:abstractNumId w:val="53"/>
+  </w:num>
+  <w:num w:numId="38" w16cid:durableId="1068841071">
+    <w:abstractNumId w:val="26"/>
+  </w:num>
+  <w:num w:numId="39" w16cid:durableId="2033144635">
+    <w:abstractNumId w:val="4"/>
+  </w:num>
+  <w:num w:numId="40" w16cid:durableId="823739766">
+    <w:abstractNumId w:val="44"/>
+  </w:num>
+  <w:num w:numId="41" w16cid:durableId="1023363179">
+    <w:abstractNumId w:val="62"/>
+  </w:num>
+  <w:num w:numId="42" w16cid:durableId="2086493360">
     <w:abstractNumId w:val="20"/>
   </w:num>
-  <w:num w:numId="4" w16cid:durableId="1809324148">
-    <w:abstractNumId w:val="46"/>
-  </w:num>
-  <w:num w:numId="5" w16cid:durableId="304818186">
-    <w:abstractNumId w:val="23"/>
-  </w:num>
-  <w:num w:numId="6" w16cid:durableId="147597832">
-    <w:abstractNumId w:val="55"/>
-  </w:num>
-  <w:num w:numId="7" w16cid:durableId="348026808">
-    <w:abstractNumId w:val="36"/>
-  </w:num>
-  <w:num w:numId="8" w16cid:durableId="196241823">
-    <w:abstractNumId w:val="27"/>
-  </w:num>
-  <w:num w:numId="9" w16cid:durableId="493254222">
+  <w:num w:numId="43" w16cid:durableId="450707668">
     <w:abstractNumId w:val="37"/>
-  </w:num>
-  <w:num w:numId="10" w16cid:durableId="967861690">
-    <w:abstractNumId w:val="15"/>
-  </w:num>
-  <w:num w:numId="11" w16cid:durableId="1894191394">
-    <w:abstractNumId w:val="47"/>
-  </w:num>
-  <w:num w:numId="12" w16cid:durableId="1970938493">
-    <w:abstractNumId w:val="40"/>
-  </w:num>
-  <w:num w:numId="13" w16cid:durableId="895092029">
-    <w:abstractNumId w:val="21"/>
-  </w:num>
-  <w:num w:numId="14" w16cid:durableId="483590356">
-    <w:abstractNumId w:val="48"/>
-  </w:num>
-  <w:num w:numId="15" w16cid:durableId="601186862">
-    <w:abstractNumId w:val="49"/>
-  </w:num>
-  <w:num w:numId="16" w16cid:durableId="1291981566">
-    <w:abstractNumId w:val="8"/>
-  </w:num>
-  <w:num w:numId="17" w16cid:durableId="1172448410">
-    <w:abstractNumId w:val="28"/>
-  </w:num>
-  <w:num w:numId="18" w16cid:durableId="2074502837">
-    <w:abstractNumId w:val="9"/>
-  </w:num>
-  <w:num w:numId="19" w16cid:durableId="725490956">
-    <w:abstractNumId w:val="16"/>
-  </w:num>
-  <w:num w:numId="20" w16cid:durableId="926498700">
-    <w:abstractNumId w:val="45"/>
-  </w:num>
-  <w:num w:numId="21" w16cid:durableId="245380149">
-    <w:abstractNumId w:val="26"/>
-  </w:num>
-  <w:num w:numId="22" w16cid:durableId="409928809">
-    <w:abstractNumId w:val="7"/>
-  </w:num>
-  <w:num w:numId="23" w16cid:durableId="699820587">
-    <w:abstractNumId w:val="41"/>
-  </w:num>
-  <w:num w:numId="24" w16cid:durableId="472600543">
-    <w:abstractNumId w:val="64"/>
-  </w:num>
-  <w:num w:numId="25" w16cid:durableId="297876046">
-    <w:abstractNumId w:val="61"/>
-  </w:num>
-  <w:num w:numId="26" w16cid:durableId="1492409805">
-    <w:abstractNumId w:val="13"/>
-  </w:num>
-  <w:num w:numId="27" w16cid:durableId="67583840">
-    <w:abstractNumId w:val="29"/>
-  </w:num>
-  <w:num w:numId="28" w16cid:durableId="1171333134">
-    <w:abstractNumId w:val="25"/>
-  </w:num>
-  <w:num w:numId="29" w16cid:durableId="393629923">
-    <w:abstractNumId w:val="43"/>
-  </w:num>
-  <w:num w:numId="30" w16cid:durableId="723287071">
-    <w:abstractNumId w:val="57"/>
-  </w:num>
-  <w:num w:numId="31" w16cid:durableId="1935016338">
-    <w:abstractNumId w:val="63"/>
-  </w:num>
-  <w:num w:numId="32" w16cid:durableId="125196762">
-    <w:abstractNumId w:val="59"/>
-  </w:num>
-  <w:num w:numId="33" w16cid:durableId="771557472">
-    <w:abstractNumId w:val="32"/>
-  </w:num>
-  <w:num w:numId="34" w16cid:durableId="702246606">
-    <w:abstractNumId w:val="54"/>
-  </w:num>
-  <w:num w:numId="35" w16cid:durableId="138962012">
-    <w:abstractNumId w:val="22"/>
-  </w:num>
-  <w:num w:numId="36" w16cid:durableId="885525598">
-    <w:abstractNumId w:val="44"/>
-  </w:num>
-  <w:num w:numId="37" w16cid:durableId="1253129903">
-    <w:abstractNumId w:val="51"/>
-  </w:num>
-  <w:num w:numId="38" w16cid:durableId="1068841071">
-    <w:abstractNumId w:val="24"/>
-  </w:num>
-  <w:num w:numId="39" w16cid:durableId="2033144635">
-    <w:abstractNumId w:val="3"/>
-  </w:num>
-  <w:num w:numId="40" w16cid:durableId="823739766">
-    <w:abstractNumId w:val="42"/>
-  </w:num>
-  <w:num w:numId="41" w16cid:durableId="1023363179">
-    <w:abstractNumId w:val="60"/>
-  </w:num>
-  <w:num w:numId="42" w16cid:durableId="2086493360">
-    <w:abstractNumId w:val="19"/>
-  </w:num>
-  <w:num w:numId="43" w16cid:durableId="450707668">
-    <w:abstractNumId w:val="35"/>
   </w:num>
   <w:num w:numId="44" w16cid:durableId="1395472017">
     <w:abstractNumId w:val="2"/>
   </w:num>
   <w:num w:numId="45" w16cid:durableId="811101082">
-    <w:abstractNumId w:val="33"/>
+    <w:abstractNumId w:val="35"/>
   </w:num>
   <w:num w:numId="46" w16cid:durableId="256408564">
     <w:abstractNumId w:val="1"/>
   </w:num>
   <w:num w:numId="47" w16cid:durableId="1873881206">
-    <w:abstractNumId w:val="58"/>
+    <w:abstractNumId w:val="60"/>
   </w:num>
   <w:num w:numId="48" w16cid:durableId="919874176">
-    <w:abstractNumId w:val="12"/>
+    <w:abstractNumId w:val="13"/>
   </w:num>
   <w:num w:numId="49" w16cid:durableId="1990014450">
-    <w:abstractNumId w:val="30"/>
+    <w:abstractNumId w:val="32"/>
   </w:num>
   <w:num w:numId="50" w16cid:durableId="1184126169">
-    <w:abstractNumId w:val="38"/>
+    <w:abstractNumId w:val="40"/>
   </w:num>
   <w:num w:numId="51" w16cid:durableId="439374462">
     <w:abstractNumId w:val="0"/>
   </w:num>
   <w:num w:numId="52" w16cid:durableId="83649529">
-    <w:abstractNumId w:val="17"/>
+    <w:abstractNumId w:val="18"/>
   </w:num>
   <w:num w:numId="53" w16cid:durableId="178129063">
+    <w:abstractNumId w:val="12"/>
+  </w:num>
+  <w:num w:numId="54" w16cid:durableId="761217216">
+    <w:abstractNumId w:val="33"/>
+  </w:num>
+  <w:num w:numId="55" w16cid:durableId="84886014">
+    <w:abstractNumId w:val="64"/>
+  </w:num>
+  <w:num w:numId="56" w16cid:durableId="17388219">
+    <w:abstractNumId w:val="6"/>
+  </w:num>
+  <w:num w:numId="57" w16cid:durableId="1392004079">
+    <w:abstractNumId w:val="36"/>
+  </w:num>
+  <w:num w:numId="58" w16cid:durableId="1709182969">
+    <w:abstractNumId w:val="58"/>
+  </w:num>
+  <w:num w:numId="59" w16cid:durableId="117720726">
+    <w:abstractNumId w:val="15"/>
+  </w:num>
+  <w:num w:numId="60" w16cid:durableId="304355943">
+    <w:abstractNumId w:val="7"/>
+  </w:num>
+  <w:num w:numId="61" w16cid:durableId="1453017244">
+    <w:abstractNumId w:val="52"/>
+  </w:num>
+  <w:num w:numId="62" w16cid:durableId="1502308998">
+    <w:abstractNumId w:val="55"/>
+  </w:num>
+  <w:num w:numId="63" w16cid:durableId="739137922">
     <w:abstractNumId w:val="11"/>
   </w:num>
-  <w:num w:numId="54" w16cid:durableId="761217216">
-    <w:abstractNumId w:val="31"/>
-  </w:num>
-  <w:num w:numId="55" w16cid:durableId="84886014">
-    <w:abstractNumId w:val="62"/>
-  </w:num>
-  <w:num w:numId="56" w16cid:durableId="17388219">
+  <w:num w:numId="64" w16cid:durableId="300690658">
     <w:abstractNumId w:val="5"/>
   </w:num>
-  <w:num w:numId="57" w16cid:durableId="1392004079">
-    <w:abstractNumId w:val="34"/>
+  <w:num w:numId="65" w16cid:durableId="1129977147">
+    <w:abstractNumId w:val="19"/>
   </w:num>
-  <w:num w:numId="58" w16cid:durableId="1709182969">
-    <w:abstractNumId w:val="56"/>
+  <w:num w:numId="66" w16cid:durableId="674460106">
+    <w:abstractNumId w:val="21"/>
   </w:num>
-  <w:num w:numId="59" w16cid:durableId="117720726">
-    <w:abstractNumId w:val="14"/>
-  </w:num>
-  <w:num w:numId="60" w16cid:durableId="304355943">
-    <w:abstractNumId w:val="6"/>
-  </w:num>
-  <w:num w:numId="61" w16cid:durableId="1453017244">
-    <w:abstractNumId w:val="50"/>
-  </w:num>
-  <w:num w:numId="62" w16cid:durableId="1502308998">
-    <w:abstractNumId w:val="53"/>
-  </w:num>
-  <w:num w:numId="63" w16cid:durableId="739137922">
-    <w:abstractNumId w:val="10"/>
-  </w:num>
-  <w:num w:numId="64" w16cid:durableId="300690658">
-    <w:abstractNumId w:val="4"/>
-  </w:num>
-  <w:num w:numId="65" w16cid:durableId="1129977147">
-    <w:abstractNumId w:val="18"/>
+  <w:num w:numId="67" w16cid:durableId="1127552414">
+    <w:abstractNumId w:val="3"/>
   </w:num>
 </w:numbering>
 </file>

--- a/Graduate Work/Преддипломная практика/Отчет по преддипломной практике Речук Дмитрий Максимович 606-22.docx
+++ b/Graduate Work/Преддипломная практика/Отчет по преддипломной практике Речук Дмитрий Максимович 606-22.docx
@@ -818,7 +818,7 @@
                 <w:szCs w:val="28"/>
                 <w:lang w:eastAsia="ru-RU"/>
               </w:rPr>
-              <w:t>М.П. (подпись) (инициалы и фамилия)</w:t>
+              <w:t>(подпись) (инициалы и фамилия)</w:t>
             </w:r>
           </w:p>
           <w:p>
@@ -1259,7 +1259,7 @@
           <w:bCs/>
           <w:sz w:val="28"/>
           <w:szCs w:val="28"/>
-          <w:lang w:val="en-US" w:eastAsia="ru-RU"/>
+          <w:lang w:eastAsia="ru-RU"/>
         </w:rPr>
       </w:pPr>
       <w:r>
@@ -2466,9 +2466,6 @@
           <w:r>
             <w:rPr>
               <w:rStyle w:val="ad"/>
-              <w:rFonts w:ascii="Times New Roman" w:hAnsi="Times New Roman" w:cs="Times New Roman"/>
-              <w:sz w:val="24"/>
-              <w:szCs w:val="24"/>
             </w:rPr>
             <w:fldChar w:fldCharType="separate"/>
           </w:r>
@@ -6722,7 +6719,7 @@
           <w:noProof/>
         </w:rPr>
         <w:drawing>
-          <wp:inline distT="0" distB="0" distL="0" distR="0" wp14:anchorId="1DA710E8" wp14:editId="10F5DA13">
+          <wp:inline distT="0" distB="0" distL="0" distR="0" wp14:anchorId="1DA710E8" wp14:editId="0E6CBAD7">
             <wp:extent cx="9261231" cy="3249356"/>
             <wp:effectExtent l="0" t="0" r="0" b="0"/>
             <wp:docPr id="1" name="Рисунок 3"/>
@@ -17315,7 +17312,39 @@
           <w:sz w:val="28"/>
           <w:szCs w:val="28"/>
         </w:rPr>
-        <w:t xml:space="preserve">4. TensorFlow [Электронный ресурс] : офиц. сайт. – URL: TensorFlow (дата обращения: 21.04.2026). </w:t>
+        <w:t xml:space="preserve">4. TensorFlow [Электронный ресурс] : офиц. сайт. – URL: TensorFlow (дата обращения: </w:t>
+      </w:r>
+      <w:r>
+        <w:rPr>
+          <w:rFonts w:ascii="Times New Roman" w:hAnsi="Times New Roman" w:cs="Times New Roman"/>
+          <w:sz w:val="28"/>
+          <w:szCs w:val="28"/>
+        </w:rPr>
+        <w:t>07</w:t>
+      </w:r>
+      <w:r>
+        <w:rPr>
+          <w:rFonts w:ascii="Times New Roman" w:hAnsi="Times New Roman" w:cs="Times New Roman"/>
+          <w:sz w:val="28"/>
+          <w:szCs w:val="28"/>
+        </w:rPr>
+        <w:t>.0</w:t>
+      </w:r>
+      <w:r>
+        <w:rPr>
+          <w:rFonts w:ascii="Times New Roman" w:hAnsi="Times New Roman" w:cs="Times New Roman"/>
+          <w:sz w:val="28"/>
+          <w:szCs w:val="28"/>
+        </w:rPr>
+        <w:t>5</w:t>
+      </w:r>
+      <w:r>
+        <w:rPr>
+          <w:rFonts w:ascii="Times New Roman" w:hAnsi="Times New Roman" w:cs="Times New Roman"/>
+          <w:sz w:val="28"/>
+          <w:szCs w:val="28"/>
+        </w:rPr>
+        <w:t xml:space="preserve">.2026). </w:t>
       </w:r>
     </w:p>
     <w:p>
@@ -17335,7 +17364,39 @@
           <w:sz w:val="28"/>
           <w:szCs w:val="28"/>
         </w:rPr>
-        <w:t xml:space="preserve">5. OpenCV [Электронный ресурс] : офиц. сайт. – URL: OpenCV (дата обращения: 21.04.2026). </w:t>
+        <w:t xml:space="preserve">5. OpenCV [Электронный ресурс] : офиц. сайт. – URL: OpenCV (дата обращения: </w:t>
+      </w:r>
+      <w:r>
+        <w:rPr>
+          <w:rFonts w:ascii="Times New Roman" w:hAnsi="Times New Roman" w:cs="Times New Roman"/>
+          <w:sz w:val="28"/>
+          <w:szCs w:val="28"/>
+        </w:rPr>
+        <w:t>07</w:t>
+      </w:r>
+      <w:r>
+        <w:rPr>
+          <w:rFonts w:ascii="Times New Roman" w:hAnsi="Times New Roman" w:cs="Times New Roman"/>
+          <w:sz w:val="28"/>
+          <w:szCs w:val="28"/>
+        </w:rPr>
+        <w:t>.0</w:t>
+      </w:r>
+      <w:r>
+        <w:rPr>
+          <w:rFonts w:ascii="Times New Roman" w:hAnsi="Times New Roman" w:cs="Times New Roman"/>
+          <w:sz w:val="28"/>
+          <w:szCs w:val="28"/>
+        </w:rPr>
+        <w:t>5</w:t>
+      </w:r>
+      <w:r>
+        <w:rPr>
+          <w:rFonts w:ascii="Times New Roman" w:hAnsi="Times New Roman" w:cs="Times New Roman"/>
+          <w:sz w:val="28"/>
+          <w:szCs w:val="28"/>
+        </w:rPr>
+        <w:t xml:space="preserve">.2026). </w:t>
       </w:r>
     </w:p>
     <w:p>
@@ -17355,7 +17416,39 @@
           <w:sz w:val="28"/>
           <w:szCs w:val="28"/>
         </w:rPr>
-        <w:t xml:space="preserve">6. PostgreSQL [Электронный ресурс] : офиц. сайт. – URL: PostgreSQL (дата обращения: 21.04.2026). </w:t>
+        <w:t xml:space="preserve">6. PostgreSQL [Электронный ресурс] : офиц. сайт. – URL: PostgreSQL (дата обращения: </w:t>
+      </w:r>
+      <w:r>
+        <w:rPr>
+          <w:rFonts w:ascii="Times New Roman" w:hAnsi="Times New Roman" w:cs="Times New Roman"/>
+          <w:sz w:val="28"/>
+          <w:szCs w:val="28"/>
+        </w:rPr>
+        <w:t>07</w:t>
+      </w:r>
+      <w:r>
+        <w:rPr>
+          <w:rFonts w:ascii="Times New Roman" w:hAnsi="Times New Roman" w:cs="Times New Roman"/>
+          <w:sz w:val="28"/>
+          <w:szCs w:val="28"/>
+        </w:rPr>
+        <w:t>.0</w:t>
+      </w:r>
+      <w:r>
+        <w:rPr>
+          <w:rFonts w:ascii="Times New Roman" w:hAnsi="Times New Roman" w:cs="Times New Roman"/>
+          <w:sz w:val="28"/>
+          <w:szCs w:val="28"/>
+        </w:rPr>
+        <w:t>5</w:t>
+      </w:r>
+      <w:r>
+        <w:rPr>
+          <w:rFonts w:ascii="Times New Roman" w:hAnsi="Times New Roman" w:cs="Times New Roman"/>
+          <w:sz w:val="28"/>
+          <w:szCs w:val="28"/>
+        </w:rPr>
+        <w:t xml:space="preserve">.2026). </w:t>
       </w:r>
     </w:p>
     <w:p>
@@ -17375,7 +17468,39 @@
           <w:sz w:val="28"/>
           <w:szCs w:val="28"/>
         </w:rPr>
-        <w:t xml:space="preserve">7. YOLO: Real-Time Object Detection [Электронный ресурс] : офиц. сайт. – URL: YOLO (дата обращения: 21.04.2026). </w:t>
+        <w:t xml:space="preserve">7. YOLO: Real-Time Object Detection [Электронный ресурс] : офиц. сайт. – URL: YOLO (дата обращения: </w:t>
+      </w:r>
+      <w:r>
+        <w:rPr>
+          <w:rFonts w:ascii="Times New Roman" w:hAnsi="Times New Roman" w:cs="Times New Roman"/>
+          <w:sz w:val="28"/>
+          <w:szCs w:val="28"/>
+        </w:rPr>
+        <w:t>07</w:t>
+      </w:r>
+      <w:r>
+        <w:rPr>
+          <w:rFonts w:ascii="Times New Roman" w:hAnsi="Times New Roman" w:cs="Times New Roman"/>
+          <w:sz w:val="28"/>
+          <w:szCs w:val="28"/>
+        </w:rPr>
+        <w:t>.0</w:t>
+      </w:r>
+      <w:r>
+        <w:rPr>
+          <w:rFonts w:ascii="Times New Roman" w:hAnsi="Times New Roman" w:cs="Times New Roman"/>
+          <w:sz w:val="28"/>
+          <w:szCs w:val="28"/>
+        </w:rPr>
+        <w:t>5</w:t>
+      </w:r>
+      <w:r>
+        <w:rPr>
+          <w:rFonts w:ascii="Times New Roman" w:hAnsi="Times New Roman" w:cs="Times New Roman"/>
+          <w:sz w:val="28"/>
+          <w:szCs w:val="28"/>
+        </w:rPr>
+        <w:t xml:space="preserve">.2026). </w:t>
       </w:r>
     </w:p>
     <w:p>
@@ -17395,7 +17520,39 @@
           <w:sz w:val="28"/>
           <w:szCs w:val="28"/>
         </w:rPr>
-        <w:t xml:space="preserve">8. PyTorch [Электронный ресурс] : офиц. сайт. – URL: PyTorch (дата обращения: 21.04.2026). </w:t>
+        <w:t xml:space="preserve">8. PyTorch [Электронный ресурс] : офиц. сайт. – URL: PyTorch (дата обращения: </w:t>
+      </w:r>
+      <w:r>
+        <w:rPr>
+          <w:rFonts w:ascii="Times New Roman" w:hAnsi="Times New Roman" w:cs="Times New Roman"/>
+          <w:sz w:val="28"/>
+          <w:szCs w:val="28"/>
+        </w:rPr>
+        <w:t>07</w:t>
+      </w:r>
+      <w:r>
+        <w:rPr>
+          <w:rFonts w:ascii="Times New Roman" w:hAnsi="Times New Roman" w:cs="Times New Roman"/>
+          <w:sz w:val="28"/>
+          <w:szCs w:val="28"/>
+        </w:rPr>
+        <w:t>.0</w:t>
+      </w:r>
+      <w:r>
+        <w:rPr>
+          <w:rFonts w:ascii="Times New Roman" w:hAnsi="Times New Roman" w:cs="Times New Roman"/>
+          <w:sz w:val="28"/>
+          <w:szCs w:val="28"/>
+        </w:rPr>
+        <w:t>5</w:t>
+      </w:r>
+      <w:r>
+        <w:rPr>
+          <w:rFonts w:ascii="Times New Roman" w:hAnsi="Times New Roman" w:cs="Times New Roman"/>
+          <w:sz w:val="28"/>
+          <w:szCs w:val="28"/>
+        </w:rPr>
+        <w:t xml:space="preserve">.2026). </w:t>
       </w:r>
     </w:p>
     <w:p>
@@ -17459,7 +17616,57 @@
           <w:sz w:val="28"/>
           <w:szCs w:val="28"/>
         </w:rPr>
-        <w:t xml:space="preserve">11. Unity [Электронный ресурс] : офиц. сайт. – URL: Unity (дата обращения: 21.04.2026). </w:t>
+        <w:t xml:space="preserve">11. Unity [Электронный ресурс] : офиц. сайт. – URL: </w:t>
+      </w:r>
+      <w:proofErr w:type="spellStart"/>
+      <w:r>
+        <w:rPr>
+          <w:rFonts w:ascii="Times New Roman" w:hAnsi="Times New Roman" w:cs="Times New Roman"/>
+          <w:sz w:val="28"/>
+          <w:szCs w:val="28"/>
+        </w:rPr>
+        <w:t>Unity</w:t>
+      </w:r>
+      <w:proofErr w:type="spellEnd"/>
+      <w:r>
+        <w:rPr>
+          <w:rFonts w:ascii="Times New Roman" w:hAnsi="Times New Roman" w:cs="Times New Roman"/>
+          <w:sz w:val="28"/>
+          <w:szCs w:val="28"/>
+        </w:rPr>
+        <w:t xml:space="preserve"> (дата обращения: </w:t>
+      </w:r>
+      <w:r>
+        <w:rPr>
+          <w:rFonts w:ascii="Times New Roman" w:hAnsi="Times New Roman" w:cs="Times New Roman"/>
+          <w:sz w:val="28"/>
+          <w:szCs w:val="28"/>
+        </w:rPr>
+        <w:t>07</w:t>
+      </w:r>
+      <w:r>
+        <w:rPr>
+          <w:rFonts w:ascii="Times New Roman" w:hAnsi="Times New Roman" w:cs="Times New Roman"/>
+          <w:sz w:val="28"/>
+          <w:szCs w:val="28"/>
+        </w:rPr>
+        <w:t>.0</w:t>
+      </w:r>
+      <w:r>
+        <w:rPr>
+          <w:rFonts w:ascii="Times New Roman" w:hAnsi="Times New Roman" w:cs="Times New Roman"/>
+          <w:sz w:val="28"/>
+          <w:szCs w:val="28"/>
+        </w:rPr>
+        <w:t>5</w:t>
+      </w:r>
+      <w:r>
+        <w:rPr>
+          <w:rFonts w:ascii="Times New Roman" w:hAnsi="Times New Roman" w:cs="Times New Roman"/>
+          <w:sz w:val="28"/>
+          <w:szCs w:val="28"/>
+        </w:rPr>
+        <w:t xml:space="preserve">.2026). </w:t>
       </w:r>
     </w:p>
     <w:p>
@@ -17479,7 +17686,39 @@
           <w:sz w:val="28"/>
           <w:szCs w:val="28"/>
         </w:rPr>
-        <w:t xml:space="preserve">12. Visual Studio 2022 [Электронный ресурс] : офиц. сайт. – URL: Visual Studio 2022 (дата обращения: 21.04.2026). </w:t>
+        <w:t xml:space="preserve">12. Visual Studio 2022 [Электронный ресурс] : офиц. сайт. – URL: Visual Studio 2022 (дата обращения: </w:t>
+      </w:r>
+      <w:r>
+        <w:rPr>
+          <w:rFonts w:ascii="Times New Roman" w:hAnsi="Times New Roman" w:cs="Times New Roman"/>
+          <w:sz w:val="28"/>
+          <w:szCs w:val="28"/>
+        </w:rPr>
+        <w:t>07</w:t>
+      </w:r>
+      <w:r>
+        <w:rPr>
+          <w:rFonts w:ascii="Times New Roman" w:hAnsi="Times New Roman" w:cs="Times New Roman"/>
+          <w:sz w:val="28"/>
+          <w:szCs w:val="28"/>
+        </w:rPr>
+        <w:t>.0</w:t>
+      </w:r>
+      <w:r>
+        <w:rPr>
+          <w:rFonts w:ascii="Times New Roman" w:hAnsi="Times New Roman" w:cs="Times New Roman"/>
+          <w:sz w:val="28"/>
+          <w:szCs w:val="28"/>
+        </w:rPr>
+        <w:t>5</w:t>
+      </w:r>
+      <w:r>
+        <w:rPr>
+          <w:rFonts w:ascii="Times New Roman" w:hAnsi="Times New Roman" w:cs="Times New Roman"/>
+          <w:sz w:val="28"/>
+          <w:szCs w:val="28"/>
+        </w:rPr>
+        <w:t xml:space="preserve">.2026). </w:t>
       </w:r>
     </w:p>
     <w:p>
@@ -17499,7 +17738,57 @@
           <w:sz w:val="28"/>
           <w:szCs w:val="28"/>
         </w:rPr>
-        <w:t xml:space="preserve">13. NumPy [Электронный ресурс] : офиц. сайт. – URL: NumPy (дата обращения: 21.04.2026). </w:t>
+        <w:t xml:space="preserve">13. NumPy [Электронный ресурс] : офиц. сайт. – URL: </w:t>
+      </w:r>
+      <w:proofErr w:type="spellStart"/>
+      <w:r>
+        <w:rPr>
+          <w:rFonts w:ascii="Times New Roman" w:hAnsi="Times New Roman" w:cs="Times New Roman"/>
+          <w:sz w:val="28"/>
+          <w:szCs w:val="28"/>
+        </w:rPr>
+        <w:t>NumPy</w:t>
+      </w:r>
+      <w:proofErr w:type="spellEnd"/>
+      <w:r>
+        <w:rPr>
+          <w:rFonts w:ascii="Times New Roman" w:hAnsi="Times New Roman" w:cs="Times New Roman"/>
+          <w:sz w:val="28"/>
+          <w:szCs w:val="28"/>
+        </w:rPr>
+        <w:t xml:space="preserve"> (дата обращения: </w:t>
+      </w:r>
+      <w:r>
+        <w:rPr>
+          <w:rFonts w:ascii="Times New Roman" w:hAnsi="Times New Roman" w:cs="Times New Roman"/>
+          <w:sz w:val="28"/>
+          <w:szCs w:val="28"/>
+        </w:rPr>
+        <w:t>07</w:t>
+      </w:r>
+      <w:r>
+        <w:rPr>
+          <w:rFonts w:ascii="Times New Roman" w:hAnsi="Times New Roman" w:cs="Times New Roman"/>
+          <w:sz w:val="28"/>
+          <w:szCs w:val="28"/>
+        </w:rPr>
+        <w:t>.0</w:t>
+      </w:r>
+      <w:r>
+        <w:rPr>
+          <w:rFonts w:ascii="Times New Roman" w:hAnsi="Times New Roman" w:cs="Times New Roman"/>
+          <w:sz w:val="28"/>
+          <w:szCs w:val="28"/>
+        </w:rPr>
+        <w:t>5</w:t>
+      </w:r>
+      <w:r>
+        <w:rPr>
+          <w:rFonts w:ascii="Times New Roman" w:hAnsi="Times New Roman" w:cs="Times New Roman"/>
+          <w:sz w:val="28"/>
+          <w:szCs w:val="28"/>
+        </w:rPr>
+        <w:t xml:space="preserve">.2026). </w:t>
       </w:r>
     </w:p>
     <w:p>
@@ -17519,30 +17808,57 @@
           <w:sz w:val="28"/>
           <w:szCs w:val="28"/>
         </w:rPr>
-        <w:t xml:space="preserve">14. pandas [Электронный ресурс] : офиц. сайт. – URL: pandas (дата обращения: 21.04.2026). </w:t>
-      </w:r>
-    </w:p>
-    <w:p>
-      <w:pPr>
-        <w:spacing w:after="0" w:line="360" w:lineRule="auto"/>
-        <w:ind w:firstLine="709"/>
-        <w:jc w:val="both"/>
-        <w:rPr>
-          <w:rFonts w:ascii="Times New Roman" w:hAnsi="Times New Roman" w:cs="Times New Roman"/>
-          <w:sz w:val="28"/>
-          <w:szCs w:val="28"/>
-          <w:lang w:val="en-US"/>
-        </w:rPr>
-      </w:pPr>
-      <w:r>
-        <w:rPr>
-          <w:rFonts w:ascii="Times New Roman" w:hAnsi="Times New Roman" w:cs="Times New Roman"/>
-          <w:sz w:val="28"/>
-          <w:szCs w:val="28"/>
-          <w:lang w:val="en-US"/>
-        </w:rPr>
-        <w:lastRenderedPageBreak/>
-        <w:t>15. Redmon, J. You Only Look Once: Unified, Real-Time Object Detection / J. Redmon, S. Divvala, R. Girshick, A. Farhadi // Proceedings of the IEEE Conference on Computer Vision and Pattern Recognition. – 2016. – P. 779–788.</w:t>
+        <w:t xml:space="preserve">14. pandas [Электронный ресурс] : офиц. сайт. – URL: </w:t>
+      </w:r>
+      <w:proofErr w:type="spellStart"/>
+      <w:r>
+        <w:rPr>
+          <w:rFonts w:ascii="Times New Roman" w:hAnsi="Times New Roman" w:cs="Times New Roman"/>
+          <w:sz w:val="28"/>
+          <w:szCs w:val="28"/>
+        </w:rPr>
+        <w:t>pandas</w:t>
+      </w:r>
+      <w:proofErr w:type="spellEnd"/>
+      <w:r>
+        <w:rPr>
+          <w:rFonts w:ascii="Times New Roman" w:hAnsi="Times New Roman" w:cs="Times New Roman"/>
+          <w:sz w:val="28"/>
+          <w:szCs w:val="28"/>
+        </w:rPr>
+        <w:t xml:space="preserve"> (дата обращения: </w:t>
+      </w:r>
+      <w:r>
+        <w:rPr>
+          <w:rFonts w:ascii="Times New Roman" w:hAnsi="Times New Roman" w:cs="Times New Roman"/>
+          <w:sz w:val="28"/>
+          <w:szCs w:val="28"/>
+        </w:rPr>
+        <w:t>07</w:t>
+      </w:r>
+      <w:r>
+        <w:rPr>
+          <w:rFonts w:ascii="Times New Roman" w:hAnsi="Times New Roman" w:cs="Times New Roman"/>
+          <w:sz w:val="28"/>
+          <w:szCs w:val="28"/>
+        </w:rPr>
+        <w:t>.0</w:t>
+      </w:r>
+      <w:r>
+        <w:rPr>
+          <w:rFonts w:ascii="Times New Roman" w:hAnsi="Times New Roman" w:cs="Times New Roman"/>
+          <w:sz w:val="28"/>
+          <w:szCs w:val="28"/>
+        </w:rPr>
+        <w:t>5</w:t>
+      </w:r>
+      <w:r>
+        <w:rPr>
+          <w:rFonts w:ascii="Times New Roman" w:hAnsi="Times New Roman" w:cs="Times New Roman"/>
+          <w:sz w:val="28"/>
+          <w:szCs w:val="28"/>
+        </w:rPr>
+        <w:t>.2026).</w:t>
       </w:r>
     </w:p>
     <w:sectPr>
@@ -26797,6 +27113,7 @@
   <w:style w:type="character" w:default="1" w:styleId="a0">
     <w:name w:val="Default Paragraph Font"/>
     <w:uiPriority w:val="1"/>
+    <w:semiHidden/>
     <w:unhideWhenUsed/>
   </w:style>
   <w:style w:type="table" w:default="1" w:styleId="a1">
